--- a/src/document-templates/land-contract-package/LandContract Template .docx
+++ b/src/document-templates/land-contract-package/LandContract Template .docx
@@ -1,6 +1,6004 @@
 
-<file path=word/document.xml><?xml version="1.0" encoding="UTF-8" standalone="yes"?>-<w:document xmlns:mc="http://schemas.openxmlformats.org/markup-compatibility/2006" xmlns:o="urn:schemas-microsoft-com:office:office" xmlns:r="http://schemas.openxmlformats.org/officeDocument/2006/relationships" xmlns:m="http://schemas.openxmlformats.org/officeDocument/2006/math" xmlns:v="urn:schemas-microsoft-com:vml" xmlns:wp="http://schemas.openxmlformats.org/drawingml/2006/wordprocessingDrawing" xmlns:w10="urn:schemas-microsoft-com:office:word" xmlns:w="http://schemas.openxmlformats.org/wordprocessingml/2006/main" xmlns:wne="http://schemas.microsoft.com/office/word/2006/wordml" xmlns:sl="http://schemas.openxmlformats.org/schemaLibrary/2006/main" xmlns:a="http://schemas.openxmlformats.org/drawingml/2006/main" xmlns:pic="http://schemas.openxmlformats.org/drawingml/2006/picture" xmlns:c="http://schemas.openxmlformats.org/drawingml/2006/chart" xmlns:lc="http://schemas.openxmlformats.org/drawingml/2006/lockedCanvas" xmlns:dgm="http://schemas.openxmlformats.org/drawingml/2006/diagram" xmlns:wps="http://schemas.microsoft.com/office/word/2010/wordprocessingShape" xmlns:wpg="http://schemas.microsoft.com/office/word/2010/wordprocessingGroup" xmlns:w14="http://schemas.microsoft.com/office/word/2010/wordml" xmlns:w15="http://schemas.microsoft.com/office/word/2012/wordml" xmlns:w16="http://schemas.microsoft.com/office/word/2018/wordml" xmlns:w16cex="http://schemas.microsoft.com/office/word/2018/wordml/cex" xmlns:w16cid="http://schemas.microsoft.com/office/word/2016/wordml/cid" xmlns="http://schemas.microsoft.com/office/tasks/2019/documenttasks" xmlns:cr="http://schemas.microsoft.com/office/comments/2020/reactions"><w:body><w:p><w:pPr><w:widowControl w:val="1"/><w:ind w:left="0" w:hanging="2"/><w:jc w:val="center"/><w:rPr/></w:pPr><w:r><w:rPr><w:b w:val="1"/><w:rtl w:val="0"/></w:rPr><w:t xml:space="preserve">LAND CONTRACT</w:t></w:r><w:r><w:rPr><w:rtl w:val="0"/></w:rPr></w:r></w:p><w:p><w:pPr><w:widowControl w:val="1"/><w:ind w:left="0" w:hanging="2"/><w:jc w:val="center"/><w:rPr/></w:pPr><w:r><w:rPr><w:rtl w:val="0"/></w:rPr></w:r></w:p><w:p><w:pPr><w:widowControl w:val="1"/><w:ind w:left="0" w:hanging="2"/><w:jc w:val="both"/><w:rPr/></w:pPr><w:r><w:rPr/></w:pPr><w:r><w:rPr/></w:pPr><w:r><w:rPr><w:rtl w:val="0"/></w:rPr><w:t xml:space="preserve">This Contract (the Contract) is made effective as of {closing_date} between {seller_name}, a Michigan Limited Liability Company whose address is {seller_address} (“Seller”), {lender_name}, a Michigan Limited Liability Company whose address is {lender_address} (“Lender”) and {buyer_name}, whose address is {buyer_address} (“Buyer”) on the following terms and conditions:</w:t></w:r></w:p><w:p><w:pPr><w:widowControl w:val="1"/><w:ind w:left="0" w:hanging="2"/><w:jc w:val="both"/><w:rPr/></w:pPr><w:r><w:rPr><w:rtl w:val="0"/></w:rPr></w:r></w:p><w:p><w:pPr><w:widowControl w:val="1"/><w:tabs><w:tab w:val="left" w:leader="none" w:pos="360"/><w:tab w:val="left" w:leader="none" w:pos="720"/><w:tab w:val="left" w:leader="none" w:pos="1440"/><w:tab w:val="left" w:leader="none" w:pos="2160"/><w:tab w:val="left" w:leader="none" w:pos="2880"/><w:tab w:val="left" w:leader="none" w:pos="3600"/><w:tab w:val="left" w:leader="none" w:pos="4320"/><w:tab w:val="left" w:leader="none" w:pos="5040"/><w:tab w:val="left" w:leader="none" w:pos="5760"/><w:tab w:val="left" w:leader="none" w:pos="6480"/><w:tab w:val="left" w:leader="none" w:pos="7200"/><w:tab w:val="left" w:leader="none" w:pos="7920"/><w:tab w:val="left" w:leader="none" w:pos="8640"/></w:tabs><w:ind w:left="0" w:hanging="2"/><w:jc w:val="both"/><w:rPr/></w:pPr><w:r><w:rPr><w:rtl w:val="0"/></w:rPr><w:t xml:space="preserve">1. Seller agrees</w:t></w:r></w:p><w:p><w:pPr><w:widowControl w:val="1"/><w:tabs><w:tab w:val="left" w:leader="none" w:pos="360"/><w:tab w:val="left" w:leader="none" w:pos="720"/><w:tab w:val="left" w:leader="none" w:pos="1440"/><w:tab w:val="left" w:leader="none" w:pos="2160"/><w:tab w:val="left" w:leader="none" w:pos="2880"/><w:tab w:val="left" w:leader="none" w:pos="3600"/><w:tab w:val="left" w:leader="none" w:pos="4320"/><w:tab w:val="left" w:leader="none" w:pos="5040"/><w:tab w:val="left" w:leader="none" w:pos="5760"/><w:tab w:val="left" w:leader="none" w:pos="6480"/><w:tab w:val="left" w:leader="none" w:pos="7200"/><w:tab w:val="left" w:leader="none" w:pos="7920"/><w:tab w:val="left" w:leader="none" w:pos="8640"/></w:tabs><w:ind w:left="0" w:hanging="2"/><w:jc w:val="both"/><w:rPr/></w:pPr><w:r><w:rPr><w:rtl w:val="0"/></w:rPr></w:r></w:p><w:p><w:pPr><w:widowControl w:val="1"/><w:ind w:left="0" w:hanging="2"/><w:jc w:val="both"/><w:rPr><w:color w:val="000000"/></w:rPr></w:pPr><w:r><w:rPr><w:color w:val="000000"/></w:rPr><w:t xml:space="preserve">a. Seller agrees to sell to Buyer land in the {municipality_type} of {municipality_name}, {property_county} County, Michigan, legally described as</w:t></w:r></w:p><w:p><w:pPr><w:widowControl w:val="1"/><w:shd w:fill="ffffff" w:val="clear"/><w:ind w:left="0" w:hanging="2"/><w:jc w:val="both"/><w:rPr><w:color w:val="000000"/></w:rPr></w:pPr><w:r><w:rPr><w:color w:val="000000"/><w:rtl w:val="0"/></w:rPr><w:t xml:space="preserve"> </w:t></w:r></w:p><w:p><w:pPr><w:widowControl w:val="1"/><w:ind w:left="0" w:hanging="2"/><w:jc w:val="both"/><w:rPr><w:smallCaps w:val="1"/><w:highlight w:val="yellow"/></w:rPr></w:pPr><w:r><w:rPr><w:smallCaps w:val="1"/><w:highlight w:val="yellow"/></w:rPr><w:t xml:space="preserve">{legal_description}</w:t></w:r></w:p><w:p><w:pPr><w:widowControl w:val="1"/><w:ind w:left="0" w:hanging="2"/><w:jc w:val="both"/><w:rPr><w:highlight w:val="white"/></w:rPr></w:pPr><w:r><w:rPr><w:rtl w:val="0"/></w:rPr></w:r></w:p><w:p><w:pPr><w:widowControl w:val="1"/><w:ind w:left="0" w:hanging="2"/><w:jc w:val="both"/><w:rPr/></w:pPr><w:r><w:rPr/></w:pPr><w:r><w:rPr><w:rtl w:val="0"/></w:rPr><w:t xml:space="preserve">COMMONLY KNOWN AS: {property_address}</w:t></w:r></w:p><w:p><w:pPr><w:widowControl w:val="1"/><w:ind w:left="0" w:hanging="2"/><w:jc w:val="both"/><w:rPr/></w:pPr><w:r><w:rPr><w:rtl w:val="0"/></w:rPr></w:r></w:p><w:p><w:pPr><w:widowControl w:val="1"/><w:ind w:left="0" w:hanging="2"/><w:jc w:val="both"/><w:rPr/></w:pPr><w:r><w:rPr/></w:pPr><w:r><w:rPr><w:rtl w:val="0"/></w:rPr><w:t xml:space="preserve">Tax ID: {parcel_id}  </w:t></w:r></w:p><w:p><w:pPr><w:widowControl w:val="1"/><w:tabs><w:tab w:val="left" w:leader="none" w:pos="360"/><w:tab w:val="left" w:leader="none" w:pos="720"/><w:tab w:val="left" w:leader="none" w:pos="1440"/><w:tab w:val="left" w:leader="none" w:pos="2160"/><w:tab w:val="left" w:leader="none" w:pos="2880"/><w:tab w:val="left" w:leader="none" w:pos="3600"/><w:tab w:val="left" w:leader="none" w:pos="4320"/><w:tab w:val="left" w:leader="none" w:pos="5040"/><w:tab w:val="left" w:leader="none" w:pos="5760"/><w:tab w:val="left" w:leader="none" w:pos="6480"/><w:tab w:val="left" w:leader="none" w:pos="7200"/><w:tab w:val="left" w:leader="none" w:pos="7920"/><w:tab w:val="left" w:leader="none" w:pos="8640"/></w:tabs><w:ind w:left="0" w:hanging="2"/><w:jc w:val="both"/><w:rPr/></w:pPr><w:r><w:rPr><w:rtl w:val="0"/></w:rPr></w:r></w:p><w:p><w:pPr><w:widowControl w:val="1"/><w:tabs><w:tab w:val="left" w:leader="none" w:pos="1080"/><w:tab w:val="left" w:leader="none" w:pos="1440"/><w:tab w:val="left" w:leader="none" w:pos="2160"/><w:tab w:val="left" w:leader="none" w:pos="2880"/><w:tab w:val="left" w:leader="none" w:pos="3600"/><w:tab w:val="left" w:leader="none" w:pos="4320"/><w:tab w:val="left" w:leader="none" w:pos="5040"/><w:tab w:val="left" w:leader="none" w:pos="5760"/><w:tab w:val="left" w:leader="none" w:pos="6480"/><w:tab w:val="left" w:leader="none" w:pos="7200"/><w:tab w:val="left" w:leader="none" w:pos="7920"/><w:tab w:val="left" w:leader="none" w:pos="8640"/></w:tabs><w:ind w:left="0" w:hanging="2"/><w:jc w:val="both"/><w:rPr/></w:pPr><w:r><w:rPr><w:rtl w:val="0"/></w:rPr><w:tab/><w:t xml:space="preserve">(the Premises)</w:t></w:r></w:p><w:p><w:pPr><w:widowControl w:val="1"/><w:tabs><w:tab w:val="left" w:leader="none" w:pos="720"/><w:tab w:val="left" w:leader="none" w:pos="1440"/><w:tab w:val="left" w:leader="none" w:pos="2160"/><w:tab w:val="left" w:leader="none" w:pos="2880"/><w:tab w:val="left" w:leader="none" w:pos="3600"/><w:tab w:val="left" w:leader="none" w:pos="4320"/><w:tab w:val="left" w:leader="none" w:pos="5040"/><w:tab w:val="left" w:leader="none" w:pos="5760"/><w:tab w:val="left" w:leader="none" w:pos="6480"/><w:tab w:val="left" w:leader="none" w:pos="7200"/><w:tab w:val="left" w:leader="none" w:pos="7920"/><w:tab w:val="left" w:leader="none" w:pos="8640"/></w:tabs><w:ind w:left="0" w:hanging="2"/><w:jc w:val="both"/><w:rPr/></w:pPr><w:r><w:rPr><w:rtl w:val="0"/></w:rPr></w:r></w:p><w:p><w:pPr><w:widowControl w:val="1"/><w:tabs><w:tab w:val="left" w:leader="none" w:pos="720"/><w:tab w:val="left" w:leader="none" w:pos="1440"/><w:tab w:val="left" w:leader="none" w:pos="2160"/><w:tab w:val="left" w:leader="none" w:pos="2880"/><w:tab w:val="left" w:leader="none" w:pos="3600"/><w:tab w:val="left" w:leader="none" w:pos="4320"/><w:tab w:val="left" w:leader="none" w:pos="5040"/><w:tab w:val="left" w:leader="none" w:pos="5760"/><w:tab w:val="left" w:leader="none" w:pos="6480"/><w:tab w:val="left" w:leader="none" w:pos="7200"/><w:tab w:val="left" w:leader="none" w:pos="7920"/><w:tab w:val="left" w:leader="none" w:pos="8640"/></w:tabs><w:ind w:left="0" w:hanging="2"/><w:jc w:val="both"/><w:rPr/></w:pPr><w:r><w:rPr><w:rtl w:val="0"/></w:rPr><w:t xml:space="preserve">together with all tenements, hereditaments, improvements, and appurtenances, including all light fixtures, plumbing fixtures, shades, blinds, curtain rods, storm windows, storm doors, screens, or awnings now on the premises, subject to all applicable building and use restrictions and easements, if any, affecting the premises. </w:t></w:r></w:p><w:p><w:pPr><w:widowControl w:val="1"/><w:tabs><w:tab w:val="left" w:leader="none" w:pos="0"/><w:tab w:val="left" w:leader="none" w:pos="720"/><w:tab w:val="left" w:leader="none" w:pos="1440"/><w:tab w:val="left" w:leader="none" w:pos="2160"/><w:tab w:val="left" w:leader="none" w:pos="2880"/><w:tab w:val="left" w:leader="none" w:pos="3600"/><w:tab w:val="left" w:leader="none" w:pos="4320"/><w:tab w:val="left" w:leader="none" w:pos="5040"/><w:tab w:val="left" w:leader="none" w:pos="5760"/><w:tab w:val="left" w:leader="none" w:pos="6480"/><w:tab w:val="left" w:leader="none" w:pos="7200"/><w:tab w:val="left" w:leader="none" w:pos="7920"/><w:tab w:val="left" w:leader="none" w:pos="8640"/></w:tabs><w:ind w:left="0" w:hanging="2"/><w:jc w:val="both"/><w:rPr/></w:pPr><w:r><w:rPr><w:rtl w:val="0"/></w:rPr></w:r></w:p><w:p><w:pPr><w:widowControl w:val="1"/><w:tabs><w:tab w:val="left" w:leader="none" w:pos="720"/><w:tab w:val="left" w:leader="none" w:pos="1440"/><w:tab w:val="left" w:leader="none" w:pos="2160"/><w:tab w:val="left" w:leader="none" w:pos="2880"/><w:tab w:val="left" w:leader="none" w:pos="3600"/><w:tab w:val="left" w:leader="none" w:pos="4320"/><w:tab w:val="left" w:leader="none" w:pos="5040"/><w:tab w:val="left" w:leader="none" w:pos="5760"/><w:tab w:val="left" w:leader="none" w:pos="6480"/><w:tab w:val="left" w:leader="none" w:pos="7200"/><w:tab w:val="left" w:leader="none" w:pos="7920"/><w:tab w:val="left" w:leader="none" w:pos="8640"/></w:tabs><w:ind w:left="0" w:hanging="2"/><w:jc w:val="both"/><w:rPr/><w:sectPr><w:footerReference r:id="rId7" w:type="default"/><w:pgSz w:h="15840" w:w="12240" w:orient="portrait"/><w:pgMar w:bottom="1440" w:top="1560" w:left="1800" w:right="1800" w:header="3690" w:footer="1440"/><w:pgNumType w:start="1"/></w:sectPr></w:pPr><w:r><w:rPr/><w:sectPr><w:footerReference r:id="rId7" w:type="default"/><w:pgSz w:h="15840" w:w="12240" w:orient="portrait"/><w:pgMar w:bottom="1440" w:top="1560" w:left="1800" w:right="1800" w:header="3690" w:footer="1440"/><w:pgNumType w:start="1"/></w:sectPr></w:pPr><w:bookmarkStart w:colFirst="0" w:colLast="0" w:name="_heading=h.gjdgxs" w:id="0"/><w:bookmarkEnd w:id="0"/><w:r><w:rPr><w:rtl w:val="0"/></w:rPr><w:t xml:space="preserve">b. The consideration for the sale of the above-described premises to Buyer is {purchase_price_words} ({purchase_price}), of which {down_payment_words} ({down_payment}) have been paid to Seller, the receipt of which Seller acknowledges. The balance of {original_principal_words} ({original_principal}) is to be paid to Lender, with interest on any part of it at any time unpaid at the rate of {interest_rate_words} percent ({interest_rate}%) per year. This balance of purchase money and interest shall be paid in monthly installments of {monthly_pi_payment_words} ({monthly_pi_payment}) each, or more at Buyer’s option, on the first (1st) day of each month, beginning {first_payment_date}, and shall continue on the 1st day of every month thereafter until paid in full. Notwithstanding anything to the contrary above, Buyer shall pay the balance of all outstanding principal and interest no later than {balloon_date}.</w:t></w:r></w:p><w:p><w:pPr><w:widowControl w:val="1"/><w:tabs><w:tab w:val="left" w:leader="none" w:pos="720"/><w:tab w:val="left" w:leader="none" w:pos="1440"/><w:tab w:val="left" w:leader="none" w:pos="2160"/><w:tab w:val="left" w:leader="none" w:pos="2880"/><w:tab w:val="left" w:leader="none" w:pos="3600"/><w:tab w:val="left" w:leader="none" w:pos="4320"/><w:tab w:val="left" w:leader="none" w:pos="5040"/><w:tab w:val="left" w:leader="none" w:pos="5760"/><w:tab w:val="left" w:leader="none" w:pos="6480"/><w:tab w:val="left" w:leader="none" w:pos="7200"/><w:tab w:val="left" w:leader="none" w:pos="7920"/><w:tab w:val="left" w:leader="none" w:pos="8640"/></w:tabs><w:ind w:left="0" w:hanging="2"/><w:jc w:val="both"/><w:rPr/></w:pPr><w:r><w:rPr><w:rtl w:val="0"/></w:rPr></w:r></w:p><w:p><w:pPr><w:widowControl w:val="1"/><w:tabs><w:tab w:val="left" w:leader="none" w:pos="720"/><w:tab w:val="left" w:leader="none" w:pos="1440"/><w:tab w:val="left" w:leader="none" w:pos="2160"/><w:tab w:val="left" w:leader="none" w:pos="2880"/><w:tab w:val="left" w:leader="none" w:pos="3600"/><w:tab w:val="left" w:leader="none" w:pos="4320"/><w:tab w:val="left" w:leader="none" w:pos="5040"/><w:tab w:val="left" w:leader="none" w:pos="5760"/><w:tab w:val="left" w:leader="none" w:pos="6480"/><w:tab w:val="left" w:leader="none" w:pos="7200"/><w:tab w:val="left" w:leader="none" w:pos="7920"/><w:tab w:val="left" w:leader="none" w:pos="8640"/></w:tabs><w:ind w:left="0" w:hanging="2"/><w:jc w:val="both"/><w:rPr/></w:pPr><w:r><w:rPr><w:rtl w:val="0"/></w:rPr><w:t xml:space="preserve">c. On receiving payment in full of all sums owing under this Contract, and the surrender of the duplicate of this contract, Seller shall execute and deliver to Buyer or Buyer’s assigns a good and sufficient warranty deed conveying title to the land, subject to the specified restrictions and easements, free from all other encumbrances except those set forth in this Contract and those accrued or attached since the date of this Contract through the acts or omission of persons other than Seller or Seller’s assigns.</w:t></w:r></w:p><w:p><w:pPr><w:widowControl w:val="1"/><w:tabs><w:tab w:val="left" w:leader="none" w:pos="720"/><w:tab w:val="left" w:leader="none" w:pos="1440"/><w:tab w:val="left" w:leader="none" w:pos="2160"/><w:tab w:val="left" w:leader="none" w:pos="2880"/><w:tab w:val="left" w:leader="none" w:pos="3600"/><w:tab w:val="left" w:leader="none" w:pos="4320"/><w:tab w:val="left" w:leader="none" w:pos="5040"/><w:tab w:val="left" w:leader="none" w:pos="5760"/><w:tab w:val="left" w:leader="none" w:pos="6480"/><w:tab w:val="left" w:leader="none" w:pos="7200"/><w:tab w:val="left" w:leader="none" w:pos="7920"/><w:tab w:val="left" w:leader="none" w:pos="8640"/></w:tabs><w:ind w:left="0" w:hanging="2"/><w:jc w:val="both"/><w:rPr/></w:pPr><w:r><w:rPr><w:rtl w:val="0"/></w:rPr></w:r></w:p><w:p><w:pPr><w:widowControl w:val="1"/><w:tabs><w:tab w:val="left" w:leader="none" w:pos="360"/><w:tab w:val="left" w:leader="none" w:pos="720"/><w:tab w:val="left" w:leader="none" w:pos="1440"/><w:tab w:val="left" w:leader="none" w:pos="2160"/><w:tab w:val="left" w:leader="none" w:pos="2880"/><w:tab w:val="left" w:leader="none" w:pos="3600"/><w:tab w:val="left" w:leader="none" w:pos="4320"/><w:tab w:val="left" w:leader="none" w:pos="5040"/><w:tab w:val="left" w:leader="none" w:pos="5760"/><w:tab w:val="left" w:leader="none" w:pos="6480"/><w:tab w:val="left" w:leader="none" w:pos="7200"/><w:tab w:val="left" w:leader="none" w:pos="7920"/><w:tab w:val="left" w:leader="none" w:pos="8640"/></w:tabs><w:ind w:left="0" w:hanging="2"/><w:jc w:val="both"/><w:rPr/></w:pPr><w:r><w:rPr><w:rtl w:val="0"/></w:rPr><w:t xml:space="preserve">2. Buyer agrees</w:t></w:r></w:p><w:p><w:pPr><w:widowControl w:val="1"/><w:tabs><w:tab w:val="left" w:leader="none" w:pos="360"/><w:tab w:val="left" w:leader="none" w:pos="720"/><w:tab w:val="left" w:leader="none" w:pos="1440"/><w:tab w:val="left" w:leader="none" w:pos="2160"/><w:tab w:val="left" w:leader="none" w:pos="2880"/><w:tab w:val="left" w:leader="none" w:pos="3600"/><w:tab w:val="left" w:leader="none" w:pos="4320"/><w:tab w:val="left" w:leader="none" w:pos="5040"/><w:tab w:val="left" w:leader="none" w:pos="5760"/><w:tab w:val="left" w:leader="none" w:pos="6480"/><w:tab w:val="left" w:leader="none" w:pos="7200"/><w:tab w:val="left" w:leader="none" w:pos="7920"/><w:tab w:val="left" w:leader="none" w:pos="8640"/></w:tabs><w:ind w:left="0" w:hanging="2"/><w:jc w:val="both"/><w:rPr/></w:pPr><w:r><w:rPr><w:rtl w:val="0"/></w:rPr></w:r></w:p><w:p><w:pPr><w:widowControl w:val="1"/><w:tabs><w:tab w:val="left" w:leader="none" w:pos="720"/><w:tab w:val="left" w:leader="none" w:pos="1440"/><w:tab w:val="left" w:leader="none" w:pos="2160"/><w:tab w:val="left" w:leader="none" w:pos="2880"/><w:tab w:val="left" w:leader="none" w:pos="3600"/><w:tab w:val="left" w:leader="none" w:pos="4320"/><w:tab w:val="left" w:leader="none" w:pos="5040"/><w:tab w:val="left" w:leader="none" w:pos="5760"/><w:tab w:val="left" w:leader="none" w:pos="6480"/><w:tab w:val="left" w:leader="none" w:pos="7200"/><w:tab w:val="left" w:leader="none" w:pos="7920"/><w:tab w:val="left" w:leader="none" w:pos="8640"/></w:tabs><w:ind w:left="0" w:hanging="2"/><w:jc w:val="both"/><w:rPr/></w:pPr><w:r><w:rPr><w:rtl w:val="0"/></w:rPr><w:t xml:space="preserve">a. Buyer shall purchase the land and pay Seller the sum, with the interest, as provided above.</w:t></w:r></w:p><w:p><w:pPr><w:widowControl w:val="1"/><w:tabs><w:tab w:val="left" w:leader="none" w:pos="720"/><w:tab w:val="left" w:leader="none" w:pos="1440"/><w:tab w:val="left" w:leader="none" w:pos="2160"/><w:tab w:val="left" w:leader="none" w:pos="2880"/><w:tab w:val="left" w:leader="none" w:pos="3600"/><w:tab w:val="left" w:leader="none" w:pos="4320"/><w:tab w:val="left" w:leader="none" w:pos="5040"/><w:tab w:val="left" w:leader="none" w:pos="5760"/><w:tab w:val="left" w:leader="none" w:pos="6480"/><w:tab w:val="left" w:leader="none" w:pos="7200"/><w:tab w:val="left" w:leader="none" w:pos="7920"/><w:tab w:val="left" w:leader="none" w:pos="8640"/></w:tabs><w:ind w:left="0" w:hanging="2"/><w:jc w:val="both"/><w:rPr/></w:pPr><w:r><w:rPr><w:rtl w:val="0"/></w:rPr></w:r></w:p><w:p><w:pPr><w:widowControl w:val="1"/><w:tabs><w:tab w:val="left" w:leader="none" w:pos="720"/><w:tab w:val="left" w:leader="none" w:pos="1440"/><w:tab w:val="left" w:leader="none" w:pos="2160"/><w:tab w:val="left" w:leader="none" w:pos="2880"/><w:tab w:val="left" w:leader="none" w:pos="3600"/><w:tab w:val="left" w:leader="none" w:pos="4320"/><w:tab w:val="left" w:leader="none" w:pos="5040"/><w:tab w:val="left" w:leader="none" w:pos="5760"/><w:tab w:val="left" w:leader="none" w:pos="6480"/><w:tab w:val="left" w:leader="none" w:pos="7200"/><w:tab w:val="left" w:leader="none" w:pos="7920"/><w:tab w:val="left" w:leader="none" w:pos="8640"/></w:tabs><w:ind w:left="0" w:hanging="2"/><w:jc w:val="both"/><w:rPr/></w:pPr><w:r><w:rPr><w:rtl w:val="0"/></w:rPr><w:t xml:space="preserve">b. Buyer shall use, maintain, and occupy the premises in accordance with any and all restrictions on them.</w:t></w:r></w:p><w:p><w:pPr><w:widowControl w:val="1"/><w:tabs><w:tab w:val="left" w:leader="none" w:pos="720"/><w:tab w:val="left" w:leader="none" w:pos="1440"/><w:tab w:val="left" w:leader="none" w:pos="2160"/><w:tab w:val="left" w:leader="none" w:pos="2880"/><w:tab w:val="left" w:leader="none" w:pos="3600"/><w:tab w:val="left" w:leader="none" w:pos="4320"/><w:tab w:val="left" w:leader="none" w:pos="5040"/><w:tab w:val="left" w:leader="none" w:pos="5760"/><w:tab w:val="left" w:leader="none" w:pos="6480"/><w:tab w:val="left" w:leader="none" w:pos="7200"/><w:tab w:val="left" w:leader="none" w:pos="7920"/><w:tab w:val="left" w:leader="none" w:pos="8640"/></w:tabs><w:ind w:left="0" w:hanging="2"/><w:jc w:val="both"/><w:rPr/></w:pPr><w:r><w:rPr><w:rtl w:val="0"/></w:rPr></w:r></w:p><w:p><w:pPr><w:widowControl w:val="1"/><w:tabs><w:tab w:val="left" w:leader="none" w:pos="720"/><w:tab w:val="left" w:leader="none" w:pos="1440"/><w:tab w:val="left" w:leader="none" w:pos="2160"/><w:tab w:val="left" w:leader="none" w:pos="2880"/><w:tab w:val="left" w:leader="none" w:pos="3600"/><w:tab w:val="left" w:leader="none" w:pos="4320"/><w:tab w:val="left" w:leader="none" w:pos="5040"/><w:tab w:val="left" w:leader="none" w:pos="5760"/><w:tab w:val="left" w:leader="none" w:pos="6480"/><w:tab w:val="left" w:leader="none" w:pos="7200"/><w:tab w:val="left" w:leader="none" w:pos="7920"/><w:tab w:val="left" w:leader="none" w:pos="8640"/></w:tabs><w:ind w:left="0" w:hanging="2"/><w:jc w:val="both"/><w:rPr/></w:pPr><w:r><w:rPr><w:rtl w:val="0"/></w:rPr><w:t xml:space="preserve">c. Buyer shall keep the premises in accordance with all police, sanitary, and other regulations imposed by any governmental authority.</w:t></w:r></w:p><w:p><w:pPr><w:widowControl w:val="1"/><w:tabs><w:tab w:val="left" w:leader="none" w:pos="720"/><w:tab w:val="left" w:leader="none" w:pos="1440"/><w:tab w:val="left" w:leader="none" w:pos="2160"/><w:tab w:val="left" w:leader="none" w:pos="2880"/><w:tab w:val="left" w:leader="none" w:pos="3600"/><w:tab w:val="left" w:leader="none" w:pos="4320"/><w:tab w:val="left" w:leader="none" w:pos="5040"/><w:tab w:val="left" w:leader="none" w:pos="5760"/><w:tab w:val="left" w:leader="none" w:pos="6480"/><w:tab w:val="left" w:leader="none" w:pos="7200"/><w:tab w:val="left" w:leader="none" w:pos="7920"/><w:tab w:val="left" w:leader="none" w:pos="8640"/></w:tabs><w:ind w:left="0" w:hanging="2"/><w:jc w:val="both"/><w:rPr/></w:pPr><w:r><w:rPr><w:rtl w:val="0"/></w:rPr></w:r></w:p><w:p><w:pPr><w:widowControl w:val="1"/><w:tabs><w:tab w:val="left" w:leader="none" w:pos="720"/><w:tab w:val="left" w:leader="none" w:pos="1440"/><w:tab w:val="left" w:leader="none" w:pos="2160"/><w:tab w:val="left" w:leader="none" w:pos="2880"/><w:tab w:val="left" w:leader="none" w:pos="3600"/><w:tab w:val="left" w:leader="none" w:pos="4320"/><w:tab w:val="left" w:leader="none" w:pos="5040"/><w:tab w:val="left" w:leader="none" w:pos="5760"/><w:tab w:val="left" w:leader="none" w:pos="6480"/><w:tab w:val="left" w:leader="none" w:pos="7200"/><w:tab w:val="left" w:leader="none" w:pos="7920"/><w:tab w:val="left" w:leader="none" w:pos="8640"/></w:tabs><w:ind w:left="0" w:hanging="2"/><w:jc w:val="both"/><w:rPr/></w:pPr><w:r><w:rPr/></w:pPr><w:r><w:rPr><w:rtl w:val="0"/></w:rPr><w:t xml:space="preserve">d. Buyer shall pay monthly, in addition to the monthly payments stipulated above, {monthly_escrow_payment_words} ({monthly_escrow_payment}), which is an estimate of the monthly cost of taxes and insurance for the premises, which Seller shall credit to the unpaid principal balance due on the contract. If Buyer is not in default under the terms of this contract, Seller shall pay from Buyer’s account the taxes and assessments mentioned in paragraph 2(d) when due and before any penalty attaches. These amounts shall be added to the principal balance of this contract, the purpose of the parties being that any amounts being paid by Buyer will not ultimately reduce the principal owed. The amount of the estimated monthly payment may be adjusted under this paragraph from time to time so that the amount received approximates the total sum required annually for taxes and assessments. This adjustment shall be made on the written demand of either of the parties accompanied by thirty (30) days’ notice and Buyer shall pay any deficiencies on Seller’s demand. </w:t></w:r></w:p><w:p><w:pPr><w:widowControl w:val="1"/><w:tabs><w:tab w:val="left" w:leader="none" w:pos="720"/><w:tab w:val="left" w:leader="none" w:pos="1440"/><w:tab w:val="left" w:leader="none" w:pos="2160"/><w:tab w:val="left" w:leader="none" w:pos="2880"/><w:tab w:val="left" w:leader="none" w:pos="3600"/><w:tab w:val="left" w:leader="none" w:pos="4320"/><w:tab w:val="left" w:leader="none" w:pos="5040"/><w:tab w:val="left" w:leader="none" w:pos="5760"/><w:tab w:val="left" w:leader="none" w:pos="6480"/><w:tab w:val="left" w:leader="none" w:pos="7200"/><w:tab w:val="left" w:leader="none" w:pos="7920"/><w:tab w:val="left" w:leader="none" w:pos="8640"/></w:tabs><w:ind w:left="0" w:hanging="2"/><w:jc w:val="both"/><w:rPr/></w:pPr><w:r><w:rPr><w:rtl w:val="0"/></w:rPr></w:r></w:p><w:p><w:pPr><w:widowControl w:val="1"/><w:tabs><w:tab w:val="left" w:leader="none" w:pos="720"/><w:tab w:val="left" w:leader="none" w:pos="1440"/><w:tab w:val="left" w:leader="none" w:pos="2160"/><w:tab w:val="left" w:leader="none" w:pos="2880"/><w:tab w:val="left" w:leader="none" w:pos="3600"/><w:tab w:val="left" w:leader="none" w:pos="4320"/><w:tab w:val="left" w:leader="none" w:pos="5040"/><w:tab w:val="left" w:leader="none" w:pos="5760"/><w:tab w:val="left" w:leader="none" w:pos="6480"/><w:tab w:val="left" w:leader="none" w:pos="7200"/><w:tab w:val="left" w:leader="none" w:pos="7920"/><w:tab w:val="left" w:leader="none" w:pos="8640"/></w:tabs><w:ind w:left="0" w:hanging="2"/><w:jc w:val="both"/><w:rPr/></w:pPr><w:r><w:rPr/></w:pPr><w:r><w:rPr><w:rtl w:val="0"/></w:rPr><w:t xml:space="preserve">e. Buyer’s failure to make the monthly payments of interest, principal, taxes, assessments, and insurance by the {late_fee_grace_day}th of each and every month will result in a late fee in the amount of {late_fee_words} ({late_fee_amount}), which will be treated as additional principal under this Contract. </w:t></w:r></w:p><w:p><w:pPr><w:widowControl w:val="1"/><w:tabs><w:tab w:val="left" w:leader="none" w:pos="720"/><w:tab w:val="left" w:leader="none" w:pos="1440"/><w:tab w:val="left" w:leader="none" w:pos="2160"/><w:tab w:val="left" w:leader="none" w:pos="2880"/><w:tab w:val="left" w:leader="none" w:pos="3600"/><w:tab w:val="left" w:leader="none" w:pos="4320"/><w:tab w:val="left" w:leader="none" w:pos="5040"/><w:tab w:val="left" w:leader="none" w:pos="5760"/><w:tab w:val="left" w:leader="none" w:pos="6480"/><w:tab w:val="left" w:leader="none" w:pos="7200"/><w:tab w:val="left" w:leader="none" w:pos="7920"/><w:tab w:val="left" w:leader="none" w:pos="8640"/></w:tabs><w:ind w:left="0" w:hanging="2"/><w:jc w:val="both"/><w:rPr/></w:pPr><w:r><w:rPr><w:rtl w:val="0"/></w:rPr></w:r></w:p><w:p><w:pPr><w:widowControl w:val="1"/><w:tabs><w:tab w:val="left" w:leader="none" w:pos="720"/><w:tab w:val="left" w:leader="none" w:pos="1440"/><w:tab w:val="left" w:leader="none" w:pos="2160"/><w:tab w:val="left" w:leader="none" w:pos="2880"/><w:tab w:val="left" w:leader="none" w:pos="3600"/><w:tab w:val="left" w:leader="none" w:pos="4320"/><w:tab w:val="left" w:leader="none" w:pos="5040"/><w:tab w:val="left" w:leader="none" w:pos="5760"/><w:tab w:val="left" w:leader="none" w:pos="6480"/><w:tab w:val="left" w:leader="none" w:pos="7200"/><w:tab w:val="left" w:leader="none" w:pos="7920"/><w:tab w:val="left" w:leader="none" w:pos="8640"/></w:tabs><w:ind w:left="0" w:hanging="2"/><w:jc w:val="both"/><w:rPr/><w:sectPr><w:type w:val="continuous"/><w:pgSz w:h="15840" w:w="12240" w:orient="portrait"/><w:pgMar w:bottom="1440" w:top="1440" w:left="1800" w:right="1800" w:header="1440" w:footer="1440"/></w:sectPr></w:pPr><w:r><w:rPr><w:rtl w:val="0"/></w:rPr><w:t xml:space="preserve">f. Seller will apply any payments made by Buyer in the following manner: first, to unpaid interest; second, to any unpaid taxes, assessments, or insurance premiums; third, to any unpaid utility bills; fourth to any other charges due to Seller under this Contact; and any remaining funds will be applied fifth, to principal. </w:t></w:r></w:p><w:p><w:pPr><w:widowControl w:val="1"/><w:tabs><w:tab w:val="left" w:leader="none" w:pos="720"/><w:tab w:val="left" w:leader="none" w:pos="1440"/><w:tab w:val="left" w:leader="none" w:pos="2160"/><w:tab w:val="left" w:leader="none" w:pos="2880"/><w:tab w:val="left" w:leader="none" w:pos="3600"/><w:tab w:val="left" w:leader="none" w:pos="4320"/><w:tab w:val="left" w:leader="none" w:pos="5040"/><w:tab w:val="left" w:leader="none" w:pos="5760"/><w:tab w:val="left" w:leader="none" w:pos="6480"/><w:tab w:val="left" w:leader="none" w:pos="7200"/><w:tab w:val="left" w:leader="none" w:pos="7920"/><w:tab w:val="left" w:leader="none" w:pos="8640"/></w:tabs><w:ind w:left="0" w:hanging="2"/><w:jc w:val="both"/><w:rPr/></w:pPr><w:r><w:rPr/></w:pPr><w:r><w:rPr><w:rtl w:val="0"/></w:rPr><w:t xml:space="preserve">g. Buyer has been advised to seek their own title policy covering the premises; is satisfied with the marketability of the title; and has examined the premises and is satisfied with the physical condition of any structures on them. Buyer expressly accepts the title and physical premises in “AS-IS” condition. Buyer shall solely responsible for obtaining and maintaining a certificate of occupancy and/or compliance from the {municipality_name}, including the costs and expenses of any repairs in order to obtain same. </w:t></w:r></w:p><w:p><w:pPr><w:widowControl w:val="1"/><w:tabs><w:tab w:val="left" w:leader="none" w:pos="720"/><w:tab w:val="left" w:leader="none" w:pos="1440"/><w:tab w:val="left" w:leader="none" w:pos="2160"/><w:tab w:val="left" w:leader="none" w:pos="2880"/><w:tab w:val="left" w:leader="none" w:pos="3600"/><w:tab w:val="left" w:leader="none" w:pos="4320"/><w:tab w:val="left" w:leader="none" w:pos="5040"/><w:tab w:val="left" w:leader="none" w:pos="5760"/><w:tab w:val="left" w:leader="none" w:pos="6480"/><w:tab w:val="left" w:leader="none" w:pos="7200"/><w:tab w:val="left" w:leader="none" w:pos="7920"/><w:tab w:val="left" w:leader="none" w:pos="8640"/></w:tabs><w:ind w:left="0" w:hanging="2"/><w:jc w:val="both"/><w:rPr/></w:pPr><w:r><w:rPr><w:rtl w:val="0"/></w:rPr></w:r></w:p><w:p><w:pPr><w:widowControl w:val="1"/><w:tabs><w:tab w:val="left" w:leader="none" w:pos="720"/><w:tab w:val="left" w:leader="none" w:pos="1440"/><w:tab w:val="left" w:leader="none" w:pos="2160"/><w:tab w:val="left" w:leader="none" w:pos="2880"/><w:tab w:val="left" w:leader="none" w:pos="3600"/><w:tab w:val="left" w:leader="none" w:pos="4320"/><w:tab w:val="left" w:leader="none" w:pos="5040"/><w:tab w:val="left" w:leader="none" w:pos="5760"/><w:tab w:val="left" w:leader="none" w:pos="6480"/><w:tab w:val="left" w:leader="none" w:pos="7200"/><w:tab w:val="left" w:leader="none" w:pos="7920"/><w:tab w:val="left" w:leader="none" w:pos="8640"/></w:tabs><w:ind w:left="0" w:hanging="2"/><w:jc w:val="both"/><w:rPr/></w:pPr><w:r><w:rPr><w:rtl w:val="0"/></w:rPr><w:t xml:space="preserve">h. Buyer shall keep and maintain the premises and the buildings on them in as good condition as they are in on the date of this Contract, excepting reasonable wear and tear, and shall not commit waste, remove or demolish any improvements, or otherwise diminish the value of Seller’s security without Seller’s written consent.</w:t></w:r></w:p><w:p><w:pPr><w:widowControl w:val="1"/><w:tabs><w:tab w:val="left" w:leader="none" w:pos="720"/><w:tab w:val="left" w:leader="none" w:pos="1440"/><w:tab w:val="left" w:leader="none" w:pos="2160"/><w:tab w:val="left" w:leader="none" w:pos="2880"/><w:tab w:val="left" w:leader="none" w:pos="3600"/><w:tab w:val="left" w:leader="none" w:pos="4320"/><w:tab w:val="left" w:leader="none" w:pos="5040"/><w:tab w:val="left" w:leader="none" w:pos="5760"/><w:tab w:val="left" w:leader="none" w:pos="6480"/><w:tab w:val="left" w:leader="none" w:pos="7200"/><w:tab w:val="left" w:leader="none" w:pos="7920"/><w:tab w:val="left" w:leader="none" w:pos="8640"/></w:tabs><w:ind w:left="0" w:hanging="2"/><w:jc w:val="both"/><w:rPr/></w:pPr><w:r><w:rPr><w:rtl w:val="0"/></w:rPr></w:r></w:p><w:p><w:pPr><w:widowControl w:val="1"/><w:tabs><w:tab w:val="left" w:leader="none" w:pos="720"/><w:tab w:val="left" w:leader="none" w:pos="1440"/><w:tab w:val="left" w:leader="none" w:pos="2160"/><w:tab w:val="left" w:leader="none" w:pos="2880"/><w:tab w:val="left" w:leader="none" w:pos="3600"/><w:tab w:val="left" w:leader="none" w:pos="4320"/><w:tab w:val="left" w:leader="none" w:pos="5040"/><w:tab w:val="left" w:leader="none" w:pos="5760"/><w:tab w:val="left" w:leader="none" w:pos="6480"/><w:tab w:val="left" w:leader="none" w:pos="7200"/><w:tab w:val="left" w:leader="none" w:pos="7920"/><w:tab w:val="left" w:leader="none" w:pos="8640"/></w:tabs><w:ind w:left="0" w:hanging="2"/><w:jc w:val="both"/><w:rPr/></w:pPr><w:r><w:rPr><w:rtl w:val="0"/></w:rPr><w:t xml:space="preserve">i. Buyer shall obtain and pay for any and all utilities associated with the use and occupancy of the premises. Buyer shall provide proof of payment of all water bills within ten (10) days of written demand from Seller. If Buyer fails to pay any utilities that may become a lien on the premises, Seller may, at its sole option, pay such amounts and such amounts will automatically become due and payable with Buyer’s next monthly installment.  </w:t></w:r></w:p><w:p><w:pPr><w:widowControl w:val="1"/><w:tabs><w:tab w:val="left" w:leader="none" w:pos="720"/><w:tab w:val="left" w:leader="none" w:pos="1440"/><w:tab w:val="left" w:leader="none" w:pos="2160"/><w:tab w:val="left" w:leader="none" w:pos="2880"/><w:tab w:val="left" w:leader="none" w:pos="3600"/><w:tab w:val="left" w:leader="none" w:pos="4320"/><w:tab w:val="left" w:leader="none" w:pos="5040"/><w:tab w:val="left" w:leader="none" w:pos="5760"/><w:tab w:val="left" w:leader="none" w:pos="6480"/><w:tab w:val="left" w:leader="none" w:pos="7200"/><w:tab w:val="left" w:leader="none" w:pos="7920"/><w:tab w:val="left" w:leader="none" w:pos="8640"/></w:tabs><w:ind w:left="0" w:hanging="2"/><w:jc w:val="both"/><w:rPr/></w:pPr><w:r><w:rPr><w:rtl w:val="0"/></w:rPr></w:r></w:p><w:p><w:pPr><w:widowControl w:val="1"/><w:tabs><w:tab w:val="left" w:leader="none" w:pos="720"/><w:tab w:val="left" w:leader="none" w:pos="1440"/><w:tab w:val="left" w:leader="none" w:pos="2160"/><w:tab w:val="left" w:leader="none" w:pos="2880"/><w:tab w:val="left" w:leader="none" w:pos="3600"/><w:tab w:val="left" w:leader="none" w:pos="4320"/><w:tab w:val="left" w:leader="none" w:pos="5040"/><w:tab w:val="left" w:leader="none" w:pos="5760"/><w:tab w:val="left" w:leader="none" w:pos="6480"/><w:tab w:val="left" w:leader="none" w:pos="7200"/><w:tab w:val="left" w:leader="none" w:pos="7920"/><w:tab w:val="left" w:leader="none" w:pos="8640"/></w:tabs><w:ind w:left="0" w:hanging="2"/><w:jc w:val="both"/><w:rPr/></w:pPr><w:r><w:rPr><w:rtl w:val="0"/></w:rPr><w:t xml:space="preserve">j. Buyer will be responsible for any of Seller’s out-of pocket expenses as a result of any of Buyer’s checks returned for any reason. </w:t></w:r></w:p><w:p><w:pPr><w:widowControl w:val="1"/><w:tabs><w:tab w:val="left" w:leader="none" w:pos="720"/><w:tab w:val="left" w:leader="none" w:pos="1440"/><w:tab w:val="left" w:leader="none" w:pos="2160"/><w:tab w:val="left" w:leader="none" w:pos="2880"/><w:tab w:val="left" w:leader="none" w:pos="3600"/><w:tab w:val="left" w:leader="none" w:pos="4320"/><w:tab w:val="left" w:leader="none" w:pos="5040"/><w:tab w:val="left" w:leader="none" w:pos="5760"/><w:tab w:val="left" w:leader="none" w:pos="6480"/><w:tab w:val="left" w:leader="none" w:pos="7200"/><w:tab w:val="left" w:leader="none" w:pos="7920"/><w:tab w:val="left" w:leader="none" w:pos="8640"/></w:tabs><w:ind w:left="0" w:hanging="2"/><w:jc w:val="both"/><w:rPr/></w:pPr><w:r><w:rPr><w:rtl w:val="0"/></w:rPr></w:r></w:p><w:p><w:pPr><w:widowControl w:val="1"/><w:tabs><w:tab w:val="left" w:leader="none" w:pos="720"/><w:tab w:val="left" w:leader="none" w:pos="1440"/><w:tab w:val="left" w:leader="none" w:pos="2160"/><w:tab w:val="left" w:leader="none" w:pos="2880"/><w:tab w:val="left" w:leader="none" w:pos="3600"/><w:tab w:val="left" w:leader="none" w:pos="4320"/><w:tab w:val="left" w:leader="none" w:pos="5040"/><w:tab w:val="left" w:leader="none" w:pos="5760"/><w:tab w:val="left" w:leader="none" w:pos="6480"/><w:tab w:val="left" w:leader="none" w:pos="7200"/><w:tab w:val="left" w:leader="none" w:pos="7920"/><w:tab w:val="left" w:leader="none" w:pos="8640"/></w:tabs><w:ind w:left="0" w:hanging="2"/><w:jc w:val="both"/><w:rPr/></w:pPr><w:r><w:rPr><w:rtl w:val="0"/></w:rPr><w:t xml:space="preserve">k. Buyer shall pay for Seller’s actual attorney fees and expenses related to the drafting of the deed upon satisfaction of this Contract.</w:t></w:r></w:p><w:p><w:pPr><w:widowControl w:val="1"/><w:tabs><w:tab w:val="left" w:leader="none" w:pos="720"/><w:tab w:val="left" w:leader="none" w:pos="1440"/><w:tab w:val="left" w:leader="none" w:pos="2160"/><w:tab w:val="left" w:leader="none" w:pos="2880"/><w:tab w:val="left" w:leader="none" w:pos="3600"/><w:tab w:val="left" w:leader="none" w:pos="4320"/><w:tab w:val="left" w:leader="none" w:pos="5040"/><w:tab w:val="left" w:leader="none" w:pos="5760"/><w:tab w:val="left" w:leader="none" w:pos="6480"/><w:tab w:val="left" w:leader="none" w:pos="7200"/><w:tab w:val="left" w:leader="none" w:pos="7920"/><w:tab w:val="left" w:leader="none" w:pos="8640"/></w:tabs><w:ind w:left="0" w:hanging="2"/><w:jc w:val="both"/><w:rPr/></w:pPr><w:r><w:rPr><w:rtl w:val="0"/></w:rPr></w:r></w:p><w:p><w:pPr><w:widowControl w:val="1"/><w:tabs><w:tab w:val="left" w:leader="none" w:pos="720"/><w:tab w:val="left" w:leader="none" w:pos="1440"/><w:tab w:val="left" w:leader="none" w:pos="2160"/><w:tab w:val="left" w:leader="none" w:pos="2880"/><w:tab w:val="left" w:leader="none" w:pos="3600"/><w:tab w:val="left" w:leader="none" w:pos="4320"/><w:tab w:val="left" w:leader="none" w:pos="5040"/><w:tab w:val="left" w:leader="none" w:pos="5760"/><w:tab w:val="left" w:leader="none" w:pos="6480"/><w:tab w:val="left" w:leader="none" w:pos="7200"/><w:tab w:val="left" w:leader="none" w:pos="7920"/><w:tab w:val="left" w:leader="none" w:pos="8640"/></w:tabs><w:ind w:left="0" w:hanging="2"/><w:jc w:val="both"/><w:rPr/></w:pPr><w:r><w:rPr><w:rtl w:val="0"/></w:rPr><w:t xml:space="preserve">l. Buyer shall be responsible for all filing fees and transfer taxes associated with filing the deed upon satisfaction of this Contract. </w:t></w:r></w:p><w:p><w:pPr><w:widowControl w:val="1"/><w:tabs><w:tab w:val="left" w:leader="none" w:pos="720"/><w:tab w:val="left" w:leader="none" w:pos="1440"/><w:tab w:val="left" w:leader="none" w:pos="2160"/><w:tab w:val="left" w:leader="none" w:pos="2880"/><w:tab w:val="left" w:leader="none" w:pos="3600"/><w:tab w:val="left" w:leader="none" w:pos="4320"/><w:tab w:val="left" w:leader="none" w:pos="5040"/><w:tab w:val="left" w:leader="none" w:pos="5760"/><w:tab w:val="left" w:leader="none" w:pos="6480"/><w:tab w:val="left" w:leader="none" w:pos="7200"/><w:tab w:val="left" w:leader="none" w:pos="7920"/><w:tab w:val="left" w:leader="none" w:pos="8640"/></w:tabs><w:ind w:left="0" w:hanging="2"/><w:jc w:val="both"/><w:rPr/></w:pPr><w:r><w:rPr><w:rtl w:val="0"/></w:rPr></w:r></w:p><w:p><w:pPr><w:widowControl w:val="1"/><w:tabs><w:tab w:val="left" w:leader="none" w:pos="720"/><w:tab w:val="left" w:leader="none" w:pos="1440"/><w:tab w:val="left" w:leader="none" w:pos="2160"/><w:tab w:val="left" w:leader="none" w:pos="2880"/><w:tab w:val="left" w:leader="none" w:pos="3600"/><w:tab w:val="left" w:leader="none" w:pos="4320"/><w:tab w:val="left" w:leader="none" w:pos="5040"/><w:tab w:val="left" w:leader="none" w:pos="5760"/><w:tab w:val="left" w:leader="none" w:pos="6480"/><w:tab w:val="left" w:leader="none" w:pos="7200"/><w:tab w:val="left" w:leader="none" w:pos="7920"/><w:tab w:val="left" w:leader="none" w:pos="8640"/></w:tabs><w:ind w:left="0" w:hanging="2"/><w:jc w:val="both"/><w:rPr/></w:pPr><w:r><w:rPr><w:rtl w:val="0"/></w:rPr><w:t xml:space="preserve">m. Buyer agrees to indemnify and defend Seller from any lawsuit or injury to any person or property arising out of the use, occupation, maintenance, or control of the Premises not otherwise covered by insurance. </w:t></w:r></w:p><w:p><w:pPr><w:widowControl w:val="1"/><w:tabs><w:tab w:val="left" w:leader="none" w:pos="720"/><w:tab w:val="left" w:leader="none" w:pos="1440"/><w:tab w:val="left" w:leader="none" w:pos="2160"/><w:tab w:val="left" w:leader="none" w:pos="2880"/><w:tab w:val="left" w:leader="none" w:pos="3600"/><w:tab w:val="left" w:leader="none" w:pos="4320"/><w:tab w:val="left" w:leader="none" w:pos="5040"/><w:tab w:val="left" w:leader="none" w:pos="5760"/><w:tab w:val="left" w:leader="none" w:pos="6480"/><w:tab w:val="left" w:leader="none" w:pos="7200"/><w:tab w:val="left" w:leader="none" w:pos="7920"/><w:tab w:val="left" w:leader="none" w:pos="8640"/></w:tabs><w:ind w:left="0" w:hanging="2"/><w:jc w:val="both"/><w:rPr/></w:pPr><w:r><w:rPr><w:rtl w:val="0"/></w:rPr></w:r></w:p><w:p><w:pPr><w:widowControl w:val="1"/><w:tabs><w:tab w:val="left" w:leader="none" w:pos="720"/><w:tab w:val="left" w:leader="none" w:pos="1440"/><w:tab w:val="left" w:leader="none" w:pos="2160"/><w:tab w:val="left" w:leader="none" w:pos="2880"/><w:tab w:val="left" w:leader="none" w:pos="3600"/><w:tab w:val="left" w:leader="none" w:pos="4320"/><w:tab w:val="left" w:leader="none" w:pos="5040"/><w:tab w:val="left" w:leader="none" w:pos="5760"/><w:tab w:val="left" w:leader="none" w:pos="6480"/><w:tab w:val="left" w:leader="none" w:pos="7200"/><w:tab w:val="left" w:leader="none" w:pos="7920"/><w:tab w:val="left" w:leader="none" w:pos="8640"/></w:tabs><w:ind w:left="0" w:hanging="2"/><w:jc w:val="both"/><w:rPr/></w:pPr><w:r><w:rPr><w:rtl w:val="0"/></w:rPr><w:t xml:space="preserve">n. Buyer shall be responsible for Seller’s actual costs and actual attorney’s fees incurred by Seller in the enforcement of any of Buyer’s obligations under this Contract.</w:t></w:r></w:p><w:p><w:pPr><w:widowControl w:val="1"/><w:tabs><w:tab w:val="left" w:leader="none" w:pos="720"/><w:tab w:val="left" w:leader="none" w:pos="1440"/><w:tab w:val="left" w:leader="none" w:pos="2160"/><w:tab w:val="left" w:leader="none" w:pos="2880"/><w:tab w:val="left" w:leader="none" w:pos="3600"/><w:tab w:val="left" w:leader="none" w:pos="4320"/><w:tab w:val="left" w:leader="none" w:pos="5040"/><w:tab w:val="left" w:leader="none" w:pos="5760"/><w:tab w:val="left" w:leader="none" w:pos="6480"/><w:tab w:val="left" w:leader="none" w:pos="7200"/><w:tab w:val="left" w:leader="none" w:pos="7920"/><w:tab w:val="left" w:leader="none" w:pos="8640"/></w:tabs><w:ind w:left="0" w:hanging="2"/><w:jc w:val="both"/><w:rPr/></w:pPr><w:r><w:rPr><w:rtl w:val="0"/></w:rPr></w:r></w:p><w:p><w:pPr><w:widowControl w:val="1"/><w:tabs><w:tab w:val="left" w:leader="none" w:pos="720"/><w:tab w:val="left" w:leader="none" w:pos="1440"/><w:tab w:val="left" w:leader="none" w:pos="2160"/><w:tab w:val="left" w:leader="none" w:pos="2880"/><w:tab w:val="left" w:leader="none" w:pos="3600"/><w:tab w:val="left" w:leader="none" w:pos="4320"/><w:tab w:val="left" w:leader="none" w:pos="5040"/><w:tab w:val="left" w:leader="none" w:pos="5760"/><w:tab w:val="left" w:leader="none" w:pos="6480"/><w:tab w:val="left" w:leader="none" w:pos="7200"/><w:tab w:val="left" w:leader="none" w:pos="7920"/><w:tab w:val="left" w:leader="none" w:pos="8640"/></w:tabs><w:ind w:left="0" w:hanging="2"/><w:jc w:val="both"/><w:rPr/></w:pPr><w:r><w:rPr><w:rtl w:val="0"/></w:rPr><w:t xml:space="preserve">o. Assignment of rents and leases. Purchaser assigns, conveys, and grants a security interest in, and warrants to Seller and its successors and assigns all the following property: (1) all the rent, issues, profits, revenues, income, and accounts of the Premises now or later due under current and future leases, use agreements, and other agreements, including all rights conferred by MCL 554.231 et seq. and MCL 554.211 et seq.; (2) all Borrower’s rights and interests as landlord under the existing leases listed on exhibit B; and (3) all Borrower’s rights and interests in any future leases and any existing or future licenses, contracts, and other occupancy and use agreements for any portion of the Premises. In the event of a default under this agreement, Seller may demand from Purchaser’s tenants and receive and collect such rent and issues of the Premises personally or through a receiver as long as any such default exists, including during the pendency of any forfeiture or foreclosure proceedings and during any redemption period. Purchaser consents to a receivership if Seller deems it necessary or desirable to protect Seller’s rights.</w:t></w:r></w:p><w:p><w:pPr><w:widowControl w:val="1"/><w:tabs><w:tab w:val="left" w:leader="none" w:pos="720"/><w:tab w:val="left" w:leader="none" w:pos="1440"/><w:tab w:val="left" w:leader="none" w:pos="2160"/><w:tab w:val="left" w:leader="none" w:pos="2880"/><w:tab w:val="left" w:leader="none" w:pos="3600"/><w:tab w:val="left" w:leader="none" w:pos="4320"/><w:tab w:val="left" w:leader="none" w:pos="5040"/><w:tab w:val="left" w:leader="none" w:pos="5760"/><w:tab w:val="left" w:leader="none" w:pos="6480"/><w:tab w:val="left" w:leader="none" w:pos="7200"/><w:tab w:val="left" w:leader="none" w:pos="7920"/><w:tab w:val="left" w:leader="none" w:pos="8640"/></w:tabs><w:ind w:left="0" w:hanging="2"/><w:jc w:val="both"/><w:rPr/></w:pPr><w:r><w:rPr><w:rtl w:val="0"/></w:rPr></w:r></w:p><w:p><w:pPr><w:widowControl w:val="1"/><w:tabs><w:tab w:val="left" w:leader="none" w:pos="360"/><w:tab w:val="left" w:leader="none" w:pos="720"/><w:tab w:val="left" w:leader="none" w:pos="1440"/><w:tab w:val="left" w:leader="none" w:pos="2160"/><w:tab w:val="left" w:leader="none" w:pos="2880"/><w:tab w:val="left" w:leader="none" w:pos="3600"/><w:tab w:val="left" w:leader="none" w:pos="4320"/><w:tab w:val="left" w:leader="none" w:pos="5040"/><w:tab w:val="left" w:leader="none" w:pos="5760"/><w:tab w:val="left" w:leader="none" w:pos="6480"/><w:tab w:val="left" w:leader="none" w:pos="7200"/><w:tab w:val="left" w:leader="none" w:pos="7920"/><w:tab w:val="left" w:leader="none" w:pos="8640"/></w:tabs><w:ind w:left="0" w:hanging="2"/><w:jc w:val="both"/><w:rPr/></w:pPr><w:r><w:rPr><w:rtl w:val="0"/></w:rPr><w:t xml:space="preserve">3. Seller and Buyer mutually agree</w:t></w:r></w:p><w:p><w:pPr><w:widowControl w:val="1"/><w:tabs><w:tab w:val="left" w:leader="none" w:pos="360"/><w:tab w:val="left" w:leader="none" w:pos="720"/><w:tab w:val="left" w:leader="none" w:pos="1440"/><w:tab w:val="left" w:leader="none" w:pos="2160"/><w:tab w:val="left" w:leader="none" w:pos="2880"/><w:tab w:val="left" w:leader="none" w:pos="3600"/><w:tab w:val="left" w:leader="none" w:pos="4320"/><w:tab w:val="left" w:leader="none" w:pos="5040"/><w:tab w:val="left" w:leader="none" w:pos="5760"/><w:tab w:val="left" w:leader="none" w:pos="6480"/><w:tab w:val="left" w:leader="none" w:pos="7200"/><w:tab w:val="left" w:leader="none" w:pos="7920"/><w:tab w:val="left" w:leader="none" w:pos="8640"/></w:tabs><w:ind w:left="0" w:hanging="2"/><w:jc w:val="both"/><w:rPr/></w:pPr><w:r><w:rPr><w:rtl w:val="0"/></w:rPr></w:r></w:p><w:p><w:pPr><w:widowControl w:val="1"/><w:tabs><w:tab w:val="left" w:leader="none" w:pos="720"/><w:tab w:val="left" w:leader="none" w:pos="1440"/><w:tab w:val="left" w:leader="none" w:pos="2160"/><w:tab w:val="left" w:leader="none" w:pos="2880"/><w:tab w:val="left" w:leader="none" w:pos="3600"/><w:tab w:val="left" w:leader="none" w:pos="4320"/><w:tab w:val="left" w:leader="none" w:pos="5040"/><w:tab w:val="left" w:leader="none" w:pos="5760"/><w:tab w:val="left" w:leader="none" w:pos="6480"/><w:tab w:val="left" w:leader="none" w:pos="7200"/><w:tab w:val="left" w:leader="none" w:pos="7920"/><w:tab w:val="left" w:leader="none" w:pos="8640"/></w:tabs><w:ind w:left="0" w:hanging="2"/><w:jc w:val="both"/><w:rPr/></w:pPr><w:r><w:rPr><w:rtl w:val="0"/></w:rPr><w:t xml:space="preserve">a. Seller may, at any time during the continuance of this contract, encumber the land by mortgages to secure not more than the unpaid balance of this contract at the time any mortgages are executed. These mortgages:</w:t></w:r></w:p><w:p><w:pPr><w:widowControl w:val="1"/><w:tabs><w:tab w:val="left" w:leader="none" w:pos="720"/><w:tab w:val="left" w:leader="none" w:pos="1440"/><w:tab w:val="left" w:leader="none" w:pos="2160"/><w:tab w:val="left" w:leader="none" w:pos="2880"/><w:tab w:val="left" w:leader="none" w:pos="3600"/><w:tab w:val="left" w:leader="none" w:pos="4320"/><w:tab w:val="left" w:leader="none" w:pos="5040"/><w:tab w:val="left" w:leader="none" w:pos="5760"/><w:tab w:val="left" w:leader="none" w:pos="6480"/><w:tab w:val="left" w:leader="none" w:pos="7200"/><w:tab w:val="left" w:leader="none" w:pos="7920"/><w:tab w:val="left" w:leader="none" w:pos="8640"/></w:tabs><w:ind w:left="0" w:hanging="2"/><w:jc w:val="both"/><w:rPr/></w:pPr><w:r><w:rPr><w:rtl w:val="0"/></w:rPr></w:r></w:p><w:p><w:pPr><w:widowControl w:val="1"/><w:tabs><w:tab w:val="left" w:leader="none" w:pos="1080"/><w:tab w:val="left" w:leader="none" w:pos="1440"/><w:tab w:val="left" w:leader="none" w:pos="2160"/><w:tab w:val="left" w:leader="none" w:pos="2880"/><w:tab w:val="left" w:leader="none" w:pos="3600"/><w:tab w:val="left" w:leader="none" w:pos="4320"/><w:tab w:val="left" w:leader="none" w:pos="5040"/><w:tab w:val="left" w:leader="none" w:pos="5760"/><w:tab w:val="left" w:leader="none" w:pos="6480"/><w:tab w:val="left" w:leader="none" w:pos="7200"/><w:tab w:val="left" w:leader="none" w:pos="7920"/><w:tab w:val="left" w:leader="none" w:pos="8640"/></w:tabs><w:ind w:left="0" w:hanging="2"/><w:jc w:val="both"/><w:rPr/></w:pPr><w:r><w:rPr><w:rtl w:val="0"/></w:rPr><w:t xml:space="preserve">i. shall provide for the payment of principal and interest in monthly installments that do not exceed the installments provided for in this contract;</w:t></w:r></w:p><w:p><w:pPr><w:widowControl w:val="1"/><w:tabs><w:tab w:val="left" w:leader="none" w:pos="1080"/><w:tab w:val="left" w:leader="none" w:pos="1440"/><w:tab w:val="left" w:leader="none" w:pos="2160"/><w:tab w:val="left" w:leader="none" w:pos="2880"/><w:tab w:val="left" w:leader="none" w:pos="3600"/><w:tab w:val="left" w:leader="none" w:pos="4320"/><w:tab w:val="left" w:leader="none" w:pos="5040"/><w:tab w:val="left" w:leader="none" w:pos="5760"/><w:tab w:val="left" w:leader="none" w:pos="6480"/><w:tab w:val="left" w:leader="none" w:pos="7200"/><w:tab w:val="left" w:leader="none" w:pos="7920"/><w:tab w:val="left" w:leader="none" w:pos="8640"/></w:tabs><w:ind w:left="0" w:hanging="2"/><w:jc w:val="both"/><w:rPr/></w:pPr><w:r><w:rPr><w:rtl w:val="0"/></w:rPr></w:r></w:p><w:p><w:pPr><w:widowControl w:val="1"/><w:tabs><w:tab w:val="left" w:leader="none" w:pos="1080"/><w:tab w:val="left" w:leader="none" w:pos="1440"/><w:tab w:val="left" w:leader="none" w:pos="2160"/><w:tab w:val="left" w:leader="none" w:pos="2880"/><w:tab w:val="left" w:leader="none" w:pos="3600"/><w:tab w:val="left" w:leader="none" w:pos="4320"/><w:tab w:val="left" w:leader="none" w:pos="5040"/><w:tab w:val="left" w:leader="none" w:pos="5760"/><w:tab w:val="left" w:leader="none" w:pos="6480"/><w:tab w:val="left" w:leader="none" w:pos="7200"/><w:tab w:val="left" w:leader="none" w:pos="7920"/><w:tab w:val="left" w:leader="none" w:pos="8640"/></w:tabs><w:ind w:left="0" w:hanging="2"/><w:jc w:val="both"/><w:rPr/></w:pPr><w:r><w:rPr><w:rtl w:val="0"/></w:rPr><w:t xml:space="preserve">ii. shall provide for a rate of interest on the unpaid balance of the mortgage debt that does not exceed the rate of interest provided in paragraph 1(b) or on other terms agreed on by Seller and Buyer; and</w:t></w:r></w:p><w:p><w:pPr><w:widowControl w:val="1"/><w:tabs><w:tab w:val="left" w:leader="none" w:pos="1080"/><w:tab w:val="left" w:leader="none" w:pos="1440"/><w:tab w:val="left" w:leader="none" w:pos="2160"/><w:tab w:val="left" w:leader="none" w:pos="2880"/><w:tab w:val="left" w:leader="none" w:pos="3600"/><w:tab w:val="left" w:leader="none" w:pos="4320"/><w:tab w:val="left" w:leader="none" w:pos="5040"/><w:tab w:val="left" w:leader="none" w:pos="5760"/><w:tab w:val="left" w:leader="none" w:pos="6480"/><w:tab w:val="left" w:leader="none" w:pos="7200"/><w:tab w:val="left" w:leader="none" w:pos="7920"/><w:tab w:val="left" w:leader="none" w:pos="8640"/></w:tabs><w:ind w:left="0" w:hanging="2"/><w:jc w:val="both"/><w:rPr/></w:pPr><w:r><w:rPr><w:rtl w:val="0"/></w:rPr></w:r></w:p><w:p><w:pPr><w:widowControl w:val="1"/><w:tabs><w:tab w:val="left" w:leader="none" w:pos="1080"/><w:tab w:val="left" w:leader="none" w:pos="1440"/><w:tab w:val="left" w:leader="none" w:pos="2160"/><w:tab w:val="left" w:leader="none" w:pos="2880"/><w:tab w:val="left" w:leader="none" w:pos="3600"/><w:tab w:val="left" w:leader="none" w:pos="4320"/><w:tab w:val="left" w:leader="none" w:pos="5040"/><w:tab w:val="left" w:leader="none" w:pos="5760"/><w:tab w:val="left" w:leader="none" w:pos="6480"/><w:tab w:val="left" w:leader="none" w:pos="7200"/><w:tab w:val="left" w:leader="none" w:pos="7920"/><w:tab w:val="left" w:leader="none" w:pos="8640"/></w:tabs><w:ind w:left="0" w:hanging="2"/><w:jc w:val="both"/><w:rPr/></w:pPr><w:r><w:rPr><w:rtl w:val="0"/></w:rPr><w:t xml:space="preserve">iii. shall be a first claim on the land superior to the rights of Buyer in this Contract, provided notice of the execution of the mortgages containing the name and address of the mortgagee or the mortgagee’s agent, the amount of the mortgages, the rate of interest, and maturity of the principal and interest is sent to Buyer by registered mail promptly after execution of the mortgages.</w:t></w:r></w:p><w:p><w:pPr><w:widowControl w:val="1"/><w:tabs><w:tab w:val="left" w:leader="none" w:pos="1080"/><w:tab w:val="left" w:leader="none" w:pos="1440"/><w:tab w:val="left" w:leader="none" w:pos="2160"/><w:tab w:val="left" w:leader="none" w:pos="2880"/><w:tab w:val="left" w:leader="none" w:pos="3600"/><w:tab w:val="left" w:leader="none" w:pos="4320"/><w:tab w:val="left" w:leader="none" w:pos="5040"/><w:tab w:val="left" w:leader="none" w:pos="5760"/><w:tab w:val="left" w:leader="none" w:pos="6480"/><w:tab w:val="left" w:leader="none" w:pos="7200"/><w:tab w:val="left" w:leader="none" w:pos="7920"/><w:tab w:val="left" w:leader="none" w:pos="8640"/></w:tabs><w:ind w:left="0" w:hanging="2"/><w:jc w:val="both"/><w:rPr/></w:pPr><w:r><w:rPr><w:rtl w:val="0"/></w:rPr></w:r></w:p><w:p><w:pPr><w:widowControl w:val="1"/><w:pBdr><w:top w:space="0" w:sz="0" w:val="nil"/><w:left w:space="0" w:sz="0" w:val="nil"/><w:bottom w:space="0" w:sz="0" w:val="nil"/><w:right w:space="0" w:sz="0" w:val="nil"/><w:between w:space="0" w:sz="0" w:val="nil"/></w:pBdr><w:tabs><w:tab w:val="left" w:leader="none" w:pos="0"/><w:tab w:val="left" w:leader="none" w:pos="720"/><w:tab w:val="left" w:leader="none" w:pos="1440"/><w:tab w:val="left" w:leader="none" w:pos="2160"/><w:tab w:val="left" w:leader="none" w:pos="2880"/><w:tab w:val="left" w:leader="none" w:pos="3600"/><w:tab w:val="left" w:leader="none" w:pos="4320"/><w:tab w:val="left" w:leader="none" w:pos="5040"/><w:tab w:val="left" w:leader="none" w:pos="5760"/><w:tab w:val="left" w:leader="none" w:pos="6480"/><w:tab w:val="left" w:leader="none" w:pos="7200"/><w:tab w:val="left" w:leader="none" w:pos="7920"/><w:tab w:val="left" w:leader="none" w:pos="8640"/></w:tabs><w:spacing w:line="240" w:lineRule="auto"/><w:ind w:left="0" w:hanging="2"/><w:jc w:val="both"/><w:rPr><w:color w:val="000000"/></w:rPr><w:sectPr><w:type w:val="continuous"/><w:pgSz w:h="15840" w:w="12240" w:orient="portrait"/><w:pgMar w:bottom="1440" w:top="1440" w:left="1800" w:right="1800" w:header="1440" w:footer="1440"/></w:sectPr></w:pPr><w:r><w:rPr><w:color w:val="000000"/><w:rtl w:val="0"/></w:rPr><w:t xml:space="preserve">Buyer will, on demand, execute any instruments Seller demands that are necessary or requisite to subordinate the rights of Buyer with regard to the mortgages. If Buyer refuses to execute any instruments demanded by Seller and refuses to accept registered mail as provided above or if registered mail is returned unclaimed, Seller may post notice in two conspicuous places on the premises and, on making a duly sworn affidavit of the posting, it shall operate the same as if Buyer had consented to the execution of the mortgages and Buyer’s rights shall be subordinate to the mortgagors. The consent obtained or subordinated by this power shall extend to any and all renewals or extensions or amendments of the mortgages, after Seller has given notice to Buyer as provided above.</w:t></w:r></w:p><w:p><w:pPr><w:widowControl w:val="1"/><w:tabs><w:tab w:val="left" w:leader="none" w:pos="720"/><w:tab w:val="left" w:leader="none" w:pos="1440"/><w:tab w:val="left" w:leader="none" w:pos="2160"/><w:tab w:val="left" w:leader="none" w:pos="2880"/><w:tab w:val="left" w:leader="none" w:pos="3600"/><w:tab w:val="left" w:leader="none" w:pos="4320"/><w:tab w:val="left" w:leader="none" w:pos="5040"/><w:tab w:val="left" w:leader="none" w:pos="5760"/><w:tab w:val="left" w:leader="none" w:pos="6480"/><w:tab w:val="left" w:leader="none" w:pos="7200"/><w:tab w:val="left" w:leader="none" w:pos="7920"/><w:tab w:val="left" w:leader="none" w:pos="8640"/></w:tabs><w:ind w:left="0" w:hanging="2"/><w:jc w:val="both"/><w:rPr/></w:pPr><w:r><w:rPr><w:rtl w:val="0"/></w:rPr><w:t xml:space="preserve">b. If Seller’s interest in the land is now or later encumbered by mortgage, Seller shall meet the payments of principal and interest on the mortgage as they mature and produce evidence of payments to Buyer on demand. If Seller defaults, Buyer may make these payments. These payments by Buyer shall be credited to the sums first maturing in this Contract, with interest at the rate provided in paragraph 1(b) on payments. If proceedings are commenced to recover possession or to enforce the payment of the contract or mortgage because of Seller’s default, Buyer may, at any time while proceedings are pending, encumber the land by mortgage, securing any sum that can be obtained, on whatever terms are required, and, with the proceeds, pay and discharge the mortgage or purchase-money line. Any such mortgage is a first lien on the land superior to the rights of Seller and Buyer shall then pay the principal and interest on the mortgage as they mature that shall be credited to the sums matured or first maturing in this Contract. When the sum owing in this Contract is reduced to the amount owing on this contract or mortgage or owing on any mortgage executed under either of the powers in this contract, a conveyance shall be made in the form above provided containing a covenant by the grantee to assume and agree to pay the same.</w:t></w:r></w:p><w:p><w:pPr><w:widowControl w:val="1"/><w:tabs><w:tab w:val="left" w:leader="none" w:pos="720"/><w:tab w:val="left" w:leader="none" w:pos="1440"/><w:tab w:val="left" w:leader="none" w:pos="2160"/><w:tab w:val="left" w:leader="none" w:pos="2880"/><w:tab w:val="left" w:leader="none" w:pos="3600"/><w:tab w:val="left" w:leader="none" w:pos="4320"/><w:tab w:val="left" w:leader="none" w:pos="5040"/><w:tab w:val="left" w:leader="none" w:pos="5760"/><w:tab w:val="left" w:leader="none" w:pos="6480"/><w:tab w:val="left" w:leader="none" w:pos="7200"/><w:tab w:val="left" w:leader="none" w:pos="7920"/><w:tab w:val="left" w:leader="none" w:pos="8640"/></w:tabs><w:ind w:left="0" w:hanging="2"/><w:jc w:val="both"/><w:rPr/></w:pPr><w:r><w:rPr><w:rtl w:val="0"/></w:rPr></w:r></w:p><w:p><w:pPr><w:widowControl w:val="1"/><w:tabs><w:tab w:val="left" w:leader="none" w:pos="720"/><w:tab w:val="left" w:leader="none" w:pos="1440"/><w:tab w:val="left" w:leader="none" w:pos="2160"/><w:tab w:val="left" w:leader="none" w:pos="2880"/><w:tab w:val="left" w:leader="none" w:pos="3600"/><w:tab w:val="left" w:leader="none" w:pos="4320"/><w:tab w:val="left" w:leader="none" w:pos="5040"/><w:tab w:val="left" w:leader="none" w:pos="5760"/><w:tab w:val="left" w:leader="none" w:pos="6480"/><w:tab w:val="left" w:leader="none" w:pos="7200"/><w:tab w:val="left" w:leader="none" w:pos="7920"/><w:tab w:val="left" w:leader="none" w:pos="8640"/></w:tabs><w:ind w:left="0" w:hanging="2"/><w:jc w:val="both"/><w:rPr/></w:pPr><w:r><w:rPr><w:rtl w:val="0"/></w:rPr><w:t xml:space="preserve">c. If Buyer defaults in the payment of any taxes, assessments, or insurance premiums, in the payment of sums provided for in paragraph 2(e), or in the delivery of any policy as provided in this contract, Seller may pay the taxes or premiums or procure the insurance and pay the premiums on it, and any sums shall be a further lien on the land and premises, immediately payable by Buyer to Seller, with interest at the rate as set forth in paragraph 1(b). In addition, Seller may elect to take such remedies permitted in sections (i) and (j) below. </w:t></w:r></w:p><w:p><w:pPr><w:widowControl w:val="1"/><w:tabs><w:tab w:val="left" w:leader="none" w:pos="720"/><w:tab w:val="left" w:leader="none" w:pos="1440"/><w:tab w:val="left" w:leader="none" w:pos="2160"/><w:tab w:val="left" w:leader="none" w:pos="2880"/><w:tab w:val="left" w:leader="none" w:pos="3600"/><w:tab w:val="left" w:leader="none" w:pos="4320"/><w:tab w:val="left" w:leader="none" w:pos="5040"/><w:tab w:val="left" w:leader="none" w:pos="5760"/><w:tab w:val="left" w:leader="none" w:pos="6480"/><w:tab w:val="left" w:leader="none" w:pos="7200"/><w:tab w:val="left" w:leader="none" w:pos="7920"/><w:tab w:val="left" w:leader="none" w:pos="8640"/></w:tabs><w:ind w:left="0" w:hanging="2"/><w:jc w:val="both"/><w:rPr/></w:pPr><w:r><w:rPr><w:rtl w:val="0"/></w:rPr></w:r></w:p><w:p><w:pPr><w:widowControl w:val="1"/><w:tabs><w:tab w:val="left" w:leader="none" w:pos="720"/><w:tab w:val="left" w:leader="none" w:pos="1440"/><w:tab w:val="left" w:leader="none" w:pos="2160"/><w:tab w:val="left" w:leader="none" w:pos="2880"/><w:tab w:val="left" w:leader="none" w:pos="3600"/><w:tab w:val="left" w:leader="none" w:pos="4320"/><w:tab w:val="left" w:leader="none" w:pos="5040"/><w:tab w:val="left" w:leader="none" w:pos="5760"/><w:tab w:val="left" w:leader="none" w:pos="6480"/><w:tab w:val="left" w:leader="none" w:pos="7200"/><w:tab w:val="left" w:leader="none" w:pos="7920"/><w:tab w:val="left" w:leader="none" w:pos="8640"/></w:tabs><w:ind w:left="0" w:hanging="2"/><w:jc w:val="both"/><w:rPr/></w:pPr><w:r><w:rPr><w:rtl w:val="0"/></w:rPr><w:t xml:space="preserve">d. No assignment or conveyance by Buyer shall create any liability against Seller until a duplicate of the instrument, duly witnessed and acknowledged, together with the residence address of the assignee, is delivered to Seller. Buyer’s liability under this Contract shall not be released or affected in any way by delivery of such an assignment or by Seller’s endorsement of receipt or acceptance.</w:t></w:r></w:p><w:p><w:pPr><w:widowControl w:val="1"/><w:tabs><w:tab w:val="left" w:leader="none" w:pos="720"/><w:tab w:val="left" w:leader="none" w:pos="1440"/><w:tab w:val="left" w:leader="none" w:pos="2160"/><w:tab w:val="left" w:leader="none" w:pos="2880"/><w:tab w:val="left" w:leader="none" w:pos="3600"/><w:tab w:val="left" w:leader="none" w:pos="4320"/><w:tab w:val="left" w:leader="none" w:pos="5040"/><w:tab w:val="left" w:leader="none" w:pos="5760"/><w:tab w:val="left" w:leader="none" w:pos="6480"/><w:tab w:val="left" w:leader="none" w:pos="7200"/><w:tab w:val="left" w:leader="none" w:pos="7920"/><w:tab w:val="left" w:leader="none" w:pos="8640"/></w:tabs><w:ind w:left="0" w:hanging="2"/><w:jc w:val="both"/><w:rPr/></w:pPr><w:r><w:rPr><w:rtl w:val="0"/></w:rPr></w:r></w:p><w:p><w:pPr><w:widowControl w:val="1"/><w:tabs><w:tab w:val="left" w:leader="none" w:pos="720"/><w:tab w:val="left" w:leader="none" w:pos="1440"/><w:tab w:val="left" w:leader="none" w:pos="2160"/><w:tab w:val="left" w:leader="none" w:pos="2880"/><w:tab w:val="left" w:leader="none" w:pos="3600"/><w:tab w:val="left" w:leader="none" w:pos="4320"/><w:tab w:val="left" w:leader="none" w:pos="5040"/><w:tab w:val="left" w:leader="none" w:pos="5760"/><w:tab w:val="left" w:leader="none" w:pos="6480"/><w:tab w:val="left" w:leader="none" w:pos="7200"/><w:tab w:val="left" w:leader="none" w:pos="7920"/><w:tab w:val="left" w:leader="none" w:pos="8640"/></w:tabs><w:ind w:left="0" w:hanging="2"/><w:jc w:val="both"/><w:rPr/></w:pPr><w:r><w:rPr><w:rtl w:val="0"/></w:rPr><w:t xml:space="preserve">e. Notwithstanding anything to the contrary in this Contract, Buyer shall not assign, convey, rent, or sublease the Premises without the prior written consent of the Seller. </w:t></w:r></w:p><w:p><w:pPr><w:widowControl w:val="1"/><w:tabs><w:tab w:val="left" w:leader="none" w:pos="720"/><w:tab w:val="left" w:leader="none" w:pos="1440"/><w:tab w:val="left" w:leader="none" w:pos="2160"/><w:tab w:val="left" w:leader="none" w:pos="2880"/><w:tab w:val="left" w:leader="none" w:pos="3600"/><w:tab w:val="left" w:leader="none" w:pos="4320"/><w:tab w:val="left" w:leader="none" w:pos="5040"/><w:tab w:val="left" w:leader="none" w:pos="5760"/><w:tab w:val="left" w:leader="none" w:pos="6480"/><w:tab w:val="left" w:leader="none" w:pos="7200"/><w:tab w:val="left" w:leader="none" w:pos="7920"/><w:tab w:val="left" w:leader="none" w:pos="8640"/></w:tabs><w:ind w:left="0" w:hanging="2"/><w:jc w:val="both"/><w:rPr/></w:pPr><w:r><w:rPr><w:rtl w:val="0"/></w:rPr></w:r></w:p><w:p><w:pPr><w:widowControl w:val="1"/><w:tabs><w:tab w:val="left" w:leader="none" w:pos="720"/><w:tab w:val="left" w:leader="none" w:pos="1440"/><w:tab w:val="left" w:leader="none" w:pos="2160"/><w:tab w:val="left" w:leader="none" w:pos="2880"/><w:tab w:val="left" w:leader="none" w:pos="3600"/><w:tab w:val="left" w:leader="none" w:pos="4320"/><w:tab w:val="left" w:leader="none" w:pos="5040"/><w:tab w:val="left" w:leader="none" w:pos="5760"/><w:tab w:val="left" w:leader="none" w:pos="6480"/><w:tab w:val="left" w:leader="none" w:pos="7200"/><w:tab w:val="left" w:leader="none" w:pos="7920"/><w:tab w:val="left" w:leader="none" w:pos="8640"/></w:tabs><w:ind w:left="0" w:hanging="2"/><w:jc w:val="both"/><w:rPr/></w:pPr><w:r><w:rPr><w:rtl w:val="0"/></w:rPr><w:t xml:space="preserve">f. Notwithstanding anything to the contrary in this Contract, Buyer must give Seller ninety (90) days written notice of intent to pay off this Contract. Failure to comply with this provision will give Seller the right to refuse satisfaction of its obligations under this Contract for ninety (90) days. Subject to the terms and conditions of this Contract, there shall be no pre-payment penalty for early satisfaction of this Contract by Buyer. </w:t></w:r></w:p><w:p><w:pPr><w:widowControl w:val="1"/><w:tabs><w:tab w:val="left" w:leader="none" w:pos="720"/><w:tab w:val="left" w:leader="none" w:pos="1440"/><w:tab w:val="left" w:leader="none" w:pos="2160"/><w:tab w:val="left" w:leader="none" w:pos="2880"/><w:tab w:val="left" w:leader="none" w:pos="3600"/><w:tab w:val="left" w:leader="none" w:pos="4320"/><w:tab w:val="left" w:leader="none" w:pos="5040"/><w:tab w:val="left" w:leader="none" w:pos="5760"/><w:tab w:val="left" w:leader="none" w:pos="6480"/><w:tab w:val="left" w:leader="none" w:pos="7200"/><w:tab w:val="left" w:leader="none" w:pos="7920"/><w:tab w:val="left" w:leader="none" w:pos="8640"/></w:tabs><w:ind w:left="0" w:hanging="2"/><w:jc w:val="both"/><w:rPr/></w:pPr><w:r><w:rPr><w:rtl w:val="0"/></w:rPr></w:r></w:p><w:p><w:pPr><w:widowControl w:val="1"/><w:tabs><w:tab w:val="left" w:leader="none" w:pos="720"/><w:tab w:val="left" w:leader="none" w:pos="1440"/><w:tab w:val="left" w:leader="none" w:pos="2160"/><w:tab w:val="left" w:leader="none" w:pos="2880"/><w:tab w:val="left" w:leader="none" w:pos="3600"/><w:tab w:val="left" w:leader="none" w:pos="4320"/><w:tab w:val="left" w:leader="none" w:pos="5040"/><w:tab w:val="left" w:leader="none" w:pos="5760"/><w:tab w:val="left" w:leader="none" w:pos="6480"/><w:tab w:val="left" w:leader="none" w:pos="7200"/><w:tab w:val="left" w:leader="none" w:pos="7920"/><w:tab w:val="left" w:leader="none" w:pos="8640"/></w:tabs><w:ind w:left="0" w:hanging="2"/><w:jc w:val="both"/><w:rPr/></w:pPr><w:r><w:rPr><w:rtl w:val="0"/></w:rPr><w:t xml:space="preserve">g. Buyer has the right to possession of the premises from and after the date of this Contract, unless otherwise provided in this Contract, and is entitled to retain possession of the premises only so long as there is no default on Buyer’s part in carrying out the terms and conditions. If the premises described in this Contract are vacant or unimproved, Buyer is deemed to be in constructive possession only; this possessory right shall terminate after service of a notice of forfeiture of this contract. Erection of signs by Buyer on vacant unimproved property shall not constitute actual possession. Seller is under no duty to the Buyer to ensure that Buyer has received actual possession of the premises. </w:t></w:r></w:p><w:p><w:pPr><w:widowControl w:val="1"/><w:tabs><w:tab w:val="left" w:leader="none" w:pos="720"/><w:tab w:val="left" w:leader="none" w:pos="1440"/><w:tab w:val="left" w:leader="none" w:pos="2160"/><w:tab w:val="left" w:leader="none" w:pos="2880"/><w:tab w:val="left" w:leader="none" w:pos="3600"/><w:tab w:val="left" w:leader="none" w:pos="4320"/><w:tab w:val="left" w:leader="none" w:pos="5040"/><w:tab w:val="left" w:leader="none" w:pos="5760"/><w:tab w:val="left" w:leader="none" w:pos="6480"/><w:tab w:val="left" w:leader="none" w:pos="7200"/><w:tab w:val="left" w:leader="none" w:pos="7920"/><w:tab w:val="left" w:leader="none" w:pos="8640"/></w:tabs><w:ind w:left="0" w:hanging="2"/><w:jc w:val="both"/><w:rPr/></w:pPr><w:r><w:rPr><w:rtl w:val="0"/></w:rPr></w:r></w:p><w:p><w:pPr><w:widowControl w:val="1"/><w:tabs><w:tab w:val="left" w:leader="none" w:pos="720"/><w:tab w:val="left" w:leader="none" w:pos="1440"/><w:tab w:val="left" w:leader="none" w:pos="2160"/><w:tab w:val="left" w:leader="none" w:pos="2880"/><w:tab w:val="left" w:leader="none" w:pos="3600"/><w:tab w:val="left" w:leader="none" w:pos="4320"/><w:tab w:val="left" w:leader="none" w:pos="5040"/><w:tab w:val="left" w:leader="none" w:pos="5760"/><w:tab w:val="left" w:leader="none" w:pos="6480"/><w:tab w:val="left" w:leader="none" w:pos="7200"/><w:tab w:val="left" w:leader="none" w:pos="7920"/><w:tab w:val="left" w:leader="none" w:pos="8640"/></w:tabs><w:ind w:left="0" w:hanging="2"/><w:jc w:val="both"/><w:rPr/><w:sectPr><w:type w:val="continuous"/><w:pgSz w:h="15840" w:w="12240" w:orient="portrait"/><w:pgMar w:bottom="1440" w:top="1440" w:left="1800" w:right="1800" w:header="1440" w:footer="1440"/></w:sectPr></w:pPr><w:r><w:rPr><w:rtl w:val="0"/></w:rPr><w:t xml:space="preserve">h. Buyer shall obtain and maintain a valid certificate of occupancy for the Premises. Buyer is responsible for any and all repairs and maintenance to the Premises pursuant to paragraph (2)(h).</w:t></w:r></w:p><w:p><w:pPr><w:widowControl w:val="1"/><w:tabs><w:tab w:val="left" w:leader="none" w:pos="720"/><w:tab w:val="left" w:leader="none" w:pos="1440"/><w:tab w:val="left" w:leader="none" w:pos="2160"/><w:tab w:val="left" w:leader="none" w:pos="2880"/><w:tab w:val="left" w:leader="none" w:pos="3600"/><w:tab w:val="left" w:leader="none" w:pos="4320"/><w:tab w:val="left" w:leader="none" w:pos="5040"/><w:tab w:val="left" w:leader="none" w:pos="5760"/><w:tab w:val="left" w:leader="none" w:pos="6480"/><w:tab w:val="left" w:leader="none" w:pos="7200"/><w:tab w:val="left" w:leader="none" w:pos="7920"/><w:tab w:val="left" w:leader="none" w:pos="8640"/></w:tabs><w:ind w:left="0" w:hanging="2"/><w:jc w:val="both"/><w:rPr/></w:pPr><w:r><w:rPr><w:rtl w:val="0"/></w:rPr><w:t xml:space="preserve">i. If Buyer fails to perform this Contract or any part of it, Seller has the right immediately after the default to declare the Contract forfeited and void; to retain whatever may have been paid on the Contract and all improvements that may have been made on the premises, together with any additions and accretions; and to consider and treat Buyer as a tenant holding over without permission. Seller may take immediate possession of the premises and may have Buyer and all occupants removed and put out. In all cases where Seller relies on a notice of forfeiture to terminate rights under this Contract, the notice shall specify all unpaid monies and other breaches of this contract and shall declare forfeiture of this contract to be effective 15 days after service, unless the money is paid and any other breaches of this contract are cured within that time.</w:t></w:r></w:p><w:p><w:pPr><w:widowControl w:val="1"/><w:tabs><w:tab w:val="left" w:leader="none" w:pos="720"/><w:tab w:val="left" w:leader="none" w:pos="1440"/><w:tab w:val="left" w:leader="none" w:pos="2160"/><w:tab w:val="left" w:leader="none" w:pos="2880"/><w:tab w:val="left" w:leader="none" w:pos="3600"/><w:tab w:val="left" w:leader="none" w:pos="4320"/><w:tab w:val="left" w:leader="none" w:pos="5040"/><w:tab w:val="left" w:leader="none" w:pos="5760"/><w:tab w:val="left" w:leader="none" w:pos="6480"/><w:tab w:val="left" w:leader="none" w:pos="7200"/><w:tab w:val="left" w:leader="none" w:pos="7920"/><w:tab w:val="left" w:leader="none" w:pos="8640"/></w:tabs><w:ind w:left="0" w:hanging="2"/><w:jc w:val="both"/><w:rPr/></w:pPr><w:r><w:rPr><w:rtl w:val="0"/></w:rPr></w:r></w:p><w:p><w:pPr><w:widowControl w:val="1"/><w:tabs><w:tab w:val="left" w:leader="none" w:pos="720"/><w:tab w:val="left" w:leader="none" w:pos="1440"/><w:tab w:val="left" w:leader="none" w:pos="2160"/><w:tab w:val="left" w:leader="none" w:pos="2880"/><w:tab w:val="left" w:leader="none" w:pos="3600"/><w:tab w:val="left" w:leader="none" w:pos="4320"/><w:tab w:val="left" w:leader="none" w:pos="5040"/><w:tab w:val="left" w:leader="none" w:pos="5760"/><w:tab w:val="left" w:leader="none" w:pos="6480"/><w:tab w:val="left" w:leader="none" w:pos="7200"/><w:tab w:val="left" w:leader="none" w:pos="7920"/><w:tab w:val="left" w:leader="none" w:pos="8640"/></w:tabs><w:ind w:left="0" w:hanging="2"/><w:jc w:val="both"/><w:rPr/></w:pPr><w:r><w:rPr><w:rtl w:val="0"/></w:rPr><w:t xml:space="preserve">j. If a default is made by Buyer and continues for 45 days or more and Seller desires to foreclose this Contract in equity, Seller has the right to declare the entire unpaid balance to be immediately due and payable, despite anything in this Contract to the contrary.</w:t></w:r></w:p><w:p><w:pPr><w:widowControl w:val="1"/><w:tabs><w:tab w:val="left" w:leader="none" w:pos="720"/><w:tab w:val="left" w:leader="none" w:pos="1440"/><w:tab w:val="left" w:leader="none" w:pos="2160"/><w:tab w:val="left" w:leader="none" w:pos="2880"/><w:tab w:val="left" w:leader="none" w:pos="3600"/><w:tab w:val="left" w:leader="none" w:pos="4320"/><w:tab w:val="left" w:leader="none" w:pos="5040"/><w:tab w:val="left" w:leader="none" w:pos="5760"/><w:tab w:val="left" w:leader="none" w:pos="6480"/><w:tab w:val="left" w:leader="none" w:pos="7200"/><w:tab w:val="left" w:leader="none" w:pos="7920"/><w:tab w:val="left" w:leader="none" w:pos="8640"/></w:tabs><w:ind w:left="0" w:hanging="2"/><w:jc w:val="both"/><w:rPr/></w:pPr><w:r><w:rPr><w:rtl w:val="0"/></w:rPr></w:r></w:p><w:p><w:pPr><w:widowControl w:val="1"/><w:tabs><w:tab w:val="left" w:leader="none" w:pos="720"/><w:tab w:val="left" w:leader="none" w:pos="1440"/><w:tab w:val="left" w:leader="none" w:pos="2160"/><w:tab w:val="left" w:leader="none" w:pos="2880"/><w:tab w:val="left" w:leader="none" w:pos="3600"/><w:tab w:val="left" w:leader="none" w:pos="4320"/><w:tab w:val="left" w:leader="none" w:pos="5040"/><w:tab w:val="left" w:leader="none" w:pos="5760"/><w:tab w:val="left" w:leader="none" w:pos="6480"/><w:tab w:val="left" w:leader="none" w:pos="7200"/><w:tab w:val="left" w:leader="none" w:pos="7920"/><w:tab w:val="left" w:leader="none" w:pos="8640"/></w:tabs><w:ind w:left="0" w:hanging="2"/><w:jc w:val="both"/><w:rPr/></w:pPr><w:r><w:rPr><w:rtl w:val="0"/></w:rPr><w:t xml:space="preserve">k. Notwithstanding anything to the contrary in this Contract, upon a default by buyer, Seller has any remedy against Buyer as allowed by law. </w:t></w:r></w:p><w:p><w:pPr><w:widowControl w:val="1"/><w:tabs><w:tab w:val="left" w:leader="none" w:pos="720"/><w:tab w:val="left" w:leader="none" w:pos="1440"/><w:tab w:val="left" w:leader="none" w:pos="2160"/><w:tab w:val="left" w:leader="none" w:pos="2880"/><w:tab w:val="left" w:leader="none" w:pos="3600"/><w:tab w:val="left" w:leader="none" w:pos="4320"/><w:tab w:val="left" w:leader="none" w:pos="5040"/><w:tab w:val="left" w:leader="none" w:pos="5760"/><w:tab w:val="left" w:leader="none" w:pos="6480"/><w:tab w:val="left" w:leader="none" w:pos="7200"/><w:tab w:val="left" w:leader="none" w:pos="7920"/><w:tab w:val="left" w:leader="none" w:pos="8640"/></w:tabs><w:ind w:left="0" w:hanging="2"/><w:jc w:val="both"/><w:rPr/></w:pPr><w:r><w:rPr><w:rtl w:val="0"/></w:rPr></w:r></w:p><w:p><w:pPr><w:widowControl w:val="1"/><w:tabs><w:tab w:val="left" w:leader="none" w:pos="720"/><w:tab w:val="left" w:leader="none" w:pos="1440"/><w:tab w:val="left" w:leader="none" w:pos="2160"/><w:tab w:val="left" w:leader="none" w:pos="2880"/><w:tab w:val="left" w:leader="none" w:pos="3600"/><w:tab w:val="left" w:leader="none" w:pos="4320"/><w:tab w:val="left" w:leader="none" w:pos="5040"/><w:tab w:val="left" w:leader="none" w:pos="5760"/><w:tab w:val="left" w:leader="none" w:pos="6480"/><w:tab w:val="left" w:leader="none" w:pos="7200"/><w:tab w:val="left" w:leader="none" w:pos="7920"/><w:tab w:val="left" w:leader="none" w:pos="8640"/></w:tabs><w:ind w:left="0" w:hanging="2"/><w:jc w:val="both"/><w:rPr/></w:pPr><w:r><w:rPr><w:rtl w:val="0"/></w:rPr><w:t xml:space="preserve">l. The failure of the Seller to enforce any covenant or condition of this Contract shall not be deemed a waiver of its right to enforce each and every covenant and condition of this Contract. No provision of this Contract shall be deemed to have been waived unless the waiver is in writing.</w:t></w:r></w:p><w:p><w:pPr><w:widowControl w:val="1"/><w:tabs><w:tab w:val="left" w:leader="none" w:pos="720"/><w:tab w:val="left" w:leader="none" w:pos="1440"/><w:tab w:val="left" w:leader="none" w:pos="2160"/><w:tab w:val="left" w:leader="none" w:pos="2880"/><w:tab w:val="left" w:leader="none" w:pos="3600"/><w:tab w:val="left" w:leader="none" w:pos="4320"/><w:tab w:val="left" w:leader="none" w:pos="5040"/><w:tab w:val="left" w:leader="none" w:pos="5760"/><w:tab w:val="left" w:leader="none" w:pos="6480"/><w:tab w:val="left" w:leader="none" w:pos="7200"/><w:tab w:val="left" w:leader="none" w:pos="7920"/><w:tab w:val="left" w:leader="none" w:pos="8640"/></w:tabs><w:ind w:left="0" w:hanging="2"/><w:jc w:val="both"/><w:rPr/></w:pPr><w:r><w:rPr><w:rtl w:val="0"/></w:rPr></w:r></w:p><w:p><w:pPr><w:widowControl w:val="1"/><w:tabs><w:tab w:val="left" w:leader="none" w:pos="720"/><w:tab w:val="left" w:leader="none" w:pos="1440"/><w:tab w:val="left" w:leader="none" w:pos="2160"/><w:tab w:val="left" w:leader="none" w:pos="2880"/><w:tab w:val="left" w:leader="none" w:pos="3600"/><w:tab w:val="left" w:leader="none" w:pos="4320"/><w:tab w:val="left" w:leader="none" w:pos="5040"/><w:tab w:val="left" w:leader="none" w:pos="5760"/><w:tab w:val="left" w:leader="none" w:pos="6480"/><w:tab w:val="left" w:leader="none" w:pos="7200"/><w:tab w:val="left" w:leader="none" w:pos="7920"/><w:tab w:val="left" w:leader="none" w:pos="8640"/></w:tabs><w:ind w:left="0" w:hanging="2"/><w:jc w:val="both"/><w:rPr/></w:pPr><w:r><w:rPr><w:rtl w:val="0"/></w:rPr><w:t xml:space="preserve">m. THE PARTIES HERETO AGREE THAT BY ENTERING INTO THIS AGREEMENT, EACH PARTY WAIVES ITS RIGHT TO PARTICIPATE IN A CLASS ACTION, PRIVATE ATTORNEY GENERAL ACTION OR OTHER REPRESENTATIVE ACTION AGAINST THE OTHER IN A COURT OR IN ARBITRATION. THE PARTIES FURTHER AGREE THAT EACH MAY BRING DISPUTES AGAINST EACH OTHER ONLY IN THEIR INDIVIDUAL CAPACITY AND NOT AS A PLAINTIFF OR CLASS MEMBER IN ANY PURPORTED CLASS OR REPRESENTATIVE PROCEEDING.</w:t></w:r></w:p><w:p><w:pPr><w:widowControl w:val="1"/><w:tabs><w:tab w:val="left" w:leader="none" w:pos="720"/><w:tab w:val="left" w:leader="none" w:pos="1440"/><w:tab w:val="left" w:leader="none" w:pos="2160"/><w:tab w:val="left" w:leader="none" w:pos="2880"/><w:tab w:val="left" w:leader="none" w:pos="3600"/><w:tab w:val="left" w:leader="none" w:pos="4320"/><w:tab w:val="left" w:leader="none" w:pos="5040"/><w:tab w:val="left" w:leader="none" w:pos="5760"/><w:tab w:val="left" w:leader="none" w:pos="6480"/><w:tab w:val="left" w:leader="none" w:pos="7200"/><w:tab w:val="left" w:leader="none" w:pos="7920"/><w:tab w:val="left" w:leader="none" w:pos="8640"/></w:tabs><w:ind w:left="0" w:hanging="2"/><w:jc w:val="both"/><w:rPr/></w:pPr><w:r><w:rPr><w:rtl w:val="0"/></w:rPr></w:r></w:p><w:p><w:pPr><w:widowControl w:val="1"/><w:tabs><w:tab w:val="left" w:leader="none" w:pos="720"/><w:tab w:val="left" w:leader="none" w:pos="1440"/><w:tab w:val="left" w:leader="none" w:pos="2160"/><w:tab w:val="left" w:leader="none" w:pos="2880"/><w:tab w:val="left" w:leader="none" w:pos="3600"/><w:tab w:val="left" w:leader="none" w:pos="4320"/><w:tab w:val="left" w:leader="none" w:pos="5040"/><w:tab w:val="left" w:leader="none" w:pos="5760"/><w:tab w:val="left" w:leader="none" w:pos="6480"/><w:tab w:val="left" w:leader="none" w:pos="7200"/><w:tab w:val="left" w:leader="none" w:pos="7920"/><w:tab w:val="left" w:leader="none" w:pos="8640"/></w:tabs><w:ind w:left="0" w:hanging="2"/><w:jc w:val="both"/><w:rPr/></w:pPr><w:r><w:rPr><w:rtl w:val="0"/></w:rPr><w:t xml:space="preserve">m. Time is deemed to be of the essence of this Contract.</w:t></w:r></w:p><w:p><w:pPr><w:widowControl w:val="1"/><w:tabs><w:tab w:val="left" w:leader="none" w:pos="720"/><w:tab w:val="left" w:leader="none" w:pos="1440"/><w:tab w:val="left" w:leader="none" w:pos="2160"/><w:tab w:val="left" w:leader="none" w:pos="2880"/><w:tab w:val="left" w:leader="none" w:pos="3600"/><w:tab w:val="left" w:leader="none" w:pos="4320"/><w:tab w:val="left" w:leader="none" w:pos="5040"/><w:tab w:val="left" w:leader="none" w:pos="5760"/><w:tab w:val="left" w:leader="none" w:pos="6480"/><w:tab w:val="left" w:leader="none" w:pos="7200"/><w:tab w:val="left" w:leader="none" w:pos="7920"/><w:tab w:val="left" w:leader="none" w:pos="8640"/></w:tabs><w:ind w:left="0" w:hanging="2"/><w:jc w:val="both"/><w:rPr/></w:pPr><w:r><w:rPr><w:rtl w:val="0"/></w:rPr></w:r></w:p><w:p><w:pPr><w:widowControl w:val="1"/><w:tabs><w:tab w:val="left" w:leader="none" w:pos="720"/><w:tab w:val="left" w:leader="none" w:pos="1440"/><w:tab w:val="left" w:leader="none" w:pos="2160"/><w:tab w:val="left" w:leader="none" w:pos="2880"/><w:tab w:val="left" w:leader="none" w:pos="3600"/><w:tab w:val="left" w:leader="none" w:pos="4320"/><w:tab w:val="left" w:leader="none" w:pos="5040"/><w:tab w:val="left" w:leader="none" w:pos="5760"/><w:tab w:val="left" w:leader="none" w:pos="6480"/><w:tab w:val="left" w:leader="none" w:pos="7200"/><w:tab w:val="left" w:leader="none" w:pos="7920"/><w:tab w:val="left" w:leader="none" w:pos="8640"/></w:tabs><w:ind w:left="0" w:hanging="2"/><w:jc w:val="both"/><w:rPr/></w:pPr><w:r><w:rPr><w:rtl w:val="0"/></w:rPr><w:t xml:space="preserve">n. The individual parties to this Contract represent themselves to be of full age and the corporate parties represent themselves to be valid existing corporations with their charters in full force and effect.</w:t></w:r></w:p><w:p><w:pPr><w:widowControl w:val="1"/><w:tabs><w:tab w:val="left" w:leader="none" w:pos="720"/><w:tab w:val="left" w:leader="none" w:pos="1440"/><w:tab w:val="left" w:leader="none" w:pos="2160"/><w:tab w:val="left" w:leader="none" w:pos="2880"/><w:tab w:val="left" w:leader="none" w:pos="3600"/><w:tab w:val="left" w:leader="none" w:pos="4320"/><w:tab w:val="left" w:leader="none" w:pos="5040"/><w:tab w:val="left" w:leader="none" w:pos="5760"/><w:tab w:val="left" w:leader="none" w:pos="6480"/><w:tab w:val="left" w:leader="none" w:pos="7200"/><w:tab w:val="left" w:leader="none" w:pos="7920"/><w:tab w:val="left" w:leader="none" w:pos="8640"/></w:tabs><w:ind w:left="0" w:hanging="2"/><w:jc w:val="both"/><w:rPr/></w:pPr><w:r><w:rPr><w:rtl w:val="0"/></w:rPr></w:r></w:p><w:p><w:pPr><w:widowControl w:val="1"/><w:tabs><w:tab w:val="left" w:leader="none" w:pos="720"/><w:tab w:val="left" w:leader="none" w:pos="1440"/><w:tab w:val="left" w:leader="none" w:pos="2160"/><w:tab w:val="left" w:leader="none" w:pos="2880"/><w:tab w:val="left" w:leader="none" w:pos="3600"/><w:tab w:val="left" w:leader="none" w:pos="4320"/><w:tab w:val="left" w:leader="none" w:pos="5040"/><w:tab w:val="left" w:leader="none" w:pos="5760"/><w:tab w:val="left" w:leader="none" w:pos="6480"/><w:tab w:val="left" w:leader="none" w:pos="7200"/><w:tab w:val="left" w:leader="none" w:pos="7920"/><w:tab w:val="left" w:leader="none" w:pos="8640"/></w:tabs><w:ind w:left="0" w:hanging="2"/><w:jc w:val="both"/><w:rPr/></w:pPr><w:r><w:rPr><w:rtl w:val="0"/></w:rPr><w:t xml:space="preserve">o. Any declarations, notices, or papers necessary or proper to terminate, accelerate, or enforce this Contract are presumed conclusively to have been served on Buyer (1) if the instrument is enclosed in an envelope with the first class postage fully prepaid, (2) if the envelope is addressed to Buyer at the address set forth in the heading of this Contract or at the latest other address specified by Buyer and receipted for in writing by Seller, and (3) if the envelope is deposited in a U.S. Postal Service box.</w:t></w:r></w:p><w:p><w:pPr><w:widowControl w:val="1"/><w:tabs><w:tab w:val="left" w:leader="none" w:pos="720"/><w:tab w:val="left" w:leader="none" w:pos="1440"/><w:tab w:val="left" w:leader="none" w:pos="2160"/><w:tab w:val="left" w:leader="none" w:pos="2880"/><w:tab w:val="left" w:leader="none" w:pos="3600"/><w:tab w:val="left" w:leader="none" w:pos="4320"/><w:tab w:val="left" w:leader="none" w:pos="5040"/><w:tab w:val="left" w:leader="none" w:pos="5760"/><w:tab w:val="left" w:leader="none" w:pos="6480"/><w:tab w:val="left" w:leader="none" w:pos="7200"/><w:tab w:val="left" w:leader="none" w:pos="7920"/><w:tab w:val="left" w:leader="none" w:pos="8640"/></w:tabs><w:ind w:left="0" w:hanging="2"/><w:jc w:val="both"/><w:rPr/></w:pPr><w:r><w:rPr><w:rtl w:val="0"/></w:rPr></w:r></w:p><w:p><w:pPr><w:widowControl w:val="1"/><w:tabs><w:tab w:val="left" w:leader="none" w:pos="720"/><w:tab w:val="left" w:leader="none" w:pos="1440"/><w:tab w:val="left" w:leader="none" w:pos="2160"/><w:tab w:val="left" w:leader="none" w:pos="2880"/><w:tab w:val="left" w:leader="none" w:pos="3600"/><w:tab w:val="left" w:leader="none" w:pos="4320"/><w:tab w:val="left" w:leader="none" w:pos="5040"/><w:tab w:val="left" w:leader="none" w:pos="5760"/><w:tab w:val="left" w:leader="none" w:pos="6480"/><w:tab w:val="left" w:leader="none" w:pos="7200"/><w:tab w:val="left" w:leader="none" w:pos="7920"/><w:tab w:val="left" w:leader="none" w:pos="8640"/></w:tabs><w:ind w:left="0" w:hanging="2"/><w:jc w:val="both"/><w:rPr/></w:pPr><w:r><w:rPr><w:rtl w:val="0"/></w:rPr><w:t xml:space="preserve">p. Any declarations, notice, or papers necessary or proper under this Contract are presumed conclusively to have been served on Seller (1) if the instrument is enclosed in an envelope with the first-class postage fully prepaid, (2) if the envelope is addressed to Seller at the last address provided by Seller in writing to buyer and (3) if the envelope is deposited in a U.S. Postal Service box.</w:t></w:r></w:p><w:p><w:pPr><w:widowControl w:val="1"/><w:tabs><w:tab w:val="left" w:leader="none" w:pos="720"/><w:tab w:val="left" w:leader="none" w:pos="1440"/><w:tab w:val="left" w:leader="none" w:pos="2160"/><w:tab w:val="left" w:leader="none" w:pos="2880"/><w:tab w:val="left" w:leader="none" w:pos="3600"/><w:tab w:val="left" w:leader="none" w:pos="4320"/><w:tab w:val="left" w:leader="none" w:pos="5040"/><w:tab w:val="left" w:leader="none" w:pos="5760"/><w:tab w:val="left" w:leader="none" w:pos="6480"/><w:tab w:val="left" w:leader="none" w:pos="7200"/><w:tab w:val="left" w:leader="none" w:pos="7920"/><w:tab w:val="left" w:leader="none" w:pos="8640"/></w:tabs><w:ind w:left="0" w:hanging="2"/><w:jc w:val="both"/><w:rPr/></w:pPr><w:r><w:rPr><w:rtl w:val="0"/></w:rPr></w:r></w:p><w:p><w:pPr><w:widowControl w:val="1"/><w:tabs><w:tab w:val="left" w:leader="none" w:pos="720"/><w:tab w:val="left" w:leader="none" w:pos="1440"/><w:tab w:val="left" w:leader="none" w:pos="2160"/><w:tab w:val="left" w:leader="none" w:pos="2880"/><w:tab w:val="left" w:leader="none" w:pos="3600"/><w:tab w:val="left" w:leader="none" w:pos="4320"/><w:tab w:val="left" w:leader="none" w:pos="5040"/><w:tab w:val="left" w:leader="none" w:pos="5760"/><w:tab w:val="left" w:leader="none" w:pos="6480"/><w:tab w:val="left" w:leader="none" w:pos="7200"/><w:tab w:val="left" w:leader="none" w:pos="7920"/><w:tab w:val="left" w:leader="none" w:pos="8640"/></w:tabs><w:ind w:left="0" w:hanging="2"/><w:jc w:val="both"/><w:rPr/></w:pPr><w:r><w:rPr><w:rtl w:val="0"/></w:rPr><w:t xml:space="preserve">q. If more than one person or a corporation is joined in the execution of this Contract as Seller or Buyer, references to Seller or Buyer shall be read as if written in plural. The covenants in this Contract shall bind the heirs, devisees, legatees, assigns, and successors of the parties.</w:t></w:r></w:p><w:p><w:pPr><w:widowControl w:val="1"/><w:tabs><w:tab w:val="left" w:leader="none" w:pos="720"/><w:tab w:val="left" w:leader="none" w:pos="1440"/><w:tab w:val="left" w:leader="none" w:pos="2160"/><w:tab w:val="left" w:leader="none" w:pos="2880"/><w:tab w:val="left" w:leader="none" w:pos="3600"/><w:tab w:val="left" w:leader="none" w:pos="4320"/><w:tab w:val="left" w:leader="none" w:pos="5040"/><w:tab w:val="left" w:leader="none" w:pos="5760"/><w:tab w:val="left" w:leader="none" w:pos="6480"/><w:tab w:val="left" w:leader="none" w:pos="7200"/><w:tab w:val="left" w:leader="none" w:pos="7920"/><w:tab w:val="left" w:leader="none" w:pos="8640"/></w:tabs><w:ind w:left="0" w:hanging="2"/><w:jc w:val="both"/><w:rPr/></w:pPr><w:r><w:rPr><w:rtl w:val="0"/></w:rPr></w:r></w:p><w:p><w:pPr><w:widowControl w:val="1"/><w:tabs><w:tab w:val="left" w:leader="none" w:pos="720"/><w:tab w:val="left" w:leader="none" w:pos="1440"/><w:tab w:val="left" w:leader="none" w:pos="2160"/><w:tab w:val="left" w:leader="none" w:pos="2880"/><w:tab w:val="left" w:leader="none" w:pos="3600"/><w:tab w:val="left" w:leader="none" w:pos="4320"/><w:tab w:val="left" w:leader="none" w:pos="5040"/><w:tab w:val="left" w:leader="none" w:pos="5760"/><w:tab w:val="left" w:leader="none" w:pos="6480"/><w:tab w:val="left" w:leader="none" w:pos="7200"/><w:tab w:val="left" w:leader="none" w:pos="7920"/><w:tab w:val="left" w:leader="none" w:pos="8640"/></w:tabs><w:ind w:left="0" w:hanging="2"/><w:jc w:val="both"/><w:rPr/></w:pPr><w:r><w:rPr><w:rtl w:val="0"/></w:rPr><w:t xml:space="preserve">r. This agreement constitutes the entire agreement between the parties and will be deemed to supersede and cancel any and all prior discussions, negotiations, proposals, undertakings, understandings, and agreements, whether written or oral, relating to the transactions contemplated in this agreement. None of the previous and contemporaneous negotiations, preliminary drafts, or previous versions of this agreement leading up to its execution and not set forth in this agreement will be used by any of the parties to construe or affect the validity of this agreement. Each party acknowledges that no representation, inducement, or condition not set forth in this agreement has been made or relied on by either party.</w:t></w:r></w:p><w:p><w:pPr><w:widowControl w:val="1"/><w:tabs><w:tab w:val="left" w:leader="none" w:pos="720"/><w:tab w:val="left" w:leader="none" w:pos="1440"/><w:tab w:val="left" w:leader="none" w:pos="2160"/><w:tab w:val="left" w:leader="none" w:pos="2880"/><w:tab w:val="left" w:leader="none" w:pos="3600"/><w:tab w:val="left" w:leader="none" w:pos="4320"/><w:tab w:val="left" w:leader="none" w:pos="5040"/><w:tab w:val="left" w:leader="none" w:pos="5760"/><w:tab w:val="left" w:leader="none" w:pos="6480"/><w:tab w:val="left" w:leader="none" w:pos="7200"/><w:tab w:val="left" w:leader="none" w:pos="7920"/><w:tab w:val="left" w:leader="none" w:pos="8640"/></w:tabs><w:ind w:left="0" w:hanging="2"/><w:jc w:val="both"/><w:rPr/></w:pPr><w:r><w:rPr><w:rtl w:val="0"/></w:rPr></w:r></w:p><w:p><w:pPr><w:widowControl w:val="1"/><w:tabs><w:tab w:val="left" w:leader="none" w:pos="0"/><w:tab w:val="left" w:leader="none" w:pos="720"/><w:tab w:val="left" w:leader="none" w:pos="1440"/><w:tab w:val="left" w:leader="none" w:pos="2160"/><w:tab w:val="left" w:leader="none" w:pos="2880"/><w:tab w:val="left" w:leader="none" w:pos="3600"/><w:tab w:val="left" w:leader="none" w:pos="4320"/><w:tab w:val="left" w:leader="none" w:pos="5040"/><w:tab w:val="left" w:leader="none" w:pos="5760"/><w:tab w:val="left" w:leader="none" w:pos="6480"/><w:tab w:val="left" w:leader="none" w:pos="7200"/><w:tab w:val="left" w:leader="none" w:pos="7920"/><w:tab w:val="left" w:leader="none" w:pos="8640"/></w:tabs><w:ind w:left="0" w:hanging="2"/><w:jc w:val="both"/><w:rPr/></w:pPr><w:r><w:rPr><w:rtl w:val="0"/></w:rPr><w:tab/><w:t xml:space="preserve">The parties to this Contract have executed this contract in duplicate on the date written above.</w:t></w:r></w:p><w:p><w:pPr><w:widowControl w:val="1"/><w:tabs><w:tab w:val="left" w:leader="none" w:pos="0"/><w:tab w:val="left" w:leader="none" w:pos="720"/><w:tab w:val="left" w:leader="none" w:pos="1440"/><w:tab w:val="left" w:leader="none" w:pos="2160"/><w:tab w:val="left" w:leader="none" w:pos="2880"/><w:tab w:val="left" w:leader="none" w:pos="3600"/><w:tab w:val="left" w:leader="none" w:pos="4320"/><w:tab w:val="left" w:leader="none" w:pos="5040"/><w:tab w:val="left" w:leader="none" w:pos="5760"/><w:tab w:val="left" w:leader="none" w:pos="6480"/><w:tab w:val="left" w:leader="none" w:pos="7200"/><w:tab w:val="left" w:leader="none" w:pos="7920"/><w:tab w:val="left" w:leader="none" w:pos="8640"/></w:tabs><w:ind w:left="0" w:hanging="2"/><w:rPr/></w:pPr><w:r><w:rPr><w:rtl w:val="0"/></w:rPr></w:r></w:p><w:p><w:pPr><w:widowControl w:val="1"/><w:tabs><w:tab w:val="left" w:leader="none" w:pos="0"/><w:tab w:val="left" w:leader="none" w:pos="720"/><w:tab w:val="left" w:leader="none" w:pos="1440"/><w:tab w:val="left" w:leader="none" w:pos="2160"/><w:tab w:val="left" w:leader="none" w:pos="2880"/><w:tab w:val="left" w:leader="none" w:pos="3600"/><w:tab w:val="left" w:leader="none" w:pos="4320"/><w:tab w:val="left" w:leader="none" w:pos="5040"/><w:tab w:val="left" w:leader="none" w:pos="5760"/><w:tab w:val="left" w:leader="none" w:pos="6480"/><w:tab w:val="left" w:leader="none" w:pos="7200"/><w:tab w:val="left" w:leader="none" w:pos="7920"/><w:tab w:val="left" w:leader="none" w:pos="8640"/></w:tabs><w:ind w:left="0" w:hanging="2"/><w:rPr/></w:pPr><w:r><w:rPr><w:rtl w:val="0"/></w:rPr></w:r></w:p><w:p><w:pPr><w:widowControl w:val="1"/><w:tabs><w:tab w:val="left" w:leader="none" w:pos="0"/><w:tab w:val="left" w:leader="none" w:pos="720"/><w:tab w:val="left" w:leader="none" w:pos="1440"/><w:tab w:val="left" w:leader="none" w:pos="2160"/><w:tab w:val="left" w:leader="none" w:pos="2880"/><w:tab w:val="left" w:leader="none" w:pos="3600"/><w:tab w:val="left" w:leader="none" w:pos="4320"/><w:tab w:val="left" w:leader="none" w:pos="5040"/><w:tab w:val="left" w:leader="none" w:pos="5760"/><w:tab w:val="left" w:leader="none" w:pos="6480"/><w:tab w:val="left" w:leader="none" w:pos="7200"/><w:tab w:val="left" w:leader="none" w:pos="7920"/><w:tab w:val="left" w:leader="none" w:pos="8640"/></w:tabs><w:ind w:left="0" w:hanging="2"/><w:rPr/></w:pPr><w:r><w:rPr><w:rtl w:val="0"/></w:rPr></w:r></w:p><w:p><w:pPr><w:widowControl w:val="1"/><w:tabs><w:tab w:val="left" w:leader="none" w:pos="0"/><w:tab w:val="left" w:leader="none" w:pos="720"/><w:tab w:val="left" w:leader="none" w:pos="1440"/><w:tab w:val="left" w:leader="none" w:pos="2160"/><w:tab w:val="left" w:leader="none" w:pos="2880"/><w:tab w:val="left" w:leader="none" w:pos="3600"/><w:tab w:val="left" w:leader="none" w:pos="4320"/><w:tab w:val="left" w:leader="none" w:pos="5040"/><w:tab w:val="left" w:leader="none" w:pos="5760"/><w:tab w:val="left" w:leader="none" w:pos="6480"/><w:tab w:val="left" w:leader="none" w:pos="7200"/><w:tab w:val="left" w:leader="none" w:pos="7920"/><w:tab w:val="left" w:leader="none" w:pos="8640"/></w:tabs><w:ind w:left="0" w:hanging="2"/><w:rPr/></w:pPr><w:r><w:rPr><w:rtl w:val="0"/></w:rPr></w:r></w:p><w:p><w:pPr><w:widowControl w:val="1"/><w:tabs><w:tab w:val="left" w:leader="none" w:pos="0"/><w:tab w:val="left" w:leader="none" w:pos="720"/><w:tab w:val="left" w:leader="none" w:pos="1440"/><w:tab w:val="left" w:leader="none" w:pos="2160"/><w:tab w:val="left" w:leader="none" w:pos="2880"/><w:tab w:val="left" w:leader="none" w:pos="3600"/><w:tab w:val="left" w:leader="none" w:pos="4320"/><w:tab w:val="left" w:leader="none" w:pos="5040"/><w:tab w:val="left" w:leader="none" w:pos="5760"/><w:tab w:val="left" w:leader="none" w:pos="6480"/><w:tab w:val="left" w:leader="none" w:pos="7200"/><w:tab w:val="left" w:leader="none" w:pos="7920"/><w:tab w:val="left" w:leader="none" w:pos="8640"/></w:tabs><w:ind w:left="0" w:hanging="2"/><w:jc w:val="center"/><w:rPr/></w:pPr><w:r><w:rPr><w:rtl w:val="0"/></w:rPr><w:t xml:space="preserve">(This space is left intentionally blank- Signatures on next page)</w:t></w:r></w:p><w:p><w:pPr><w:widowControl w:val="1"/><w:tabs><w:tab w:val="left" w:leader="none" w:pos="0"/><w:tab w:val="left" w:leader="none" w:pos="720"/><w:tab w:val="left" w:leader="none" w:pos="1440"/><w:tab w:val="left" w:leader="none" w:pos="2160"/><w:tab w:val="left" w:leader="none" w:pos="2880"/><w:tab w:val="left" w:leader="none" w:pos="3600"/><w:tab w:val="left" w:leader="none" w:pos="4320"/><w:tab w:val="left" w:leader="none" w:pos="5040"/><w:tab w:val="left" w:leader="none" w:pos="5760"/><w:tab w:val="left" w:leader="none" w:pos="6480"/><w:tab w:val="left" w:leader="none" w:pos="7200"/><w:tab w:val="left" w:leader="none" w:pos="7920"/><w:tab w:val="left" w:leader="none" w:pos="8640"/></w:tabs><w:ind w:left="0" w:hanging="2"/><w:rPr/></w:pPr><w:r><w:rPr><w:rtl w:val="0"/></w:rPr></w:r></w:p><w:p><w:pPr><w:widowControl w:val="1"/><w:tabs><w:tab w:val="left" w:leader="none" w:pos="0"/><w:tab w:val="left" w:leader="none" w:pos="720"/><w:tab w:val="left" w:leader="none" w:pos="1440"/><w:tab w:val="left" w:leader="none" w:pos="2160"/><w:tab w:val="left" w:leader="none" w:pos="2880"/><w:tab w:val="left" w:leader="none" w:pos="3600"/><w:tab w:val="left" w:leader="none" w:pos="4320"/><w:tab w:val="left" w:leader="none" w:pos="5040"/><w:tab w:val="left" w:leader="none" w:pos="5760"/><w:tab w:val="left" w:leader="none" w:pos="6480"/><w:tab w:val="left" w:leader="none" w:pos="7200"/><w:tab w:val="left" w:leader="none" w:pos="7920"/><w:tab w:val="left" w:leader="none" w:pos="8640"/></w:tabs><w:ind w:left="0" w:hanging="2"/><w:rPr/></w:pPr><w:r><w:rPr><w:rtl w:val="0"/></w:rPr></w:r></w:p><w:p><w:pPr><w:widowControl w:val="1"/><w:tabs><w:tab w:val="left" w:leader="none" w:pos="0"/><w:tab w:val="left" w:leader="none" w:pos="720"/><w:tab w:val="left" w:leader="none" w:pos="1440"/><w:tab w:val="left" w:leader="none" w:pos="2160"/><w:tab w:val="left" w:leader="none" w:pos="2880"/><w:tab w:val="left" w:leader="none" w:pos="3600"/><w:tab w:val="left" w:leader="none" w:pos="4320"/><w:tab w:val="left" w:leader="none" w:pos="5040"/><w:tab w:val="left" w:leader="none" w:pos="5760"/><w:tab w:val="left" w:leader="none" w:pos="6480"/><w:tab w:val="left" w:leader="none" w:pos="7200"/><w:tab w:val="left" w:leader="none" w:pos="7920"/><w:tab w:val="left" w:leader="none" w:pos="8640"/></w:tabs><w:ind w:left="0" w:hanging="2"/><w:rPr/></w:pPr><w:r><w:rPr><w:rtl w:val="0"/></w:rPr></w:r></w:p><w:p><w:pPr><w:widowControl w:val="1"/><w:tabs><w:tab w:val="left" w:leader="none" w:pos="0"/><w:tab w:val="left" w:leader="none" w:pos="720"/><w:tab w:val="left" w:leader="none" w:pos="1440"/><w:tab w:val="left" w:leader="none" w:pos="2160"/><w:tab w:val="left" w:leader="none" w:pos="2880"/><w:tab w:val="left" w:leader="none" w:pos="3600"/><w:tab w:val="left" w:leader="none" w:pos="4320"/><w:tab w:val="left" w:leader="none" w:pos="5040"/><w:tab w:val="left" w:leader="none" w:pos="5760"/><w:tab w:val="left" w:leader="none" w:pos="6480"/><w:tab w:val="left" w:leader="none" w:pos="7200"/><w:tab w:val="left" w:leader="none" w:pos="7920"/><w:tab w:val="left" w:leader="none" w:pos="8640"/></w:tabs><w:ind w:left="0" w:hanging="2"/><w:rPr/></w:pPr><w:r><w:rPr><w:rtl w:val="0"/></w:rPr></w:r></w:p><w:p><w:pPr><w:widowControl w:val="1"/><w:tabs><w:tab w:val="left" w:leader="none" w:pos="0"/><w:tab w:val="left" w:leader="none" w:pos="720"/><w:tab w:val="left" w:leader="none" w:pos="1440"/><w:tab w:val="left" w:leader="none" w:pos="2160"/><w:tab w:val="left" w:leader="none" w:pos="2880"/><w:tab w:val="left" w:leader="none" w:pos="3600"/><w:tab w:val="left" w:leader="none" w:pos="4320"/><w:tab w:val="left" w:leader="none" w:pos="5040"/><w:tab w:val="left" w:leader="none" w:pos="5760"/><w:tab w:val="left" w:leader="none" w:pos="6480"/><w:tab w:val="left" w:leader="none" w:pos="7200"/><w:tab w:val="left" w:leader="none" w:pos="7920"/><w:tab w:val="left" w:leader="none" w:pos="8640"/></w:tabs><w:ind w:left="0" w:hanging="2"/><w:rPr/></w:pPr><w:r><w:rPr><w:rtl w:val="0"/></w:rPr></w:r></w:p><w:p><w:pPr><w:widowControl w:val="1"/><w:tabs><w:tab w:val="left" w:leader="none" w:pos="0"/><w:tab w:val="left" w:leader="none" w:pos="720"/><w:tab w:val="left" w:leader="none" w:pos="1440"/><w:tab w:val="left" w:leader="none" w:pos="2160"/><w:tab w:val="left" w:leader="none" w:pos="2880"/><w:tab w:val="left" w:leader="none" w:pos="3600"/><w:tab w:val="left" w:leader="none" w:pos="4320"/><w:tab w:val="left" w:leader="none" w:pos="5040"/><w:tab w:val="left" w:leader="none" w:pos="5760"/><w:tab w:val="left" w:leader="none" w:pos="6480"/><w:tab w:val="left" w:leader="none" w:pos="7200"/><w:tab w:val="left" w:leader="none" w:pos="7920"/><w:tab w:val="left" w:leader="none" w:pos="8640"/></w:tabs><w:ind w:left="0" w:hanging="2"/><w:rPr/></w:pPr><w:r><w:rPr><w:rtl w:val="0"/></w:rPr></w:r></w:p><w:p><w:pPr><w:spacing w:line="240" w:lineRule="auto"/><w:ind w:left="0" w:firstLine="0"/><w:rPr/></w:pPr><w:r><w:br w:type="page"/></w:r><w:r><w:rPr><w:rtl w:val="0"/></w:rPr></w:r></w:p><w:p><w:pPr><w:widowControl w:val="1"/><w:tabs><w:tab w:val="left" w:leader="none" w:pos="0"/><w:tab w:val="left" w:leader="none" w:pos="720"/><w:tab w:val="left" w:leader="none" w:pos="1440"/><w:tab w:val="left" w:leader="none" w:pos="2160"/><w:tab w:val="left" w:leader="none" w:pos="2880"/><w:tab w:val="left" w:leader="none" w:pos="3600"/><w:tab w:val="left" w:leader="none" w:pos="4320"/><w:tab w:val="left" w:leader="none" w:pos="5040"/><w:tab w:val="left" w:leader="none" w:pos="5760"/><w:tab w:val="left" w:leader="none" w:pos="6480"/><w:tab w:val="left" w:leader="none" w:pos="7200"/><w:tab w:val="left" w:leader="none" w:pos="7920"/><w:tab w:val="left" w:leader="none" w:pos="8640"/></w:tabs><w:ind w:left="0" w:firstLine="0"/><w:rPr/></w:pPr><w:r><w:rPr><w:rtl w:val="0"/></w:rPr></w:r></w:p><w:p><w:pPr><w:widowControl w:val="1"/><w:tabs><w:tab w:val="left" w:leader="none" w:pos="0"/><w:tab w:val="left" w:leader="none" w:pos="720"/><w:tab w:val="left" w:leader="none" w:pos="1440"/><w:tab w:val="left" w:leader="none" w:pos="2160"/><w:tab w:val="left" w:leader="none" w:pos="2880"/><w:tab w:val="left" w:leader="none" w:pos="3600"/><w:tab w:val="left" w:leader="none" w:pos="4320"/><w:tab w:val="left" w:leader="none" w:pos="5040"/><w:tab w:val="left" w:leader="none" w:pos="5760"/><w:tab w:val="left" w:leader="none" w:pos="6480"/><w:tab w:val="left" w:leader="none" w:pos="7200"/><w:tab w:val="left" w:leader="none" w:pos="7920"/><w:tab w:val="left" w:leader="none" w:pos="8640"/></w:tabs><w:ind w:left="0" w:hanging="2"/><w:rPr/></w:pPr><w:r><w:rPr><w:rtl w:val="0"/></w:rPr><w:tab/><w:tab/><w:tab/><w:tab/><w:tab/><w:tab/><w:t xml:space="preserve"> </w:t><w:tab/><w:t xml:space="preserve">   SELLER</w:t></w:r></w:p><w:p><w:pPr><w:widowControl w:val="1"/><w:tabs><w:tab w:val="left" w:leader="none" w:pos="0"/><w:tab w:val="left" w:leader="none" w:pos="720"/><w:tab w:val="left" w:leader="none" w:pos="1440"/><w:tab w:val="left" w:leader="none" w:pos="2160"/><w:tab w:val="left" w:leader="none" w:pos="2880"/><w:tab w:val="left" w:leader="none" w:pos="3600"/><w:tab w:val="left" w:leader="none" w:pos="4320"/><w:tab w:val="left" w:leader="none" w:pos="5040"/><w:tab w:val="left" w:leader="none" w:pos="5760"/><w:tab w:val="left" w:leader="none" w:pos="6480"/><w:tab w:val="left" w:leader="none" w:pos="7200"/><w:tab w:val="left" w:leader="none" w:pos="7920"/><w:tab w:val="left" w:leader="none" w:pos="8640"/></w:tabs><w:ind w:left="0" w:hanging="2"/><w:rPr/></w:pPr><w:r><w:rPr/></w:pPr><w:r><w:rPr><w:rtl w:val="0"/></w:rPr><w:t xml:space="preserve">      {seller_name}</w:t></w:r></w:p><w:p><w:pPr><w:widowControl w:val="1"/><w:tabs><w:tab w:val="left" w:leader="none" w:pos="0"/><w:tab w:val="left" w:leader="none" w:pos="720"/><w:tab w:val="left" w:leader="none" w:pos="1440"/><w:tab w:val="left" w:leader="none" w:pos="2160"/><w:tab w:val="left" w:leader="none" w:pos="2880"/><w:tab w:val="left" w:leader="none" w:pos="3600"/><w:tab w:val="left" w:leader="none" w:pos="4320"/><w:tab w:val="left" w:leader="none" w:pos="5040"/><w:tab w:val="left" w:leader="none" w:pos="5760"/><w:tab w:val="left" w:leader="none" w:pos="6480"/><w:tab w:val="left" w:leader="none" w:pos="7200"/><w:tab w:val="left" w:leader="none" w:pos="7920"/><w:tab w:val="left" w:leader="none" w:pos="8640"/></w:tabs><w:ind w:left="0" w:hanging="2"/><w:rPr/></w:pPr><w:r><w:rPr><w:rtl w:val="0"/></w:rPr></w:r></w:p><w:p><w:pPr><w:widowControl w:val="1"/><w:tabs><w:tab w:val="left" w:leader="none" w:pos="0"/><w:tab w:val="left" w:leader="none" w:pos="720"/><w:tab w:val="left" w:leader="none" w:pos="1440"/><w:tab w:val="left" w:leader="none" w:pos="2160"/><w:tab w:val="left" w:leader="none" w:pos="2880"/><w:tab w:val="left" w:leader="none" w:pos="3600"/><w:tab w:val="left" w:leader="none" w:pos="4320"/><w:tab w:val="left" w:leader="none" w:pos="5040"/><w:tab w:val="left" w:leader="none" w:pos="5760"/><w:tab w:val="left" w:leader="none" w:pos="6480"/><w:tab w:val="left" w:leader="none" w:pos="7200"/><w:tab w:val="left" w:leader="none" w:pos="7920"/><w:tab w:val="left" w:leader="none" w:pos="8640"/></w:tabs><w:ind w:left="0" w:hanging="2"/><w:rPr/></w:pPr><w:r><w:rPr><w:rtl w:val="0"/></w:rPr></w:r></w:p><w:tbl><w:tblPr><w:tblStyle w:val="Table1"/><w:tblW w:w="8589.0" w:type="dxa"/><w:jc w:val="left"/><w:tblLayout w:type="fixed"/><w:tblLook w:val="0000"/></w:tblPr><w:tblGrid><w:gridCol w:w="4179"/><w:gridCol w:w="360"/><w:gridCol w:w="4050"/><w:tblGridChange w:id="0"><w:tblGrid><w:gridCol w:w="4179"/><w:gridCol w:w="360"/><w:gridCol w:w="4050"/></w:tblGrid></w:tblGridChange></w:tblGrid><w:tr><w:trPr><w:cantSplit w:val="0"/><w:trHeight w:val="1011" w:hRule="atLeast"/><w:tblHeader w:val="0"/></w:trPr><w:tc><w:tcPr><w:tcBorders><w:top w:color="ffffff" w:space="0" w:sz="6" w:val="single"/><w:left w:color="ffffff" w:space="0" w:sz="6" w:val="single"/><w:bottom w:color="ffffff" w:space="0" w:sz="6" w:val="single"/><w:right w:color="ffffff" w:space="0" w:sz="6" w:val="single"/></w:tcBorders></w:tcPr><w:p><w:pPr><w:ind w:left="0" w:hanging="2"/><w:rPr><w:sz w:val="20"/><w:szCs w:val="20"/></w:rPr></w:pPr><w:r><w:rPr><w:rtl w:val="0"/></w:rPr></w:r></w:p><w:p><w:pPr><w:widowControl w:val="1"/><w:tabs><w:tab w:val="left" w:leader="none" w:pos="0"/><w:tab w:val="left" w:leader="none" w:pos="720"/><w:tab w:val="left" w:leader="none" w:pos="1440"/><w:tab w:val="left" w:leader="none" w:pos="2160"/><w:tab w:val="left" w:leader="none" w:pos="2880"/><w:tab w:val="left" w:leader="none" w:pos="3600"/><w:tab w:val="left" w:leader="none" w:pos="4320"/><w:tab w:val="left" w:leader="none" w:pos="5040"/><w:tab w:val="left" w:leader="none" w:pos="5760"/><w:tab w:val="left" w:leader="none" w:pos="6480"/><w:tab w:val="left" w:leader="none" w:pos="7200"/><w:tab w:val="left" w:leader="none" w:pos="7920"/><w:tab w:val="left" w:leader="none" w:pos="8640"/></w:tabs><w:ind w:left="0" w:hanging="2"/><w:rPr/></w:pPr><w:r><w:rPr><w:rtl w:val="0"/></w:rPr><w:t xml:space="preserve">Dated: ___________________________</w:t></w:r></w:p><w:p><w:pPr><w:widowControl w:val="1"/><w:tabs><w:tab w:val="left" w:leader="none" w:pos="0"/><w:tab w:val="left" w:leader="none" w:pos="720"/><w:tab w:val="left" w:leader="none" w:pos="1440"/><w:tab w:val="left" w:leader="none" w:pos="2160"/><w:tab w:val="left" w:leader="none" w:pos="2880"/><w:tab w:val="left" w:leader="none" w:pos="3600"/><w:tab w:val="left" w:leader="none" w:pos="4320"/><w:tab w:val="left" w:leader="none" w:pos="5040"/><w:tab w:val="left" w:leader="none" w:pos="5760"/><w:tab w:val="left" w:leader="none" w:pos="6480"/><w:tab w:val="left" w:leader="none" w:pos="7200"/><w:tab w:val="left" w:leader="none" w:pos="7920"/><w:tab w:val="left" w:leader="none" w:pos="8640"/></w:tabs><w:ind w:left="0" w:hanging="2"/><w:rPr/></w:pPr><w:r><w:rPr><w:rtl w:val="0"/></w:rPr></w:r></w:p><w:p><w:pPr><w:widowControl w:val="1"/><w:tabs><w:tab w:val="left" w:leader="none" w:pos="0"/><w:tab w:val="left" w:leader="none" w:pos="720"/><w:tab w:val="left" w:leader="none" w:pos="1440"/><w:tab w:val="left" w:leader="none" w:pos="2160"/><w:tab w:val="left" w:leader="none" w:pos="2880"/><w:tab w:val="left" w:leader="none" w:pos="3600"/><w:tab w:val="left" w:leader="none" w:pos="4320"/><w:tab w:val="left" w:leader="none" w:pos="5040"/><w:tab w:val="left" w:leader="none" w:pos="5760"/><w:tab w:val="left" w:leader="none" w:pos="6480"/><w:tab w:val="left" w:leader="none" w:pos="7200"/><w:tab w:val="left" w:leader="none" w:pos="7920"/><w:tab w:val="left" w:leader="none" w:pos="8640"/></w:tabs><w:ind w:left="0" w:hanging="2"/><w:rPr/></w:pPr><w:r><w:rPr><w:rtl w:val="0"/></w:rPr></w:r></w:p></w:tc><w:tc><w:tcPr><w:tcBorders><w:top w:color="ffffff" w:space="0" w:sz="6" w:val="single"/><w:left w:color="ffffff" w:space="0" w:sz="6" w:val="single"/><w:bottom w:color="ffffff" w:space="0" w:sz="6" w:val="single"/><w:right w:color="ffffff" w:space="0" w:sz="6" w:val="single"/></w:tcBorders></w:tcPr><w:p><w:pPr><w:ind w:left="0" w:hanging="2"/><w:rPr/></w:pPr><w:r><w:rPr><w:rtl w:val="0"/></w:rPr></w:r></w:p><w:p><w:pPr><w:widowControl w:val="1"/><w:tabs><w:tab w:val="left" w:leader="none" w:pos="0"/><w:tab w:val="left" w:leader="none" w:pos="720"/><w:tab w:val="left" w:leader="none" w:pos="1440"/><w:tab w:val="left" w:leader="none" w:pos="2160"/><w:tab w:val="left" w:leader="none" w:pos="2880"/><w:tab w:val="left" w:leader="none" w:pos="3600"/><w:tab w:val="left" w:leader="none" w:pos="4320"/><w:tab w:val="left" w:leader="none" w:pos="5040"/><w:tab w:val="left" w:leader="none" w:pos="5760"/><w:tab w:val="left" w:leader="none" w:pos="6480"/><w:tab w:val="left" w:leader="none" w:pos="7200"/><w:tab w:val="left" w:leader="none" w:pos="7920"/><w:tab w:val="left" w:leader="none" w:pos="8640"/></w:tabs><w:ind w:left="0" w:hanging="2"/><w:rPr/></w:pPr><w:r><w:rPr><w:rtl w:val="0"/></w:rPr><w:t xml:space="preserve"> </w:t></w:r></w:p></w:tc><w:tc><w:tcPr><w:tcBorders><w:top w:color="ffffff" w:space="0" w:sz="6" w:val="single"/><w:left w:color="ffffff" w:space="0" w:sz="6" w:val="single"/><w:bottom w:color="ffffff" w:space="0" w:sz="6" w:val="single"/><w:right w:color="ffffff" w:space="0" w:sz="6" w:val="single"/></w:tcBorders></w:tcPr><w:p><w:pPr><w:ind w:left="0" w:hanging="2"/><w:rPr/></w:pPr><w:r><w:rPr><w:rtl w:val="0"/></w:rPr></w:r></w:p><w:p><w:pPr><w:widowControl w:val="1"/><w:tabs><w:tab w:val="left" w:leader="none" w:pos="0"/><w:tab w:val="left" w:leader="none" w:pos="720"/><w:tab w:val="left" w:leader="none" w:pos="1440"/><w:tab w:val="left" w:leader="none" w:pos="2160"/><w:tab w:val="left" w:leader="none" w:pos="2880"/><w:tab w:val="left" w:leader="none" w:pos="3600"/><w:tab w:val="left" w:leader="none" w:pos="4320"/><w:tab w:val="left" w:leader="none" w:pos="5040"/><w:tab w:val="left" w:leader="none" w:pos="5760"/><w:tab w:val="left" w:leader="none" w:pos="6480"/><w:tab w:val="left" w:leader="none" w:pos="7200"/><w:tab w:val="left" w:leader="none" w:pos="7920"/><w:tab w:val="left" w:leader="none" w:pos="8640"/></w:tabs><w:ind w:left="0" w:hanging="2"/><w:rPr/></w:pPr><w:r><w:rPr><w:rtl w:val="0"/></w:rPr><w:t xml:space="preserve">By:______________________________</w:t></w:r></w:p><w:p><w:pPr><w:widowControl w:val="1"/><w:tabs><w:tab w:val="left" w:leader="none" w:pos="0"/><w:tab w:val="left" w:leader="none" w:pos="720"/><w:tab w:val="left" w:leader="none" w:pos="1440"/><w:tab w:val="left" w:leader="none" w:pos="2160"/><w:tab w:val="left" w:leader="none" w:pos="2880"/><w:tab w:val="left" w:leader="none" w:pos="3600"/><w:tab w:val="left" w:leader="none" w:pos="4320"/><w:tab w:val="left" w:leader="none" w:pos="5040"/><w:tab w:val="left" w:leader="none" w:pos="5760"/><w:tab w:val="left" w:leader="none" w:pos="6480"/><w:tab w:val="left" w:leader="none" w:pos="7200"/><w:tab w:val="left" w:leader="none" w:pos="7920"/><w:tab w:val="left" w:leader="none" w:pos="8640"/></w:tabs><w:ind w:left="0" w:hanging="2"/><w:rPr><w:sz w:val="20"/><w:szCs w:val="20"/></w:rPr></w:pPr><w:r><w:rPr><w:sz w:val="20"/><w:szCs w:val="20"/></w:rPr><w:t xml:space="preserve">{seller_signatory_name}, its authorized agent</w:t></w:r></w:p></w:tc></w:tr><w:tr><w:trPr><w:cantSplit w:val="0"/><w:tblHeader w:val="0"/></w:trPr><w:tc><w:tcPr><w:tcBorders><w:top w:color="ffffff" w:space="0" w:sz="6" w:val="single"/><w:left w:color="ffffff" w:space="0" w:sz="6" w:val="single"/><w:bottom w:color="ffffff" w:space="0" w:sz="6" w:val="single"/><w:right w:color="ffffff" w:space="0" w:sz="6" w:val="single"/></w:tcBorders></w:tcPr><w:p><w:pPr><w:widowControl w:val="1"/><w:tabs><w:tab w:val="left" w:leader="none" w:pos="0"/><w:tab w:val="left" w:leader="none" w:pos="720"/><w:tab w:val="left" w:leader="none" w:pos="1440"/><w:tab w:val="left" w:leader="none" w:pos="2160"/><w:tab w:val="left" w:leader="none" w:pos="2880"/><w:tab w:val="left" w:leader="none" w:pos="3600"/><w:tab w:val="left" w:leader="none" w:pos="4320"/><w:tab w:val="left" w:leader="none" w:pos="5040"/><w:tab w:val="left" w:leader="none" w:pos="5760"/><w:tab w:val="left" w:leader="none" w:pos="6480"/><w:tab w:val="left" w:leader="none" w:pos="7200"/><w:tab w:val="left" w:leader="none" w:pos="7920"/><w:tab w:val="left" w:leader="none" w:pos="8640"/></w:tabs><w:ind w:left="0" w:hanging="2"/><w:rPr/></w:pPr><w:r><w:rPr><w:rtl w:val="0"/></w:rPr></w:r></w:p></w:tc><w:tc><w:tcPr><w:tcBorders><w:top w:color="ffffff" w:space="0" w:sz="6" w:val="single"/><w:left w:color="ffffff" w:space="0" w:sz="6" w:val="single"/><w:bottom w:color="ffffff" w:space="0" w:sz="6" w:val="single"/><w:right w:color="ffffff" w:space="0" w:sz="6" w:val="single"/></w:tcBorders></w:tcPr><w:p><w:pPr><w:widowControl w:val="1"/><w:tabs><w:tab w:val="left" w:leader="none" w:pos="0"/><w:tab w:val="left" w:leader="none" w:pos="720"/><w:tab w:val="left" w:leader="none" w:pos="1440"/><w:tab w:val="left" w:leader="none" w:pos="2160"/><w:tab w:val="left" w:leader="none" w:pos="2880"/><w:tab w:val="left" w:leader="none" w:pos="3600"/><w:tab w:val="left" w:leader="none" w:pos="4320"/><w:tab w:val="left" w:leader="none" w:pos="5040"/><w:tab w:val="left" w:leader="none" w:pos="5760"/><w:tab w:val="left" w:leader="none" w:pos="6480"/><w:tab w:val="left" w:leader="none" w:pos="7200"/><w:tab w:val="left" w:leader="none" w:pos="7920"/><w:tab w:val="left" w:leader="none" w:pos="8640"/></w:tabs><w:ind w:left="0" w:hanging="2"/><w:rPr/></w:pPr><w:r><w:rPr><w:rtl w:val="0"/></w:rPr></w:r></w:p></w:tc><w:tc><w:tcPr><w:tcBorders><w:top w:color="ffffff" w:space="0" w:sz="6" w:val="single"/><w:left w:color="ffffff" w:space="0" w:sz="6" w:val="single"/><w:bottom w:color="ffffff" w:space="0" w:sz="6" w:val="single"/><w:right w:color="ffffff" w:space="0" w:sz="6" w:val="single"/></w:tcBorders></w:tcPr><w:p><w:pPr><w:widowControl w:val="1"/><w:tabs><w:tab w:val="left" w:leader="none" w:pos="0"/><w:tab w:val="left" w:leader="none" w:pos="720"/><w:tab w:val="left" w:leader="none" w:pos="1440"/><w:tab w:val="left" w:leader="none" w:pos="2160"/><w:tab w:val="left" w:leader="none" w:pos="2880"/><w:tab w:val="left" w:leader="none" w:pos="3600"/><w:tab w:val="left" w:leader="none" w:pos="4320"/><w:tab w:val="left" w:leader="none" w:pos="5040"/><w:tab w:val="left" w:leader="none" w:pos="5760"/><w:tab w:val="left" w:leader="none" w:pos="6480"/><w:tab w:val="left" w:leader="none" w:pos="7200"/><w:tab w:val="left" w:leader="none" w:pos="7920"/><w:tab w:val="left" w:leader="none" w:pos="8640"/></w:tabs><w:ind w:left="0" w:hanging="2"/><w:rPr><w:sz w:val="20"/><w:szCs w:val="20"/></w:rPr></w:pPr><w:r><w:rPr><w:rtl w:val="0"/></w:rPr></w:r></w:p></w:tc></w:tr><w:tr><w:trPr><w:cantSplit w:val="0"/><w:tblHeader w:val="0"/></w:trPr><w:tc><w:tcPr><w:tcBorders><w:top w:color="ffffff" w:space="0" w:sz="6" w:val="single"/><w:left w:color="ffffff" w:space="0" w:sz="6" w:val="single"/><w:bottom w:color="ffffff" w:space="0" w:sz="6" w:val="single"/><w:right w:color="ffffff" w:space="0" w:sz="6" w:val="single"/></w:tcBorders></w:tcPr><w:p><w:pPr><w:widowControl w:val="1"/><w:tabs><w:tab w:val="left" w:leader="none" w:pos="0"/><w:tab w:val="left" w:leader="none" w:pos="720"/><w:tab w:val="left" w:leader="none" w:pos="1440"/><w:tab w:val="left" w:leader="none" w:pos="2160"/><w:tab w:val="left" w:leader="none" w:pos="2880"/><w:tab w:val="left" w:leader="none" w:pos="3600"/><w:tab w:val="left" w:leader="none" w:pos="4320"/><w:tab w:val="left" w:leader="none" w:pos="5040"/><w:tab w:val="left" w:leader="none" w:pos="5760"/><w:tab w:val="left" w:leader="none" w:pos="6480"/><w:tab w:val="left" w:leader="none" w:pos="7200"/><w:tab w:val="left" w:leader="none" w:pos="7920"/><w:tab w:val="left" w:leader="none" w:pos="8640"/></w:tabs><w:ind w:left="0" w:hanging="2"/><w:rPr/></w:pPr><w:r><w:rPr><w:rtl w:val="0"/></w:rPr></w:r></w:p></w:tc><w:tc><w:tcPr><w:tcBorders><w:top w:color="ffffff" w:space="0" w:sz="6" w:val="single"/><w:left w:color="ffffff" w:space="0" w:sz="6" w:val="single"/><w:bottom w:color="ffffff" w:space="0" w:sz="6" w:val="single"/><w:right w:color="ffffff" w:space="0" w:sz="6" w:val="single"/></w:tcBorders></w:tcPr><w:p><w:pPr><w:widowControl w:val="1"/><w:tabs><w:tab w:val="left" w:leader="none" w:pos="0"/><w:tab w:val="left" w:leader="none" w:pos="720"/><w:tab w:val="left" w:leader="none" w:pos="1440"/><w:tab w:val="left" w:leader="none" w:pos="2160"/><w:tab w:val="left" w:leader="none" w:pos="2880"/><w:tab w:val="left" w:leader="none" w:pos="3600"/><w:tab w:val="left" w:leader="none" w:pos="4320"/><w:tab w:val="left" w:leader="none" w:pos="5040"/><w:tab w:val="left" w:leader="none" w:pos="5760"/><w:tab w:val="left" w:leader="none" w:pos="6480"/><w:tab w:val="left" w:leader="none" w:pos="7200"/><w:tab w:val="left" w:leader="none" w:pos="7920"/><w:tab w:val="left" w:leader="none" w:pos="8640"/></w:tabs><w:ind w:left="0" w:hanging="2"/><w:rPr/></w:pPr><w:r><w:rPr><w:rtl w:val="0"/></w:rPr></w:r></w:p><w:p><w:pPr><w:widowControl w:val="1"/><w:tabs><w:tab w:val="left" w:leader="none" w:pos="0"/><w:tab w:val="left" w:leader="none" w:pos="720"/><w:tab w:val="left" w:leader="none" w:pos="1440"/><w:tab w:val="left" w:leader="none" w:pos="2160"/><w:tab w:val="left" w:leader="none" w:pos="2880"/><w:tab w:val="left" w:leader="none" w:pos="3600"/><w:tab w:val="left" w:leader="none" w:pos="4320"/><w:tab w:val="left" w:leader="none" w:pos="5040"/><w:tab w:val="left" w:leader="none" w:pos="5760"/><w:tab w:val="left" w:leader="none" w:pos="6480"/><w:tab w:val="left" w:leader="none" w:pos="7200"/><w:tab w:val="left" w:leader="none" w:pos="7920"/><w:tab w:val="left" w:leader="none" w:pos="8640"/></w:tabs><w:ind w:left="0" w:hanging="2"/><w:rPr/></w:pPr><w:r><w:rPr><w:rtl w:val="0"/></w:rPr></w:r></w:p><w:p><w:pPr><w:widowControl w:val="1"/><w:tabs><w:tab w:val="left" w:leader="none" w:pos="0"/><w:tab w:val="left" w:leader="none" w:pos="720"/><w:tab w:val="left" w:leader="none" w:pos="1440"/><w:tab w:val="left" w:leader="none" w:pos="2160"/><w:tab w:val="left" w:leader="none" w:pos="2880"/><w:tab w:val="left" w:leader="none" w:pos="3600"/><w:tab w:val="left" w:leader="none" w:pos="4320"/><w:tab w:val="left" w:leader="none" w:pos="5040"/><w:tab w:val="left" w:leader="none" w:pos="5760"/><w:tab w:val="left" w:leader="none" w:pos="6480"/><w:tab w:val="left" w:leader="none" w:pos="7200"/><w:tab w:val="left" w:leader="none" w:pos="7920"/><w:tab w:val="left" w:leader="none" w:pos="8640"/></w:tabs><w:ind w:left="0" w:hanging="2"/><w:rPr/></w:pPr><w:r><w:rPr><w:rtl w:val="0"/></w:rPr></w:r></w:p></w:tc><w:tc><w:tcPr><w:tcBorders><w:top w:color="ffffff" w:space="0" w:sz="6" w:val="single"/><w:left w:color="ffffff" w:space="0" w:sz="6" w:val="single"/><w:bottom w:color="ffffff" w:space="0" w:sz="6" w:val="single"/><w:right w:color="ffffff" w:space="0" w:sz="6" w:val="single"/></w:tcBorders></w:tcPr><w:p><w:pPr><w:widowControl w:val="1"/><w:tabs><w:tab w:val="left" w:leader="none" w:pos="0"/><w:tab w:val="left" w:leader="none" w:pos="720"/><w:tab w:val="left" w:leader="none" w:pos="1440"/><w:tab w:val="left" w:leader="none" w:pos="2160"/><w:tab w:val="left" w:leader="none" w:pos="2880"/><w:tab w:val="left" w:leader="none" w:pos="3600"/><w:tab w:val="left" w:leader="none" w:pos="4320"/><w:tab w:val="left" w:leader="none" w:pos="5040"/><w:tab w:val="left" w:leader="none" w:pos="5760"/><w:tab w:val="left" w:leader="none" w:pos="6480"/><w:tab w:val="left" w:leader="none" w:pos="7200"/><w:tab w:val="left" w:leader="none" w:pos="7920"/><w:tab w:val="left" w:leader="none" w:pos="8640"/></w:tabs><w:ind w:left="0" w:hanging="2"/><w:rPr/></w:pPr><w:r><w:rPr><w:rtl w:val="0"/></w:rPr><w:t xml:space="preserve">BUYER</w:t></w:r></w:p><w:p><w:pPr><w:widowControl w:val="1"/><w:tabs><w:tab w:val="left" w:leader="none" w:pos="0"/><w:tab w:val="left" w:leader="none" w:pos="720"/><w:tab w:val="left" w:leader="none" w:pos="1440"/><w:tab w:val="left" w:leader="none" w:pos="2160"/><w:tab w:val="left" w:leader="none" w:pos="2880"/><w:tab w:val="left" w:leader="none" w:pos="3600"/><w:tab w:val="left" w:leader="none" w:pos="4320"/><w:tab w:val="left" w:leader="none" w:pos="5040"/><w:tab w:val="left" w:leader="none" w:pos="5760"/><w:tab w:val="left" w:leader="none" w:pos="6480"/><w:tab w:val="left" w:leader="none" w:pos="7200"/><w:tab w:val="left" w:leader="none" w:pos="7920"/><w:tab w:val="left" w:leader="none" w:pos="8640"/></w:tabs><w:ind w:left="0" w:hanging="2"/><w:rPr/></w:pPr><w:r><w:rPr><w:rtl w:val="0"/></w:rPr></w:r></w:p><w:p><w:pPr><w:widowControl w:val="1"/><w:tabs><w:tab w:val="left" w:leader="none" w:pos="0"/><w:tab w:val="left" w:leader="none" w:pos="720"/><w:tab w:val="left" w:leader="none" w:pos="1440"/><w:tab w:val="left" w:leader="none" w:pos="2160"/><w:tab w:val="left" w:leader="none" w:pos="2880"/><w:tab w:val="left" w:leader="none" w:pos="3600"/><w:tab w:val="left" w:leader="none" w:pos="4320"/><w:tab w:val="left" w:leader="none" w:pos="5040"/><w:tab w:val="left" w:leader="none" w:pos="5760"/><w:tab w:val="left" w:leader="none" w:pos="6480"/><w:tab w:val="left" w:leader="none" w:pos="7200"/><w:tab w:val="left" w:leader="none" w:pos="7920"/><w:tab w:val="left" w:leader="none" w:pos="8640"/></w:tabs><w:ind w:left="0" w:hanging="2"/><w:rPr><w:sz w:val="20"/><w:szCs w:val="20"/></w:rPr></w:pPr><w:r><w:rPr><w:rtl w:val="0"/></w:rPr></w:r></w:p></w:tc></w:tr><w:tr><w:trPr><w:cantSplit w:val="0"/><w:trHeight w:val="642" w:hRule="atLeast"/><w:tblHeader w:val="0"/></w:trPr><w:tc><w:tcPr><w:tcBorders><w:top w:color="ffffff" w:space="0" w:sz="6" w:val="single"/><w:left w:color="ffffff" w:space="0" w:sz="6" w:val="single"/><w:bottom w:color="ffffff" w:space="0" w:sz="6" w:val="single"/><w:right w:color="ffffff" w:space="0" w:sz="6" w:val="single"/></w:tcBorders></w:tcPr><w:p><w:pPr><w:ind w:left="0" w:hanging="2"/><w:rPr><w:sz w:val="20"/><w:szCs w:val="20"/></w:rPr></w:pPr><w:r><w:rPr><w:rtl w:val="0"/></w:rPr></w:r></w:p><w:p><w:pPr><w:widowControl w:val="1"/><w:tabs><w:tab w:val="left" w:leader="none" w:pos="0"/><w:tab w:val="left" w:leader="none" w:pos="720"/><w:tab w:val="left" w:leader="none" w:pos="1440"/><w:tab w:val="left" w:leader="none" w:pos="2160"/><w:tab w:val="left" w:leader="none" w:pos="2880"/><w:tab w:val="left" w:leader="none" w:pos="3600"/><w:tab w:val="left" w:leader="none" w:pos="4320"/><w:tab w:val="left" w:leader="none" w:pos="5040"/><w:tab w:val="left" w:leader="none" w:pos="5760"/><w:tab w:val="left" w:leader="none" w:pos="6480"/><w:tab w:val="left" w:leader="none" w:pos="7200"/><w:tab w:val="left" w:leader="none" w:pos="7920"/><w:tab w:val="left" w:leader="none" w:pos="8640"/></w:tabs><w:ind w:left="0" w:hanging="2"/><w:rPr/></w:pPr><w:r><w:rPr><w:rtl w:val="0"/></w:rPr><w:t xml:space="preserve">Dated: ___________________________</w:t></w:r></w:p><w:p><w:pPr><w:widowControl w:val="1"/><w:tabs><w:tab w:val="left" w:leader="none" w:pos="0"/><w:tab w:val="left" w:leader="none" w:pos="720"/><w:tab w:val="left" w:leader="none" w:pos="1440"/><w:tab w:val="left" w:leader="none" w:pos="2160"/><w:tab w:val="left" w:leader="none" w:pos="2880"/><w:tab w:val="left" w:leader="none" w:pos="3600"/><w:tab w:val="left" w:leader="none" w:pos="4320"/><w:tab w:val="left" w:leader="none" w:pos="5040"/><w:tab w:val="left" w:leader="none" w:pos="5760"/><w:tab w:val="left" w:leader="none" w:pos="6480"/><w:tab w:val="left" w:leader="none" w:pos="7200"/><w:tab w:val="left" w:leader="none" w:pos="7920"/><w:tab w:val="left" w:leader="none" w:pos="8640"/></w:tabs><w:ind w:left="0" w:hanging="2"/><w:rPr/></w:pPr><w:r><w:rPr><w:rtl w:val="0"/></w:rPr></w:r></w:p></w:tc><w:tc><w:tcPr><w:tcBorders><w:top w:color="ffffff" w:space="0" w:sz="6" w:val="single"/><w:left w:color="ffffff" w:space="0" w:sz="6" w:val="single"/><w:bottom w:color="ffffff" w:space="0" w:sz="6" w:val="single"/><w:right w:color="ffffff" w:space="0" w:sz="6" w:val="single"/></w:tcBorders></w:tcPr><w:p><w:pPr><w:ind w:left="0" w:hanging="2"/><w:rPr/></w:pPr><w:r><w:rPr><w:rtl w:val="0"/></w:rPr></w:r></w:p><w:p><w:pPr><w:widowControl w:val="1"/><w:tabs><w:tab w:val="left" w:leader="none" w:pos="0"/><w:tab w:val="left" w:leader="none" w:pos="720"/><w:tab w:val="left" w:leader="none" w:pos="1440"/><w:tab w:val="left" w:leader="none" w:pos="2160"/><w:tab w:val="left" w:leader="none" w:pos="2880"/><w:tab w:val="left" w:leader="none" w:pos="3600"/><w:tab w:val="left" w:leader="none" w:pos="4320"/><w:tab w:val="left" w:leader="none" w:pos="5040"/><w:tab w:val="left" w:leader="none" w:pos="5760"/><w:tab w:val="left" w:leader="none" w:pos="6480"/><w:tab w:val="left" w:leader="none" w:pos="7200"/><w:tab w:val="left" w:leader="none" w:pos="7920"/><w:tab w:val="left" w:leader="none" w:pos="8640"/></w:tabs><w:ind w:left="0" w:hanging="2"/><w:rPr/></w:pPr><w:r><w:rPr><w:rtl w:val="0"/></w:rPr><w:t xml:space="preserve"> </w:t></w:r></w:p></w:tc><w:tc><w:tcPr><w:tcBorders><w:top w:color="ffffff" w:space="0" w:sz="6" w:val="single"/><w:left w:color="ffffff" w:space="0" w:sz="6" w:val="single"/><w:bottom w:color="ffffff" w:space="0" w:sz="6" w:val="single"/><w:right w:color="ffffff" w:space="0" w:sz="6" w:val="single"/></w:tcBorders></w:tcPr><w:p><w:pPr><w:ind w:left="0" w:hanging="2"/><w:rPr/></w:pPr><w:r><w:rPr><w:rtl w:val="0"/></w:rPr></w:r></w:p><w:p><w:pPr><w:widowControl w:val="1"/><w:tabs><w:tab w:val="left" w:leader="none" w:pos="0"/><w:tab w:val="left" w:leader="none" w:pos="720"/><w:tab w:val="left" w:leader="none" w:pos="1440"/><w:tab w:val="left" w:leader="none" w:pos="2160"/><w:tab w:val="left" w:leader="none" w:pos="2880"/><w:tab w:val="left" w:leader="none" w:pos="3600"/><w:tab w:val="left" w:leader="none" w:pos="4320"/><w:tab w:val="left" w:leader="none" w:pos="5040"/><w:tab w:val="left" w:leader="none" w:pos="5760"/><w:tab w:val="left" w:leader="none" w:pos="6480"/><w:tab w:val="left" w:leader="none" w:pos="7200"/><w:tab w:val="left" w:leader="none" w:pos="7920"/><w:tab w:val="left" w:leader="none" w:pos="8640"/></w:tabs><w:ind w:left="0" w:hanging="2"/><w:rPr/></w:pPr><w:r><w:rPr><w:rtl w:val="0"/></w:rPr><w:t xml:space="preserve">By:______________________________</w:t></w:r></w:p><w:p><w:pPr><w:widowControl w:val="1"/><w:tabs><w:tab w:val="left" w:leader="none" w:pos="0"/><w:tab w:val="left" w:leader="none" w:pos="720"/><w:tab w:val="left" w:leader="none" w:pos="1440"/><w:tab w:val="left" w:leader="none" w:pos="2160"/><w:tab w:val="left" w:leader="none" w:pos="2880"/><w:tab w:val="left" w:leader="none" w:pos="3600"/><w:tab w:val="left" w:leader="none" w:pos="4320"/><w:tab w:val="left" w:leader="none" w:pos="5040"/><w:tab w:val="left" w:leader="none" w:pos="5760"/><w:tab w:val="left" w:leader="none" w:pos="6480"/><w:tab w:val="left" w:leader="none" w:pos="7200"/><w:tab w:val="left" w:leader="none" w:pos="7920"/><w:tab w:val="left" w:leader="none" w:pos="8640"/></w:tabs><w:ind w:left="0" w:hanging="2"/><w:rPr/></w:pPr><w:r><w:rPr/></w:pPr><w:r><w:rPr><w:b w:val="1"/><w:rtl w:val="0"/></w:rPr><w:t xml:space="preserve">{buyer_name}, its authorized agent</w:t></w:r></w:p></w:tc></w:tr><w:tr><w:trPr><w:cantSplit w:val="0"/><w:tblHeader w:val="0"/></w:trPr><w:tc><w:tcPr><w:tcBorders><w:top w:color="ffffff" w:space="0" w:sz="6" w:val="single"/><w:left w:color="ffffff" w:space="0" w:sz="6" w:val="single"/><w:bottom w:color="ffffff" w:space="0" w:sz="6" w:val="single"/><w:right w:color="ffffff" w:space="0" w:sz="6" w:val="single"/></w:tcBorders></w:tcPr><w:p><w:pPr><w:widowControl w:val="1"/><w:tabs><w:tab w:val="left" w:leader="none" w:pos="0"/><w:tab w:val="left" w:leader="none" w:pos="720"/><w:tab w:val="left" w:leader="none" w:pos="1440"/><w:tab w:val="left" w:leader="none" w:pos="2160"/><w:tab w:val="left" w:leader="none" w:pos="2880"/><w:tab w:val="left" w:leader="none" w:pos="3600"/><w:tab w:val="left" w:leader="none" w:pos="4320"/><w:tab w:val="left" w:leader="none" w:pos="5040"/><w:tab w:val="left" w:leader="none" w:pos="5760"/><w:tab w:val="left" w:leader="none" w:pos="6480"/><w:tab w:val="left" w:leader="none" w:pos="7200"/><w:tab w:val="left" w:leader="none" w:pos="7920"/><w:tab w:val="left" w:leader="none" w:pos="8640"/></w:tabs><w:ind w:left="0" w:hanging="2"/><w:rPr/></w:pPr><w:r><w:rPr><w:rtl w:val="0"/></w:rPr></w:r></w:p></w:tc><w:tc><w:tcPr><w:tcBorders><w:top w:color="ffffff" w:space="0" w:sz="6" w:val="single"/><w:left w:color="ffffff" w:space="0" w:sz="6" w:val="single"/><w:bottom w:color="ffffff" w:space="0" w:sz="6" w:val="single"/><w:right w:color="ffffff" w:space="0" w:sz="6" w:val="single"/></w:tcBorders></w:tcPr><w:p><w:pPr><w:widowControl w:val="1"/><w:tabs><w:tab w:val="left" w:leader="none" w:pos="0"/><w:tab w:val="left" w:leader="none" w:pos="720"/><w:tab w:val="left" w:leader="none" w:pos="1440"/><w:tab w:val="left" w:leader="none" w:pos="2160"/><w:tab w:val="left" w:leader="none" w:pos="2880"/><w:tab w:val="left" w:leader="none" w:pos="3600"/><w:tab w:val="left" w:leader="none" w:pos="4320"/><w:tab w:val="left" w:leader="none" w:pos="5040"/><w:tab w:val="left" w:leader="none" w:pos="5760"/><w:tab w:val="left" w:leader="none" w:pos="6480"/><w:tab w:val="left" w:leader="none" w:pos="7200"/><w:tab w:val="left" w:leader="none" w:pos="7920"/><w:tab w:val="left" w:leader="none" w:pos="8640"/></w:tabs><w:ind w:left="0" w:hanging="2"/><w:rPr/></w:pPr><w:r><w:rPr><w:rtl w:val="0"/></w:rPr></w:r></w:p></w:tc><w:tc><w:tcPr><w:tcBorders><w:top w:color="ffffff" w:space="0" w:sz="6" w:val="single"/><w:left w:color="ffffff" w:space="0" w:sz="6" w:val="single"/><w:bottom w:color="ffffff" w:space="0" w:sz="6" w:val="single"/><w:right w:color="ffffff" w:space="0" w:sz="6" w:val="single"/></w:tcBorders></w:tcPr><w:p><w:pPr><w:widowControl w:val="1"/><w:tabs><w:tab w:val="left" w:leader="none" w:pos="0"/><w:tab w:val="left" w:leader="none" w:pos="720"/><w:tab w:val="left" w:leader="none" w:pos="1440"/><w:tab w:val="left" w:leader="none" w:pos="2160"/><w:tab w:val="left" w:leader="none" w:pos="2880"/><w:tab w:val="left" w:leader="none" w:pos="3600"/><w:tab w:val="left" w:leader="none" w:pos="4320"/><w:tab w:val="left" w:leader="none" w:pos="5040"/><w:tab w:val="left" w:leader="none" w:pos="5760"/><w:tab w:val="left" w:leader="none" w:pos="6480"/><w:tab w:val="left" w:leader="none" w:pos="7200"/><w:tab w:val="left" w:leader="none" w:pos="7920"/><w:tab w:val="left" w:leader="none" w:pos="8640"/></w:tabs><w:ind w:left="0" w:hanging="2"/><w:rPr><w:sz w:val="20"/><w:szCs w:val="20"/></w:rPr></w:pPr><w:r><w:rPr><w:rtl w:val="0"/></w:rPr></w:r></w:p></w:tc></w:tr><w:tr><w:trPr><w:cantSplit w:val="0"/><w:tblHeader w:val="0"/></w:trPr><w:tc><w:tcPr><w:tcBorders><w:top w:color="ffffff" w:space="0" w:sz="6" w:val="single"/><w:left w:color="ffffff" w:space="0" w:sz="6" w:val="single"/><w:bottom w:color="ffffff" w:space="0" w:sz="6" w:val="single"/><w:right w:color="ffffff" w:space="0" w:sz="6" w:val="single"/></w:tcBorders></w:tcPr><w:p><w:pPr><w:widowControl w:val="1"/><w:tabs><w:tab w:val="left" w:leader="none" w:pos="0"/><w:tab w:val="left" w:leader="none" w:pos="720"/><w:tab w:val="left" w:leader="none" w:pos="1440"/><w:tab w:val="left" w:leader="none" w:pos="2160"/><w:tab w:val="left" w:leader="none" w:pos="2880"/><w:tab w:val="left" w:leader="none" w:pos="3600"/><w:tab w:val="left" w:leader="none" w:pos="4320"/><w:tab w:val="left" w:leader="none" w:pos="5040"/><w:tab w:val="left" w:leader="none" w:pos="5760"/><w:tab w:val="left" w:leader="none" w:pos="6480"/><w:tab w:val="left" w:leader="none" w:pos="7200"/><w:tab w:val="left" w:leader="none" w:pos="7920"/><w:tab w:val="left" w:leader="none" w:pos="8640"/></w:tabs><w:ind w:left="0" w:hanging="2"/><w:rPr/></w:pPr><w:r><w:rPr><w:rtl w:val="0"/></w:rPr></w:r></w:p></w:tc><w:tc><w:tcPr><w:tcBorders><w:top w:color="ffffff" w:space="0" w:sz="6" w:val="single"/><w:left w:color="ffffff" w:space="0" w:sz="6" w:val="single"/><w:bottom w:color="ffffff" w:space="0" w:sz="6" w:val="single"/><w:right w:color="ffffff" w:space="0" w:sz="6" w:val="single"/></w:tcBorders></w:tcPr><w:p><w:pPr><w:widowControl w:val="1"/><w:tabs><w:tab w:val="left" w:leader="none" w:pos="0"/><w:tab w:val="left" w:leader="none" w:pos="720"/><w:tab w:val="left" w:leader="none" w:pos="1440"/><w:tab w:val="left" w:leader="none" w:pos="2160"/><w:tab w:val="left" w:leader="none" w:pos="2880"/><w:tab w:val="left" w:leader="none" w:pos="3600"/><w:tab w:val="left" w:leader="none" w:pos="4320"/><w:tab w:val="left" w:leader="none" w:pos="5040"/><w:tab w:val="left" w:leader="none" w:pos="5760"/><w:tab w:val="left" w:leader="none" w:pos="6480"/><w:tab w:val="left" w:leader="none" w:pos="7200"/><w:tab w:val="left" w:leader="none" w:pos="7920"/><w:tab w:val="left" w:leader="none" w:pos="8640"/></w:tabs><w:ind w:left="0" w:hanging="2"/><w:rPr/></w:pPr><w:r><w:rPr><w:rtl w:val="0"/></w:rPr></w:r></w:p></w:tc><w:tc><w:tcPr><w:tcBorders><w:top w:color="ffffff" w:space="0" w:sz="6" w:val="single"/><w:left w:color="ffffff" w:space="0" w:sz="6" w:val="single"/><w:bottom w:color="ffffff" w:space="0" w:sz="6" w:val="single"/><w:right w:color="ffffff" w:space="0" w:sz="6" w:val="single"/></w:tcBorders></w:tcPr><w:p><w:pPr><w:widowControl w:val="1"/><w:tabs><w:tab w:val="left" w:leader="none" w:pos="0"/><w:tab w:val="left" w:leader="none" w:pos="720"/><w:tab w:val="left" w:leader="none" w:pos="1440"/><w:tab w:val="left" w:leader="none" w:pos="2160"/><w:tab w:val="left" w:leader="none" w:pos="2880"/><w:tab w:val="left" w:leader="none" w:pos="3600"/><w:tab w:val="left" w:leader="none" w:pos="4320"/><w:tab w:val="left" w:leader="none" w:pos="5040"/><w:tab w:val="left" w:leader="none" w:pos="5760"/><w:tab w:val="left" w:leader="none" w:pos="6480"/><w:tab w:val="left" w:leader="none" w:pos="7200"/><w:tab w:val="left" w:leader="none" w:pos="7920"/><w:tab w:val="left" w:leader="none" w:pos="8640"/></w:tabs><w:ind w:left="0" w:hanging="2"/><w:rPr><w:sz w:val="20"/><w:szCs w:val="20"/></w:rPr></w:pPr><w:r><w:rPr><w:rtl w:val="0"/></w:rPr></w:r></w:p></w:tc></w:tr><w:tr><w:trPr><w:cantSplit w:val="0"/><w:tblHeader w:val="0"/></w:trPr><w:tc><w:tcPr><w:tcBorders><w:top w:color="ffffff" w:space="0" w:sz="6" w:val="single"/><w:left w:color="ffffff" w:space="0" w:sz="6" w:val="single"/><w:bottom w:color="ffffff" w:space="0" w:sz="6" w:val="single"/><w:right w:color="ffffff" w:space="0" w:sz="6" w:val="single"/></w:tcBorders></w:tcPr><w:p><w:pPr><w:widowControl w:val="1"/><w:tabs><w:tab w:val="left" w:leader="none" w:pos="0"/><w:tab w:val="left" w:leader="none" w:pos="720"/><w:tab w:val="left" w:leader="none" w:pos="1440"/><w:tab w:val="left" w:leader="none" w:pos="2160"/><w:tab w:val="left" w:leader="none" w:pos="2880"/><w:tab w:val="left" w:leader="none" w:pos="3600"/><w:tab w:val="left" w:leader="none" w:pos="4320"/><w:tab w:val="left" w:leader="none" w:pos="5040"/><w:tab w:val="left" w:leader="none" w:pos="5760"/><w:tab w:val="left" w:leader="none" w:pos="6480"/><w:tab w:val="left" w:leader="none" w:pos="7200"/><w:tab w:val="left" w:leader="none" w:pos="7920"/><w:tab w:val="left" w:leader="none" w:pos="8640"/></w:tabs><w:ind w:left="0" w:firstLine="0"/><w:rPr/></w:pPr><w:r><w:rPr><w:rtl w:val="0"/></w:rPr></w:r></w:p></w:tc><w:tc><w:tcPr><w:tcBorders><w:top w:color="ffffff" w:space="0" w:sz="6" w:val="single"/><w:left w:color="ffffff" w:space="0" w:sz="6" w:val="single"/><w:bottom w:color="ffffff" w:space="0" w:sz="6" w:val="single"/><w:right w:color="ffffff" w:space="0" w:sz="6" w:val="single"/></w:tcBorders></w:tcPr><w:p><w:pPr><w:widowControl w:val="1"/><w:tabs><w:tab w:val="left" w:leader="none" w:pos="0"/><w:tab w:val="left" w:leader="none" w:pos="720"/><w:tab w:val="left" w:leader="none" w:pos="1440"/><w:tab w:val="left" w:leader="none" w:pos="2160"/><w:tab w:val="left" w:leader="none" w:pos="2880"/><w:tab w:val="left" w:leader="none" w:pos="3600"/><w:tab w:val="left" w:leader="none" w:pos="4320"/><w:tab w:val="left" w:leader="none" w:pos="5040"/><w:tab w:val="left" w:leader="none" w:pos="5760"/><w:tab w:val="left" w:leader="none" w:pos="6480"/><w:tab w:val="left" w:leader="none" w:pos="7200"/><w:tab w:val="left" w:leader="none" w:pos="7920"/><w:tab w:val="left" w:leader="none" w:pos="8640"/></w:tabs><w:ind w:left="0" w:hanging="2"/><w:rPr/></w:pPr><w:r><w:rPr><w:rtl w:val="0"/></w:rPr></w:r></w:p></w:tc><w:tc><w:tcPr><w:tcBorders><w:top w:color="ffffff" w:space="0" w:sz="6" w:val="single"/><w:left w:color="ffffff" w:space="0" w:sz="6" w:val="single"/><w:bottom w:color="ffffff" w:space="0" w:sz="6" w:val="single"/><w:right w:color="ffffff" w:space="0" w:sz="6" w:val="single"/></w:tcBorders></w:tcPr><w:p><w:pPr><w:widowControl w:val="1"/><w:tabs><w:tab w:val="left" w:leader="none" w:pos="0"/><w:tab w:val="left" w:leader="none" w:pos="720"/><w:tab w:val="left" w:leader="none" w:pos="1440"/><w:tab w:val="left" w:leader="none" w:pos="2160"/><w:tab w:val="left" w:leader="none" w:pos="2880"/><w:tab w:val="left" w:leader="none" w:pos="3600"/><w:tab w:val="left" w:leader="none" w:pos="4320"/><w:tab w:val="left" w:leader="none" w:pos="5040"/><w:tab w:val="left" w:leader="none" w:pos="5760"/><w:tab w:val="left" w:leader="none" w:pos="6480"/><w:tab w:val="left" w:leader="none" w:pos="7200"/><w:tab w:val="left" w:leader="none" w:pos="7920"/><w:tab w:val="left" w:leader="none" w:pos="8640"/></w:tabs><w:ind w:left="0" w:hanging="2"/><w:rPr/></w:pPr><w:r><w:rPr><w:rtl w:val="0"/></w:rPr></w:r></w:p></w:tc></w:tr><w:tr><w:trPr><w:cantSplit w:val="0"/><w:tblHeader w:val="0"/></w:trPr><w:tc><w:tcPr><w:tcBorders><w:top w:color="ffffff" w:space="0" w:sz="6" w:val="single"/><w:left w:color="ffffff" w:space="0" w:sz="6" w:val="single"/><w:bottom w:color="ffffff" w:space="0" w:sz="6" w:val="single"/><w:right w:color="ffffff" w:space="0" w:sz="6" w:val="single"/></w:tcBorders></w:tcPr><w:p><w:pPr><w:widowControl w:val="1"/><w:tabs><w:tab w:val="left" w:leader="none" w:pos="0"/><w:tab w:val="left" w:leader="none" w:pos="720"/><w:tab w:val="left" w:leader="none" w:pos="1440"/><w:tab w:val="left" w:leader="none" w:pos="2160"/><w:tab w:val="left" w:leader="none" w:pos="2880"/><w:tab w:val="left" w:leader="none" w:pos="3600"/><w:tab w:val="left" w:leader="none" w:pos="4320"/><w:tab w:val="left" w:leader="none" w:pos="5040"/><w:tab w:val="left" w:leader="none" w:pos="5760"/><w:tab w:val="left" w:leader="none" w:pos="6480"/><w:tab w:val="left" w:leader="none" w:pos="7200"/><w:tab w:val="left" w:leader="none" w:pos="7920"/><w:tab w:val="left" w:leader="none" w:pos="8640"/></w:tabs><w:ind w:left="0" w:hanging="2"/><w:rPr/></w:pPr><w:r><w:rPr><w:rtl w:val="0"/></w:rPr></w:r></w:p></w:tc><w:tc><w:tcPr><w:tcBorders><w:top w:color="ffffff" w:space="0" w:sz="6" w:val="single"/><w:left w:color="ffffff" w:space="0" w:sz="6" w:val="single"/><w:bottom w:color="ffffff" w:space="0" w:sz="6" w:val="single"/><w:right w:color="ffffff" w:space="0" w:sz="6" w:val="single"/></w:tcBorders></w:tcPr><w:p><w:pPr><w:widowControl w:val="1"/><w:tabs><w:tab w:val="left" w:leader="none" w:pos="0"/><w:tab w:val="left" w:leader="none" w:pos="720"/><w:tab w:val="left" w:leader="none" w:pos="1440"/><w:tab w:val="left" w:leader="none" w:pos="2160"/><w:tab w:val="left" w:leader="none" w:pos="2880"/><w:tab w:val="left" w:leader="none" w:pos="3600"/><w:tab w:val="left" w:leader="none" w:pos="4320"/><w:tab w:val="left" w:leader="none" w:pos="5040"/><w:tab w:val="left" w:leader="none" w:pos="5760"/><w:tab w:val="left" w:leader="none" w:pos="6480"/><w:tab w:val="left" w:leader="none" w:pos="7200"/><w:tab w:val="left" w:leader="none" w:pos="7920"/><w:tab w:val="left" w:leader="none" w:pos="8640"/></w:tabs><w:ind w:left="0" w:hanging="2"/><w:rPr/></w:pPr><w:r><w:rPr><w:rtl w:val="0"/></w:rPr></w:r></w:p></w:tc><w:tc><w:tcPr><w:tcBorders><w:top w:color="ffffff" w:space="0" w:sz="6" w:val="single"/><w:left w:color="ffffff" w:space="0" w:sz="6" w:val="single"/><w:bottom w:color="ffffff" w:space="0" w:sz="6" w:val="single"/><w:right w:color="ffffff" w:space="0" w:sz="6" w:val="single"/></w:tcBorders></w:tcPr><w:p><w:pPr><w:widowControl w:val="1"/><w:tabs><w:tab w:val="left" w:leader="none" w:pos="0"/><w:tab w:val="left" w:leader="none" w:pos="720"/><w:tab w:val="left" w:leader="none" w:pos="1440"/><w:tab w:val="left" w:leader="none" w:pos="2160"/><w:tab w:val="left" w:leader="none" w:pos="2880"/><w:tab w:val="left" w:leader="none" w:pos="3600"/><w:tab w:val="left" w:leader="none" w:pos="4320"/><w:tab w:val="left" w:leader="none" w:pos="5040"/><w:tab w:val="left" w:leader="none" w:pos="5760"/><w:tab w:val="left" w:leader="none" w:pos="6480"/><w:tab w:val="left" w:leader="none" w:pos="7200"/><w:tab w:val="left" w:leader="none" w:pos="7920"/><w:tab w:val="left" w:leader="none" w:pos="8640"/></w:tabs><w:ind w:left="0" w:hanging="2"/><w:rPr><w:sz w:val="20"/><w:szCs w:val="20"/></w:rPr></w:pPr><w:r><w:rPr><w:rtl w:val="0"/></w:rPr></w:r></w:p></w:tc></w:tr></w:tbl><w:p><w:pPr><w:widowControl w:val="1"/><w:tabs><w:tab w:val="left" w:leader="none" w:pos="0"/><w:tab w:val="left" w:leader="none" w:pos="720"/><w:tab w:val="left" w:leader="none" w:pos="1440"/><w:tab w:val="left" w:leader="none" w:pos="2160"/><w:tab w:val="left" w:leader="none" w:pos="2880"/><w:tab w:val="left" w:leader="none" w:pos="3600"/><w:tab w:val="left" w:leader="none" w:pos="4320"/><w:tab w:val="left" w:leader="none" w:pos="5040"/><w:tab w:val="left" w:leader="none" w:pos="5760"/><w:tab w:val="left" w:leader="none" w:pos="6480"/><w:tab w:val="left" w:leader="none" w:pos="7200"/><w:tab w:val="left" w:leader="none" w:pos="7920"/><w:tab w:val="left" w:leader="none" w:pos="8640"/></w:tabs><w:ind w:left="0" w:firstLine="0"/><w:rPr/></w:pPr><w:r><w:rPr><w:rtl w:val="0"/></w:rPr></w:r></w:p><w:tbl><w:tblPr><w:tblStyle w:val="Table2"/><w:tblW w:w="8594.0" w:type="dxa"/><w:jc w:val="left"/><w:tblLayout w:type="fixed"/><w:tblLook w:val="0000"/></w:tblPr><w:tblGrid><w:gridCol w:w="8594"/><w:tblGridChange w:id="0"><w:tblGrid><w:gridCol w:w="8594"/></w:tblGrid></w:tblGridChange></w:tblGrid><w:tr><w:trPr><w:cantSplit w:val="0"/><w:tblHeader w:val="0"/></w:trPr><w:tc><w:tcPr><w:tcBorders><w:top w:color="ffffff" w:space="0" w:sz="6" w:val="single"/><w:left w:color="ffffff" w:space="0" w:sz="6" w:val="single"/><w:bottom w:color="ffffff" w:space="0" w:sz="6" w:val="single"/><w:right w:color="ffffff" w:space="0" w:sz="6" w:val="single"/></w:tcBorders></w:tcPr><w:p><w:pPr><w:pBdr><w:top w:space="0" w:sz="0" w:val="nil"/><w:left w:space="0" w:sz="0" w:val="nil"/><w:bottom w:space="0" w:sz="0" w:val="nil"/><w:right w:space="0" w:sz="0" w:val="nil"/><w:between w:space="0" w:sz="0" w:val="nil"/></w:pBdr><w:spacing w:line="276" w:lineRule="auto"/><w:ind w:left="0" w:hanging="2"/><w:rPr/></w:pPr><w:r><w:rPr><w:rtl w:val="0"/></w:rPr></w:r></w:p><w:tbl><w:tblPr><w:tblStyle w:val="Table3"/><w:tblW w:w="8594.0" w:type="dxa"/><w:jc w:val="left"/><w:tblInd w:w="44.0" w:type="dxa"/><w:tblLayout w:type="fixed"/><w:tblLook w:val="0000"/></w:tblPr><w:tblGrid><w:gridCol w:w="2970"/><w:gridCol w:w="5624"/><w:tblGridChange w:id="0"><w:tblGrid><w:gridCol w:w="2970"/><w:gridCol w:w="5624"/></w:tblGrid></w:tblGridChange></w:tblGrid><w:tr><w:trPr><w:cantSplit w:val="0"/><w:tblHeader w:val="0"/></w:trPr><w:tc><w:tcPr><w:tcBorders><w:top w:color="ffffff" w:space="0" w:sz="6" w:val="single"/><w:left w:color="ffffff" w:space="0" w:sz="6" w:val="single"/><w:bottom w:color="ffffff" w:space="0" w:sz="6" w:val="single"/><w:right w:color="ffffff" w:space="0" w:sz="6" w:val="single"/></w:tcBorders></w:tcPr><w:p><w:pPr><w:widowControl w:val="1"/><w:tabs><w:tab w:val="left" w:leader="none" w:pos="0"/><w:tab w:val="left" w:leader="none" w:pos="720"/><w:tab w:val="left" w:leader="none" w:pos="1440"/><w:tab w:val="left" w:leader="none" w:pos="2160"/><w:tab w:val="left" w:leader="none" w:pos="2880"/><w:tab w:val="left" w:leader="none" w:pos="3600"/><w:tab w:val="left" w:leader="none" w:pos="4320"/><w:tab w:val="left" w:leader="none" w:pos="5040"/><w:tab w:val="left" w:leader="none" w:pos="5760"/><w:tab w:val="left" w:leader="none" w:pos="6480"/><w:tab w:val="left" w:leader="none" w:pos="7200"/><w:tab w:val="left" w:leader="none" w:pos="7920"/><w:tab w:val="left" w:leader="none" w:pos="8640"/></w:tabs><w:ind w:left="0" w:hanging="2"/><w:rPr/></w:pPr><w:r><w:rPr><w:rtl w:val="0"/></w:rPr></w:r></w:p><w:p><w:pPr><w:widowControl w:val="1"/><w:tabs><w:tab w:val="left" w:leader="none" w:pos="0"/><w:tab w:val="left" w:leader="none" w:pos="720"/><w:tab w:val="left" w:leader="none" w:pos="1440"/><w:tab w:val="left" w:leader="none" w:pos="2160"/><w:tab w:val="left" w:leader="none" w:pos="2880"/><w:tab w:val="left" w:leader="none" w:pos="3600"/><w:tab w:val="left" w:leader="none" w:pos="4320"/><w:tab w:val="left" w:leader="none" w:pos="5040"/><w:tab w:val="left" w:leader="none" w:pos="5760"/><w:tab w:val="left" w:leader="none" w:pos="6480"/><w:tab w:val="left" w:leader="none" w:pos="7200"/><w:tab w:val="left" w:leader="none" w:pos="7920"/><w:tab w:val="left" w:leader="none" w:pos="8640"/></w:tabs><w:ind w:left="0" w:hanging="2"/><w:rPr/></w:pPr><w:r><w:rPr><w:rtl w:val="0"/></w:rPr></w:r></w:p><w:p><w:pPr><w:widowControl w:val="1"/><w:tabs><w:tab w:val="left" w:leader="none" w:pos="0"/><w:tab w:val="left" w:leader="none" w:pos="720"/><w:tab w:val="left" w:leader="none" w:pos="1440"/><w:tab w:val="left" w:leader="none" w:pos="2160"/><w:tab w:val="left" w:leader="none" w:pos="2880"/><w:tab w:val="left" w:leader="none" w:pos="3600"/><w:tab w:val="left" w:leader="none" w:pos="4320"/><w:tab w:val="left" w:leader="none" w:pos="5040"/><w:tab w:val="left" w:leader="none" w:pos="5760"/><w:tab w:val="left" w:leader="none" w:pos="6480"/><w:tab w:val="left" w:leader="none" w:pos="7200"/><w:tab w:val="left" w:leader="none" w:pos="7920"/><w:tab w:val="left" w:leader="none" w:pos="8640"/></w:tabs><w:ind w:left="0" w:hanging="2"/><w:rPr/></w:pPr><w:r><w:rPr><w:rtl w:val="0"/></w:rPr><w:t xml:space="preserve">STATE OF MICHIGAN</w:t></w:r></w:p></w:tc><w:tc><w:tcPr><w:tcBorders><w:top w:color="ffffff" w:space="0" w:sz="6" w:val="single"/><w:left w:color="ffffff" w:space="0" w:sz="6" w:val="single"/><w:bottom w:color="ffffff" w:space="0" w:sz="6" w:val="single"/><w:right w:color="ffffff" w:space="0" w:sz="6" w:val="single"/></w:tcBorders></w:tcPr><w:p><w:pPr><w:widowControl w:val="1"/><w:tabs><w:tab w:val="left" w:leader="none" w:pos="0"/><w:tab w:val="left" w:leader="none" w:pos="720"/><w:tab w:val="left" w:leader="none" w:pos="1440"/><w:tab w:val="left" w:leader="none" w:pos="2160"/><w:tab w:val="left" w:leader="none" w:pos="2880"/><w:tab w:val="left" w:leader="none" w:pos="3600"/><w:tab w:val="left" w:leader="none" w:pos="4320"/><w:tab w:val="left" w:leader="none" w:pos="5040"/><w:tab w:val="left" w:leader="none" w:pos="5760"/><w:tab w:val="left" w:leader="none" w:pos="6480"/><w:tab w:val="left" w:leader="none" w:pos="7200"/><w:tab w:val="left" w:leader="none" w:pos="7920"/><w:tab w:val="left" w:leader="none" w:pos="8640"/></w:tabs><w:ind w:left="0" w:hanging="2"/><w:rPr/></w:pPr><w:r><w:rPr><w:rtl w:val="0"/></w:rPr></w:r></w:p><w:p><w:pPr><w:widowControl w:val="1"/><w:tabs><w:tab w:val="left" w:leader="none" w:pos="0"/><w:tab w:val="left" w:leader="none" w:pos="720"/><w:tab w:val="left" w:leader="none" w:pos="1440"/><w:tab w:val="left" w:leader="none" w:pos="2160"/><w:tab w:val="left" w:leader="none" w:pos="2880"/><w:tab w:val="left" w:leader="none" w:pos="3600"/><w:tab w:val="left" w:leader="none" w:pos="4320"/><w:tab w:val="left" w:leader="none" w:pos="5040"/><w:tab w:val="left" w:leader="none" w:pos="5760"/><w:tab w:val="left" w:leader="none" w:pos="6480"/><w:tab w:val="left" w:leader="none" w:pos="7200"/><w:tab w:val="left" w:leader="none" w:pos="7920"/><w:tab w:val="left" w:leader="none" w:pos="8640"/></w:tabs><w:ind w:left="0" w:hanging="2"/><w:rPr/></w:pPr><w:r><w:rPr><w:rtl w:val="0"/></w:rPr></w:r></w:p><w:p><w:pPr><w:widowControl w:val="1"/><w:tabs><w:tab w:val="left" w:leader="none" w:pos="0"/><w:tab w:val="left" w:leader="none" w:pos="720"/><w:tab w:val="left" w:leader="none" w:pos="1440"/><w:tab w:val="left" w:leader="none" w:pos="2160"/><w:tab w:val="left" w:leader="none" w:pos="2880"/><w:tab w:val="left" w:leader="none" w:pos="3600"/><w:tab w:val="left" w:leader="none" w:pos="4320"/><w:tab w:val="left" w:leader="none" w:pos="5040"/><w:tab w:val="left" w:leader="none" w:pos="5760"/><w:tab w:val="left" w:leader="none" w:pos="6480"/><w:tab w:val="left" w:leader="none" w:pos="7200"/><w:tab w:val="left" w:leader="none" w:pos="7920"/><w:tab w:val="left" w:leader="none" w:pos="8640"/></w:tabs><w:ind w:left="0" w:hanging="2"/><w:rPr><w:sz w:val="20"/><w:szCs w:val="20"/></w:rPr></w:pPr><w:r><w:rPr><w:rtl w:val="0"/></w:rPr><w:t xml:space="preserve">)</w:t></w:r><w:r><w:rPr><w:rtl w:val="0"/></w:rPr></w:r></w:p></w:tc></w:tr><w:tr><w:trPr><w:cantSplit w:val="0"/><w:tblHeader w:val="0"/></w:trPr><w:tc><w:tcPr><w:tcBorders><w:top w:color="ffffff" w:space="0" w:sz="6" w:val="single"/><w:left w:color="ffffff" w:space="0" w:sz="6" w:val="single"/><w:bottom w:color="ffffff" w:space="0" w:sz="6" w:val="single"/><w:right w:color="ffffff" w:space="0" w:sz="6" w:val="single"/></w:tcBorders></w:tcPr><w:p><w:pPr><w:widowControl w:val="1"/><w:tabs><w:tab w:val="left" w:leader="none" w:pos="0"/><w:tab w:val="left" w:leader="none" w:pos="720"/><w:tab w:val="left" w:leader="none" w:pos="1440"/><w:tab w:val="left" w:leader="none" w:pos="2160"/><w:tab w:val="left" w:leader="none" w:pos="2880"/><w:tab w:val="left" w:leader="none" w:pos="3600"/><w:tab w:val="left" w:leader="none" w:pos="4320"/><w:tab w:val="left" w:leader="none" w:pos="5040"/><w:tab w:val="left" w:leader="none" w:pos="5760"/><w:tab w:val="left" w:leader="none" w:pos="6480"/><w:tab w:val="left" w:leader="none" w:pos="7200"/><w:tab w:val="left" w:leader="none" w:pos="7920"/><w:tab w:val="left" w:leader="none" w:pos="8640"/></w:tabs><w:ind w:left="0" w:hanging="2"/><w:rPr/></w:pPr><w:r><w:rPr/></w:pPr><w:r><w:rPr><w:rtl w:val="0"/></w:rPr><w:t xml:space="preserve">{notary_county_caps}</w:t></w:r></w:p></w:tc><w:tc><w:tcPr><w:tcBorders><w:top w:color="ffffff" w:space="0" w:sz="6" w:val="single"/><w:left w:color="ffffff" w:space="0" w:sz="6" w:val="single"/><w:bottom w:color="ffffff" w:space="0" w:sz="6" w:val="single"/><w:right w:color="ffffff" w:space="0" w:sz="6" w:val="single"/></w:tcBorders></w:tcPr><w:p><w:pPr><w:widowControl w:val="1"/><w:tabs><w:tab w:val="left" w:leader="none" w:pos="0"/><w:tab w:val="left" w:leader="none" w:pos="720"/><w:tab w:val="left" w:leader="none" w:pos="1440"/><w:tab w:val="left" w:leader="none" w:pos="2160"/><w:tab w:val="left" w:leader="none" w:pos="2880"/><w:tab w:val="left" w:leader="none" w:pos="3600"/><w:tab w:val="left" w:leader="none" w:pos="4320"/><w:tab w:val="left" w:leader="none" w:pos="5040"/><w:tab w:val="left" w:leader="none" w:pos="5760"/><w:tab w:val="left" w:leader="none" w:pos="6480"/><w:tab w:val="left" w:leader="none" w:pos="7200"/><w:tab w:val="left" w:leader="none" w:pos="7920"/><w:tab w:val="left" w:leader="none" w:pos="8640"/></w:tabs><w:ind w:left="0" w:hanging="2"/><w:rPr><w:sz w:val="20"/><w:szCs w:val="20"/></w:rPr></w:pPr><w:r><w:rPr><w:rtl w:val="0"/></w:rPr><w:t xml:space="preserve">)</w:t></w:r><w:r><w:rPr><w:rtl w:val="0"/></w:rPr></w:r></w:p></w:tc></w:tr></w:tbl><w:p><w:pPr><w:widowControl w:val="1"/><w:tabs><w:tab w:val="left" w:leader="none" w:pos="0"/><w:tab w:val="left" w:leader="none" w:pos="720"/><w:tab w:val="left" w:leader="none" w:pos="1440"/><w:tab w:val="left" w:leader="none" w:pos="2160"/><w:tab w:val="left" w:leader="none" w:pos="2880"/><w:tab w:val="left" w:leader="none" w:pos="3600"/><w:tab w:val="left" w:leader="none" w:pos="4320"/><w:tab w:val="left" w:leader="none" w:pos="5040"/><w:tab w:val="left" w:leader="none" w:pos="5760"/><w:tab w:val="left" w:leader="none" w:pos="6480"/><w:tab w:val="left" w:leader="none" w:pos="7200"/><w:tab w:val="left" w:leader="none" w:pos="7920"/><w:tab w:val="left" w:leader="none" w:pos="8640"/></w:tabs><w:ind w:left="0" w:hanging="2"/><w:rPr/></w:pPr><w:r><w:rPr><w:rtl w:val="0"/></w:rPr></w:r></w:p><w:p><w:pPr><w:ind w:left="0" w:hanging="2"/><w:rPr/></w:pPr><w:r><w:rPr/></w:pPr><w:r><w:rPr><w:rtl w:val="0"/></w:rPr><w:t xml:space="preserve">Acknowledged before me on {closing_date}, in {notary_county} County, Michigan by {seller_signatory_name}, authorized agent for {seller_name} and {lender_signatory_name}, authorized agent for {lender_name}.</w:t></w:r></w:p><w:p><w:pPr><w:widowControl w:val="1"/><w:tabs><w:tab w:val="left" w:leader="none" w:pos="0"/><w:tab w:val="left" w:leader="none" w:pos="720"/><w:tab w:val="left" w:leader="none" w:pos="1440"/><w:tab w:val="left" w:leader="none" w:pos="2160"/><w:tab w:val="left" w:leader="none" w:pos="2880"/><w:tab w:val="left" w:leader="none" w:pos="3600"/><w:tab w:val="left" w:leader="none" w:pos="4320"/><w:tab w:val="left" w:leader="none" w:pos="5040"/><w:tab w:val="left" w:leader="none" w:pos="5760"/><w:tab w:val="left" w:leader="none" w:pos="6480"/><w:tab w:val="left" w:leader="none" w:pos="7200"/><w:tab w:val="left" w:leader="none" w:pos="7920"/><w:tab w:val="left" w:leader="none" w:pos="8640"/></w:tabs><w:ind w:left="0" w:hanging="2"/><w:rPr/></w:pPr><w:r><w:rPr><w:rtl w:val="0"/></w:rPr></w:r></w:p><w:tbl><w:tblPr><w:tblStyle w:val="Table4"/><w:tblW w:w="8594.0" w:type="dxa"/><w:jc w:val="left"/><w:tblInd w:w="44.0" w:type="dxa"/><w:tblLayout w:type="fixed"/><w:tblLook w:val="0000"/></w:tblPr><w:tblGrid><w:gridCol w:w="8594"/><w:tblGridChange w:id="0"><w:tblGrid><w:gridCol w:w="8594"/></w:tblGrid></w:tblGridChange></w:tblGrid><w:tr><w:trPr><w:cantSplit w:val="0"/><w:tblHeader w:val="0"/></w:trPr><w:tc><w:tcPr><w:tcBorders><w:top w:color="ffffff" w:space="0" w:sz="6" w:val="single"/><w:left w:color="ffffff" w:space="0" w:sz="6" w:val="single"/><w:bottom w:color="ffffff" w:space="0" w:sz="6" w:val="single"/><w:right w:color="ffffff" w:space="0" w:sz="6" w:val="single"/></w:tcBorders></w:tcPr><w:p><w:pPr><w:ind w:left="0" w:hanging="2"/><w:rPr/></w:pPr><w:r><w:rPr><w:rtl w:val="0"/></w:rPr></w:r></w:p><w:p><w:pPr><w:widowControl w:val="1"/><w:tabs><w:tab w:val="left" w:leader="none" w:pos="0"/><w:tab w:val="left" w:leader="none" w:pos="720"/><w:tab w:val="left" w:leader="none" w:pos="1440"/><w:tab w:val="left" w:leader="none" w:pos="2160"/><w:tab w:val="left" w:leader="none" w:pos="2880"/><w:tab w:val="left" w:leader="none" w:pos="3600"/><w:tab w:val="left" w:leader="none" w:pos="4320"/><w:tab w:val="left" w:leader="none" w:pos="5040"/><w:tab w:val="left" w:leader="none" w:pos="5760"/><w:tab w:val="left" w:leader="none" w:pos="6480"/><w:tab w:val="left" w:leader="none" w:pos="7200"/><w:tab w:val="left" w:leader="none" w:pos="7920"/><w:tab w:val="left" w:leader="none" w:pos="8640"/></w:tabs><w:ind w:left="0" w:hanging="2"/><w:rPr/></w:pPr><w:r><w:rPr><w:rtl w:val="0"/></w:rPr><w:t xml:space="preserve">__________________________________</w:t></w:r></w:p><w:p><w:pPr><w:ind w:left="0" w:hanging="2"/><w:rPr/></w:pPr><w:r><w:rPr><w:rtl w:val="0"/></w:rPr><w:t xml:space="preserve"> </w:t></w:r></w:p><w:p><w:pPr><w:ind w:left="0" w:hanging="2"/><w:rPr/></w:pPr><w:r><w:rPr/></w:pPr><w:r><w:rPr><w:rtl w:val="0"/></w:rPr><w:t xml:space="preserve">Notary public, State of Michigan, County of {notary_county}</w:t></w:r></w:p><w:p><w:pPr><w:ind w:left="0" w:hanging="2"/><w:rPr/></w:pPr><w:r><w:rPr><w:rtl w:val="0"/></w:rPr><w:t xml:space="preserve">My commission expires:  </w:t></w:r></w:p><w:p><w:pPr><w:ind w:left="0" w:hanging="2"/><w:rPr/></w:pPr><w:r><w:rPr><w:rtl w:val="0"/></w:rPr></w:r></w:p></w:tc></w:tr></w:tbl><w:p><w:pPr><w:ind w:left="0" w:hanging="2"/><w:rPr/></w:pPr><w:r><w:rPr><w:rtl w:val="0"/></w:rPr></w:r></w:p></w:tc></w:tr></w:tbl><w:p><w:pPr><w:widowControl w:val="1"/><w:tabs><w:tab w:val="left" w:leader="none" w:pos="0"/><w:tab w:val="left" w:leader="none" w:pos="720"/><w:tab w:val="left" w:leader="none" w:pos="1440"/><w:tab w:val="left" w:leader="none" w:pos="2160"/><w:tab w:val="left" w:leader="none" w:pos="2880"/><w:tab w:val="left" w:leader="none" w:pos="3600"/><w:tab w:val="left" w:leader="none" w:pos="4320"/><w:tab w:val="left" w:leader="none" w:pos="5040"/><w:tab w:val="left" w:leader="none" w:pos="5760"/><w:tab w:val="left" w:leader="none" w:pos="6480"/><w:tab w:val="left" w:leader="none" w:pos="7200"/><w:tab w:val="left" w:leader="none" w:pos="7920"/><w:tab w:val="left" w:leader="none" w:pos="8640"/></w:tabs><w:ind w:left="0" w:firstLine="0"/><w:rPr/></w:pPr><w:r><w:rPr><w:rtl w:val="0"/></w:rPr></w:r></w:p><w:tbl><w:tblPr><w:tblStyle w:val="Table5"/><w:tblW w:w="8594.0" w:type="dxa"/><w:jc w:val="left"/><w:tblLayout w:type="fixed"/><w:tblLook w:val="0000"/></w:tblPr><w:tblGrid><w:gridCol w:w="4184"/><w:gridCol w:w="360"/><w:gridCol w:w="4050"/><w:tblGridChange w:id="0"><w:tblGrid><w:gridCol w:w="4184"/><w:gridCol w:w="360"/><w:gridCol w:w="4050"/></w:tblGrid></w:tblGridChange></w:tblGrid><w:tr><w:trPr><w:cantSplit w:val="0"/><w:tblHeader w:val="0"/></w:trPr><w:tc><w:tcPr><w:tcBorders><w:top w:color="ffffff" w:space="0" w:sz="6" w:val="single"/><w:left w:color="ffffff" w:space="0" w:sz="6" w:val="single"/><w:bottom w:color="ffffff" w:space="0" w:sz="6" w:val="single"/><w:right w:color="ffffff" w:space="0" w:sz="6" w:val="single"/></w:tcBorders></w:tcPr><w:p><w:pPr><w:ind w:left="0" w:firstLine="0"/><w:rPr><w:sz w:val="20"/><w:szCs w:val="20"/></w:rPr></w:pPr><w:r><w:rPr><w:rtl w:val="0"/></w:rPr></w:r></w:p><w:p><w:pPr><w:widowControl w:val="1"/><w:tabs><w:tab w:val="left" w:leader="none" w:pos="0"/><w:tab w:val="left" w:leader="none" w:pos="720"/><w:tab w:val="left" w:leader="none" w:pos="1440"/><w:tab w:val="left" w:leader="none" w:pos="2160"/><w:tab w:val="left" w:leader="none" w:pos="2880"/><w:tab w:val="left" w:leader="none" w:pos="3600"/><w:tab w:val="left" w:leader="none" w:pos="4320"/><w:tab w:val="left" w:leader="none" w:pos="5040"/><w:tab w:val="left" w:leader="none" w:pos="5760"/><w:tab w:val="left" w:leader="none" w:pos="6480"/><w:tab w:val="left" w:leader="none" w:pos="7200"/><w:tab w:val="left" w:leader="none" w:pos="7920"/><w:tab w:val="left" w:leader="none" w:pos="8640"/></w:tabs><w:ind w:left="0" w:hanging="2"/><w:rPr/></w:pPr><w:r><w:rPr><w:rtl w:val="0"/></w:rPr><w:t xml:space="preserve"> </w:t></w:r></w:p></w:tc><w:tc><w:tcPr><w:tcBorders><w:top w:color="ffffff" w:space="0" w:sz="6" w:val="single"/><w:left w:color="ffffff" w:space="0" w:sz="6" w:val="single"/><w:bottom w:color="ffffff" w:space="0" w:sz="6" w:val="single"/><w:right w:color="ffffff" w:space="0" w:sz="6" w:val="single"/></w:tcBorders></w:tcPr><w:p><w:pPr><w:ind w:left="0" w:hanging="2"/><w:rPr/></w:pPr><w:r><w:rPr><w:rtl w:val="0"/></w:rPr></w:r></w:p><w:p><w:pPr><w:widowControl w:val="1"/><w:tabs><w:tab w:val="left" w:leader="none" w:pos="0"/><w:tab w:val="left" w:leader="none" w:pos="720"/><w:tab w:val="left" w:leader="none" w:pos="1440"/><w:tab w:val="left" w:leader="none" w:pos="2160"/><w:tab w:val="left" w:leader="none" w:pos="2880"/><w:tab w:val="left" w:leader="none" w:pos="3600"/><w:tab w:val="left" w:leader="none" w:pos="4320"/><w:tab w:val="left" w:leader="none" w:pos="5040"/><w:tab w:val="left" w:leader="none" w:pos="5760"/><w:tab w:val="left" w:leader="none" w:pos="6480"/><w:tab w:val="left" w:leader="none" w:pos="7200"/><w:tab w:val="left" w:leader="none" w:pos="7920"/><w:tab w:val="left" w:leader="none" w:pos="8640"/></w:tabs><w:ind w:left="0" w:hanging="2"/><w:rPr/></w:pPr><w:r><w:rPr><w:rtl w:val="0"/></w:rPr><w:t xml:space="preserve"> </w:t></w:r></w:p></w:tc><w:tc><w:tcPr><w:tcBorders><w:top w:color="ffffff" w:space="0" w:sz="6" w:val="single"/><w:left w:color="ffffff" w:space="0" w:sz="6" w:val="single"/><w:bottom w:color="ffffff" w:space="0" w:sz="6" w:val="single"/><w:right w:color="ffffff" w:space="0" w:sz="6" w:val="single"/></w:tcBorders></w:tcPr><w:p><w:pPr><w:ind w:left="0" w:hanging="2"/><w:rPr/></w:pPr><w:r><w:rPr><w:rtl w:val="0"/></w:rPr></w:r></w:p><w:p><w:pPr><w:widowControl w:val="1"/><w:tabs><w:tab w:val="left" w:leader="none" w:pos="0"/><w:tab w:val="left" w:leader="none" w:pos="720"/><w:tab w:val="left" w:leader="none" w:pos="1440"/><w:tab w:val="left" w:leader="none" w:pos="2160"/><w:tab w:val="left" w:leader="none" w:pos="2880"/><w:tab w:val="left" w:leader="none" w:pos="3600"/><w:tab w:val="left" w:leader="none" w:pos="4320"/><w:tab w:val="left" w:leader="none" w:pos="5040"/><w:tab w:val="left" w:leader="none" w:pos="5760"/><w:tab w:val="left" w:leader="none" w:pos="6480"/><w:tab w:val="left" w:leader="none" w:pos="7200"/><w:tab w:val="left" w:leader="none" w:pos="7920"/><w:tab w:val="left" w:leader="none" w:pos="8640"/></w:tabs><w:ind w:left="0" w:hanging="2"/><w:rPr/></w:pPr><w:r><w:rPr><w:rtl w:val="0"/></w:rPr><w:t xml:space="preserve">LENDER</w:t></w:r></w:p><w:p><w:pPr><w:widowControl w:val="1"/><w:tabs><w:tab w:val="left" w:leader="none" w:pos="0"/><w:tab w:val="left" w:leader="none" w:pos="720"/><w:tab w:val="left" w:leader="none" w:pos="1440"/><w:tab w:val="left" w:leader="none" w:pos="2160"/><w:tab w:val="left" w:leader="none" w:pos="2880"/><w:tab w:val="left" w:leader="none" w:pos="3600"/><w:tab w:val="left" w:leader="none" w:pos="4320"/><w:tab w:val="left" w:leader="none" w:pos="5040"/><w:tab w:val="left" w:leader="none" w:pos="5760"/><w:tab w:val="left" w:leader="none" w:pos="6480"/><w:tab w:val="left" w:leader="none" w:pos="7200"/><w:tab w:val="left" w:leader="none" w:pos="7920"/><w:tab w:val="left" w:leader="none" w:pos="8640"/></w:tabs><w:ind w:left="0" w:hanging="2"/><w:rPr/></w:pPr><w:r><w:rPr><w:rtl w:val="0"/></w:rPr></w:r></w:p><w:p><w:pPr><w:widowControl w:val="1"/><w:tabs><w:tab w:val="left" w:leader="none" w:pos="0"/><w:tab w:val="left" w:leader="none" w:pos="720"/><w:tab w:val="left" w:leader="none" w:pos="1440"/><w:tab w:val="left" w:leader="none" w:pos="2160"/><w:tab w:val="left" w:leader="none" w:pos="2880"/><w:tab w:val="left" w:leader="none" w:pos="3600"/><w:tab w:val="left" w:leader="none" w:pos="4320"/><w:tab w:val="left" w:leader="none" w:pos="5040"/><w:tab w:val="left" w:leader="none" w:pos="5760"/><w:tab w:val="left" w:leader="none" w:pos="6480"/><w:tab w:val="left" w:leader="none" w:pos="7200"/><w:tab w:val="left" w:leader="none" w:pos="7920"/><w:tab w:val="left" w:leader="none" w:pos="8640"/></w:tabs><w:ind w:left="0" w:hanging="2"/><w:rPr/></w:pPr><w:r><w:rPr><w:rtl w:val="0"/></w:rPr></w:r></w:p></w:tc></w:tr></w:tbl><w:p><w:pPr><w:ind w:left="0" w:firstLine="0"/><w:rPr><w:sz w:val="20"/><w:szCs w:val="20"/></w:rPr><w:sectPr><w:type w:val="continuous"/><w:pgSz w:h="15840" w:w="12240" w:orient="portrait"/><w:pgMar w:bottom="1440" w:top="1440" w:left="1800" w:right="1800" w:header="1440" w:footer="1440"/></w:sectPr></w:pPr><w:r><w:rPr><w:rtl w:val="0"/></w:rPr></w:r></w:p><w:p><w:pPr><w:pBdr><w:top w:space="0" w:sz="0" w:val="nil"/><w:left w:space="0" w:sz="0" w:val="nil"/><w:bottom w:space="0" w:sz="0" w:val="nil"/><w:right w:space="0" w:sz="0" w:val="nil"/><w:between w:space="0" w:sz="0" w:val="nil"/></w:pBdr><w:spacing w:line="276" w:lineRule="auto"/><w:ind w:left="0" w:hanging="2"/><w:rPr><w:sz w:val="20"/><w:szCs w:val="20"/></w:rPr></w:pPr><w:r><w:rPr><w:rtl w:val="0"/></w:rPr></w:r></w:p><w:tbl><w:tblPr><w:tblStyle w:val="Table6"/><w:tblW w:w="12644.0" w:type="dxa"/><w:jc w:val="left"/><w:tblLayout w:type="fixed"/><w:tblLook w:val="0000"/></w:tblPr><w:tblGrid><w:gridCol w:w="4184"/><w:gridCol w:w="360"/><w:gridCol w:w="4050"/><w:gridCol w:w="4050"/><w:tblGridChange w:id="0"><w:tblGrid><w:gridCol w:w="4184"/><w:gridCol w:w="360"/><w:gridCol w:w="4050"/><w:gridCol w:w="4050"/></w:tblGrid></w:tblGridChange></w:tblGrid><w:tr><w:trPr><w:cantSplit w:val="0"/><w:tblHeader w:val="0"/></w:trPr><w:tc><w:tcPr><w:tcBorders><w:top w:color="ffffff" w:space="0" w:sz="6" w:val="single"/><w:left w:color="ffffff" w:space="0" w:sz="6" w:val="single"/><w:bottom w:color="ffffff" w:space="0" w:sz="6" w:val="single"/><w:right w:color="ffffff" w:space="0" w:sz="6" w:val="single"/></w:tcBorders></w:tcPr><w:p><w:pPr><w:ind w:left="0" w:hanging="2"/><w:rPr><w:sz w:val="20"/><w:szCs w:val="20"/></w:rPr></w:pPr><w:r><w:rPr><w:rtl w:val="0"/></w:rPr></w:r></w:p><w:p><w:pPr><w:widowControl w:val="1"/><w:tabs><w:tab w:val="left" w:leader="none" w:pos="0"/><w:tab w:val="left" w:leader="none" w:pos="720"/><w:tab w:val="left" w:leader="none" w:pos="1440"/><w:tab w:val="left" w:leader="none" w:pos="2160"/><w:tab w:val="left" w:leader="none" w:pos="2880"/><w:tab w:val="left" w:leader="none" w:pos="3600"/><w:tab w:val="left" w:leader="none" w:pos="4320"/><w:tab w:val="left" w:leader="none" w:pos="5040"/><w:tab w:val="left" w:leader="none" w:pos="5760"/><w:tab w:val="left" w:leader="none" w:pos="6480"/><w:tab w:val="left" w:leader="none" w:pos="7200"/><w:tab w:val="left" w:leader="none" w:pos="7920"/><w:tab w:val="left" w:leader="none" w:pos="8640"/></w:tabs><w:ind w:left="0" w:hanging="2"/><w:rPr/></w:pPr><w:r><w:rPr><w:rtl w:val="0"/></w:rPr><w:t xml:space="preserve">Dated: ___________________________</w:t></w:r></w:p><w:p><w:pPr><w:widowControl w:val="1"/><w:tabs><w:tab w:val="left" w:leader="none" w:pos="0"/><w:tab w:val="left" w:leader="none" w:pos="720"/><w:tab w:val="left" w:leader="none" w:pos="1440"/><w:tab w:val="left" w:leader="none" w:pos="2160"/><w:tab w:val="left" w:leader="none" w:pos="2880"/><w:tab w:val="left" w:leader="none" w:pos="3600"/><w:tab w:val="left" w:leader="none" w:pos="4320"/><w:tab w:val="left" w:leader="none" w:pos="5040"/><w:tab w:val="left" w:leader="none" w:pos="5760"/><w:tab w:val="left" w:leader="none" w:pos="6480"/><w:tab w:val="left" w:leader="none" w:pos="7200"/><w:tab w:val="left" w:leader="none" w:pos="7920"/><w:tab w:val="left" w:leader="none" w:pos="8640"/></w:tabs><w:ind w:left="0" w:hanging="2"/><w:rPr/></w:pPr><w:r><w:rPr><w:rtl w:val="0"/></w:rPr></w:r></w:p></w:tc><w:tc><w:tcPr><w:tcBorders><w:top w:color="ffffff" w:space="0" w:sz="6" w:val="single"/><w:left w:color="ffffff" w:space="0" w:sz="6" w:val="single"/><w:bottom w:color="ffffff" w:space="0" w:sz="6" w:val="single"/><w:right w:color="ffffff" w:space="0" w:sz="6" w:val="single"/></w:tcBorders></w:tcPr><w:p><w:pPr><w:ind w:left="0" w:hanging="2"/><w:rPr/></w:pPr><w:r><w:rPr><w:rtl w:val="0"/></w:rPr></w:r></w:p><w:p><w:pPr><w:widowControl w:val="1"/><w:tabs><w:tab w:val="left" w:leader="none" w:pos="0"/><w:tab w:val="left" w:leader="none" w:pos="720"/><w:tab w:val="left" w:leader="none" w:pos="1440"/><w:tab w:val="left" w:leader="none" w:pos="2160"/><w:tab w:val="left" w:leader="none" w:pos="2880"/><w:tab w:val="left" w:leader="none" w:pos="3600"/><w:tab w:val="left" w:leader="none" w:pos="4320"/><w:tab w:val="left" w:leader="none" w:pos="5040"/><w:tab w:val="left" w:leader="none" w:pos="5760"/><w:tab w:val="left" w:leader="none" w:pos="6480"/><w:tab w:val="left" w:leader="none" w:pos="7200"/><w:tab w:val="left" w:leader="none" w:pos="7920"/><w:tab w:val="left" w:leader="none" w:pos="8640"/></w:tabs><w:ind w:left="0" w:hanging="2"/><w:rPr/></w:pPr><w:r><w:rPr><w:rtl w:val="0"/></w:rPr><w:t xml:space="preserve"> </w:t></w:r></w:p></w:tc><w:tc><w:tcPr><w:tcBorders><w:top w:color="ffffff" w:space="0" w:sz="6" w:val="single"/><w:left w:color="ffffff" w:space="0" w:sz="6" w:val="single"/><w:bottom w:color="ffffff" w:space="0" w:sz="6" w:val="single"/><w:right w:color="ffffff" w:space="0" w:sz="6" w:val="single"/></w:tcBorders></w:tcPr><w:p><w:pPr><w:ind w:left="0" w:hanging="2"/><w:rPr/></w:pPr><w:r><w:rPr><w:rtl w:val="0"/></w:rPr></w:r></w:p><w:p><w:pPr><w:widowControl w:val="1"/><w:tabs><w:tab w:val="left" w:leader="none" w:pos="0"/><w:tab w:val="left" w:leader="none" w:pos="720"/><w:tab w:val="left" w:leader="none" w:pos="1440"/><w:tab w:val="left" w:leader="none" w:pos="2160"/><w:tab w:val="left" w:leader="none" w:pos="2880"/><w:tab w:val="left" w:leader="none" w:pos="3600"/><w:tab w:val="left" w:leader="none" w:pos="4320"/><w:tab w:val="left" w:leader="none" w:pos="5040"/><w:tab w:val="left" w:leader="none" w:pos="5760"/><w:tab w:val="left" w:leader="none" w:pos="6480"/><w:tab w:val="left" w:leader="none" w:pos="7200"/><w:tab w:val="left" w:leader="none" w:pos="7920"/><w:tab w:val="left" w:leader="none" w:pos="8640"/></w:tabs><w:ind w:left="0" w:hanging="2"/><w:rPr/></w:pPr><w:r><w:rPr><w:rtl w:val="0"/></w:rPr><w:t xml:space="preserve">By:______________________________</w:t></w:r></w:p><w:p><w:pPr><w:widowControl w:val="1"/><w:tabs><w:tab w:val="left" w:leader="none" w:pos="0"/><w:tab w:val="left" w:leader="none" w:pos="720"/><w:tab w:val="left" w:leader="none" w:pos="1440"/><w:tab w:val="left" w:leader="none" w:pos="2160"/><w:tab w:val="left" w:leader="none" w:pos="2880"/><w:tab w:val="left" w:leader="none" w:pos="3600"/><w:tab w:val="left" w:leader="none" w:pos="4320"/><w:tab w:val="left" w:leader="none" w:pos="5040"/><w:tab w:val="left" w:leader="none" w:pos="5760"/><w:tab w:val="left" w:leader="none" w:pos="6480"/><w:tab w:val="left" w:leader="none" w:pos="7200"/><w:tab w:val="left" w:leader="none" w:pos="7920"/><w:tab w:val="left" w:leader="none" w:pos="8640"/></w:tabs><w:ind w:left="0" w:hanging="2"/><w:rPr/></w:pPr><w:r><w:rPr/></w:pPr><w:r><w:rPr><w:b w:val="1"/><w:rtl w:val="0"/></w:rPr><w:t xml:space="preserve">{lender_signatory_name}, its authorized agent</w:t></w:r></w:p><w:p><w:pPr><w:ind w:left="0" w:hanging="2"/><w:rPr/></w:pPr><w:r><w:rPr><w:rtl w:val="0"/></w:rPr></w:r></w:p></w:tc><w:tc><w:tcPr><w:tcBorders><w:top w:color="ffffff" w:space="0" w:sz="6" w:val="single"/><w:left w:color="ffffff" w:space="0" w:sz="6" w:val="single"/><w:bottom w:color="ffffff" w:space="0" w:sz="6" w:val="single"/><w:right w:color="ffffff" w:space="0" w:sz="6" w:val="single"/></w:tcBorders></w:tcPr><w:p><w:pPr><w:ind w:left="0" w:hanging="2"/><w:rPr/></w:pPr><w:r><w:rPr><w:rtl w:val="0"/></w:rPr></w:r></w:p><w:p><w:pPr><w:widowControl w:val="1"/><w:tabs><w:tab w:val="left" w:leader="none" w:pos="0"/><w:tab w:val="left" w:leader="none" w:pos="720"/><w:tab w:val="left" w:leader="none" w:pos="1440"/><w:tab w:val="left" w:leader="none" w:pos="2160"/><w:tab w:val="left" w:leader="none" w:pos="2880"/><w:tab w:val="left" w:leader="none" w:pos="3600"/><w:tab w:val="left" w:leader="none" w:pos="4320"/><w:tab w:val="left" w:leader="none" w:pos="5040"/><w:tab w:val="left" w:leader="none" w:pos="5760"/><w:tab w:val="left" w:leader="none" w:pos="6480"/><w:tab w:val="left" w:leader="none" w:pos="7200"/><w:tab w:val="left" w:leader="none" w:pos="7920"/><w:tab w:val="left" w:leader="none" w:pos="8640"/></w:tabs><w:ind w:left="0" w:hanging="2"/><w:rPr/></w:pPr><w:r><w:rPr><w:rtl w:val="0"/></w:rPr></w:r></w:p></w:tc></w:tr></w:tbl><w:p><w:pPr><w:widowControl w:val="1"/><w:tabs><w:tab w:val="left" w:leader="none" w:pos="0"/><w:tab w:val="left" w:leader="none" w:pos="720"/><w:tab w:val="left" w:leader="none" w:pos="1440"/><w:tab w:val="left" w:leader="none" w:pos="2160"/><w:tab w:val="left" w:leader="none" w:pos="2880"/><w:tab w:val="left" w:leader="none" w:pos="3600"/><w:tab w:val="left" w:leader="none" w:pos="4320"/><w:tab w:val="left" w:leader="none" w:pos="5040"/><w:tab w:val="left" w:leader="none" w:pos="5760"/><w:tab w:val="left" w:leader="none" w:pos="6480"/><w:tab w:val="left" w:leader="none" w:pos="7200"/><w:tab w:val="left" w:leader="none" w:pos="7920"/><w:tab w:val="left" w:leader="none" w:pos="8640"/></w:tabs><w:ind w:left="0" w:hanging="2"/><w:rPr><w:sz w:val="20"/><w:szCs w:val="20"/></w:rPr></w:pPr><w:r><w:rPr><w:sz w:val="20"/><w:szCs w:val="20"/><w:rtl w:val="0"/></w:rPr><w:t xml:space="preserve">This instrument was prepared by:</w:t></w:r></w:p><w:p><w:pPr><w:widowControl w:val="1"/><w:tabs><w:tab w:val="left" w:leader="none" w:pos="0"/><w:tab w:val="left" w:leader="none" w:pos="720"/><w:tab w:val="left" w:leader="none" w:pos="1440"/><w:tab w:val="left" w:leader="none" w:pos="2160"/><w:tab w:val="left" w:leader="none" w:pos="2880"/><w:tab w:val="left" w:leader="none" w:pos="3600"/><w:tab w:val="left" w:leader="none" w:pos="4320"/><w:tab w:val="left" w:leader="none" w:pos="5040"/><w:tab w:val="left" w:leader="none" w:pos="5760"/><w:tab w:val="left" w:leader="none" w:pos="6480"/><w:tab w:val="left" w:leader="none" w:pos="7200"/><w:tab w:val="left" w:leader="none" w:pos="7920"/><w:tab w:val="left" w:leader="none" w:pos="8640"/></w:tabs><w:ind w:left="0" w:hanging="2"/><w:rPr><w:sz w:val="20"/><w:szCs w:val="20"/></w:rPr></w:pPr><w:r><w:rPr><w:sz w:val="20"/><w:szCs w:val="20"/></w:rPr><w:t xml:space="preserve">{preparer_firm_name}</w:t></w:r></w:p><w:p><w:pPr><w:widowControl w:val="1"/><w:tabs><w:tab w:val="left" w:leader="none" w:pos="0"/><w:tab w:val="left" w:leader="none" w:pos="720"/><w:tab w:val="left" w:leader="none" w:pos="1440"/><w:tab w:val="left" w:leader="none" w:pos="2160"/><w:tab w:val="left" w:leader="none" w:pos="2880"/><w:tab w:val="left" w:leader="none" w:pos="3600"/><w:tab w:val="left" w:leader="none" w:pos="4320"/><w:tab w:val="left" w:leader="none" w:pos="5040"/><w:tab w:val="left" w:leader="none" w:pos="5760"/><w:tab w:val="left" w:leader="none" w:pos="6480"/><w:tab w:val="left" w:leader="none" w:pos="7200"/><w:tab w:val="left" w:leader="none" w:pos="7920"/><w:tab w:val="left" w:leader="none" w:pos="8640"/></w:tabs><w:ind w:left="0" w:hanging="2"/><w:rPr><w:sz w:val="20"/><w:szCs w:val="20"/></w:rPr></w:pPr><w:r><w:rPr><w:sz w:val="20"/><w:szCs w:val="20"/></w:rPr><w:t xml:space="preserve">{preparer_address_line1}</w:t></w:r></w:p><w:p><w:pPr><w:widowControl w:val="1"/><w:tabs><w:tab w:val="left" w:leader="none" w:pos="0"/><w:tab w:val="left" w:leader="none" w:pos="720"/><w:tab w:val="left" w:leader="none" w:pos="1440"/><w:tab w:val="left" w:leader="none" w:pos="2160"/><w:tab w:val="left" w:leader="none" w:pos="2880"/><w:tab w:val="left" w:leader="none" w:pos="3600"/><w:tab w:val="left" w:leader="none" w:pos="4320"/><w:tab w:val="left" w:leader="none" w:pos="5040"/><w:tab w:val="left" w:leader="none" w:pos="5760"/><w:tab w:val="left" w:leader="none" w:pos="6480"/><w:tab w:val="left" w:leader="none" w:pos="7200"/><w:tab w:val="left" w:leader="none" w:pos="7920"/><w:tab w:val="left" w:leader="none" w:pos="8640"/></w:tabs><w:ind w:left="0" w:hanging="2"/><w:rPr><w:sz w:val="20"/><w:szCs w:val="20"/></w:rPr></w:pPr><w:r><w:rPr><w:sz w:val="20"/><w:szCs w:val="20"/></w:rPr><w:t xml:space="preserve">{preparer_city_state_zip}</w:t></w:r></w:p><w:p><w:pPr><w:widowControl w:val="1"/><w:tabs><w:tab w:val="left" w:leader="none" w:pos="0"/><w:tab w:val="left" w:leader="none" w:pos="720"/><w:tab w:val="left" w:leader="none" w:pos="1440"/><w:tab w:val="left" w:leader="none" w:pos="2160"/><w:tab w:val="left" w:leader="none" w:pos="2880"/><w:tab w:val="left" w:leader="none" w:pos="3600"/><w:tab w:val="left" w:leader="none" w:pos="4320"/><w:tab w:val="left" w:leader="none" w:pos="5040"/><w:tab w:val="left" w:leader="none" w:pos="5760"/><w:tab w:val="left" w:leader="none" w:pos="6480"/><w:tab w:val="left" w:leader="none" w:pos="7200"/><w:tab w:val="left" w:leader="none" w:pos="7920"/><w:tab w:val="left" w:leader="none" w:pos="8640"/></w:tabs><w:ind w:left="0" w:hanging="2"/><w:rPr><w:sz w:val="20"/><w:szCs w:val="20"/></w:rPr></w:pPr><w:r><w:rPr><w:sz w:val="20"/><w:szCs w:val="20"/></w:rPr><w:t xml:space="preserve">Loan Originator: {loan_originator_name}, NMLS ID {loan_originator_nmls}</w:t></w:r></w:p><w:p><w:pPr><w:widowControl w:val="1"/><w:tabs><w:tab w:val="left" w:leader="none" w:pos="0"/><w:tab w:val="left" w:leader="none" w:pos="720"/><w:tab w:val="left" w:leader="none" w:pos="1440"/><w:tab w:val="left" w:leader="none" w:pos="2160"/><w:tab w:val="left" w:leader="none" w:pos="2880"/><w:tab w:val="left" w:leader="none" w:pos="3600"/><w:tab w:val="left" w:leader="none" w:pos="4320"/><w:tab w:val="left" w:leader="none" w:pos="5040"/><w:tab w:val="left" w:leader="none" w:pos="5760"/><w:tab w:val="left" w:leader="none" w:pos="6480"/><w:tab w:val="left" w:leader="none" w:pos="7200"/><w:tab w:val="left" w:leader="none" w:pos="7920"/><w:tab w:val="left" w:leader="none" w:pos="8640"/></w:tabs><w:ind w:left="0" w:hanging="2"/><w:rPr><w:sz w:val="20"/><w:szCs w:val="20"/></w:rPr></w:pPr><w:r><w:rPr><w:sz w:val="20"/><w:szCs w:val="20"/></w:rPr><w:t xml:space="preserve">Loan Originator Organization: {lender_name} NMLS ID {lender_nmls_id}</w:t></w:r></w:p><w:p><w:pPr><w:widowControl w:val="1"/><w:tabs><w:tab w:val="left" w:leader="none" w:pos="0"/><w:tab w:val="left" w:leader="none" w:pos="720"/><w:tab w:val="left" w:leader="none" w:pos="1440"/><w:tab w:val="left" w:leader="none" w:pos="2160"/><w:tab w:val="left" w:leader="none" w:pos="2880"/><w:tab w:val="left" w:leader="none" w:pos="3600"/><w:tab w:val="left" w:leader="none" w:pos="4320"/><w:tab w:val="left" w:leader="none" w:pos="5040"/><w:tab w:val="left" w:leader="none" w:pos="5760"/><w:tab w:val="left" w:leader="none" w:pos="6480"/><w:tab w:val="left" w:leader="none" w:pos="7200"/><w:tab w:val="left" w:leader="none" w:pos="7920"/><w:tab w:val="left" w:leader="none" w:pos="8640"/></w:tabs><w:ind w:left="0" w:hanging="2"/><w:rPr><w:sz w:val="20"/><w:szCs w:val="20"/></w:rPr></w:pPr><w:r><w:rPr><w:rtl w:val="0"/></w:rPr></w:r></w:p><w:p><w:pPr><w:widowControl w:val="1"/><w:tabs><w:tab w:val="left" w:leader="none" w:pos="0"/><w:tab w:val="left" w:leader="none" w:pos="720"/><w:tab w:val="left" w:leader="none" w:pos="1440"/><w:tab w:val="left" w:leader="none" w:pos="2160"/><w:tab w:val="left" w:leader="none" w:pos="2880"/><w:tab w:val="left" w:leader="none" w:pos="3600"/><w:tab w:val="left" w:leader="none" w:pos="4320"/><w:tab w:val="left" w:leader="none" w:pos="5040"/><w:tab w:val="left" w:leader="none" w:pos="5760"/><w:tab w:val="left" w:leader="none" w:pos="6480"/><w:tab w:val="left" w:leader="none" w:pos="7200"/><w:tab w:val="left" w:leader="none" w:pos="7920"/><w:tab w:val="left" w:leader="none" w:pos="8640"/></w:tabs><w:ind w:left="0" w:hanging="2"/><w:rPr><w:sz w:val="20"/><w:szCs w:val="20"/></w:rPr></w:pPr><w:r><w:rPr><w:rtl w:val="0"/></w:rPr></w:r></w:p><w:p><w:pPr><w:widowControl w:val="1"/><w:tabs><w:tab w:val="left" w:leader="none" w:pos="0"/><w:tab w:val="left" w:leader="none" w:pos="720"/><w:tab w:val="left" w:leader="none" w:pos="1440"/><w:tab w:val="left" w:leader="none" w:pos="2160"/><w:tab w:val="left" w:leader="none" w:pos="2880"/><w:tab w:val="left" w:leader="none" w:pos="3600"/><w:tab w:val="left" w:leader="none" w:pos="4320"/><w:tab w:val="left" w:leader="none" w:pos="5040"/><w:tab w:val="left" w:leader="none" w:pos="5760"/><w:tab w:val="left" w:leader="none" w:pos="6480"/><w:tab w:val="left" w:leader="none" w:pos="7200"/><w:tab w:val="left" w:leader="none" w:pos="7920"/><w:tab w:val="left" w:leader="none" w:pos="8640"/></w:tabs><w:ind w:left="0" w:hanging="2"/><w:rPr><w:sz w:val="20"/><w:szCs w:val="20"/></w:rPr></w:pPr><w:r><w:rPr><w:rtl w:val="0"/></w:rPr></w:r></w:p><w:p><w:pPr><w:widowControl w:val="1"/><w:tabs><w:tab w:val="left" w:leader="none" w:pos="0"/><w:tab w:val="left" w:leader="none" w:pos="720"/><w:tab w:val="left" w:leader="none" w:pos="1440"/><w:tab w:val="left" w:leader="none" w:pos="2160"/><w:tab w:val="left" w:leader="none" w:pos="2880"/><w:tab w:val="left" w:leader="none" w:pos="3600"/><w:tab w:val="left" w:leader="none" w:pos="4320"/><w:tab w:val="left" w:leader="none" w:pos="5040"/><w:tab w:val="left" w:leader="none" w:pos="5760"/><w:tab w:val="left" w:leader="none" w:pos="6480"/><w:tab w:val="left" w:leader="none" w:pos="7200"/><w:tab w:val="left" w:leader="none" w:pos="7920"/><w:tab w:val="left" w:leader="none" w:pos="8640"/></w:tabs><w:ind w:left="0" w:hanging="2"/><w:rPr><w:sz w:val="20"/><w:szCs w:val="20"/></w:rPr></w:pPr><w:r><w:rPr><w:rtl w:val="0"/></w:rPr></w:r></w:p><w:p><w:pPr><w:widowControl w:val="1"/><w:tabs><w:tab w:val="left" w:leader="none" w:pos="0"/><w:tab w:val="left" w:leader="none" w:pos="720"/><w:tab w:val="left" w:leader="none" w:pos="1440"/><w:tab w:val="left" w:leader="none" w:pos="2160"/><w:tab w:val="left" w:leader="none" w:pos="2880"/><w:tab w:val="left" w:leader="none" w:pos="3600"/><w:tab w:val="left" w:leader="none" w:pos="4320"/><w:tab w:val="left" w:leader="none" w:pos="5040"/><w:tab w:val="left" w:leader="none" w:pos="5760"/><w:tab w:val="left" w:leader="none" w:pos="6480"/><w:tab w:val="left" w:leader="none" w:pos="7200"/><w:tab w:val="left" w:leader="none" w:pos="7920"/><w:tab w:val="left" w:leader="none" w:pos="8640"/></w:tabs><w:ind w:left="0" w:hanging="2"/><w:rPr><w:sz w:val="20"/><w:szCs w:val="20"/></w:rPr></w:pPr><w:r><w:rPr><w:rtl w:val="0"/></w:rPr></w:r></w:p><w:p><w:pPr><w:widowControl w:val="1"/><w:tabs><w:tab w:val="left" w:leader="none" w:pos="0"/><w:tab w:val="left" w:leader="none" w:pos="720"/><w:tab w:val="left" w:leader="none" w:pos="1440"/><w:tab w:val="left" w:leader="none" w:pos="2160"/><w:tab w:val="left" w:leader="none" w:pos="2880"/><w:tab w:val="left" w:leader="none" w:pos="3600"/><w:tab w:val="left" w:leader="none" w:pos="4320"/><w:tab w:val="left" w:leader="none" w:pos="5040"/><w:tab w:val="left" w:leader="none" w:pos="5760"/><w:tab w:val="left" w:leader="none" w:pos="6480"/><w:tab w:val="left" w:leader="none" w:pos="7200"/><w:tab w:val="left" w:leader="none" w:pos="7920"/><w:tab w:val="left" w:leader="none" w:pos="8640"/></w:tabs><w:ind w:left="0" w:hanging="2"/><w:rPr><w:sz w:val="20"/><w:szCs w:val="20"/></w:rPr></w:pPr><w:r><w:rPr><w:rtl w:val="0"/></w:rPr></w:r></w:p><w:p><w:pPr><w:spacing w:line="240" w:lineRule="auto"/><w:ind w:left="0" w:firstLine="0"/><w:rPr><w:sz w:val="20"/><w:szCs w:val="20"/></w:rPr></w:pPr><w:r><w:rPr><w:rtl w:val="0"/></w:rPr></w:r></w:p><w:sectPr><w:type w:val="continuous"/><w:pgSz w:h="15840" w:w="12240" w:orient="portrait"/><w:pgMar w:bottom="1440" w:top="1440" w:left="1800" w:right="1800" w:header="1440" w:footer="1440"/></w:sectPr></w:body></w:document>
+<file path=word/document.xml><?xml version="1.0" encoding="utf-8"?>
+<w:document xmlns:mc="http://schemas.openxmlformats.org/markup-compatibility/2006" xmlns:o="urn:schemas-microsoft-com:office:office" xmlns:r="http://schemas.openxmlformats.org/officeDocument/2006/relationships" xmlns:m="http://schemas.openxmlformats.org/officeDocument/2006/math" xmlns:v="urn:schemas-microsoft-com:vml" xmlns:wp="http://schemas.openxmlformats.org/drawingml/2006/wordprocessingDrawing" xmlns:w10="urn:schemas-microsoft-com:office:word" xmlns:w="http://schemas.openxmlformats.org/wordprocessingml/2006/main" xmlns:wne="http://schemas.microsoft.com/office/word/2006/wordml" xmlns:sl="http://schemas.openxmlformats.org/schemaLibrary/2006/main" xmlns:a="http://schemas.openxmlformats.org/drawingml/2006/main" xmlns:pic="http://schemas.openxmlformats.org/drawingml/2006/picture" xmlns:c="http://schemas.openxmlformats.org/drawingml/2006/chart" xmlns:lc="http://schemas.openxmlformats.org/drawingml/2006/lockedCanvas" xmlns:dgm="http://schemas.openxmlformats.org/drawingml/2006/diagram" xmlns:wps="http://schemas.microsoft.com/office/word/2010/wordprocessingShape" xmlns:wpg="http://schemas.microsoft.com/office/word/2010/wordprocessingGroup" xmlns:w14="http://schemas.microsoft.com/office/word/2010/wordml" xmlns:w15="http://schemas.microsoft.com/office/word/2012/wordml" xmlns:w16="http://schemas.microsoft.com/office/word/2018/wordml" xmlns:w16cex="http://schemas.microsoft.com/office/word/2018/wordml/cex" xmlns:w16cid="http://schemas.microsoft.com/office/word/2016/wordml/cid" xmlns="http://schemas.microsoft.com/office/tasks/2019/documenttasks" xmlns:cr="http://schemas.microsoft.com/office/comments/2020/reactions">
+  <w:body>
+    <w:p>
+      <w:pPr>
+        <w:widowControl w:val="1"/>
+        <w:ind w:left="0" w:hanging="2"/>
+        <w:jc w:val="center"/>
+        <w:rPr/>
+      </w:pPr>
+      <w:r>
+        <w:rPr>
+          <w:b w:val="1"/>
+          <w:rtl w:val="0"/>
+        </w:rPr>
+        <w:t xml:space="preserve">LAND CONTRACT</w:t>
+      </w:r>
+      <w:r>
+        <w:rPr>
+          <w:rtl w:val="0"/>
+        </w:rPr>
+      </w:r>
+    </w:p>
+    <w:p>
+      <w:pPr>
+        <w:widowControl w:val="1"/>
+        <w:ind w:left="0" w:hanging="2"/>
+        <w:jc w:val="center"/>
+        <w:rPr/>
+      </w:pPr>
+      <w:r>
+        <w:rPr>
+          <w:rtl w:val="0"/>
+        </w:rPr>
+      </w:r>
+    </w:p>
+    <w:p>
+      <w:pPr>
+        <w:widowControl w:val="1"/>
+        <w:ind w:left="0" w:hanging="2"/>
+        <w:jc w:val="both"/>
+        <w:rPr/>
+      </w:pPr>
+      <w:r>
+        <w:rPr>
+          <w:rtl w:val="0"/>
+        </w:rPr>
+        <w:t xml:space="preserve">This Contract (the Contract) is made effective as of {closing_date} between {seller_name}, a Michigan Limited Liability Company whose address is {seller_address} (“Seller”), {lender_name}, a Michigan Limited Liability Company whose address is {lender_address} (“Lender”) and {buyer_name}, whose address is {buyer_address} (“Buyer”) on the following terms and conditions:</w:t>
+      </w:r>
+    </w:p>
+    <w:p>
+      <w:pPr>
+        <w:widowControl w:val="1"/>
+        <w:ind w:left="0" w:hanging="2"/>
+        <w:jc w:val="both"/>
+        <w:rPr/>
+      </w:pPr>
+      <w:r>
+        <w:rPr>
+          <w:rtl w:val="0"/>
+        </w:rPr>
+      </w:r>
+    </w:p>
+    <w:p>
+      <w:pPr>
+        <w:widowControl w:val="1"/>
+        <w:tabs>
+          <w:tab w:val="left" w:leader="none" w:pos="360"/>
+          <w:tab w:val="left" w:leader="none" w:pos="720"/>
+          <w:tab w:val="left" w:leader="none" w:pos="1440"/>
+          <w:tab w:val="left" w:leader="none" w:pos="2160"/>
+          <w:tab w:val="left" w:leader="none" w:pos="2880"/>
+          <w:tab w:val="left" w:leader="none" w:pos="3600"/>
+          <w:tab w:val="left" w:leader="none" w:pos="4320"/>
+          <w:tab w:val="left" w:leader="none" w:pos="5040"/>
+          <w:tab w:val="left" w:leader="none" w:pos="5760"/>
+          <w:tab w:val="left" w:leader="none" w:pos="6480"/>
+          <w:tab w:val="left" w:leader="none" w:pos="7200"/>
+          <w:tab w:val="left" w:leader="none" w:pos="7920"/>
+          <w:tab w:val="left" w:leader="none" w:pos="8640"/>
+        </w:tabs>
+        <w:ind w:left="0" w:hanging="2"/>
+        <w:jc w:val="both"/>
+        <w:rPr/>
+      </w:pPr>
+      <w:r>
+        <w:rPr>
+          <w:rtl w:val="0"/>
+        </w:rPr>
+        <w:t xml:space="preserve">1. Seller agrees</w:t>
+      </w:r>
+    </w:p>
+    <w:p>
+      <w:pPr>
+        <w:widowControl w:val="1"/>
+        <w:tabs>
+          <w:tab w:val="left" w:leader="none" w:pos="360"/>
+          <w:tab w:val="left" w:leader="none" w:pos="720"/>
+          <w:tab w:val="left" w:leader="none" w:pos="1440"/>
+          <w:tab w:val="left" w:leader="none" w:pos="2160"/>
+          <w:tab w:val="left" w:leader="none" w:pos="2880"/>
+          <w:tab w:val="left" w:leader="none" w:pos="3600"/>
+          <w:tab w:val="left" w:leader="none" w:pos="4320"/>
+          <w:tab w:val="left" w:leader="none" w:pos="5040"/>
+          <w:tab w:val="left" w:leader="none" w:pos="5760"/>
+          <w:tab w:val="left" w:leader="none" w:pos="6480"/>
+          <w:tab w:val="left" w:leader="none" w:pos="7200"/>
+          <w:tab w:val="left" w:leader="none" w:pos="7920"/>
+          <w:tab w:val="left" w:leader="none" w:pos="8640"/>
+        </w:tabs>
+        <w:ind w:left="0" w:hanging="2"/>
+        <w:jc w:val="both"/>
+        <w:rPr/>
+      </w:pPr>
+      <w:r>
+        <w:rPr>
+          <w:rtl w:val="0"/>
+        </w:rPr>
+      </w:r>
+    </w:p>
+    <w:p>
+      <w:pPr>
+        <w:widowControl w:val="1"/>
+        <w:ind w:left="0" w:hanging="2"/>
+        <w:jc w:val="both"/>
+        <w:rPr>
+          <w:color w:val="000000"/>
+        </w:rPr>
+      </w:pPr>
+      <w:r>
+        <w:rPr>
+          <w:color w:val="000000"/>
+        </w:rPr>
+        <w:t xml:space="preserve">a. Seller agrees to sell to Buyer land in the {municipality_type} of {municipality_name}, {property_county} County, Michigan, legally described as</w:t>
+      </w:r>
+    </w:p>
+    <w:p>
+      <w:pPr>
+        <w:widowControl w:val="1"/>
+        <w:shd w:fill="ffffff" w:val="clear"/>
+        <w:ind w:left="0" w:hanging="2"/>
+        <w:jc w:val="both"/>
+        <w:rPr>
+          <w:color w:val="000000"/>
+        </w:rPr>
+      </w:pPr>
+      <w:r>
+        <w:rPr>
+          <w:color w:val="000000"/>
+          <w:rtl w:val="0"/>
+        </w:rPr>
+        <w:t xml:space="preserve"> </w:t>
+      </w:r>
+    </w:p>
+    <w:p>
+      <w:pPr>
+        <w:widowControl w:val="1"/>
+        <w:ind w:left="0" w:hanging="2"/>
+        <w:jc w:val="both"/>
+        <w:rPr>
+          <w:smallCaps w:val="1"/>
+          <w:highlight w:val="yellow"/>
+        </w:rPr>
+      </w:pPr>
+      <w:r>
+        <w:rPr>
+          <w:smallCaps w:val="1"/>
+          <w:highlight w:val="yellow"/>
+        </w:rPr>
+        <w:t xml:space="preserve">{legal_description}</w:t>
+      </w:r>
+    </w:p>
+    <w:p>
+      <w:pPr>
+        <w:widowControl w:val="1"/>
+        <w:ind w:left="0" w:hanging="2"/>
+        <w:jc w:val="both"/>
+        <w:rPr>
+          <w:highlight w:val="white"/>
+        </w:rPr>
+      </w:pPr>
+      <w:r>
+        <w:rPr>
+          <w:rtl w:val="0"/>
+        </w:rPr>
+      </w:r>
+    </w:p>
+    <w:p>
+      <w:pPr>
+        <w:widowControl w:val="1"/>
+        <w:ind w:left="0" w:hanging="2"/>
+        <w:jc w:val="both"/>
+        <w:rPr/>
+      </w:pPr>
+      <w:r>
+        <w:rPr>
+          <w:rtl w:val="0"/>
+        </w:rPr>
+        <w:t xml:space="preserve">COMMONLY KNOWN AS: {property_address}</w:t>
+      </w:r>
+    </w:p>
+    <w:p>
+      <w:pPr>
+        <w:widowControl w:val="1"/>
+        <w:ind w:left="0" w:hanging="2"/>
+        <w:jc w:val="both"/>
+        <w:rPr/>
+      </w:pPr>
+      <w:r>
+        <w:rPr>
+          <w:rtl w:val="0"/>
+        </w:rPr>
+      </w:r>
+    </w:p>
+    <w:p>
+      <w:pPr>
+        <w:widowControl w:val="1"/>
+        <w:ind w:left="0" w:hanging="2"/>
+        <w:jc w:val="both"/>
+        <w:rPr/>
+      </w:pPr>
+      <w:r>
+        <w:rPr>
+          <w:rtl w:val="0"/>
+        </w:rPr>
+        <w:t xml:space="preserve">Tax ID: {parcel_id}  </w:t>
+      </w:r>
+    </w:p>
+    <w:p>
+      <w:pPr>
+        <w:widowControl w:val="1"/>
+        <w:tabs>
+          <w:tab w:val="left" w:leader="none" w:pos="360"/>
+          <w:tab w:val="left" w:leader="none" w:pos="720"/>
+          <w:tab w:val="left" w:leader="none" w:pos="1440"/>
+          <w:tab w:val="left" w:leader="none" w:pos="2160"/>
+          <w:tab w:val="left" w:leader="none" w:pos="2880"/>
+          <w:tab w:val="left" w:leader="none" w:pos="3600"/>
+          <w:tab w:val="left" w:leader="none" w:pos="4320"/>
+          <w:tab w:val="left" w:leader="none" w:pos="5040"/>
+          <w:tab w:val="left" w:leader="none" w:pos="5760"/>
+          <w:tab w:val="left" w:leader="none" w:pos="6480"/>
+          <w:tab w:val="left" w:leader="none" w:pos="7200"/>
+          <w:tab w:val="left" w:leader="none" w:pos="7920"/>
+          <w:tab w:val="left" w:leader="none" w:pos="8640"/>
+        </w:tabs>
+        <w:ind w:left="0" w:hanging="2"/>
+        <w:jc w:val="both"/>
+        <w:rPr/>
+      </w:pPr>
+      <w:r>
+        <w:rPr>
+          <w:rtl w:val="0"/>
+        </w:rPr>
+      </w:r>
+    </w:p>
+    <w:p>
+      <w:pPr>
+        <w:widowControl w:val="1"/>
+        <w:tabs>
+          <w:tab w:val="left" w:leader="none" w:pos="1080"/>
+          <w:tab w:val="left" w:leader="none" w:pos="1440"/>
+          <w:tab w:val="left" w:leader="none" w:pos="2160"/>
+          <w:tab w:val="left" w:leader="none" w:pos="2880"/>
+          <w:tab w:val="left" w:leader="none" w:pos="3600"/>
+          <w:tab w:val="left" w:leader="none" w:pos="4320"/>
+          <w:tab w:val="left" w:leader="none" w:pos="5040"/>
+          <w:tab w:val="left" w:leader="none" w:pos="5760"/>
+          <w:tab w:val="left" w:leader="none" w:pos="6480"/>
+          <w:tab w:val="left" w:leader="none" w:pos="7200"/>
+          <w:tab w:val="left" w:leader="none" w:pos="7920"/>
+          <w:tab w:val="left" w:leader="none" w:pos="8640"/>
+        </w:tabs>
+        <w:ind w:left="0" w:hanging="2"/>
+        <w:jc w:val="both"/>
+        <w:rPr/>
+      </w:pPr>
+      <w:r>
+        <w:rPr>
+          <w:rtl w:val="0"/>
+        </w:rPr>
+        <w:tab/>
+        <w:t xml:space="preserve">(the Premises)</w:t>
+      </w:r>
+    </w:p>
+    <w:p>
+      <w:pPr>
+        <w:widowControl w:val="1"/>
+        <w:tabs>
+          <w:tab w:val="left" w:leader="none" w:pos="720"/>
+          <w:tab w:val="left" w:leader="none" w:pos="1440"/>
+          <w:tab w:val="left" w:leader="none" w:pos="2160"/>
+          <w:tab w:val="left" w:leader="none" w:pos="2880"/>
+          <w:tab w:val="left" w:leader="none" w:pos="3600"/>
+          <w:tab w:val="left" w:leader="none" w:pos="4320"/>
+          <w:tab w:val="left" w:leader="none" w:pos="5040"/>
+          <w:tab w:val="left" w:leader="none" w:pos="5760"/>
+          <w:tab w:val="left" w:leader="none" w:pos="6480"/>
+          <w:tab w:val="left" w:leader="none" w:pos="7200"/>
+          <w:tab w:val="left" w:leader="none" w:pos="7920"/>
+          <w:tab w:val="left" w:leader="none" w:pos="8640"/>
+        </w:tabs>
+        <w:ind w:left="0" w:hanging="2"/>
+        <w:jc w:val="both"/>
+        <w:rPr/>
+      </w:pPr>
+      <w:r>
+        <w:rPr>
+          <w:rtl w:val="0"/>
+        </w:rPr>
+      </w:r>
+    </w:p>
+    <w:p>
+      <w:pPr>
+        <w:widowControl w:val="1"/>
+        <w:tabs>
+          <w:tab w:val="left" w:leader="none" w:pos="720"/>
+          <w:tab w:val="left" w:leader="none" w:pos="1440"/>
+          <w:tab w:val="left" w:leader="none" w:pos="2160"/>
+          <w:tab w:val="left" w:leader="none" w:pos="2880"/>
+          <w:tab w:val="left" w:leader="none" w:pos="3600"/>
+          <w:tab w:val="left" w:leader="none" w:pos="4320"/>
+          <w:tab w:val="left" w:leader="none" w:pos="5040"/>
+          <w:tab w:val="left" w:leader="none" w:pos="5760"/>
+          <w:tab w:val="left" w:leader="none" w:pos="6480"/>
+          <w:tab w:val="left" w:leader="none" w:pos="7200"/>
+          <w:tab w:val="left" w:leader="none" w:pos="7920"/>
+          <w:tab w:val="left" w:leader="none" w:pos="8640"/>
+        </w:tabs>
+        <w:ind w:left="0" w:hanging="2"/>
+        <w:jc w:val="both"/>
+        <w:rPr/>
+      </w:pPr>
+      <w:r>
+        <w:rPr>
+          <w:rtl w:val="0"/>
+        </w:rPr>
+        <w:t xml:space="preserve">together with all tenements, hereditaments, improvements, and appurtenances, including all light fixtures, plumbing fixtures, shades, blinds, curtain rods, storm windows, storm doors, screens, or awnings now on the premises, subject to all applicable building and use restrictions and easements, if any, affecting the premises. </w:t>
+      </w:r>
+    </w:p>
+    <w:p>
+      <w:pPr>
+        <w:widowControl w:val="1"/>
+        <w:tabs>
+          <w:tab w:val="left" w:leader="none" w:pos="0"/>
+          <w:tab w:val="left" w:leader="none" w:pos="720"/>
+          <w:tab w:val="left" w:leader="none" w:pos="1440"/>
+          <w:tab w:val="left" w:leader="none" w:pos="2160"/>
+          <w:tab w:val="left" w:leader="none" w:pos="2880"/>
+          <w:tab w:val="left" w:leader="none" w:pos="3600"/>
+          <w:tab w:val="left" w:leader="none" w:pos="4320"/>
+          <w:tab w:val="left" w:leader="none" w:pos="5040"/>
+          <w:tab w:val="left" w:leader="none" w:pos="5760"/>
+          <w:tab w:val="left" w:leader="none" w:pos="6480"/>
+          <w:tab w:val="left" w:leader="none" w:pos="7200"/>
+          <w:tab w:val="left" w:leader="none" w:pos="7920"/>
+          <w:tab w:val="left" w:leader="none" w:pos="8640"/>
+        </w:tabs>
+        <w:ind w:left="0" w:hanging="2"/>
+        <w:jc w:val="both"/>
+        <w:rPr/>
+      </w:pPr>
+      <w:r>
+        <w:rPr>
+          <w:rtl w:val="0"/>
+        </w:rPr>
+      </w:r>
+    </w:p>
+    <w:p>
+      <w:pPr>
+        <w:widowControl w:val="1"/>
+        <w:tabs>
+          <w:tab w:val="left" w:leader="none" w:pos="720"/>
+          <w:tab w:val="left" w:leader="none" w:pos="1440"/>
+          <w:tab w:val="left" w:leader="none" w:pos="2160"/>
+          <w:tab w:val="left" w:leader="none" w:pos="2880"/>
+          <w:tab w:val="left" w:leader="none" w:pos="3600"/>
+          <w:tab w:val="left" w:leader="none" w:pos="4320"/>
+          <w:tab w:val="left" w:leader="none" w:pos="5040"/>
+          <w:tab w:val="left" w:leader="none" w:pos="5760"/>
+          <w:tab w:val="left" w:leader="none" w:pos="6480"/>
+          <w:tab w:val="left" w:leader="none" w:pos="7200"/>
+          <w:tab w:val="left" w:leader="none" w:pos="7920"/>
+          <w:tab w:val="left" w:leader="none" w:pos="8640"/>
+        </w:tabs>
+        <w:ind w:left="0" w:hanging="2"/>
+        <w:jc w:val="both"/>
+        <w:rPr/>
+        <w:sectPr>
+          <w:footerReference r:id="rId7" w:type="default"/>
+          <w:pgSz w:h="15840" w:w="12240" w:orient="portrait"/>
+          <w:pgMar w:bottom="1440" w:top="1560" w:left="1800" w:right="1800" w:header="3690" w:footer="1440"/>
+          <w:pgNumType w:start="1"/>
+        </w:sectPr>
+      </w:pPr>
+      <w:bookmarkStart w:colFirst="0" w:colLast="0" w:name="_heading=h.gjdgxs" w:id="0"/>
+      <w:bookmarkEnd w:id="0"/>
+      <w:r>
+        <w:rPr>
+          <w:rtl w:val="0"/>
+        </w:rPr>
+        <w:t xml:space="preserve">b. The consideration for the sale of the above-described premises to Buyer is {purchase_price_words} ({purchase_price}), of which {down_payment_words} ({down_payment}) have been paid to Seller, the receipt of which Seller acknowledges. The balance of {original_principal_words} ({original_principal}) is to be paid to Lender, with interest on any part of it at any time unpaid at the rate of {interest_rate_words} percent ({interest_rate}%) per year. This balance of purchase money and interest shall be paid in monthly installments of {monthly_pi_payment_words} ({monthly_pi_payment}) each, or more at Buyer’s option, on the first (1st) day of each month, beginning {first_payment_date}, and shall continue on the 1st day of every month thereafter until paid in full. Notwithstanding anything to the contrary above, Buyer shall pay the balance of all outstanding principal and interest no later than {balloon_date}.</w:t>
+      </w:r>
+    </w:p>
+    <w:p>
+      <w:pPr>
+        <w:widowControl w:val="1"/>
+        <w:tabs>
+          <w:tab w:val="left" w:leader="none" w:pos="720"/>
+          <w:tab w:val="left" w:leader="none" w:pos="1440"/>
+          <w:tab w:val="left" w:leader="none" w:pos="2160"/>
+          <w:tab w:val="left" w:leader="none" w:pos="2880"/>
+          <w:tab w:val="left" w:leader="none" w:pos="3600"/>
+          <w:tab w:val="left" w:leader="none" w:pos="4320"/>
+          <w:tab w:val="left" w:leader="none" w:pos="5040"/>
+          <w:tab w:val="left" w:leader="none" w:pos="5760"/>
+          <w:tab w:val="left" w:leader="none" w:pos="6480"/>
+          <w:tab w:val="left" w:leader="none" w:pos="7200"/>
+          <w:tab w:val="left" w:leader="none" w:pos="7920"/>
+          <w:tab w:val="left" w:leader="none" w:pos="8640"/>
+        </w:tabs>
+        <w:ind w:left="0" w:hanging="2"/>
+        <w:jc w:val="both"/>
+        <w:rPr/>
+      </w:pPr>
+      <w:r>
+        <w:rPr>
+          <w:rtl w:val="0"/>
+        </w:rPr>
+      </w:r>
+    </w:p>
+    <w:p>
+      <w:pPr>
+        <w:widowControl w:val="1"/>
+        <w:tabs>
+          <w:tab w:val="left" w:leader="none" w:pos="720"/>
+          <w:tab w:val="left" w:leader="none" w:pos="1440"/>
+          <w:tab w:val="left" w:leader="none" w:pos="2160"/>
+          <w:tab w:val="left" w:leader="none" w:pos="2880"/>
+          <w:tab w:val="left" w:leader="none" w:pos="3600"/>
+          <w:tab w:val="left" w:leader="none" w:pos="4320"/>
+          <w:tab w:val="left" w:leader="none" w:pos="5040"/>
+          <w:tab w:val="left" w:leader="none" w:pos="5760"/>
+          <w:tab w:val="left" w:leader="none" w:pos="6480"/>
+          <w:tab w:val="left" w:leader="none" w:pos="7200"/>
+          <w:tab w:val="left" w:leader="none" w:pos="7920"/>
+          <w:tab w:val="left" w:leader="none" w:pos="8640"/>
+        </w:tabs>
+        <w:ind w:left="0" w:hanging="2"/>
+        <w:jc w:val="both"/>
+        <w:rPr/>
+      </w:pPr>
+      <w:r>
+        <w:rPr>
+          <w:rtl w:val="0"/>
+        </w:rPr>
+        <w:t xml:space="preserve">c. On receiving payment in full of all sums owing under this Contract, and the surrender of the duplicate of this contract, Seller shall execute and deliver to Buyer or Buyer’s assigns a good and sufficient warranty deed conveying title to the land, subject to the specified restrictions and easements, free from all other encumbrances except those set forth in this Contract and those accrued or attached since the date of this Contract through the acts or omission of persons other than Seller or Seller’s assigns.</w:t>
+      </w:r>
+    </w:p>
+    <w:p>
+      <w:pPr>
+        <w:widowControl w:val="1"/>
+        <w:tabs>
+          <w:tab w:val="left" w:leader="none" w:pos="720"/>
+          <w:tab w:val="left" w:leader="none" w:pos="1440"/>
+          <w:tab w:val="left" w:leader="none" w:pos="2160"/>
+          <w:tab w:val="left" w:leader="none" w:pos="2880"/>
+          <w:tab w:val="left" w:leader="none" w:pos="3600"/>
+          <w:tab w:val="left" w:leader="none" w:pos="4320"/>
+          <w:tab w:val="left" w:leader="none" w:pos="5040"/>
+          <w:tab w:val="left" w:leader="none" w:pos="5760"/>
+          <w:tab w:val="left" w:leader="none" w:pos="6480"/>
+          <w:tab w:val="left" w:leader="none" w:pos="7200"/>
+          <w:tab w:val="left" w:leader="none" w:pos="7920"/>
+          <w:tab w:val="left" w:leader="none" w:pos="8640"/>
+        </w:tabs>
+        <w:ind w:left="0" w:hanging="2"/>
+        <w:jc w:val="both"/>
+        <w:rPr/>
+      </w:pPr>
+      <w:r>
+        <w:rPr>
+          <w:rtl w:val="0"/>
+        </w:rPr>
+      </w:r>
+    </w:p>
+    <w:p>
+      <w:pPr>
+        <w:widowControl w:val="1"/>
+        <w:tabs>
+          <w:tab w:val="left" w:leader="none" w:pos="360"/>
+          <w:tab w:val="left" w:leader="none" w:pos="720"/>
+          <w:tab w:val="left" w:leader="none" w:pos="1440"/>
+          <w:tab w:val="left" w:leader="none" w:pos="2160"/>
+          <w:tab w:val="left" w:leader="none" w:pos="2880"/>
+          <w:tab w:val="left" w:leader="none" w:pos="3600"/>
+          <w:tab w:val="left" w:leader="none" w:pos="4320"/>
+          <w:tab w:val="left" w:leader="none" w:pos="5040"/>
+          <w:tab w:val="left" w:leader="none" w:pos="5760"/>
+          <w:tab w:val="left" w:leader="none" w:pos="6480"/>
+          <w:tab w:val="left" w:leader="none" w:pos="7200"/>
+          <w:tab w:val="left" w:leader="none" w:pos="7920"/>
+          <w:tab w:val="left" w:leader="none" w:pos="8640"/>
+        </w:tabs>
+        <w:ind w:left="0" w:hanging="2"/>
+        <w:jc w:val="both"/>
+        <w:rPr/>
+      </w:pPr>
+      <w:r>
+        <w:rPr>
+          <w:rtl w:val="0"/>
+        </w:rPr>
+        <w:t xml:space="preserve">2. Buyer agrees</w:t>
+      </w:r>
+    </w:p>
+    <w:p>
+      <w:pPr>
+        <w:widowControl w:val="1"/>
+        <w:tabs>
+          <w:tab w:val="left" w:leader="none" w:pos="360"/>
+          <w:tab w:val="left" w:leader="none" w:pos="720"/>
+          <w:tab w:val="left" w:leader="none" w:pos="1440"/>
+          <w:tab w:val="left" w:leader="none" w:pos="2160"/>
+          <w:tab w:val="left" w:leader="none" w:pos="2880"/>
+          <w:tab w:val="left" w:leader="none" w:pos="3600"/>
+          <w:tab w:val="left" w:leader="none" w:pos="4320"/>
+          <w:tab w:val="left" w:leader="none" w:pos="5040"/>
+          <w:tab w:val="left" w:leader="none" w:pos="5760"/>
+          <w:tab w:val="left" w:leader="none" w:pos="6480"/>
+          <w:tab w:val="left" w:leader="none" w:pos="7200"/>
+          <w:tab w:val="left" w:leader="none" w:pos="7920"/>
+          <w:tab w:val="left" w:leader="none" w:pos="8640"/>
+        </w:tabs>
+        <w:ind w:left="0" w:hanging="2"/>
+        <w:jc w:val="both"/>
+        <w:rPr/>
+      </w:pPr>
+      <w:r>
+        <w:rPr>
+          <w:rtl w:val="0"/>
+        </w:rPr>
+      </w:r>
+    </w:p>
+    <w:p>
+      <w:pPr>
+        <w:widowControl w:val="1"/>
+        <w:tabs>
+          <w:tab w:val="left" w:leader="none" w:pos="720"/>
+          <w:tab w:val="left" w:leader="none" w:pos="1440"/>
+          <w:tab w:val="left" w:leader="none" w:pos="2160"/>
+          <w:tab w:val="left" w:leader="none" w:pos="2880"/>
+          <w:tab w:val="left" w:leader="none" w:pos="3600"/>
+          <w:tab w:val="left" w:leader="none" w:pos="4320"/>
+          <w:tab w:val="left" w:leader="none" w:pos="5040"/>
+          <w:tab w:val="left" w:leader="none" w:pos="5760"/>
+          <w:tab w:val="left" w:leader="none" w:pos="6480"/>
+          <w:tab w:val="left" w:leader="none" w:pos="7200"/>
+          <w:tab w:val="left" w:leader="none" w:pos="7920"/>
+          <w:tab w:val="left" w:leader="none" w:pos="8640"/>
+        </w:tabs>
+        <w:ind w:left="0" w:hanging="2"/>
+        <w:jc w:val="both"/>
+        <w:rPr/>
+      </w:pPr>
+      <w:r>
+        <w:rPr>
+          <w:rtl w:val="0"/>
+        </w:rPr>
+        <w:t xml:space="preserve">a. Buyer shall purchase the land and pay Seller the sum, with the interest, as provided above.</w:t>
+      </w:r>
+    </w:p>
+    <w:p>
+      <w:pPr>
+        <w:widowControl w:val="1"/>
+        <w:tabs>
+          <w:tab w:val="left" w:leader="none" w:pos="720"/>
+          <w:tab w:val="left" w:leader="none" w:pos="1440"/>
+          <w:tab w:val="left" w:leader="none" w:pos="2160"/>
+          <w:tab w:val="left" w:leader="none" w:pos="2880"/>
+          <w:tab w:val="left" w:leader="none" w:pos="3600"/>
+          <w:tab w:val="left" w:leader="none" w:pos="4320"/>
+          <w:tab w:val="left" w:leader="none" w:pos="5040"/>
+          <w:tab w:val="left" w:leader="none" w:pos="5760"/>
+          <w:tab w:val="left" w:leader="none" w:pos="6480"/>
+          <w:tab w:val="left" w:leader="none" w:pos="7200"/>
+          <w:tab w:val="left" w:leader="none" w:pos="7920"/>
+          <w:tab w:val="left" w:leader="none" w:pos="8640"/>
+        </w:tabs>
+        <w:ind w:left="0" w:hanging="2"/>
+        <w:jc w:val="both"/>
+        <w:rPr/>
+      </w:pPr>
+      <w:r>
+        <w:rPr>
+          <w:rtl w:val="0"/>
+        </w:rPr>
+      </w:r>
+    </w:p>
+    <w:p>
+      <w:pPr>
+        <w:widowControl w:val="1"/>
+        <w:tabs>
+          <w:tab w:val="left" w:leader="none" w:pos="720"/>
+          <w:tab w:val="left" w:leader="none" w:pos="1440"/>
+          <w:tab w:val="left" w:leader="none" w:pos="2160"/>
+          <w:tab w:val="left" w:leader="none" w:pos="2880"/>
+          <w:tab w:val="left" w:leader="none" w:pos="3600"/>
+          <w:tab w:val="left" w:leader="none" w:pos="4320"/>
+          <w:tab w:val="left" w:leader="none" w:pos="5040"/>
+          <w:tab w:val="left" w:leader="none" w:pos="5760"/>
+          <w:tab w:val="left" w:leader="none" w:pos="6480"/>
+          <w:tab w:val="left" w:leader="none" w:pos="7200"/>
+          <w:tab w:val="left" w:leader="none" w:pos="7920"/>
+          <w:tab w:val="left" w:leader="none" w:pos="8640"/>
+        </w:tabs>
+        <w:ind w:left="0" w:hanging="2"/>
+        <w:jc w:val="both"/>
+        <w:rPr/>
+      </w:pPr>
+      <w:r>
+        <w:rPr>
+          <w:rtl w:val="0"/>
+        </w:rPr>
+        <w:t xml:space="preserve">b. Buyer shall use, maintain, and occupy the premises in accordance with any and all restrictions on them.</w:t>
+      </w:r>
+    </w:p>
+    <w:p>
+      <w:pPr>
+        <w:widowControl w:val="1"/>
+        <w:tabs>
+          <w:tab w:val="left" w:leader="none" w:pos="720"/>
+          <w:tab w:val="left" w:leader="none" w:pos="1440"/>
+          <w:tab w:val="left" w:leader="none" w:pos="2160"/>
+          <w:tab w:val="left" w:leader="none" w:pos="2880"/>
+          <w:tab w:val="left" w:leader="none" w:pos="3600"/>
+          <w:tab w:val="left" w:leader="none" w:pos="4320"/>
+          <w:tab w:val="left" w:leader="none" w:pos="5040"/>
+          <w:tab w:val="left" w:leader="none" w:pos="5760"/>
+          <w:tab w:val="left" w:leader="none" w:pos="6480"/>
+          <w:tab w:val="left" w:leader="none" w:pos="7200"/>
+          <w:tab w:val="left" w:leader="none" w:pos="7920"/>
+          <w:tab w:val="left" w:leader="none" w:pos="8640"/>
+        </w:tabs>
+        <w:ind w:left="0" w:hanging="2"/>
+        <w:jc w:val="both"/>
+        <w:rPr/>
+      </w:pPr>
+      <w:r>
+        <w:rPr>
+          <w:rtl w:val="0"/>
+        </w:rPr>
+      </w:r>
+    </w:p>
+    <w:p>
+      <w:pPr>
+        <w:widowControl w:val="1"/>
+        <w:tabs>
+          <w:tab w:val="left" w:leader="none" w:pos="720"/>
+          <w:tab w:val="left" w:leader="none" w:pos="1440"/>
+          <w:tab w:val="left" w:leader="none" w:pos="2160"/>
+          <w:tab w:val="left" w:leader="none" w:pos="2880"/>
+          <w:tab w:val="left" w:leader="none" w:pos="3600"/>
+          <w:tab w:val="left" w:leader="none" w:pos="4320"/>
+          <w:tab w:val="left" w:leader="none" w:pos="5040"/>
+          <w:tab w:val="left" w:leader="none" w:pos="5760"/>
+          <w:tab w:val="left" w:leader="none" w:pos="6480"/>
+          <w:tab w:val="left" w:leader="none" w:pos="7200"/>
+          <w:tab w:val="left" w:leader="none" w:pos="7920"/>
+          <w:tab w:val="left" w:leader="none" w:pos="8640"/>
+        </w:tabs>
+        <w:ind w:left="0" w:hanging="2"/>
+        <w:jc w:val="both"/>
+        <w:rPr/>
+      </w:pPr>
+      <w:r>
+        <w:rPr>
+          <w:rtl w:val="0"/>
+        </w:rPr>
+        <w:t xml:space="preserve">c. Buyer shall keep the premises in accordance with all police, sanitary, and other regulations imposed by any governmental authority.</w:t>
+      </w:r>
+    </w:p>
+    <w:p>
+      <w:pPr>
+        <w:widowControl w:val="1"/>
+        <w:tabs>
+          <w:tab w:val="left" w:leader="none" w:pos="720"/>
+          <w:tab w:val="left" w:leader="none" w:pos="1440"/>
+          <w:tab w:val="left" w:leader="none" w:pos="2160"/>
+          <w:tab w:val="left" w:leader="none" w:pos="2880"/>
+          <w:tab w:val="left" w:leader="none" w:pos="3600"/>
+          <w:tab w:val="left" w:leader="none" w:pos="4320"/>
+          <w:tab w:val="left" w:leader="none" w:pos="5040"/>
+          <w:tab w:val="left" w:leader="none" w:pos="5760"/>
+          <w:tab w:val="left" w:leader="none" w:pos="6480"/>
+          <w:tab w:val="left" w:leader="none" w:pos="7200"/>
+          <w:tab w:val="left" w:leader="none" w:pos="7920"/>
+          <w:tab w:val="left" w:leader="none" w:pos="8640"/>
+        </w:tabs>
+        <w:ind w:left="0" w:hanging="2"/>
+        <w:jc w:val="both"/>
+        <w:rPr/>
+      </w:pPr>
+      <w:r>
+        <w:rPr>
+          <w:rtl w:val="0"/>
+        </w:rPr>
+      </w:r>
+    </w:p>
+    <w:p>
+      <w:pPr>
+        <w:widowControl w:val="1"/>
+        <w:tabs>
+          <w:tab w:val="left" w:leader="none" w:pos="720"/>
+          <w:tab w:val="left" w:leader="none" w:pos="1440"/>
+          <w:tab w:val="left" w:leader="none" w:pos="2160"/>
+          <w:tab w:val="left" w:leader="none" w:pos="2880"/>
+          <w:tab w:val="left" w:leader="none" w:pos="3600"/>
+          <w:tab w:val="left" w:leader="none" w:pos="4320"/>
+          <w:tab w:val="left" w:leader="none" w:pos="5040"/>
+          <w:tab w:val="left" w:leader="none" w:pos="5760"/>
+          <w:tab w:val="left" w:leader="none" w:pos="6480"/>
+          <w:tab w:val="left" w:leader="none" w:pos="7200"/>
+          <w:tab w:val="left" w:leader="none" w:pos="7920"/>
+          <w:tab w:val="left" w:leader="none" w:pos="8640"/>
+        </w:tabs>
+        <w:ind w:left="0" w:hanging="2"/>
+        <w:jc w:val="both"/>
+        <w:rPr/>
+      </w:pPr>
+      <w:r>
+        <w:rPr>
+          <w:rtl w:val="0"/>
+        </w:rPr>
+        <w:t xml:space="preserve">d. Buyer shall pay monthly, in addition to the monthly payments stipulated above, {monthly_escrow_payment_words} ({monthly_escrow_payment}), which is an estimate of the monthly cost of taxes and insurance for the premises, which Seller shall credit to the unpaid principal balance due on the contract. If Buyer is not in default under the terms of this contract, Seller shall pay from Buyer’s account the taxes and assessments mentioned in paragraph 2(d) when due and before any penalty attaches. These amounts shall be added to the principal balance of this contract, the purpose of the parties being that any amounts being paid by Buyer will not ultimately reduce the principal owed. The amount of the estimated monthly payment may be adjusted under this paragraph from time to time so that the amount received approximates the total sum required annually for taxes and assessments. This adjustment shall be made on the written demand of either of the parties accompanied by thirty (30) days’ notice and Buyer shall pay any deficiencies on Seller’s demand. </w:t>
+      </w:r>
+    </w:p>
+    <w:p>
+      <w:pPr>
+        <w:widowControl w:val="1"/>
+        <w:tabs>
+          <w:tab w:val="left" w:leader="none" w:pos="720"/>
+          <w:tab w:val="left" w:leader="none" w:pos="1440"/>
+          <w:tab w:val="left" w:leader="none" w:pos="2160"/>
+          <w:tab w:val="left" w:leader="none" w:pos="2880"/>
+          <w:tab w:val="left" w:leader="none" w:pos="3600"/>
+          <w:tab w:val="left" w:leader="none" w:pos="4320"/>
+          <w:tab w:val="left" w:leader="none" w:pos="5040"/>
+          <w:tab w:val="left" w:leader="none" w:pos="5760"/>
+          <w:tab w:val="left" w:leader="none" w:pos="6480"/>
+          <w:tab w:val="left" w:leader="none" w:pos="7200"/>
+          <w:tab w:val="left" w:leader="none" w:pos="7920"/>
+          <w:tab w:val="left" w:leader="none" w:pos="8640"/>
+        </w:tabs>
+        <w:ind w:left="0" w:hanging="2"/>
+        <w:jc w:val="both"/>
+        <w:rPr/>
+      </w:pPr>
+      <w:r>
+        <w:rPr>
+          <w:rtl w:val="0"/>
+        </w:rPr>
+      </w:r>
+    </w:p>
+    <w:p>
+      <w:pPr>
+        <w:widowControl w:val="1"/>
+        <w:tabs>
+          <w:tab w:val="left" w:leader="none" w:pos="720"/>
+          <w:tab w:val="left" w:leader="none" w:pos="1440"/>
+          <w:tab w:val="left" w:leader="none" w:pos="2160"/>
+          <w:tab w:val="left" w:leader="none" w:pos="2880"/>
+          <w:tab w:val="left" w:leader="none" w:pos="3600"/>
+          <w:tab w:val="left" w:leader="none" w:pos="4320"/>
+          <w:tab w:val="left" w:leader="none" w:pos="5040"/>
+          <w:tab w:val="left" w:leader="none" w:pos="5760"/>
+          <w:tab w:val="left" w:leader="none" w:pos="6480"/>
+          <w:tab w:val="left" w:leader="none" w:pos="7200"/>
+          <w:tab w:val="left" w:leader="none" w:pos="7920"/>
+          <w:tab w:val="left" w:leader="none" w:pos="8640"/>
+        </w:tabs>
+        <w:ind w:left="0" w:hanging="2"/>
+        <w:jc w:val="both"/>
+        <w:rPr/>
+      </w:pPr>
+      <w:r>
+        <w:rPr>
+          <w:rtl w:val="0"/>
+        </w:rPr>
+        <w:t xml:space="preserve">e. Buyer’s failure to make the monthly payments of interest, principal, taxes, assessments, and insurance by the {late_fee_grace_day}th of each and every month will result in a late fee in the amount of {late_fee_words} ({late_fee_amount}), which will be treated as additional principal under this Contract. </w:t>
+      </w:r>
+    </w:p>
+    <w:p>
+      <w:pPr>
+        <w:widowControl w:val="1"/>
+        <w:tabs>
+          <w:tab w:val="left" w:leader="none" w:pos="720"/>
+          <w:tab w:val="left" w:leader="none" w:pos="1440"/>
+          <w:tab w:val="left" w:leader="none" w:pos="2160"/>
+          <w:tab w:val="left" w:leader="none" w:pos="2880"/>
+          <w:tab w:val="left" w:leader="none" w:pos="3600"/>
+          <w:tab w:val="left" w:leader="none" w:pos="4320"/>
+          <w:tab w:val="left" w:leader="none" w:pos="5040"/>
+          <w:tab w:val="left" w:leader="none" w:pos="5760"/>
+          <w:tab w:val="left" w:leader="none" w:pos="6480"/>
+          <w:tab w:val="left" w:leader="none" w:pos="7200"/>
+          <w:tab w:val="left" w:leader="none" w:pos="7920"/>
+          <w:tab w:val="left" w:leader="none" w:pos="8640"/>
+        </w:tabs>
+        <w:ind w:left="0" w:hanging="2"/>
+        <w:jc w:val="both"/>
+        <w:rPr/>
+      </w:pPr>
+      <w:r>
+        <w:rPr>
+          <w:rtl w:val="0"/>
+        </w:rPr>
+      </w:r>
+    </w:p>
+    <w:p>
+      <w:pPr>
+        <w:widowControl w:val="1"/>
+        <w:tabs>
+          <w:tab w:val="left" w:leader="none" w:pos="720"/>
+          <w:tab w:val="left" w:leader="none" w:pos="1440"/>
+          <w:tab w:val="left" w:leader="none" w:pos="2160"/>
+          <w:tab w:val="left" w:leader="none" w:pos="2880"/>
+          <w:tab w:val="left" w:leader="none" w:pos="3600"/>
+          <w:tab w:val="left" w:leader="none" w:pos="4320"/>
+          <w:tab w:val="left" w:leader="none" w:pos="5040"/>
+          <w:tab w:val="left" w:leader="none" w:pos="5760"/>
+          <w:tab w:val="left" w:leader="none" w:pos="6480"/>
+          <w:tab w:val="left" w:leader="none" w:pos="7200"/>
+          <w:tab w:val="left" w:leader="none" w:pos="7920"/>
+          <w:tab w:val="left" w:leader="none" w:pos="8640"/>
+        </w:tabs>
+        <w:ind w:left="0" w:hanging="2"/>
+        <w:jc w:val="both"/>
+        <w:rPr/>
+        <w:sectPr>
+          <w:type w:val="continuous"/>
+          <w:pgSz w:h="15840" w:w="12240" w:orient="portrait"/>
+          <w:pgMar w:bottom="1440" w:top="1440" w:left="1800" w:right="1800" w:header="1440" w:footer="1440"/>
+        </w:sectPr>
+      </w:pPr>
+      <w:r>
+        <w:rPr>
+          <w:rtl w:val="0"/>
+        </w:rPr>
+        <w:t xml:space="preserve">f. Seller will apply any payments made by Buyer in the following manner: first, to unpaid interest; second, to any unpaid taxes, assessments, or insurance premiums; third, to any unpaid utility bills; fourth to any other charges due to Seller under this Contact; and any remaining funds will be applied fifth, to principal. </w:t>
+      </w:r>
+    </w:p>
+    <w:p>
+      <w:pPr>
+        <w:widowControl w:val="1"/>
+        <w:tabs>
+          <w:tab w:val="left" w:leader="none" w:pos="720"/>
+          <w:tab w:val="left" w:leader="none" w:pos="1440"/>
+          <w:tab w:val="left" w:leader="none" w:pos="2160"/>
+          <w:tab w:val="left" w:leader="none" w:pos="2880"/>
+          <w:tab w:val="left" w:leader="none" w:pos="3600"/>
+          <w:tab w:val="left" w:leader="none" w:pos="4320"/>
+          <w:tab w:val="left" w:leader="none" w:pos="5040"/>
+          <w:tab w:val="left" w:leader="none" w:pos="5760"/>
+          <w:tab w:val="left" w:leader="none" w:pos="6480"/>
+          <w:tab w:val="left" w:leader="none" w:pos="7200"/>
+          <w:tab w:val="left" w:leader="none" w:pos="7920"/>
+          <w:tab w:val="left" w:leader="none" w:pos="8640"/>
+        </w:tabs>
+        <w:ind w:left="0" w:hanging="2"/>
+        <w:jc w:val="both"/>
+        <w:rPr/>
+      </w:pPr>
+      <w:r>
+        <w:rPr>
+          <w:rtl w:val="0"/>
+        </w:rPr>
+        <w:t xml:space="preserve">g. Buyer has been advised to seek their own title policy covering the premises; is satisfied with the marketability of the title; and has examined the premises and is satisfied with the physical condition of any structures on them. Buyer expressly accepts the title and physical premises in “AS-IS” condition. Buyer shall solely responsible for obtaining and maintaining a certificate of occupancy and/or compliance from the {municipality_name}, including the costs and expenses of any repairs in order to obtain same. </w:t>
+      </w:r>
+    </w:p>
+    <w:p>
+      <w:pPr>
+        <w:widowControl w:val="1"/>
+        <w:tabs>
+          <w:tab w:val="left" w:leader="none" w:pos="720"/>
+          <w:tab w:val="left" w:leader="none" w:pos="1440"/>
+          <w:tab w:val="left" w:leader="none" w:pos="2160"/>
+          <w:tab w:val="left" w:leader="none" w:pos="2880"/>
+          <w:tab w:val="left" w:leader="none" w:pos="3600"/>
+          <w:tab w:val="left" w:leader="none" w:pos="4320"/>
+          <w:tab w:val="left" w:leader="none" w:pos="5040"/>
+          <w:tab w:val="left" w:leader="none" w:pos="5760"/>
+          <w:tab w:val="left" w:leader="none" w:pos="6480"/>
+          <w:tab w:val="left" w:leader="none" w:pos="7200"/>
+          <w:tab w:val="left" w:leader="none" w:pos="7920"/>
+          <w:tab w:val="left" w:leader="none" w:pos="8640"/>
+        </w:tabs>
+        <w:ind w:left="0" w:hanging="2"/>
+        <w:jc w:val="both"/>
+        <w:rPr/>
+      </w:pPr>
+      <w:r>
+        <w:rPr>
+          <w:rtl w:val="0"/>
+        </w:rPr>
+      </w:r>
+    </w:p>
+    <w:p>
+      <w:pPr>
+        <w:widowControl w:val="1"/>
+        <w:tabs>
+          <w:tab w:val="left" w:leader="none" w:pos="720"/>
+          <w:tab w:val="left" w:leader="none" w:pos="1440"/>
+          <w:tab w:val="left" w:leader="none" w:pos="2160"/>
+          <w:tab w:val="left" w:leader="none" w:pos="2880"/>
+          <w:tab w:val="left" w:leader="none" w:pos="3600"/>
+          <w:tab w:val="left" w:leader="none" w:pos="4320"/>
+          <w:tab w:val="left" w:leader="none" w:pos="5040"/>
+          <w:tab w:val="left" w:leader="none" w:pos="5760"/>
+          <w:tab w:val="left" w:leader="none" w:pos="6480"/>
+          <w:tab w:val="left" w:leader="none" w:pos="7200"/>
+          <w:tab w:val="left" w:leader="none" w:pos="7920"/>
+          <w:tab w:val="left" w:leader="none" w:pos="8640"/>
+        </w:tabs>
+        <w:ind w:left="0" w:hanging="2"/>
+        <w:jc w:val="both"/>
+        <w:rPr/>
+      </w:pPr>
+      <w:r>
+        <w:rPr>
+          <w:rtl w:val="0"/>
+        </w:rPr>
+        <w:t xml:space="preserve">h. Buyer shall keep and maintain the premises and the buildings on them in as good condition as they are in on the date of this Contract, excepting reasonable wear and tear, and shall not commit waste, remove or demolish any improvements, or otherwise diminish the value of Seller’s security without Seller’s written consent.</w:t>
+      </w:r>
+    </w:p>
+    <w:p>
+      <w:pPr>
+        <w:widowControl w:val="1"/>
+        <w:tabs>
+          <w:tab w:val="left" w:leader="none" w:pos="720"/>
+          <w:tab w:val="left" w:leader="none" w:pos="1440"/>
+          <w:tab w:val="left" w:leader="none" w:pos="2160"/>
+          <w:tab w:val="left" w:leader="none" w:pos="2880"/>
+          <w:tab w:val="left" w:leader="none" w:pos="3600"/>
+          <w:tab w:val="left" w:leader="none" w:pos="4320"/>
+          <w:tab w:val="left" w:leader="none" w:pos="5040"/>
+          <w:tab w:val="left" w:leader="none" w:pos="5760"/>
+          <w:tab w:val="left" w:leader="none" w:pos="6480"/>
+          <w:tab w:val="left" w:leader="none" w:pos="7200"/>
+          <w:tab w:val="left" w:leader="none" w:pos="7920"/>
+          <w:tab w:val="left" w:leader="none" w:pos="8640"/>
+        </w:tabs>
+        <w:ind w:left="0" w:hanging="2"/>
+        <w:jc w:val="both"/>
+        <w:rPr/>
+      </w:pPr>
+      <w:r>
+        <w:rPr>
+          <w:rtl w:val="0"/>
+        </w:rPr>
+      </w:r>
+    </w:p>
+    <w:p>
+      <w:pPr>
+        <w:widowControl w:val="1"/>
+        <w:tabs>
+          <w:tab w:val="left" w:leader="none" w:pos="720"/>
+          <w:tab w:val="left" w:leader="none" w:pos="1440"/>
+          <w:tab w:val="left" w:leader="none" w:pos="2160"/>
+          <w:tab w:val="left" w:leader="none" w:pos="2880"/>
+          <w:tab w:val="left" w:leader="none" w:pos="3600"/>
+          <w:tab w:val="left" w:leader="none" w:pos="4320"/>
+          <w:tab w:val="left" w:leader="none" w:pos="5040"/>
+          <w:tab w:val="left" w:leader="none" w:pos="5760"/>
+          <w:tab w:val="left" w:leader="none" w:pos="6480"/>
+          <w:tab w:val="left" w:leader="none" w:pos="7200"/>
+          <w:tab w:val="left" w:leader="none" w:pos="7920"/>
+          <w:tab w:val="left" w:leader="none" w:pos="8640"/>
+        </w:tabs>
+        <w:ind w:left="0" w:hanging="2"/>
+        <w:jc w:val="both"/>
+        <w:rPr/>
+      </w:pPr>
+      <w:r>
+        <w:rPr>
+          <w:rtl w:val="0"/>
+        </w:rPr>
+        <w:t xml:space="preserve">i. Buyer shall obtain and pay for any and all utilities associated with the use and occupancy of the premises. Buyer shall provide proof of payment of all water bills within ten (10) days of written demand from Seller. If Buyer fails to pay any utilities that may become a lien on the premises, Seller may, at its sole option, pay such amounts and such amounts will automatically become due and payable with Buyer’s next monthly installment.  </w:t>
+      </w:r>
+    </w:p>
+    <w:p>
+      <w:pPr>
+        <w:widowControl w:val="1"/>
+        <w:tabs>
+          <w:tab w:val="left" w:leader="none" w:pos="720"/>
+          <w:tab w:val="left" w:leader="none" w:pos="1440"/>
+          <w:tab w:val="left" w:leader="none" w:pos="2160"/>
+          <w:tab w:val="left" w:leader="none" w:pos="2880"/>
+          <w:tab w:val="left" w:leader="none" w:pos="3600"/>
+          <w:tab w:val="left" w:leader="none" w:pos="4320"/>
+          <w:tab w:val="left" w:leader="none" w:pos="5040"/>
+          <w:tab w:val="left" w:leader="none" w:pos="5760"/>
+          <w:tab w:val="left" w:leader="none" w:pos="6480"/>
+          <w:tab w:val="left" w:leader="none" w:pos="7200"/>
+          <w:tab w:val="left" w:leader="none" w:pos="7920"/>
+          <w:tab w:val="left" w:leader="none" w:pos="8640"/>
+        </w:tabs>
+        <w:ind w:left="0" w:hanging="2"/>
+        <w:jc w:val="both"/>
+        <w:rPr/>
+      </w:pPr>
+      <w:r>
+        <w:rPr>
+          <w:rtl w:val="0"/>
+        </w:rPr>
+      </w:r>
+    </w:p>
+    <w:p>
+      <w:pPr>
+        <w:widowControl w:val="1"/>
+        <w:tabs>
+          <w:tab w:val="left" w:leader="none" w:pos="720"/>
+          <w:tab w:val="left" w:leader="none" w:pos="1440"/>
+          <w:tab w:val="left" w:leader="none" w:pos="2160"/>
+          <w:tab w:val="left" w:leader="none" w:pos="2880"/>
+          <w:tab w:val="left" w:leader="none" w:pos="3600"/>
+          <w:tab w:val="left" w:leader="none" w:pos="4320"/>
+          <w:tab w:val="left" w:leader="none" w:pos="5040"/>
+          <w:tab w:val="left" w:leader="none" w:pos="5760"/>
+          <w:tab w:val="left" w:leader="none" w:pos="6480"/>
+          <w:tab w:val="left" w:leader="none" w:pos="7200"/>
+          <w:tab w:val="left" w:leader="none" w:pos="7920"/>
+          <w:tab w:val="left" w:leader="none" w:pos="8640"/>
+        </w:tabs>
+        <w:ind w:left="0" w:hanging="2"/>
+        <w:jc w:val="both"/>
+        <w:rPr/>
+      </w:pPr>
+      <w:r>
+        <w:rPr>
+          <w:rtl w:val="0"/>
+        </w:rPr>
+        <w:t xml:space="preserve">j. Buyer will be responsible for any of Seller’s out-of pocket expenses as a result of any of Buyer’s checks returned for any reason. </w:t>
+      </w:r>
+    </w:p>
+    <w:p>
+      <w:pPr>
+        <w:widowControl w:val="1"/>
+        <w:tabs>
+          <w:tab w:val="left" w:leader="none" w:pos="720"/>
+          <w:tab w:val="left" w:leader="none" w:pos="1440"/>
+          <w:tab w:val="left" w:leader="none" w:pos="2160"/>
+          <w:tab w:val="left" w:leader="none" w:pos="2880"/>
+          <w:tab w:val="left" w:leader="none" w:pos="3600"/>
+          <w:tab w:val="left" w:leader="none" w:pos="4320"/>
+          <w:tab w:val="left" w:leader="none" w:pos="5040"/>
+          <w:tab w:val="left" w:leader="none" w:pos="5760"/>
+          <w:tab w:val="left" w:leader="none" w:pos="6480"/>
+          <w:tab w:val="left" w:leader="none" w:pos="7200"/>
+          <w:tab w:val="left" w:leader="none" w:pos="7920"/>
+          <w:tab w:val="left" w:leader="none" w:pos="8640"/>
+        </w:tabs>
+        <w:ind w:left="0" w:hanging="2"/>
+        <w:jc w:val="both"/>
+        <w:rPr/>
+      </w:pPr>
+      <w:r>
+        <w:rPr>
+          <w:rtl w:val="0"/>
+        </w:rPr>
+      </w:r>
+    </w:p>
+    <w:p>
+      <w:pPr>
+        <w:widowControl w:val="1"/>
+        <w:tabs>
+          <w:tab w:val="left" w:leader="none" w:pos="720"/>
+          <w:tab w:val="left" w:leader="none" w:pos="1440"/>
+          <w:tab w:val="left" w:leader="none" w:pos="2160"/>
+          <w:tab w:val="left" w:leader="none" w:pos="2880"/>
+          <w:tab w:val="left" w:leader="none" w:pos="3600"/>
+          <w:tab w:val="left" w:leader="none" w:pos="4320"/>
+          <w:tab w:val="left" w:leader="none" w:pos="5040"/>
+          <w:tab w:val="left" w:leader="none" w:pos="5760"/>
+          <w:tab w:val="left" w:leader="none" w:pos="6480"/>
+          <w:tab w:val="left" w:leader="none" w:pos="7200"/>
+          <w:tab w:val="left" w:leader="none" w:pos="7920"/>
+          <w:tab w:val="left" w:leader="none" w:pos="8640"/>
+        </w:tabs>
+        <w:ind w:left="0" w:hanging="2"/>
+        <w:jc w:val="both"/>
+        <w:rPr/>
+      </w:pPr>
+      <w:r>
+        <w:rPr>
+          <w:rtl w:val="0"/>
+        </w:rPr>
+        <w:t xml:space="preserve">k. Buyer shall pay for Seller’s actual attorney fees and expenses related to the drafting of the deed upon satisfaction of this Contract.</w:t>
+      </w:r>
+    </w:p>
+    <w:p>
+      <w:pPr>
+        <w:widowControl w:val="1"/>
+        <w:tabs>
+          <w:tab w:val="left" w:leader="none" w:pos="720"/>
+          <w:tab w:val="left" w:leader="none" w:pos="1440"/>
+          <w:tab w:val="left" w:leader="none" w:pos="2160"/>
+          <w:tab w:val="left" w:leader="none" w:pos="2880"/>
+          <w:tab w:val="left" w:leader="none" w:pos="3600"/>
+          <w:tab w:val="left" w:leader="none" w:pos="4320"/>
+          <w:tab w:val="left" w:leader="none" w:pos="5040"/>
+          <w:tab w:val="left" w:leader="none" w:pos="5760"/>
+          <w:tab w:val="left" w:leader="none" w:pos="6480"/>
+          <w:tab w:val="left" w:leader="none" w:pos="7200"/>
+          <w:tab w:val="left" w:leader="none" w:pos="7920"/>
+          <w:tab w:val="left" w:leader="none" w:pos="8640"/>
+        </w:tabs>
+        <w:ind w:left="0" w:hanging="2"/>
+        <w:jc w:val="both"/>
+        <w:rPr/>
+      </w:pPr>
+      <w:r>
+        <w:rPr>
+          <w:rtl w:val="0"/>
+        </w:rPr>
+      </w:r>
+    </w:p>
+    <w:p>
+      <w:pPr>
+        <w:widowControl w:val="1"/>
+        <w:tabs>
+          <w:tab w:val="left" w:leader="none" w:pos="720"/>
+          <w:tab w:val="left" w:leader="none" w:pos="1440"/>
+          <w:tab w:val="left" w:leader="none" w:pos="2160"/>
+          <w:tab w:val="left" w:leader="none" w:pos="2880"/>
+          <w:tab w:val="left" w:leader="none" w:pos="3600"/>
+          <w:tab w:val="left" w:leader="none" w:pos="4320"/>
+          <w:tab w:val="left" w:leader="none" w:pos="5040"/>
+          <w:tab w:val="left" w:leader="none" w:pos="5760"/>
+          <w:tab w:val="left" w:leader="none" w:pos="6480"/>
+          <w:tab w:val="left" w:leader="none" w:pos="7200"/>
+          <w:tab w:val="left" w:leader="none" w:pos="7920"/>
+          <w:tab w:val="left" w:leader="none" w:pos="8640"/>
+        </w:tabs>
+        <w:ind w:left="0" w:hanging="2"/>
+        <w:jc w:val="both"/>
+        <w:rPr/>
+      </w:pPr>
+      <w:r>
+        <w:rPr>
+          <w:rtl w:val="0"/>
+        </w:rPr>
+        <w:t xml:space="preserve">l. Buyer shall be responsible for all filing fees and transfer taxes associated with filing the deed upon satisfaction of this Contract. </w:t>
+      </w:r>
+    </w:p>
+    <w:p>
+      <w:pPr>
+        <w:widowControl w:val="1"/>
+        <w:tabs>
+          <w:tab w:val="left" w:leader="none" w:pos="720"/>
+          <w:tab w:val="left" w:leader="none" w:pos="1440"/>
+          <w:tab w:val="left" w:leader="none" w:pos="2160"/>
+          <w:tab w:val="left" w:leader="none" w:pos="2880"/>
+          <w:tab w:val="left" w:leader="none" w:pos="3600"/>
+          <w:tab w:val="left" w:leader="none" w:pos="4320"/>
+          <w:tab w:val="left" w:leader="none" w:pos="5040"/>
+          <w:tab w:val="left" w:leader="none" w:pos="5760"/>
+          <w:tab w:val="left" w:leader="none" w:pos="6480"/>
+          <w:tab w:val="left" w:leader="none" w:pos="7200"/>
+          <w:tab w:val="left" w:leader="none" w:pos="7920"/>
+          <w:tab w:val="left" w:leader="none" w:pos="8640"/>
+        </w:tabs>
+        <w:ind w:left="0" w:hanging="2"/>
+        <w:jc w:val="both"/>
+        <w:rPr/>
+      </w:pPr>
+      <w:r>
+        <w:rPr>
+          <w:rtl w:val="0"/>
+        </w:rPr>
+      </w:r>
+    </w:p>
+    <w:p>
+      <w:pPr>
+        <w:widowControl w:val="1"/>
+        <w:tabs>
+          <w:tab w:val="left" w:leader="none" w:pos="720"/>
+          <w:tab w:val="left" w:leader="none" w:pos="1440"/>
+          <w:tab w:val="left" w:leader="none" w:pos="2160"/>
+          <w:tab w:val="left" w:leader="none" w:pos="2880"/>
+          <w:tab w:val="left" w:leader="none" w:pos="3600"/>
+          <w:tab w:val="left" w:leader="none" w:pos="4320"/>
+          <w:tab w:val="left" w:leader="none" w:pos="5040"/>
+          <w:tab w:val="left" w:leader="none" w:pos="5760"/>
+          <w:tab w:val="left" w:leader="none" w:pos="6480"/>
+          <w:tab w:val="left" w:leader="none" w:pos="7200"/>
+          <w:tab w:val="left" w:leader="none" w:pos="7920"/>
+          <w:tab w:val="left" w:leader="none" w:pos="8640"/>
+        </w:tabs>
+        <w:ind w:left="0" w:hanging="2"/>
+        <w:jc w:val="both"/>
+        <w:rPr/>
+      </w:pPr>
+      <w:r>
+        <w:rPr>
+          <w:rtl w:val="0"/>
+        </w:rPr>
+        <w:t xml:space="preserve">m. Buyer agrees to indemnify and defend Seller from any lawsuit or injury to any person or property arising out of the use, occupation, maintenance, or control of the Premises not otherwise covered by insurance. </w:t>
+      </w:r>
+    </w:p>
+    <w:p>
+      <w:pPr>
+        <w:widowControl w:val="1"/>
+        <w:tabs>
+          <w:tab w:val="left" w:leader="none" w:pos="720"/>
+          <w:tab w:val="left" w:leader="none" w:pos="1440"/>
+          <w:tab w:val="left" w:leader="none" w:pos="2160"/>
+          <w:tab w:val="left" w:leader="none" w:pos="2880"/>
+          <w:tab w:val="left" w:leader="none" w:pos="3600"/>
+          <w:tab w:val="left" w:leader="none" w:pos="4320"/>
+          <w:tab w:val="left" w:leader="none" w:pos="5040"/>
+          <w:tab w:val="left" w:leader="none" w:pos="5760"/>
+          <w:tab w:val="left" w:leader="none" w:pos="6480"/>
+          <w:tab w:val="left" w:leader="none" w:pos="7200"/>
+          <w:tab w:val="left" w:leader="none" w:pos="7920"/>
+          <w:tab w:val="left" w:leader="none" w:pos="8640"/>
+        </w:tabs>
+        <w:ind w:left="0" w:hanging="2"/>
+        <w:jc w:val="both"/>
+        <w:rPr/>
+      </w:pPr>
+      <w:r>
+        <w:rPr>
+          <w:rtl w:val="0"/>
+        </w:rPr>
+      </w:r>
+    </w:p>
+    <w:p>
+      <w:pPr>
+        <w:widowControl w:val="1"/>
+        <w:tabs>
+          <w:tab w:val="left" w:leader="none" w:pos="720"/>
+          <w:tab w:val="left" w:leader="none" w:pos="1440"/>
+          <w:tab w:val="left" w:leader="none" w:pos="2160"/>
+          <w:tab w:val="left" w:leader="none" w:pos="2880"/>
+          <w:tab w:val="left" w:leader="none" w:pos="3600"/>
+          <w:tab w:val="left" w:leader="none" w:pos="4320"/>
+          <w:tab w:val="left" w:leader="none" w:pos="5040"/>
+          <w:tab w:val="left" w:leader="none" w:pos="5760"/>
+          <w:tab w:val="left" w:leader="none" w:pos="6480"/>
+          <w:tab w:val="left" w:leader="none" w:pos="7200"/>
+          <w:tab w:val="left" w:leader="none" w:pos="7920"/>
+          <w:tab w:val="left" w:leader="none" w:pos="8640"/>
+        </w:tabs>
+        <w:ind w:left="0" w:hanging="2"/>
+        <w:jc w:val="both"/>
+        <w:rPr/>
+      </w:pPr>
+      <w:r>
+        <w:rPr>
+          <w:rtl w:val="0"/>
+        </w:rPr>
+        <w:t xml:space="preserve">n. Buyer shall be responsible for Seller’s actual costs and actual attorney’s fees incurred by Seller in the enforcement of any of Buyer’s obligations under this Contract.</w:t>
+      </w:r>
+    </w:p>
+    <w:p>
+      <w:pPr>
+        <w:widowControl w:val="1"/>
+        <w:tabs>
+          <w:tab w:val="left" w:leader="none" w:pos="720"/>
+          <w:tab w:val="left" w:leader="none" w:pos="1440"/>
+          <w:tab w:val="left" w:leader="none" w:pos="2160"/>
+          <w:tab w:val="left" w:leader="none" w:pos="2880"/>
+          <w:tab w:val="left" w:leader="none" w:pos="3600"/>
+          <w:tab w:val="left" w:leader="none" w:pos="4320"/>
+          <w:tab w:val="left" w:leader="none" w:pos="5040"/>
+          <w:tab w:val="left" w:leader="none" w:pos="5760"/>
+          <w:tab w:val="left" w:leader="none" w:pos="6480"/>
+          <w:tab w:val="left" w:leader="none" w:pos="7200"/>
+          <w:tab w:val="left" w:leader="none" w:pos="7920"/>
+          <w:tab w:val="left" w:leader="none" w:pos="8640"/>
+        </w:tabs>
+        <w:ind w:left="0" w:hanging="2"/>
+        <w:jc w:val="both"/>
+        <w:rPr/>
+      </w:pPr>
+      <w:r>
+        <w:rPr>
+          <w:rtl w:val="0"/>
+        </w:rPr>
+      </w:r>
+    </w:p>
+    <w:p>
+      <w:pPr>
+        <w:widowControl w:val="1"/>
+        <w:tabs>
+          <w:tab w:val="left" w:leader="none" w:pos="720"/>
+          <w:tab w:val="left" w:leader="none" w:pos="1440"/>
+          <w:tab w:val="left" w:leader="none" w:pos="2160"/>
+          <w:tab w:val="left" w:leader="none" w:pos="2880"/>
+          <w:tab w:val="left" w:leader="none" w:pos="3600"/>
+          <w:tab w:val="left" w:leader="none" w:pos="4320"/>
+          <w:tab w:val="left" w:leader="none" w:pos="5040"/>
+          <w:tab w:val="left" w:leader="none" w:pos="5760"/>
+          <w:tab w:val="left" w:leader="none" w:pos="6480"/>
+          <w:tab w:val="left" w:leader="none" w:pos="7200"/>
+          <w:tab w:val="left" w:leader="none" w:pos="7920"/>
+          <w:tab w:val="left" w:leader="none" w:pos="8640"/>
+        </w:tabs>
+        <w:ind w:left="0" w:hanging="2"/>
+        <w:jc w:val="both"/>
+        <w:rPr/>
+      </w:pPr>
+      <w:r>
+        <w:rPr>
+          <w:rtl w:val="0"/>
+        </w:rPr>
+        <w:t xml:space="preserve">o. Assignment of rents and leases. Purchaser assigns, conveys, and grants a security interest in, and warrants to Seller and its successors and assigns all the following property: (1) all the rent, issues, profits, revenues, income, and accounts of the Premises now or later due under current and future leases, use agreements, and other agreements, including all rights conferred by MCL 554.231 et seq. and MCL 554.211 et seq.; (2) all Borrower’s rights and interests as landlord under the existing leases listed on exhibit B; and (3) all Borrower’s rights and interests in any future leases and any existing or future licenses, contracts, and other occupancy and use agreements for any portion of the Premises. In the event of a default under this agreement, Seller may demand from Purchaser’s tenants and receive and collect such rent and issues of the Premises personally or through a receiver as long as any such default exists, including during the pendency of any forfeiture or foreclosure proceedings and during any redemption period. Purchaser consents to a receivership if Seller deems it necessary or desirable to protect Seller’s rights.</w:t>
+      </w:r>
+    </w:p>
+    <w:p>
+      <w:pPr>
+        <w:widowControl w:val="1"/>
+        <w:tabs>
+          <w:tab w:val="left" w:leader="none" w:pos="720"/>
+          <w:tab w:val="left" w:leader="none" w:pos="1440"/>
+          <w:tab w:val="left" w:leader="none" w:pos="2160"/>
+          <w:tab w:val="left" w:leader="none" w:pos="2880"/>
+          <w:tab w:val="left" w:leader="none" w:pos="3600"/>
+          <w:tab w:val="left" w:leader="none" w:pos="4320"/>
+          <w:tab w:val="left" w:leader="none" w:pos="5040"/>
+          <w:tab w:val="left" w:leader="none" w:pos="5760"/>
+          <w:tab w:val="left" w:leader="none" w:pos="6480"/>
+          <w:tab w:val="left" w:leader="none" w:pos="7200"/>
+          <w:tab w:val="left" w:leader="none" w:pos="7920"/>
+          <w:tab w:val="left" w:leader="none" w:pos="8640"/>
+        </w:tabs>
+        <w:ind w:left="0" w:hanging="2"/>
+        <w:jc w:val="both"/>
+        <w:rPr/>
+      </w:pPr>
+      <w:r>
+        <w:rPr>
+          <w:rtl w:val="0"/>
+        </w:rPr>
+      </w:r>
+    </w:p>
+    <w:p>
+      <w:pPr>
+        <w:widowControl w:val="1"/>
+        <w:tabs>
+          <w:tab w:val="left" w:leader="none" w:pos="360"/>
+          <w:tab w:val="left" w:leader="none" w:pos="720"/>
+          <w:tab w:val="left" w:leader="none" w:pos="1440"/>
+          <w:tab w:val="left" w:leader="none" w:pos="2160"/>
+          <w:tab w:val="left" w:leader="none" w:pos="2880"/>
+          <w:tab w:val="left" w:leader="none" w:pos="3600"/>
+          <w:tab w:val="left" w:leader="none" w:pos="4320"/>
+          <w:tab w:val="left" w:leader="none" w:pos="5040"/>
+          <w:tab w:val="left" w:leader="none" w:pos="5760"/>
+          <w:tab w:val="left" w:leader="none" w:pos="6480"/>
+          <w:tab w:val="left" w:leader="none" w:pos="7200"/>
+          <w:tab w:val="left" w:leader="none" w:pos="7920"/>
+          <w:tab w:val="left" w:leader="none" w:pos="8640"/>
+        </w:tabs>
+        <w:ind w:left="0" w:hanging="2"/>
+        <w:jc w:val="both"/>
+        <w:rPr/>
+      </w:pPr>
+      <w:r>
+        <w:rPr>
+          <w:rtl w:val="0"/>
+        </w:rPr>
+        <w:t xml:space="preserve">3. Seller and Buyer mutually agree</w:t>
+      </w:r>
+    </w:p>
+    <w:p>
+      <w:pPr>
+        <w:widowControl w:val="1"/>
+        <w:tabs>
+          <w:tab w:val="left" w:leader="none" w:pos="360"/>
+          <w:tab w:val="left" w:leader="none" w:pos="720"/>
+          <w:tab w:val="left" w:leader="none" w:pos="1440"/>
+          <w:tab w:val="left" w:leader="none" w:pos="2160"/>
+          <w:tab w:val="left" w:leader="none" w:pos="2880"/>
+          <w:tab w:val="left" w:leader="none" w:pos="3600"/>
+          <w:tab w:val="left" w:leader="none" w:pos="4320"/>
+          <w:tab w:val="left" w:leader="none" w:pos="5040"/>
+          <w:tab w:val="left" w:leader="none" w:pos="5760"/>
+          <w:tab w:val="left" w:leader="none" w:pos="6480"/>
+          <w:tab w:val="left" w:leader="none" w:pos="7200"/>
+          <w:tab w:val="left" w:leader="none" w:pos="7920"/>
+          <w:tab w:val="left" w:leader="none" w:pos="8640"/>
+        </w:tabs>
+        <w:ind w:left="0" w:hanging="2"/>
+        <w:jc w:val="both"/>
+        <w:rPr/>
+      </w:pPr>
+      <w:r>
+        <w:rPr>
+          <w:rtl w:val="0"/>
+        </w:rPr>
+      </w:r>
+    </w:p>
+    <w:p>
+      <w:pPr>
+        <w:widowControl w:val="1"/>
+        <w:tabs>
+          <w:tab w:val="left" w:leader="none" w:pos="720"/>
+          <w:tab w:val="left" w:leader="none" w:pos="1440"/>
+          <w:tab w:val="left" w:leader="none" w:pos="2160"/>
+          <w:tab w:val="left" w:leader="none" w:pos="2880"/>
+          <w:tab w:val="left" w:leader="none" w:pos="3600"/>
+          <w:tab w:val="left" w:leader="none" w:pos="4320"/>
+          <w:tab w:val="left" w:leader="none" w:pos="5040"/>
+          <w:tab w:val="left" w:leader="none" w:pos="5760"/>
+          <w:tab w:val="left" w:leader="none" w:pos="6480"/>
+          <w:tab w:val="left" w:leader="none" w:pos="7200"/>
+          <w:tab w:val="left" w:leader="none" w:pos="7920"/>
+          <w:tab w:val="left" w:leader="none" w:pos="8640"/>
+        </w:tabs>
+        <w:ind w:left="0" w:hanging="2"/>
+        <w:jc w:val="both"/>
+        <w:rPr/>
+      </w:pPr>
+      <w:r>
+        <w:rPr>
+          <w:rtl w:val="0"/>
+        </w:rPr>
+        <w:t xml:space="preserve">a. Seller may, at any time during the continuance of this contract, encumber the land by mortgages to secure not more than the unpaid balance of this contract at the time any mortgages are executed. These mortgages:</w:t>
+      </w:r>
+    </w:p>
+    <w:p>
+      <w:pPr>
+        <w:widowControl w:val="1"/>
+        <w:tabs>
+          <w:tab w:val="left" w:leader="none" w:pos="720"/>
+          <w:tab w:val="left" w:leader="none" w:pos="1440"/>
+          <w:tab w:val="left" w:leader="none" w:pos="2160"/>
+          <w:tab w:val="left" w:leader="none" w:pos="2880"/>
+          <w:tab w:val="left" w:leader="none" w:pos="3600"/>
+          <w:tab w:val="left" w:leader="none" w:pos="4320"/>
+          <w:tab w:val="left" w:leader="none" w:pos="5040"/>
+          <w:tab w:val="left" w:leader="none" w:pos="5760"/>
+          <w:tab w:val="left" w:leader="none" w:pos="6480"/>
+          <w:tab w:val="left" w:leader="none" w:pos="7200"/>
+          <w:tab w:val="left" w:leader="none" w:pos="7920"/>
+          <w:tab w:val="left" w:leader="none" w:pos="8640"/>
+        </w:tabs>
+        <w:ind w:left="0" w:hanging="2"/>
+        <w:jc w:val="both"/>
+        <w:rPr/>
+      </w:pPr>
+      <w:r>
+        <w:rPr>
+          <w:rtl w:val="0"/>
+        </w:rPr>
+      </w:r>
+    </w:p>
+    <w:p>
+      <w:pPr>
+        <w:widowControl w:val="1"/>
+        <w:tabs>
+          <w:tab w:val="left" w:leader="none" w:pos="1080"/>
+          <w:tab w:val="left" w:leader="none" w:pos="1440"/>
+          <w:tab w:val="left" w:leader="none" w:pos="2160"/>
+          <w:tab w:val="left" w:leader="none" w:pos="2880"/>
+          <w:tab w:val="left" w:leader="none" w:pos="3600"/>
+          <w:tab w:val="left" w:leader="none" w:pos="4320"/>
+          <w:tab w:val="left" w:leader="none" w:pos="5040"/>
+          <w:tab w:val="left" w:leader="none" w:pos="5760"/>
+          <w:tab w:val="left" w:leader="none" w:pos="6480"/>
+          <w:tab w:val="left" w:leader="none" w:pos="7200"/>
+          <w:tab w:val="left" w:leader="none" w:pos="7920"/>
+          <w:tab w:val="left" w:leader="none" w:pos="8640"/>
+        </w:tabs>
+        <w:ind w:left="0" w:hanging="2"/>
+        <w:jc w:val="both"/>
+        <w:rPr/>
+      </w:pPr>
+      <w:r>
+        <w:rPr>
+          <w:rtl w:val="0"/>
+        </w:rPr>
+        <w:t xml:space="preserve">i. shall provide for the payment of principal and interest in monthly installments that do not exceed the installments provided for in this contract;</w:t>
+      </w:r>
+    </w:p>
+    <w:p>
+      <w:pPr>
+        <w:widowControl w:val="1"/>
+        <w:tabs>
+          <w:tab w:val="left" w:leader="none" w:pos="1080"/>
+          <w:tab w:val="left" w:leader="none" w:pos="1440"/>
+          <w:tab w:val="left" w:leader="none" w:pos="2160"/>
+          <w:tab w:val="left" w:leader="none" w:pos="2880"/>
+          <w:tab w:val="left" w:leader="none" w:pos="3600"/>
+          <w:tab w:val="left" w:leader="none" w:pos="4320"/>
+          <w:tab w:val="left" w:leader="none" w:pos="5040"/>
+          <w:tab w:val="left" w:leader="none" w:pos="5760"/>
+          <w:tab w:val="left" w:leader="none" w:pos="6480"/>
+          <w:tab w:val="left" w:leader="none" w:pos="7200"/>
+          <w:tab w:val="left" w:leader="none" w:pos="7920"/>
+          <w:tab w:val="left" w:leader="none" w:pos="8640"/>
+        </w:tabs>
+        <w:ind w:left="0" w:hanging="2"/>
+        <w:jc w:val="both"/>
+        <w:rPr/>
+      </w:pPr>
+      <w:r>
+        <w:rPr>
+          <w:rtl w:val="0"/>
+        </w:rPr>
+      </w:r>
+    </w:p>
+    <w:p>
+      <w:pPr>
+        <w:widowControl w:val="1"/>
+        <w:tabs>
+          <w:tab w:val="left" w:leader="none" w:pos="1080"/>
+          <w:tab w:val="left" w:leader="none" w:pos="1440"/>
+          <w:tab w:val="left" w:leader="none" w:pos="2160"/>
+          <w:tab w:val="left" w:leader="none" w:pos="2880"/>
+          <w:tab w:val="left" w:leader="none" w:pos="3600"/>
+          <w:tab w:val="left" w:leader="none" w:pos="4320"/>
+          <w:tab w:val="left" w:leader="none" w:pos="5040"/>
+          <w:tab w:val="left" w:leader="none" w:pos="5760"/>
+          <w:tab w:val="left" w:leader="none" w:pos="6480"/>
+          <w:tab w:val="left" w:leader="none" w:pos="7200"/>
+          <w:tab w:val="left" w:leader="none" w:pos="7920"/>
+          <w:tab w:val="left" w:leader="none" w:pos="8640"/>
+        </w:tabs>
+        <w:ind w:left="0" w:hanging="2"/>
+        <w:jc w:val="both"/>
+        <w:rPr/>
+      </w:pPr>
+      <w:r>
+        <w:rPr>
+          <w:rtl w:val="0"/>
+        </w:rPr>
+        <w:t xml:space="preserve">ii. shall provide for a rate of interest on the unpaid balance of the mortgage debt that does not exceed the rate of interest provided in paragraph 1(b) or on other terms agreed on by Seller and Buyer; and</w:t>
+      </w:r>
+    </w:p>
+    <w:p>
+      <w:pPr>
+        <w:widowControl w:val="1"/>
+        <w:tabs>
+          <w:tab w:val="left" w:leader="none" w:pos="1080"/>
+          <w:tab w:val="left" w:leader="none" w:pos="1440"/>
+          <w:tab w:val="left" w:leader="none" w:pos="2160"/>
+          <w:tab w:val="left" w:leader="none" w:pos="2880"/>
+          <w:tab w:val="left" w:leader="none" w:pos="3600"/>
+          <w:tab w:val="left" w:leader="none" w:pos="4320"/>
+          <w:tab w:val="left" w:leader="none" w:pos="5040"/>
+          <w:tab w:val="left" w:leader="none" w:pos="5760"/>
+          <w:tab w:val="left" w:leader="none" w:pos="6480"/>
+          <w:tab w:val="left" w:leader="none" w:pos="7200"/>
+          <w:tab w:val="left" w:leader="none" w:pos="7920"/>
+          <w:tab w:val="left" w:leader="none" w:pos="8640"/>
+        </w:tabs>
+        <w:ind w:left="0" w:hanging="2"/>
+        <w:jc w:val="both"/>
+        <w:rPr/>
+      </w:pPr>
+      <w:r>
+        <w:rPr>
+          <w:rtl w:val="0"/>
+        </w:rPr>
+      </w:r>
+    </w:p>
+    <w:p>
+      <w:pPr>
+        <w:widowControl w:val="1"/>
+        <w:tabs>
+          <w:tab w:val="left" w:leader="none" w:pos="1080"/>
+          <w:tab w:val="left" w:leader="none" w:pos="1440"/>
+          <w:tab w:val="left" w:leader="none" w:pos="2160"/>
+          <w:tab w:val="left" w:leader="none" w:pos="2880"/>
+          <w:tab w:val="left" w:leader="none" w:pos="3600"/>
+          <w:tab w:val="left" w:leader="none" w:pos="4320"/>
+          <w:tab w:val="left" w:leader="none" w:pos="5040"/>
+          <w:tab w:val="left" w:leader="none" w:pos="5760"/>
+          <w:tab w:val="left" w:leader="none" w:pos="6480"/>
+          <w:tab w:val="left" w:leader="none" w:pos="7200"/>
+          <w:tab w:val="left" w:leader="none" w:pos="7920"/>
+          <w:tab w:val="left" w:leader="none" w:pos="8640"/>
+        </w:tabs>
+        <w:ind w:left="0" w:hanging="2"/>
+        <w:jc w:val="both"/>
+        <w:rPr/>
+      </w:pPr>
+      <w:r>
+        <w:rPr>
+          <w:rtl w:val="0"/>
+        </w:rPr>
+        <w:t xml:space="preserve">iii. shall be a first claim on the land superior to the rights of Buyer in this Contract, provided notice of the execution of the mortgages containing the name and address of the mortgagee or the mortgagee’s agent, the amount of the mortgages, the rate of interest, and maturity of the principal and interest is sent to Buyer by registered mail promptly after execution of the mortgages.</w:t>
+      </w:r>
+    </w:p>
+    <w:p>
+      <w:pPr>
+        <w:widowControl w:val="1"/>
+        <w:tabs>
+          <w:tab w:val="left" w:leader="none" w:pos="1080"/>
+          <w:tab w:val="left" w:leader="none" w:pos="1440"/>
+          <w:tab w:val="left" w:leader="none" w:pos="2160"/>
+          <w:tab w:val="left" w:leader="none" w:pos="2880"/>
+          <w:tab w:val="left" w:leader="none" w:pos="3600"/>
+          <w:tab w:val="left" w:leader="none" w:pos="4320"/>
+          <w:tab w:val="left" w:leader="none" w:pos="5040"/>
+          <w:tab w:val="left" w:leader="none" w:pos="5760"/>
+          <w:tab w:val="left" w:leader="none" w:pos="6480"/>
+          <w:tab w:val="left" w:leader="none" w:pos="7200"/>
+          <w:tab w:val="left" w:leader="none" w:pos="7920"/>
+          <w:tab w:val="left" w:leader="none" w:pos="8640"/>
+        </w:tabs>
+        <w:ind w:left="0" w:hanging="2"/>
+        <w:jc w:val="both"/>
+        <w:rPr/>
+      </w:pPr>
+      <w:r>
+        <w:rPr>
+          <w:rtl w:val="0"/>
+        </w:rPr>
+      </w:r>
+    </w:p>
+    <w:p>
+      <w:pPr>
+        <w:widowControl w:val="1"/>
+        <w:pBdr>
+          <w:top w:space="0" w:sz="0" w:val="nil"/>
+          <w:left w:space="0" w:sz="0" w:val="nil"/>
+          <w:bottom w:space="0" w:sz="0" w:val="nil"/>
+          <w:right w:space="0" w:sz="0" w:val="nil"/>
+          <w:between w:space="0" w:sz="0" w:val="nil"/>
+        </w:pBdr>
+        <w:tabs>
+          <w:tab w:val="left" w:leader="none" w:pos="0"/>
+          <w:tab w:val="left" w:leader="none" w:pos="720"/>
+          <w:tab w:val="left" w:leader="none" w:pos="1440"/>
+          <w:tab w:val="left" w:leader="none" w:pos="2160"/>
+          <w:tab w:val="left" w:leader="none" w:pos="2880"/>
+          <w:tab w:val="left" w:leader="none" w:pos="3600"/>
+          <w:tab w:val="left" w:leader="none" w:pos="4320"/>
+          <w:tab w:val="left" w:leader="none" w:pos="5040"/>
+          <w:tab w:val="left" w:leader="none" w:pos="5760"/>
+          <w:tab w:val="left" w:leader="none" w:pos="6480"/>
+          <w:tab w:val="left" w:leader="none" w:pos="7200"/>
+          <w:tab w:val="left" w:leader="none" w:pos="7920"/>
+          <w:tab w:val="left" w:leader="none" w:pos="8640"/>
+        </w:tabs>
+        <w:spacing w:line="240" w:lineRule="auto"/>
+        <w:ind w:left="0" w:hanging="2"/>
+        <w:jc w:val="both"/>
+        <w:rPr>
+          <w:color w:val="000000"/>
+        </w:rPr>
+        <w:sectPr>
+          <w:type w:val="continuous"/>
+          <w:pgSz w:h="15840" w:w="12240" w:orient="portrait"/>
+          <w:pgMar w:bottom="1440" w:top="1440" w:left="1800" w:right="1800" w:header="1440" w:footer="1440"/>
+        </w:sectPr>
+      </w:pPr>
+      <w:r>
+        <w:rPr>
+          <w:color w:val="000000"/>
+          <w:rtl w:val="0"/>
+        </w:rPr>
+        <w:t xml:space="preserve">Buyer will, on demand, execute any instruments Seller demands that are necessary or requisite to subordinate the rights of Buyer with regard to the mortgages. If Buyer refuses to execute any instruments demanded by Seller and refuses to accept registered mail as provided above or if registered mail is returned unclaimed, Seller may post notice in two conspicuous places on the premises and, on making a duly sworn affidavit of the posting, it shall operate the same as if Buyer had consented to the execution of the mortgages and Buyer’s rights shall be subordinate to the mortgagors. The consent obtained or subordinated by this power shall extend to any and all renewals or extensions or amendments of the mortgages, after Seller has given notice to Buyer as provided above.</w:t>
+      </w:r>
+    </w:p>
+    <w:p>
+      <w:pPr>
+        <w:widowControl w:val="1"/>
+        <w:tabs>
+          <w:tab w:val="left" w:leader="none" w:pos="720"/>
+          <w:tab w:val="left" w:leader="none" w:pos="1440"/>
+          <w:tab w:val="left" w:leader="none" w:pos="2160"/>
+          <w:tab w:val="left" w:leader="none" w:pos="2880"/>
+          <w:tab w:val="left" w:leader="none" w:pos="3600"/>
+          <w:tab w:val="left" w:leader="none" w:pos="4320"/>
+          <w:tab w:val="left" w:leader="none" w:pos="5040"/>
+          <w:tab w:val="left" w:leader="none" w:pos="5760"/>
+          <w:tab w:val="left" w:leader="none" w:pos="6480"/>
+          <w:tab w:val="left" w:leader="none" w:pos="7200"/>
+          <w:tab w:val="left" w:leader="none" w:pos="7920"/>
+          <w:tab w:val="left" w:leader="none" w:pos="8640"/>
+        </w:tabs>
+        <w:ind w:left="0" w:hanging="2"/>
+        <w:jc w:val="both"/>
+        <w:rPr/>
+      </w:pPr>
+      <w:r>
+        <w:rPr>
+          <w:rtl w:val="0"/>
+        </w:rPr>
+        <w:t xml:space="preserve">b. If Seller’s interest in the land is now or later encumbered by mortgage, Seller shall meet the payments of principal and interest on the mortgage as they mature and produce evidence of payments to Buyer on demand. If Seller defaults, Buyer may make these payments. These payments by Buyer shall be credited to the sums first maturing in this Contract, with interest at the rate provided in paragraph 1(b) on payments. If proceedings are commenced to recover possession or to enforce the payment of the contract or mortgage because of Seller’s default, Buyer may, at any time while proceedings are pending, encumber the land by mortgage, securing any sum that can be obtained, on whatever terms are required, and, with the proceeds, pay and discharge the mortgage or purchase-money line. Any such mortgage is a first lien on the land superior to the rights of Seller and Buyer shall then pay the principal and interest on the mortgage as they mature that shall be credited to the sums matured or first maturing in this Contract. When the sum owing in this Contract is reduced to the amount owing on this contract or mortgage or owing on any mortgage executed under either of the powers in this contract, a conveyance shall be made in the form above provided containing a covenant by the grantee to assume and agree to pay the same.</w:t>
+      </w:r>
+    </w:p>
+    <w:p>
+      <w:pPr>
+        <w:widowControl w:val="1"/>
+        <w:tabs>
+          <w:tab w:val="left" w:leader="none" w:pos="720"/>
+          <w:tab w:val="left" w:leader="none" w:pos="1440"/>
+          <w:tab w:val="left" w:leader="none" w:pos="2160"/>
+          <w:tab w:val="left" w:leader="none" w:pos="2880"/>
+          <w:tab w:val="left" w:leader="none" w:pos="3600"/>
+          <w:tab w:val="left" w:leader="none" w:pos="4320"/>
+          <w:tab w:val="left" w:leader="none" w:pos="5040"/>
+          <w:tab w:val="left" w:leader="none" w:pos="5760"/>
+          <w:tab w:val="left" w:leader="none" w:pos="6480"/>
+          <w:tab w:val="left" w:leader="none" w:pos="7200"/>
+          <w:tab w:val="left" w:leader="none" w:pos="7920"/>
+          <w:tab w:val="left" w:leader="none" w:pos="8640"/>
+        </w:tabs>
+        <w:ind w:left="0" w:hanging="2"/>
+        <w:jc w:val="both"/>
+        <w:rPr/>
+      </w:pPr>
+      <w:r>
+        <w:rPr>
+          <w:rtl w:val="0"/>
+        </w:rPr>
+      </w:r>
+    </w:p>
+    <w:p>
+      <w:pPr>
+        <w:widowControl w:val="1"/>
+        <w:tabs>
+          <w:tab w:val="left" w:leader="none" w:pos="720"/>
+          <w:tab w:val="left" w:leader="none" w:pos="1440"/>
+          <w:tab w:val="left" w:leader="none" w:pos="2160"/>
+          <w:tab w:val="left" w:leader="none" w:pos="2880"/>
+          <w:tab w:val="left" w:leader="none" w:pos="3600"/>
+          <w:tab w:val="left" w:leader="none" w:pos="4320"/>
+          <w:tab w:val="left" w:leader="none" w:pos="5040"/>
+          <w:tab w:val="left" w:leader="none" w:pos="5760"/>
+          <w:tab w:val="left" w:leader="none" w:pos="6480"/>
+          <w:tab w:val="left" w:leader="none" w:pos="7200"/>
+          <w:tab w:val="left" w:leader="none" w:pos="7920"/>
+          <w:tab w:val="left" w:leader="none" w:pos="8640"/>
+        </w:tabs>
+        <w:ind w:left="0" w:hanging="2"/>
+        <w:jc w:val="both"/>
+        <w:rPr/>
+      </w:pPr>
+      <w:r>
+        <w:rPr>
+          <w:rtl w:val="0"/>
+        </w:rPr>
+        <w:t xml:space="preserve">c. If Buyer defaults in the payment of any taxes, assessments, or insurance premiums, in the payment of sums provided for in paragraph 2(e), or in the delivery of any policy as provided in this contract, Seller may pay the taxes or premiums or procure the insurance and pay the premiums on it, and any sums shall be a further lien on the land and premises, immediately payable by Buyer to Seller, with interest at the rate as set forth in paragraph 1(b). In addition, Seller may elect to take such remedies permitted in sections (i) and (j) below. </w:t>
+      </w:r>
+    </w:p>
+    <w:p>
+      <w:pPr>
+        <w:widowControl w:val="1"/>
+        <w:tabs>
+          <w:tab w:val="left" w:leader="none" w:pos="720"/>
+          <w:tab w:val="left" w:leader="none" w:pos="1440"/>
+          <w:tab w:val="left" w:leader="none" w:pos="2160"/>
+          <w:tab w:val="left" w:leader="none" w:pos="2880"/>
+          <w:tab w:val="left" w:leader="none" w:pos="3600"/>
+          <w:tab w:val="left" w:leader="none" w:pos="4320"/>
+          <w:tab w:val="left" w:leader="none" w:pos="5040"/>
+          <w:tab w:val="left" w:leader="none" w:pos="5760"/>
+          <w:tab w:val="left" w:leader="none" w:pos="6480"/>
+          <w:tab w:val="left" w:leader="none" w:pos="7200"/>
+          <w:tab w:val="left" w:leader="none" w:pos="7920"/>
+          <w:tab w:val="left" w:leader="none" w:pos="8640"/>
+        </w:tabs>
+        <w:ind w:left="0" w:hanging="2"/>
+        <w:jc w:val="both"/>
+        <w:rPr/>
+      </w:pPr>
+      <w:r>
+        <w:rPr>
+          <w:rtl w:val="0"/>
+        </w:rPr>
+      </w:r>
+    </w:p>
+    <w:p>
+      <w:pPr>
+        <w:widowControl w:val="1"/>
+        <w:tabs>
+          <w:tab w:val="left" w:leader="none" w:pos="720"/>
+          <w:tab w:val="left" w:leader="none" w:pos="1440"/>
+          <w:tab w:val="left" w:leader="none" w:pos="2160"/>
+          <w:tab w:val="left" w:leader="none" w:pos="2880"/>
+          <w:tab w:val="left" w:leader="none" w:pos="3600"/>
+          <w:tab w:val="left" w:leader="none" w:pos="4320"/>
+          <w:tab w:val="left" w:leader="none" w:pos="5040"/>
+          <w:tab w:val="left" w:leader="none" w:pos="5760"/>
+          <w:tab w:val="left" w:leader="none" w:pos="6480"/>
+          <w:tab w:val="left" w:leader="none" w:pos="7200"/>
+          <w:tab w:val="left" w:leader="none" w:pos="7920"/>
+          <w:tab w:val="left" w:leader="none" w:pos="8640"/>
+        </w:tabs>
+        <w:ind w:left="0" w:hanging="2"/>
+        <w:jc w:val="both"/>
+        <w:rPr/>
+      </w:pPr>
+      <w:r>
+        <w:rPr>
+          <w:rtl w:val="0"/>
+        </w:rPr>
+        <w:t xml:space="preserve">d. No assignment or conveyance by Buyer shall create any liability against Seller until a duplicate of the instrument, duly witnessed and acknowledged, together with the residence address of the assignee, is delivered to Seller. Buyer’s liability under this Contract shall not be released or affected in any way by delivery of such an assignment or by Seller’s endorsement of receipt or acceptance.</w:t>
+      </w:r>
+    </w:p>
+    <w:p>
+      <w:pPr>
+        <w:widowControl w:val="1"/>
+        <w:tabs>
+          <w:tab w:val="left" w:leader="none" w:pos="720"/>
+          <w:tab w:val="left" w:leader="none" w:pos="1440"/>
+          <w:tab w:val="left" w:leader="none" w:pos="2160"/>
+          <w:tab w:val="left" w:leader="none" w:pos="2880"/>
+          <w:tab w:val="left" w:leader="none" w:pos="3600"/>
+          <w:tab w:val="left" w:leader="none" w:pos="4320"/>
+          <w:tab w:val="left" w:leader="none" w:pos="5040"/>
+          <w:tab w:val="left" w:leader="none" w:pos="5760"/>
+          <w:tab w:val="left" w:leader="none" w:pos="6480"/>
+          <w:tab w:val="left" w:leader="none" w:pos="7200"/>
+          <w:tab w:val="left" w:leader="none" w:pos="7920"/>
+          <w:tab w:val="left" w:leader="none" w:pos="8640"/>
+        </w:tabs>
+        <w:ind w:left="0" w:hanging="2"/>
+        <w:jc w:val="both"/>
+        <w:rPr/>
+      </w:pPr>
+      <w:r>
+        <w:rPr>
+          <w:rtl w:val="0"/>
+        </w:rPr>
+      </w:r>
+    </w:p>
+    <w:p>
+      <w:pPr>
+        <w:widowControl w:val="1"/>
+        <w:tabs>
+          <w:tab w:val="left" w:leader="none" w:pos="720"/>
+          <w:tab w:val="left" w:leader="none" w:pos="1440"/>
+          <w:tab w:val="left" w:leader="none" w:pos="2160"/>
+          <w:tab w:val="left" w:leader="none" w:pos="2880"/>
+          <w:tab w:val="left" w:leader="none" w:pos="3600"/>
+          <w:tab w:val="left" w:leader="none" w:pos="4320"/>
+          <w:tab w:val="left" w:leader="none" w:pos="5040"/>
+          <w:tab w:val="left" w:leader="none" w:pos="5760"/>
+          <w:tab w:val="left" w:leader="none" w:pos="6480"/>
+          <w:tab w:val="left" w:leader="none" w:pos="7200"/>
+          <w:tab w:val="left" w:leader="none" w:pos="7920"/>
+          <w:tab w:val="left" w:leader="none" w:pos="8640"/>
+        </w:tabs>
+        <w:ind w:left="0" w:hanging="2"/>
+        <w:jc w:val="both"/>
+        <w:rPr/>
+      </w:pPr>
+      <w:r>
+        <w:rPr>
+          <w:rtl w:val="0"/>
+        </w:rPr>
+        <w:t xml:space="preserve">e. Notwithstanding anything to the contrary in this Contract, Buyer shall not assign, convey, rent, or sublease the Premises without the prior written consent of the Seller. </w:t>
+      </w:r>
+    </w:p>
+    <w:p>
+      <w:pPr>
+        <w:widowControl w:val="1"/>
+        <w:tabs>
+          <w:tab w:val="left" w:leader="none" w:pos="720"/>
+          <w:tab w:val="left" w:leader="none" w:pos="1440"/>
+          <w:tab w:val="left" w:leader="none" w:pos="2160"/>
+          <w:tab w:val="left" w:leader="none" w:pos="2880"/>
+          <w:tab w:val="left" w:leader="none" w:pos="3600"/>
+          <w:tab w:val="left" w:leader="none" w:pos="4320"/>
+          <w:tab w:val="left" w:leader="none" w:pos="5040"/>
+          <w:tab w:val="left" w:leader="none" w:pos="5760"/>
+          <w:tab w:val="left" w:leader="none" w:pos="6480"/>
+          <w:tab w:val="left" w:leader="none" w:pos="7200"/>
+          <w:tab w:val="left" w:leader="none" w:pos="7920"/>
+          <w:tab w:val="left" w:leader="none" w:pos="8640"/>
+        </w:tabs>
+        <w:ind w:left="0" w:hanging="2"/>
+        <w:jc w:val="both"/>
+        <w:rPr/>
+      </w:pPr>
+      <w:r>
+        <w:rPr>
+          <w:rtl w:val="0"/>
+        </w:rPr>
+      </w:r>
+    </w:p>
+    <w:p>
+      <w:pPr>
+        <w:widowControl w:val="1"/>
+        <w:tabs>
+          <w:tab w:val="left" w:leader="none" w:pos="720"/>
+          <w:tab w:val="left" w:leader="none" w:pos="1440"/>
+          <w:tab w:val="left" w:leader="none" w:pos="2160"/>
+          <w:tab w:val="left" w:leader="none" w:pos="2880"/>
+          <w:tab w:val="left" w:leader="none" w:pos="3600"/>
+          <w:tab w:val="left" w:leader="none" w:pos="4320"/>
+          <w:tab w:val="left" w:leader="none" w:pos="5040"/>
+          <w:tab w:val="left" w:leader="none" w:pos="5760"/>
+          <w:tab w:val="left" w:leader="none" w:pos="6480"/>
+          <w:tab w:val="left" w:leader="none" w:pos="7200"/>
+          <w:tab w:val="left" w:leader="none" w:pos="7920"/>
+          <w:tab w:val="left" w:leader="none" w:pos="8640"/>
+        </w:tabs>
+        <w:ind w:left="0" w:hanging="2"/>
+        <w:jc w:val="both"/>
+        <w:rPr/>
+      </w:pPr>
+      <w:r>
+        <w:rPr>
+          <w:rtl w:val="0"/>
+        </w:rPr>
+        <w:t xml:space="preserve">f. Notwithstanding anything to the contrary in this Contract, Buyer must give Seller ninety (90) days written notice of intent to pay off this Contract. Failure to comply with this provision will give Seller the right to refuse satisfaction of its obligations under this Contract for ninety (90) days. Subject to the terms and conditions of this Contract, there shall be no pre-payment penalty for early satisfaction of this Contract by Buyer. </w:t>
+      </w:r>
+    </w:p>
+    <w:p>
+      <w:pPr>
+        <w:widowControl w:val="1"/>
+        <w:tabs>
+          <w:tab w:val="left" w:leader="none" w:pos="720"/>
+          <w:tab w:val="left" w:leader="none" w:pos="1440"/>
+          <w:tab w:val="left" w:leader="none" w:pos="2160"/>
+          <w:tab w:val="left" w:leader="none" w:pos="2880"/>
+          <w:tab w:val="left" w:leader="none" w:pos="3600"/>
+          <w:tab w:val="left" w:leader="none" w:pos="4320"/>
+          <w:tab w:val="left" w:leader="none" w:pos="5040"/>
+          <w:tab w:val="left" w:leader="none" w:pos="5760"/>
+          <w:tab w:val="left" w:leader="none" w:pos="6480"/>
+          <w:tab w:val="left" w:leader="none" w:pos="7200"/>
+          <w:tab w:val="left" w:leader="none" w:pos="7920"/>
+          <w:tab w:val="left" w:leader="none" w:pos="8640"/>
+        </w:tabs>
+        <w:ind w:left="0" w:hanging="2"/>
+        <w:jc w:val="both"/>
+        <w:rPr/>
+      </w:pPr>
+      <w:r>
+        <w:rPr>
+          <w:rtl w:val="0"/>
+        </w:rPr>
+      </w:r>
+    </w:p>
+    <w:p>
+      <w:pPr>
+        <w:widowControl w:val="1"/>
+        <w:tabs>
+          <w:tab w:val="left" w:leader="none" w:pos="720"/>
+          <w:tab w:val="left" w:leader="none" w:pos="1440"/>
+          <w:tab w:val="left" w:leader="none" w:pos="2160"/>
+          <w:tab w:val="left" w:leader="none" w:pos="2880"/>
+          <w:tab w:val="left" w:leader="none" w:pos="3600"/>
+          <w:tab w:val="left" w:leader="none" w:pos="4320"/>
+          <w:tab w:val="left" w:leader="none" w:pos="5040"/>
+          <w:tab w:val="left" w:leader="none" w:pos="5760"/>
+          <w:tab w:val="left" w:leader="none" w:pos="6480"/>
+          <w:tab w:val="left" w:leader="none" w:pos="7200"/>
+          <w:tab w:val="left" w:leader="none" w:pos="7920"/>
+          <w:tab w:val="left" w:leader="none" w:pos="8640"/>
+        </w:tabs>
+        <w:ind w:left="0" w:hanging="2"/>
+        <w:jc w:val="both"/>
+        <w:rPr/>
+      </w:pPr>
+      <w:r>
+        <w:rPr>
+          <w:rtl w:val="0"/>
+        </w:rPr>
+        <w:t xml:space="preserve">g. Buyer has the right to possession of the premises from and after the date of this Contract, unless otherwise provided in this Contract, and is entitled to retain possession of the premises only so long as there is no default on Buyer’s part in carrying out the terms and conditions. If the premises described in this Contract are vacant or unimproved, Buyer is deemed to be in constructive possession only; this possessory right shall terminate after service of a notice of forfeiture of this contract. Erection of signs by Buyer on vacant unimproved property shall not constitute actual possession. Seller is under no duty to the Buyer to ensure that Buyer has received actual possession of the premises. </w:t>
+      </w:r>
+    </w:p>
+    <w:p>
+      <w:pPr>
+        <w:widowControl w:val="1"/>
+        <w:tabs>
+          <w:tab w:val="left" w:leader="none" w:pos="720"/>
+          <w:tab w:val="left" w:leader="none" w:pos="1440"/>
+          <w:tab w:val="left" w:leader="none" w:pos="2160"/>
+          <w:tab w:val="left" w:leader="none" w:pos="2880"/>
+          <w:tab w:val="left" w:leader="none" w:pos="3600"/>
+          <w:tab w:val="left" w:leader="none" w:pos="4320"/>
+          <w:tab w:val="left" w:leader="none" w:pos="5040"/>
+          <w:tab w:val="left" w:leader="none" w:pos="5760"/>
+          <w:tab w:val="left" w:leader="none" w:pos="6480"/>
+          <w:tab w:val="left" w:leader="none" w:pos="7200"/>
+          <w:tab w:val="left" w:leader="none" w:pos="7920"/>
+          <w:tab w:val="left" w:leader="none" w:pos="8640"/>
+        </w:tabs>
+        <w:ind w:left="0" w:hanging="2"/>
+        <w:jc w:val="both"/>
+        <w:rPr/>
+      </w:pPr>
+      <w:r>
+        <w:rPr>
+          <w:rtl w:val="0"/>
+        </w:rPr>
+      </w:r>
+    </w:p>
+    <w:p>
+      <w:pPr>
+        <w:widowControl w:val="1"/>
+        <w:tabs>
+          <w:tab w:val="left" w:leader="none" w:pos="720"/>
+          <w:tab w:val="left" w:leader="none" w:pos="1440"/>
+          <w:tab w:val="left" w:leader="none" w:pos="2160"/>
+          <w:tab w:val="left" w:leader="none" w:pos="2880"/>
+          <w:tab w:val="left" w:leader="none" w:pos="3600"/>
+          <w:tab w:val="left" w:leader="none" w:pos="4320"/>
+          <w:tab w:val="left" w:leader="none" w:pos="5040"/>
+          <w:tab w:val="left" w:leader="none" w:pos="5760"/>
+          <w:tab w:val="left" w:leader="none" w:pos="6480"/>
+          <w:tab w:val="left" w:leader="none" w:pos="7200"/>
+          <w:tab w:val="left" w:leader="none" w:pos="7920"/>
+          <w:tab w:val="left" w:leader="none" w:pos="8640"/>
+        </w:tabs>
+        <w:ind w:left="0" w:hanging="2"/>
+        <w:jc w:val="both"/>
+        <w:rPr/>
+        <w:sectPr>
+          <w:type w:val="continuous"/>
+          <w:pgSz w:h="15840" w:w="12240" w:orient="portrait"/>
+          <w:pgMar w:bottom="1440" w:top="1440" w:left="1800" w:right="1800" w:header="1440" w:footer="1440"/>
+        </w:sectPr>
+      </w:pPr>
+      <w:r>
+        <w:rPr>
+          <w:rtl w:val="0"/>
+        </w:rPr>
+        <w:t xml:space="preserve">h. Buyer shall obtain and maintain a valid certificate of occupancy for the Premises. Buyer is responsible for any and all repairs and maintenance to the Premises pursuant to paragraph (2)(h).</w:t>
+      </w:r>
+    </w:p>
+    <w:p>
+      <w:pPr>
+        <w:widowControl w:val="1"/>
+        <w:tabs>
+          <w:tab w:val="left" w:leader="none" w:pos="720"/>
+          <w:tab w:val="left" w:leader="none" w:pos="1440"/>
+          <w:tab w:val="left" w:leader="none" w:pos="2160"/>
+          <w:tab w:val="left" w:leader="none" w:pos="2880"/>
+          <w:tab w:val="left" w:leader="none" w:pos="3600"/>
+          <w:tab w:val="left" w:leader="none" w:pos="4320"/>
+          <w:tab w:val="left" w:leader="none" w:pos="5040"/>
+          <w:tab w:val="left" w:leader="none" w:pos="5760"/>
+          <w:tab w:val="left" w:leader="none" w:pos="6480"/>
+          <w:tab w:val="left" w:leader="none" w:pos="7200"/>
+          <w:tab w:val="left" w:leader="none" w:pos="7920"/>
+          <w:tab w:val="left" w:leader="none" w:pos="8640"/>
+        </w:tabs>
+        <w:ind w:left="0" w:hanging="2"/>
+        <w:jc w:val="both"/>
+        <w:rPr/>
+      </w:pPr>
+      <w:r>
+        <w:rPr>
+          <w:rtl w:val="0"/>
+        </w:rPr>
+        <w:t xml:space="preserve">i. If Buyer fails to perform this Contract or any part of it, Seller has the right immediately after the default to declare the Contract forfeited and void; to retain whatever may have been paid on the Contract and all improvements that may have been made on the premises, together with any additions and accretions; and to consider and treat Buyer as a tenant holding over without permission. Seller may take immediate possession of the premises and may have Buyer and all occupants removed and put out. In all cases where Seller relies on a notice of forfeiture to terminate rights under this Contract, the notice shall specify all unpaid monies and other breaches of this contract and shall declare forfeiture of this contract to be effective 15 days after service, unless the money is paid and any other breaches of this contract are cured within that time.</w:t>
+      </w:r>
+    </w:p>
+    <w:p>
+      <w:pPr>
+        <w:widowControl w:val="1"/>
+        <w:tabs>
+          <w:tab w:val="left" w:leader="none" w:pos="720"/>
+          <w:tab w:val="left" w:leader="none" w:pos="1440"/>
+          <w:tab w:val="left" w:leader="none" w:pos="2160"/>
+          <w:tab w:val="left" w:leader="none" w:pos="2880"/>
+          <w:tab w:val="left" w:leader="none" w:pos="3600"/>
+          <w:tab w:val="left" w:leader="none" w:pos="4320"/>
+          <w:tab w:val="left" w:leader="none" w:pos="5040"/>
+          <w:tab w:val="left" w:leader="none" w:pos="5760"/>
+          <w:tab w:val="left" w:leader="none" w:pos="6480"/>
+          <w:tab w:val="left" w:leader="none" w:pos="7200"/>
+          <w:tab w:val="left" w:leader="none" w:pos="7920"/>
+          <w:tab w:val="left" w:leader="none" w:pos="8640"/>
+        </w:tabs>
+        <w:ind w:left="0" w:hanging="2"/>
+        <w:jc w:val="both"/>
+        <w:rPr/>
+      </w:pPr>
+      <w:r>
+        <w:rPr>
+          <w:rtl w:val="0"/>
+        </w:rPr>
+      </w:r>
+    </w:p>
+    <w:p>
+      <w:pPr>
+        <w:widowControl w:val="1"/>
+        <w:tabs>
+          <w:tab w:val="left" w:leader="none" w:pos="720"/>
+          <w:tab w:val="left" w:leader="none" w:pos="1440"/>
+          <w:tab w:val="left" w:leader="none" w:pos="2160"/>
+          <w:tab w:val="left" w:leader="none" w:pos="2880"/>
+          <w:tab w:val="left" w:leader="none" w:pos="3600"/>
+          <w:tab w:val="left" w:leader="none" w:pos="4320"/>
+          <w:tab w:val="left" w:leader="none" w:pos="5040"/>
+          <w:tab w:val="left" w:leader="none" w:pos="5760"/>
+          <w:tab w:val="left" w:leader="none" w:pos="6480"/>
+          <w:tab w:val="left" w:leader="none" w:pos="7200"/>
+          <w:tab w:val="left" w:leader="none" w:pos="7920"/>
+          <w:tab w:val="left" w:leader="none" w:pos="8640"/>
+        </w:tabs>
+        <w:ind w:left="0" w:hanging="2"/>
+        <w:jc w:val="both"/>
+        <w:rPr/>
+      </w:pPr>
+      <w:r>
+        <w:rPr>
+          <w:rtl w:val="0"/>
+        </w:rPr>
+        <w:t xml:space="preserve">j. If a default is made by Buyer and continues for 45 days or more and Seller desires to foreclose this Contract in equity, Seller has the right to declare the entire unpaid balance to be immediately due and payable, despite anything in this Contract to the contrary.</w:t>
+      </w:r>
+    </w:p>
+    <w:p>
+      <w:pPr>
+        <w:widowControl w:val="1"/>
+        <w:tabs>
+          <w:tab w:val="left" w:leader="none" w:pos="720"/>
+          <w:tab w:val="left" w:leader="none" w:pos="1440"/>
+          <w:tab w:val="left" w:leader="none" w:pos="2160"/>
+          <w:tab w:val="left" w:leader="none" w:pos="2880"/>
+          <w:tab w:val="left" w:leader="none" w:pos="3600"/>
+          <w:tab w:val="left" w:leader="none" w:pos="4320"/>
+          <w:tab w:val="left" w:leader="none" w:pos="5040"/>
+          <w:tab w:val="left" w:leader="none" w:pos="5760"/>
+          <w:tab w:val="left" w:leader="none" w:pos="6480"/>
+          <w:tab w:val="left" w:leader="none" w:pos="7200"/>
+          <w:tab w:val="left" w:leader="none" w:pos="7920"/>
+          <w:tab w:val="left" w:leader="none" w:pos="8640"/>
+        </w:tabs>
+        <w:ind w:left="0" w:hanging="2"/>
+        <w:jc w:val="both"/>
+        <w:rPr/>
+      </w:pPr>
+      <w:r>
+        <w:rPr>
+          <w:rtl w:val="0"/>
+        </w:rPr>
+      </w:r>
+    </w:p>
+    <w:p>
+      <w:pPr>
+        <w:widowControl w:val="1"/>
+        <w:tabs>
+          <w:tab w:val="left" w:leader="none" w:pos="720"/>
+          <w:tab w:val="left" w:leader="none" w:pos="1440"/>
+          <w:tab w:val="left" w:leader="none" w:pos="2160"/>
+          <w:tab w:val="left" w:leader="none" w:pos="2880"/>
+          <w:tab w:val="left" w:leader="none" w:pos="3600"/>
+          <w:tab w:val="left" w:leader="none" w:pos="4320"/>
+          <w:tab w:val="left" w:leader="none" w:pos="5040"/>
+          <w:tab w:val="left" w:leader="none" w:pos="5760"/>
+          <w:tab w:val="left" w:leader="none" w:pos="6480"/>
+          <w:tab w:val="left" w:leader="none" w:pos="7200"/>
+          <w:tab w:val="left" w:leader="none" w:pos="7920"/>
+          <w:tab w:val="left" w:leader="none" w:pos="8640"/>
+        </w:tabs>
+        <w:ind w:left="0" w:hanging="2"/>
+        <w:jc w:val="both"/>
+        <w:rPr/>
+      </w:pPr>
+      <w:r>
+        <w:rPr>
+          <w:rtl w:val="0"/>
+        </w:rPr>
+        <w:t xml:space="preserve">k. Notwithstanding anything to the contrary in this Contract, upon a default by buyer, Seller has any remedy against Buyer as allowed by law. </w:t>
+      </w:r>
+    </w:p>
+    <w:p>
+      <w:pPr>
+        <w:widowControl w:val="1"/>
+        <w:tabs>
+          <w:tab w:val="left" w:leader="none" w:pos="720"/>
+          <w:tab w:val="left" w:leader="none" w:pos="1440"/>
+          <w:tab w:val="left" w:leader="none" w:pos="2160"/>
+          <w:tab w:val="left" w:leader="none" w:pos="2880"/>
+          <w:tab w:val="left" w:leader="none" w:pos="3600"/>
+          <w:tab w:val="left" w:leader="none" w:pos="4320"/>
+          <w:tab w:val="left" w:leader="none" w:pos="5040"/>
+          <w:tab w:val="left" w:leader="none" w:pos="5760"/>
+          <w:tab w:val="left" w:leader="none" w:pos="6480"/>
+          <w:tab w:val="left" w:leader="none" w:pos="7200"/>
+          <w:tab w:val="left" w:leader="none" w:pos="7920"/>
+          <w:tab w:val="left" w:leader="none" w:pos="8640"/>
+        </w:tabs>
+        <w:ind w:left="0" w:hanging="2"/>
+        <w:jc w:val="both"/>
+        <w:rPr/>
+      </w:pPr>
+      <w:r>
+        <w:rPr>
+          <w:rtl w:val="0"/>
+        </w:rPr>
+      </w:r>
+    </w:p>
+    <w:p>
+      <w:pPr>
+        <w:widowControl w:val="1"/>
+        <w:tabs>
+          <w:tab w:val="left" w:leader="none" w:pos="720"/>
+          <w:tab w:val="left" w:leader="none" w:pos="1440"/>
+          <w:tab w:val="left" w:leader="none" w:pos="2160"/>
+          <w:tab w:val="left" w:leader="none" w:pos="2880"/>
+          <w:tab w:val="left" w:leader="none" w:pos="3600"/>
+          <w:tab w:val="left" w:leader="none" w:pos="4320"/>
+          <w:tab w:val="left" w:leader="none" w:pos="5040"/>
+          <w:tab w:val="left" w:leader="none" w:pos="5760"/>
+          <w:tab w:val="left" w:leader="none" w:pos="6480"/>
+          <w:tab w:val="left" w:leader="none" w:pos="7200"/>
+          <w:tab w:val="left" w:leader="none" w:pos="7920"/>
+          <w:tab w:val="left" w:leader="none" w:pos="8640"/>
+        </w:tabs>
+        <w:ind w:left="0" w:hanging="2"/>
+        <w:jc w:val="both"/>
+        <w:rPr/>
+      </w:pPr>
+      <w:r>
+        <w:rPr>
+          <w:rtl w:val="0"/>
+        </w:rPr>
+        <w:t xml:space="preserve">l. The failure of the Seller to enforce any covenant or condition of this Contract shall not be deemed a waiver of its right to enforce each and every covenant and condition of this Contract. No provision of this Contract shall be deemed to have been waived unless the waiver is in writing.</w:t>
+      </w:r>
+    </w:p>
+    <w:p>
+      <w:pPr>
+        <w:widowControl w:val="1"/>
+        <w:tabs>
+          <w:tab w:val="left" w:leader="none" w:pos="720"/>
+          <w:tab w:val="left" w:leader="none" w:pos="1440"/>
+          <w:tab w:val="left" w:leader="none" w:pos="2160"/>
+          <w:tab w:val="left" w:leader="none" w:pos="2880"/>
+          <w:tab w:val="left" w:leader="none" w:pos="3600"/>
+          <w:tab w:val="left" w:leader="none" w:pos="4320"/>
+          <w:tab w:val="left" w:leader="none" w:pos="5040"/>
+          <w:tab w:val="left" w:leader="none" w:pos="5760"/>
+          <w:tab w:val="left" w:leader="none" w:pos="6480"/>
+          <w:tab w:val="left" w:leader="none" w:pos="7200"/>
+          <w:tab w:val="left" w:leader="none" w:pos="7920"/>
+          <w:tab w:val="left" w:leader="none" w:pos="8640"/>
+        </w:tabs>
+        <w:ind w:left="0" w:hanging="2"/>
+        <w:jc w:val="both"/>
+        <w:rPr/>
+      </w:pPr>
+      <w:r>
+        <w:rPr>
+          <w:rtl w:val="0"/>
+        </w:rPr>
+      </w:r>
+    </w:p>
+    <w:p>
+      <w:pPr>
+        <w:widowControl w:val="1"/>
+        <w:tabs>
+          <w:tab w:val="left" w:leader="none" w:pos="720"/>
+          <w:tab w:val="left" w:leader="none" w:pos="1440"/>
+          <w:tab w:val="left" w:leader="none" w:pos="2160"/>
+          <w:tab w:val="left" w:leader="none" w:pos="2880"/>
+          <w:tab w:val="left" w:leader="none" w:pos="3600"/>
+          <w:tab w:val="left" w:leader="none" w:pos="4320"/>
+          <w:tab w:val="left" w:leader="none" w:pos="5040"/>
+          <w:tab w:val="left" w:leader="none" w:pos="5760"/>
+          <w:tab w:val="left" w:leader="none" w:pos="6480"/>
+          <w:tab w:val="left" w:leader="none" w:pos="7200"/>
+          <w:tab w:val="left" w:leader="none" w:pos="7920"/>
+          <w:tab w:val="left" w:leader="none" w:pos="8640"/>
+        </w:tabs>
+        <w:ind w:left="0" w:hanging="2"/>
+        <w:jc w:val="both"/>
+        <w:rPr/>
+      </w:pPr>
+      <w:r>
+        <w:rPr>
+          <w:rtl w:val="0"/>
+        </w:rPr>
+        <w:t xml:space="preserve">m. THE PARTIES HERETO AGREE THAT BY ENTERING INTO THIS AGREEMENT, EACH PARTY WAIVES ITS RIGHT TO PARTICIPATE IN A CLASS ACTION, PRIVATE ATTORNEY GENERAL ACTION OR OTHER REPRESENTATIVE ACTION AGAINST THE OTHER IN A COURT OR IN ARBITRATION. THE PARTIES FURTHER AGREE THAT EACH MAY BRING DISPUTES AGAINST EACH OTHER ONLY IN THEIR INDIVIDUAL CAPACITY AND NOT AS A PLAINTIFF OR CLASS MEMBER IN ANY PURPORTED CLASS OR REPRESENTATIVE PROCEEDING.</w:t>
+      </w:r>
+    </w:p>
+    <w:p>
+      <w:pPr>
+        <w:widowControl w:val="1"/>
+        <w:tabs>
+          <w:tab w:val="left" w:leader="none" w:pos="720"/>
+          <w:tab w:val="left" w:leader="none" w:pos="1440"/>
+          <w:tab w:val="left" w:leader="none" w:pos="2160"/>
+          <w:tab w:val="left" w:leader="none" w:pos="2880"/>
+          <w:tab w:val="left" w:leader="none" w:pos="3600"/>
+          <w:tab w:val="left" w:leader="none" w:pos="4320"/>
+          <w:tab w:val="left" w:leader="none" w:pos="5040"/>
+          <w:tab w:val="left" w:leader="none" w:pos="5760"/>
+          <w:tab w:val="left" w:leader="none" w:pos="6480"/>
+          <w:tab w:val="left" w:leader="none" w:pos="7200"/>
+          <w:tab w:val="left" w:leader="none" w:pos="7920"/>
+          <w:tab w:val="left" w:leader="none" w:pos="8640"/>
+        </w:tabs>
+        <w:ind w:left="0" w:hanging="2"/>
+        <w:jc w:val="both"/>
+        <w:rPr/>
+      </w:pPr>
+      <w:r>
+        <w:rPr>
+          <w:rtl w:val="0"/>
+        </w:rPr>
+      </w:r>
+    </w:p>
+    <w:p>
+      <w:pPr>
+        <w:widowControl w:val="1"/>
+        <w:tabs>
+          <w:tab w:val="left" w:leader="none" w:pos="720"/>
+          <w:tab w:val="left" w:leader="none" w:pos="1440"/>
+          <w:tab w:val="left" w:leader="none" w:pos="2160"/>
+          <w:tab w:val="left" w:leader="none" w:pos="2880"/>
+          <w:tab w:val="left" w:leader="none" w:pos="3600"/>
+          <w:tab w:val="left" w:leader="none" w:pos="4320"/>
+          <w:tab w:val="left" w:leader="none" w:pos="5040"/>
+          <w:tab w:val="left" w:leader="none" w:pos="5760"/>
+          <w:tab w:val="left" w:leader="none" w:pos="6480"/>
+          <w:tab w:val="left" w:leader="none" w:pos="7200"/>
+          <w:tab w:val="left" w:leader="none" w:pos="7920"/>
+          <w:tab w:val="left" w:leader="none" w:pos="8640"/>
+        </w:tabs>
+        <w:ind w:left="0" w:hanging="2"/>
+        <w:jc w:val="both"/>
+        <w:rPr/>
+      </w:pPr>
+      <w:r>
+        <w:rPr>
+          <w:rtl w:val="0"/>
+        </w:rPr>
+        <w:t xml:space="preserve">m. Time is deemed to be of the essence of this Contract.</w:t>
+      </w:r>
+    </w:p>
+    <w:p>
+      <w:pPr>
+        <w:widowControl w:val="1"/>
+        <w:tabs>
+          <w:tab w:val="left" w:leader="none" w:pos="720"/>
+          <w:tab w:val="left" w:leader="none" w:pos="1440"/>
+          <w:tab w:val="left" w:leader="none" w:pos="2160"/>
+          <w:tab w:val="left" w:leader="none" w:pos="2880"/>
+          <w:tab w:val="left" w:leader="none" w:pos="3600"/>
+          <w:tab w:val="left" w:leader="none" w:pos="4320"/>
+          <w:tab w:val="left" w:leader="none" w:pos="5040"/>
+          <w:tab w:val="left" w:leader="none" w:pos="5760"/>
+          <w:tab w:val="left" w:leader="none" w:pos="6480"/>
+          <w:tab w:val="left" w:leader="none" w:pos="7200"/>
+          <w:tab w:val="left" w:leader="none" w:pos="7920"/>
+          <w:tab w:val="left" w:leader="none" w:pos="8640"/>
+        </w:tabs>
+        <w:ind w:left="0" w:hanging="2"/>
+        <w:jc w:val="both"/>
+        <w:rPr/>
+      </w:pPr>
+      <w:r>
+        <w:rPr>
+          <w:rtl w:val="0"/>
+        </w:rPr>
+      </w:r>
+    </w:p>
+    <w:p>
+      <w:pPr>
+        <w:widowControl w:val="1"/>
+        <w:tabs>
+          <w:tab w:val="left" w:leader="none" w:pos="720"/>
+          <w:tab w:val="left" w:leader="none" w:pos="1440"/>
+          <w:tab w:val="left" w:leader="none" w:pos="2160"/>
+          <w:tab w:val="left" w:leader="none" w:pos="2880"/>
+          <w:tab w:val="left" w:leader="none" w:pos="3600"/>
+          <w:tab w:val="left" w:leader="none" w:pos="4320"/>
+          <w:tab w:val="left" w:leader="none" w:pos="5040"/>
+          <w:tab w:val="left" w:leader="none" w:pos="5760"/>
+          <w:tab w:val="left" w:leader="none" w:pos="6480"/>
+          <w:tab w:val="left" w:leader="none" w:pos="7200"/>
+          <w:tab w:val="left" w:leader="none" w:pos="7920"/>
+          <w:tab w:val="left" w:leader="none" w:pos="8640"/>
+        </w:tabs>
+        <w:ind w:left="0" w:hanging="2"/>
+        <w:jc w:val="both"/>
+        <w:rPr/>
+      </w:pPr>
+      <w:r>
+        <w:rPr>
+          <w:rtl w:val="0"/>
+        </w:rPr>
+        <w:t xml:space="preserve">n. The individual parties to this Contract represent themselves to be of full age and the corporate parties represent themselves to be valid existing corporations with their charters in full force and effect.</w:t>
+      </w:r>
+    </w:p>
+    <w:p>
+      <w:pPr>
+        <w:widowControl w:val="1"/>
+        <w:tabs>
+          <w:tab w:val="left" w:leader="none" w:pos="720"/>
+          <w:tab w:val="left" w:leader="none" w:pos="1440"/>
+          <w:tab w:val="left" w:leader="none" w:pos="2160"/>
+          <w:tab w:val="left" w:leader="none" w:pos="2880"/>
+          <w:tab w:val="left" w:leader="none" w:pos="3600"/>
+          <w:tab w:val="left" w:leader="none" w:pos="4320"/>
+          <w:tab w:val="left" w:leader="none" w:pos="5040"/>
+          <w:tab w:val="left" w:leader="none" w:pos="5760"/>
+          <w:tab w:val="left" w:leader="none" w:pos="6480"/>
+          <w:tab w:val="left" w:leader="none" w:pos="7200"/>
+          <w:tab w:val="left" w:leader="none" w:pos="7920"/>
+          <w:tab w:val="left" w:leader="none" w:pos="8640"/>
+        </w:tabs>
+        <w:ind w:left="0" w:hanging="2"/>
+        <w:jc w:val="both"/>
+        <w:rPr/>
+      </w:pPr>
+      <w:r>
+        <w:rPr>
+          <w:rtl w:val="0"/>
+        </w:rPr>
+      </w:r>
+    </w:p>
+    <w:p>
+      <w:pPr>
+        <w:widowControl w:val="1"/>
+        <w:tabs>
+          <w:tab w:val="left" w:leader="none" w:pos="720"/>
+          <w:tab w:val="left" w:leader="none" w:pos="1440"/>
+          <w:tab w:val="left" w:leader="none" w:pos="2160"/>
+          <w:tab w:val="left" w:leader="none" w:pos="2880"/>
+          <w:tab w:val="left" w:leader="none" w:pos="3600"/>
+          <w:tab w:val="left" w:leader="none" w:pos="4320"/>
+          <w:tab w:val="left" w:leader="none" w:pos="5040"/>
+          <w:tab w:val="left" w:leader="none" w:pos="5760"/>
+          <w:tab w:val="left" w:leader="none" w:pos="6480"/>
+          <w:tab w:val="left" w:leader="none" w:pos="7200"/>
+          <w:tab w:val="left" w:leader="none" w:pos="7920"/>
+          <w:tab w:val="left" w:leader="none" w:pos="8640"/>
+        </w:tabs>
+        <w:ind w:left="0" w:hanging="2"/>
+        <w:jc w:val="both"/>
+        <w:rPr/>
+      </w:pPr>
+      <w:r>
+        <w:rPr>
+          <w:rtl w:val="0"/>
+        </w:rPr>
+        <w:t xml:space="preserve">o. Any declarations, notices, or papers necessary or proper to terminate, accelerate, or enforce this Contract are presumed conclusively to have been served on Buyer (1) if the instrument is enclosed in an envelope with the first class postage fully prepaid, (2) if the envelope is addressed to Buyer at the address set forth in the heading of this Contract or at the latest other address specified by Buyer and receipted for in writing by Seller, and (3) if the envelope is deposited in a U.S. Postal Service box.</w:t>
+      </w:r>
+    </w:p>
+    <w:p>
+      <w:pPr>
+        <w:widowControl w:val="1"/>
+        <w:tabs>
+          <w:tab w:val="left" w:leader="none" w:pos="720"/>
+          <w:tab w:val="left" w:leader="none" w:pos="1440"/>
+          <w:tab w:val="left" w:leader="none" w:pos="2160"/>
+          <w:tab w:val="left" w:leader="none" w:pos="2880"/>
+          <w:tab w:val="left" w:leader="none" w:pos="3600"/>
+          <w:tab w:val="left" w:leader="none" w:pos="4320"/>
+          <w:tab w:val="left" w:leader="none" w:pos="5040"/>
+          <w:tab w:val="left" w:leader="none" w:pos="5760"/>
+          <w:tab w:val="left" w:leader="none" w:pos="6480"/>
+          <w:tab w:val="left" w:leader="none" w:pos="7200"/>
+          <w:tab w:val="left" w:leader="none" w:pos="7920"/>
+          <w:tab w:val="left" w:leader="none" w:pos="8640"/>
+        </w:tabs>
+        <w:ind w:left="0" w:hanging="2"/>
+        <w:jc w:val="both"/>
+        <w:rPr/>
+      </w:pPr>
+      <w:r>
+        <w:rPr>
+          <w:rtl w:val="0"/>
+        </w:rPr>
+      </w:r>
+    </w:p>
+    <w:p>
+      <w:pPr>
+        <w:widowControl w:val="1"/>
+        <w:tabs>
+          <w:tab w:val="left" w:leader="none" w:pos="720"/>
+          <w:tab w:val="left" w:leader="none" w:pos="1440"/>
+          <w:tab w:val="left" w:leader="none" w:pos="2160"/>
+          <w:tab w:val="left" w:leader="none" w:pos="2880"/>
+          <w:tab w:val="left" w:leader="none" w:pos="3600"/>
+          <w:tab w:val="left" w:leader="none" w:pos="4320"/>
+          <w:tab w:val="left" w:leader="none" w:pos="5040"/>
+          <w:tab w:val="left" w:leader="none" w:pos="5760"/>
+          <w:tab w:val="left" w:leader="none" w:pos="6480"/>
+          <w:tab w:val="left" w:leader="none" w:pos="7200"/>
+          <w:tab w:val="left" w:leader="none" w:pos="7920"/>
+          <w:tab w:val="left" w:leader="none" w:pos="8640"/>
+        </w:tabs>
+        <w:ind w:left="0" w:hanging="2"/>
+        <w:jc w:val="both"/>
+        <w:rPr/>
+      </w:pPr>
+      <w:r>
+        <w:rPr>
+          <w:rtl w:val="0"/>
+        </w:rPr>
+        <w:t xml:space="preserve">p. Any declarations, notice, or papers necessary or proper under this Contract are presumed conclusively to have been served on Seller (1) if the instrument is enclosed in an envelope with the first-class postage fully prepaid, (2) if the envelope is addressed to Seller at the last address provided by Seller in writing to buyer and (3) if the envelope is deposited in a U.S. Postal Service box.</w:t>
+      </w:r>
+    </w:p>
+    <w:p>
+      <w:pPr>
+        <w:widowControl w:val="1"/>
+        <w:tabs>
+          <w:tab w:val="left" w:leader="none" w:pos="720"/>
+          <w:tab w:val="left" w:leader="none" w:pos="1440"/>
+          <w:tab w:val="left" w:leader="none" w:pos="2160"/>
+          <w:tab w:val="left" w:leader="none" w:pos="2880"/>
+          <w:tab w:val="left" w:leader="none" w:pos="3600"/>
+          <w:tab w:val="left" w:leader="none" w:pos="4320"/>
+          <w:tab w:val="left" w:leader="none" w:pos="5040"/>
+          <w:tab w:val="left" w:leader="none" w:pos="5760"/>
+          <w:tab w:val="left" w:leader="none" w:pos="6480"/>
+          <w:tab w:val="left" w:leader="none" w:pos="7200"/>
+          <w:tab w:val="left" w:leader="none" w:pos="7920"/>
+          <w:tab w:val="left" w:leader="none" w:pos="8640"/>
+        </w:tabs>
+        <w:ind w:left="0" w:hanging="2"/>
+        <w:jc w:val="both"/>
+        <w:rPr/>
+      </w:pPr>
+      <w:r>
+        <w:rPr>
+          <w:rtl w:val="0"/>
+        </w:rPr>
+      </w:r>
+    </w:p>
+    <w:p>
+      <w:pPr>
+        <w:widowControl w:val="1"/>
+        <w:tabs>
+          <w:tab w:val="left" w:leader="none" w:pos="720"/>
+          <w:tab w:val="left" w:leader="none" w:pos="1440"/>
+          <w:tab w:val="left" w:leader="none" w:pos="2160"/>
+          <w:tab w:val="left" w:leader="none" w:pos="2880"/>
+          <w:tab w:val="left" w:leader="none" w:pos="3600"/>
+          <w:tab w:val="left" w:leader="none" w:pos="4320"/>
+          <w:tab w:val="left" w:leader="none" w:pos="5040"/>
+          <w:tab w:val="left" w:leader="none" w:pos="5760"/>
+          <w:tab w:val="left" w:leader="none" w:pos="6480"/>
+          <w:tab w:val="left" w:leader="none" w:pos="7200"/>
+          <w:tab w:val="left" w:leader="none" w:pos="7920"/>
+          <w:tab w:val="left" w:leader="none" w:pos="8640"/>
+        </w:tabs>
+        <w:ind w:left="0" w:hanging="2"/>
+        <w:jc w:val="both"/>
+        <w:rPr/>
+      </w:pPr>
+      <w:r>
+        <w:rPr>
+          <w:rtl w:val="0"/>
+        </w:rPr>
+        <w:t xml:space="preserve">q. If more than one person or a corporation is joined in the execution of this Contract as Seller or Buyer, references to Seller or Buyer shall be read as if written in plural. The covenants in this Contract shall bind the heirs, devisees, legatees, assigns, and successors of the parties.</w:t>
+      </w:r>
+    </w:p>
+    <w:p>
+      <w:pPr>
+        <w:widowControl w:val="1"/>
+        <w:tabs>
+          <w:tab w:val="left" w:leader="none" w:pos="720"/>
+          <w:tab w:val="left" w:leader="none" w:pos="1440"/>
+          <w:tab w:val="left" w:leader="none" w:pos="2160"/>
+          <w:tab w:val="left" w:leader="none" w:pos="2880"/>
+          <w:tab w:val="left" w:leader="none" w:pos="3600"/>
+          <w:tab w:val="left" w:leader="none" w:pos="4320"/>
+          <w:tab w:val="left" w:leader="none" w:pos="5040"/>
+          <w:tab w:val="left" w:leader="none" w:pos="5760"/>
+          <w:tab w:val="left" w:leader="none" w:pos="6480"/>
+          <w:tab w:val="left" w:leader="none" w:pos="7200"/>
+          <w:tab w:val="left" w:leader="none" w:pos="7920"/>
+          <w:tab w:val="left" w:leader="none" w:pos="8640"/>
+        </w:tabs>
+        <w:ind w:left="0" w:hanging="2"/>
+        <w:jc w:val="both"/>
+        <w:rPr/>
+      </w:pPr>
+      <w:r>
+        <w:rPr>
+          <w:rtl w:val="0"/>
+        </w:rPr>
+      </w:r>
+    </w:p>
+    <w:p>
+      <w:pPr>
+        <w:widowControl w:val="1"/>
+        <w:tabs>
+          <w:tab w:val="left" w:leader="none" w:pos="720"/>
+          <w:tab w:val="left" w:leader="none" w:pos="1440"/>
+          <w:tab w:val="left" w:leader="none" w:pos="2160"/>
+          <w:tab w:val="left" w:leader="none" w:pos="2880"/>
+          <w:tab w:val="left" w:leader="none" w:pos="3600"/>
+          <w:tab w:val="left" w:leader="none" w:pos="4320"/>
+          <w:tab w:val="left" w:leader="none" w:pos="5040"/>
+          <w:tab w:val="left" w:leader="none" w:pos="5760"/>
+          <w:tab w:val="left" w:leader="none" w:pos="6480"/>
+          <w:tab w:val="left" w:leader="none" w:pos="7200"/>
+          <w:tab w:val="left" w:leader="none" w:pos="7920"/>
+          <w:tab w:val="left" w:leader="none" w:pos="8640"/>
+        </w:tabs>
+        <w:ind w:left="0" w:hanging="2"/>
+        <w:jc w:val="both"/>
+        <w:rPr/>
+      </w:pPr>
+      <w:r>
+        <w:rPr>
+          <w:rtl w:val="0"/>
+        </w:rPr>
+        <w:t xml:space="preserve">r. This agreement constitutes the entire agreement between the parties and will be deemed to supersede and cancel any and all prior discussions, negotiations, proposals, undertakings, understandings, and agreements, whether written or oral, relating to the transactions contemplated in this agreement. None of the previous and contemporaneous negotiations, preliminary drafts, or previous versions of this agreement leading up to its execution and not set forth in this agreement will be used by any of the parties to construe or affect the validity of this agreement. Each party acknowledges that no representation, inducement, or condition not set forth in this agreement has been made or relied on by either party.</w:t>
+      </w:r>
+    </w:p>
+    <w:p>
+      <w:pPr>
+        <w:widowControl w:val="1"/>
+        <w:tabs>
+          <w:tab w:val="left" w:leader="none" w:pos="720"/>
+          <w:tab w:val="left" w:leader="none" w:pos="1440"/>
+          <w:tab w:val="left" w:leader="none" w:pos="2160"/>
+          <w:tab w:val="left" w:leader="none" w:pos="2880"/>
+          <w:tab w:val="left" w:leader="none" w:pos="3600"/>
+          <w:tab w:val="left" w:leader="none" w:pos="4320"/>
+          <w:tab w:val="left" w:leader="none" w:pos="5040"/>
+          <w:tab w:val="left" w:leader="none" w:pos="5760"/>
+          <w:tab w:val="left" w:leader="none" w:pos="6480"/>
+          <w:tab w:val="left" w:leader="none" w:pos="7200"/>
+          <w:tab w:val="left" w:leader="none" w:pos="7920"/>
+          <w:tab w:val="left" w:leader="none" w:pos="8640"/>
+        </w:tabs>
+        <w:ind w:left="0" w:hanging="2"/>
+        <w:jc w:val="both"/>
+        <w:rPr/>
+      </w:pPr>
+      <w:r>
+        <w:rPr>
+          <w:rtl w:val="0"/>
+        </w:rPr>
+      </w:r>
+    </w:p>
+    <w:p>
+      <w:pPr>
+        <w:widowControl w:val="1"/>
+        <w:tabs>
+          <w:tab w:val="left" w:leader="none" w:pos="0"/>
+          <w:tab w:val="left" w:leader="none" w:pos="720"/>
+          <w:tab w:val="left" w:leader="none" w:pos="1440"/>
+          <w:tab w:val="left" w:leader="none" w:pos="2160"/>
+          <w:tab w:val="left" w:leader="none" w:pos="2880"/>
+          <w:tab w:val="left" w:leader="none" w:pos="3600"/>
+          <w:tab w:val="left" w:leader="none" w:pos="4320"/>
+          <w:tab w:val="left" w:leader="none" w:pos="5040"/>
+          <w:tab w:val="left" w:leader="none" w:pos="5760"/>
+          <w:tab w:val="left" w:leader="none" w:pos="6480"/>
+          <w:tab w:val="left" w:leader="none" w:pos="7200"/>
+          <w:tab w:val="left" w:leader="none" w:pos="7920"/>
+          <w:tab w:val="left" w:leader="none" w:pos="8640"/>
+        </w:tabs>
+        <w:ind w:left="0" w:hanging="2"/>
+        <w:jc w:val="both"/>
+        <w:rPr/>
+      </w:pPr>
+      <w:r>
+        <w:rPr>
+          <w:rtl w:val="0"/>
+        </w:rPr>
+        <w:tab/>
+        <w:t xml:space="preserve">The parties to this Contract have executed this contract in duplicate on the date written above.</w:t>
+      </w:r>
+    </w:p>
+    <w:p>
+      <w:pPr>
+        <w:widowControl w:val="1"/>
+        <w:tabs>
+          <w:tab w:val="left" w:leader="none" w:pos="0"/>
+          <w:tab w:val="left" w:leader="none" w:pos="720"/>
+          <w:tab w:val="left" w:leader="none" w:pos="1440"/>
+          <w:tab w:val="left" w:leader="none" w:pos="2160"/>
+          <w:tab w:val="left" w:leader="none" w:pos="2880"/>
+          <w:tab w:val="left" w:leader="none" w:pos="3600"/>
+          <w:tab w:val="left" w:leader="none" w:pos="4320"/>
+          <w:tab w:val="left" w:leader="none" w:pos="5040"/>
+          <w:tab w:val="left" w:leader="none" w:pos="5760"/>
+          <w:tab w:val="left" w:leader="none" w:pos="6480"/>
+          <w:tab w:val="left" w:leader="none" w:pos="7200"/>
+          <w:tab w:val="left" w:leader="none" w:pos="7920"/>
+          <w:tab w:val="left" w:leader="none" w:pos="8640"/>
+        </w:tabs>
+        <w:ind w:left="0" w:hanging="2"/>
+        <w:rPr/>
+      </w:pPr>
+      <w:r>
+        <w:rPr>
+          <w:rtl w:val="0"/>
+        </w:rPr>
+      </w:r>
+    </w:p>
+    <w:p>
+      <w:pPr>
+        <w:widowControl w:val="1"/>
+        <w:tabs>
+          <w:tab w:val="left" w:leader="none" w:pos="0"/>
+          <w:tab w:val="left" w:leader="none" w:pos="720"/>
+          <w:tab w:val="left" w:leader="none" w:pos="1440"/>
+          <w:tab w:val="left" w:leader="none" w:pos="2160"/>
+          <w:tab w:val="left" w:leader="none" w:pos="2880"/>
+          <w:tab w:val="left" w:leader="none" w:pos="3600"/>
+          <w:tab w:val="left" w:leader="none" w:pos="4320"/>
+          <w:tab w:val="left" w:leader="none" w:pos="5040"/>
+          <w:tab w:val="left" w:leader="none" w:pos="5760"/>
+          <w:tab w:val="left" w:leader="none" w:pos="6480"/>
+          <w:tab w:val="left" w:leader="none" w:pos="7200"/>
+          <w:tab w:val="left" w:leader="none" w:pos="7920"/>
+          <w:tab w:val="left" w:leader="none" w:pos="8640"/>
+        </w:tabs>
+        <w:ind w:left="0" w:hanging="2"/>
+        <w:rPr/>
+      </w:pPr>
+      <w:r>
+        <w:rPr>
+          <w:rtl w:val="0"/>
+        </w:rPr>
+      </w:r>
+    </w:p>
+    <w:p>
+      <w:pPr>
+        <w:widowControl w:val="1"/>
+        <w:tabs>
+          <w:tab w:val="left" w:leader="none" w:pos="0"/>
+          <w:tab w:val="left" w:leader="none" w:pos="720"/>
+          <w:tab w:val="left" w:leader="none" w:pos="1440"/>
+          <w:tab w:val="left" w:leader="none" w:pos="2160"/>
+          <w:tab w:val="left" w:leader="none" w:pos="2880"/>
+          <w:tab w:val="left" w:leader="none" w:pos="3600"/>
+          <w:tab w:val="left" w:leader="none" w:pos="4320"/>
+          <w:tab w:val="left" w:leader="none" w:pos="5040"/>
+          <w:tab w:val="left" w:leader="none" w:pos="5760"/>
+          <w:tab w:val="left" w:leader="none" w:pos="6480"/>
+          <w:tab w:val="left" w:leader="none" w:pos="7200"/>
+          <w:tab w:val="left" w:leader="none" w:pos="7920"/>
+          <w:tab w:val="left" w:leader="none" w:pos="8640"/>
+        </w:tabs>
+        <w:ind w:left="0" w:hanging="2"/>
+        <w:rPr/>
+      </w:pPr>
+      <w:r>
+        <w:rPr>
+          <w:rtl w:val="0"/>
+        </w:rPr>
+      </w:r>
+    </w:p>
+    <w:p>
+      <w:pPr>
+        <w:widowControl w:val="1"/>
+        <w:tabs>
+          <w:tab w:val="left" w:leader="none" w:pos="0"/>
+          <w:tab w:val="left" w:leader="none" w:pos="720"/>
+          <w:tab w:val="left" w:leader="none" w:pos="1440"/>
+          <w:tab w:val="left" w:leader="none" w:pos="2160"/>
+          <w:tab w:val="left" w:leader="none" w:pos="2880"/>
+          <w:tab w:val="left" w:leader="none" w:pos="3600"/>
+          <w:tab w:val="left" w:leader="none" w:pos="4320"/>
+          <w:tab w:val="left" w:leader="none" w:pos="5040"/>
+          <w:tab w:val="left" w:leader="none" w:pos="5760"/>
+          <w:tab w:val="left" w:leader="none" w:pos="6480"/>
+          <w:tab w:val="left" w:leader="none" w:pos="7200"/>
+          <w:tab w:val="left" w:leader="none" w:pos="7920"/>
+          <w:tab w:val="left" w:leader="none" w:pos="8640"/>
+        </w:tabs>
+        <w:ind w:left="0" w:hanging="2"/>
+        <w:rPr/>
+      </w:pPr>
+      <w:r>
+        <w:rPr>
+          <w:rtl w:val="0"/>
+        </w:rPr>
+      </w:r>
+    </w:p>
+    <w:p>
+      <w:pPr>
+        <w:widowControl w:val="1"/>
+        <w:tabs>
+          <w:tab w:val="left" w:leader="none" w:pos="0"/>
+          <w:tab w:val="left" w:leader="none" w:pos="720"/>
+          <w:tab w:val="left" w:leader="none" w:pos="1440"/>
+          <w:tab w:val="left" w:leader="none" w:pos="2160"/>
+          <w:tab w:val="left" w:leader="none" w:pos="2880"/>
+          <w:tab w:val="left" w:leader="none" w:pos="3600"/>
+          <w:tab w:val="left" w:leader="none" w:pos="4320"/>
+          <w:tab w:val="left" w:leader="none" w:pos="5040"/>
+          <w:tab w:val="left" w:leader="none" w:pos="5760"/>
+          <w:tab w:val="left" w:leader="none" w:pos="6480"/>
+          <w:tab w:val="left" w:leader="none" w:pos="7200"/>
+          <w:tab w:val="left" w:leader="none" w:pos="7920"/>
+          <w:tab w:val="left" w:leader="none" w:pos="8640"/>
+        </w:tabs>
+        <w:ind w:left="0" w:hanging="2"/>
+        <w:jc w:val="center"/>
+        <w:rPr/>
+      </w:pPr>
+      <w:r>
+        <w:rPr>
+          <w:rtl w:val="0"/>
+        </w:rPr>
+        <w:t xml:space="preserve">(This space is left intentionally blank- Signatures on next page)</w:t>
+      </w:r>
+    </w:p>
+    <w:p>
+      <w:pPr>
+        <w:widowControl w:val="1"/>
+        <w:tabs>
+          <w:tab w:val="left" w:leader="none" w:pos="0"/>
+          <w:tab w:val="left" w:leader="none" w:pos="720"/>
+          <w:tab w:val="left" w:leader="none" w:pos="1440"/>
+          <w:tab w:val="left" w:leader="none" w:pos="2160"/>
+          <w:tab w:val="left" w:leader="none" w:pos="2880"/>
+          <w:tab w:val="left" w:leader="none" w:pos="3600"/>
+          <w:tab w:val="left" w:leader="none" w:pos="4320"/>
+          <w:tab w:val="left" w:leader="none" w:pos="5040"/>
+          <w:tab w:val="left" w:leader="none" w:pos="5760"/>
+          <w:tab w:val="left" w:leader="none" w:pos="6480"/>
+          <w:tab w:val="left" w:leader="none" w:pos="7200"/>
+          <w:tab w:val="left" w:leader="none" w:pos="7920"/>
+          <w:tab w:val="left" w:leader="none" w:pos="8640"/>
+        </w:tabs>
+        <w:ind w:left="0" w:hanging="2"/>
+        <w:rPr/>
+      </w:pPr>
+      <w:r>
+        <w:rPr>
+          <w:rtl w:val="0"/>
+        </w:rPr>
+      </w:r>
+    </w:p>
+    <w:p>
+      <w:pPr>
+        <w:widowControl w:val="1"/>
+        <w:tabs>
+          <w:tab w:val="left" w:leader="none" w:pos="0"/>
+          <w:tab w:val="left" w:leader="none" w:pos="720"/>
+          <w:tab w:val="left" w:leader="none" w:pos="1440"/>
+          <w:tab w:val="left" w:leader="none" w:pos="2160"/>
+          <w:tab w:val="left" w:leader="none" w:pos="2880"/>
+          <w:tab w:val="left" w:leader="none" w:pos="3600"/>
+          <w:tab w:val="left" w:leader="none" w:pos="4320"/>
+          <w:tab w:val="left" w:leader="none" w:pos="5040"/>
+          <w:tab w:val="left" w:leader="none" w:pos="5760"/>
+          <w:tab w:val="left" w:leader="none" w:pos="6480"/>
+          <w:tab w:val="left" w:leader="none" w:pos="7200"/>
+          <w:tab w:val="left" w:leader="none" w:pos="7920"/>
+          <w:tab w:val="left" w:leader="none" w:pos="8640"/>
+        </w:tabs>
+        <w:ind w:left="0" w:hanging="2"/>
+        <w:rPr/>
+      </w:pPr>
+      <w:r>
+        <w:rPr>
+          <w:rtl w:val="0"/>
+        </w:rPr>
+      </w:r>
+    </w:p>
+    <w:p>
+      <w:pPr>
+        <w:widowControl w:val="1"/>
+        <w:tabs>
+          <w:tab w:val="left" w:leader="none" w:pos="0"/>
+          <w:tab w:val="left" w:leader="none" w:pos="720"/>
+          <w:tab w:val="left" w:leader="none" w:pos="1440"/>
+          <w:tab w:val="left" w:leader="none" w:pos="2160"/>
+          <w:tab w:val="left" w:leader="none" w:pos="2880"/>
+          <w:tab w:val="left" w:leader="none" w:pos="3600"/>
+          <w:tab w:val="left" w:leader="none" w:pos="4320"/>
+          <w:tab w:val="left" w:leader="none" w:pos="5040"/>
+          <w:tab w:val="left" w:leader="none" w:pos="5760"/>
+          <w:tab w:val="left" w:leader="none" w:pos="6480"/>
+          <w:tab w:val="left" w:leader="none" w:pos="7200"/>
+          <w:tab w:val="left" w:leader="none" w:pos="7920"/>
+          <w:tab w:val="left" w:leader="none" w:pos="8640"/>
+        </w:tabs>
+        <w:ind w:left="0" w:hanging="2"/>
+        <w:rPr/>
+      </w:pPr>
+      <w:r>
+        <w:rPr>
+          <w:rtl w:val="0"/>
+        </w:rPr>
+      </w:r>
+    </w:p>
+    <w:p>
+      <w:pPr>
+        <w:widowControl w:val="1"/>
+        <w:tabs>
+          <w:tab w:val="left" w:leader="none" w:pos="0"/>
+          <w:tab w:val="left" w:leader="none" w:pos="720"/>
+          <w:tab w:val="left" w:leader="none" w:pos="1440"/>
+          <w:tab w:val="left" w:leader="none" w:pos="2160"/>
+          <w:tab w:val="left" w:leader="none" w:pos="2880"/>
+          <w:tab w:val="left" w:leader="none" w:pos="3600"/>
+          <w:tab w:val="left" w:leader="none" w:pos="4320"/>
+          <w:tab w:val="left" w:leader="none" w:pos="5040"/>
+          <w:tab w:val="left" w:leader="none" w:pos="5760"/>
+          <w:tab w:val="left" w:leader="none" w:pos="6480"/>
+          <w:tab w:val="left" w:leader="none" w:pos="7200"/>
+          <w:tab w:val="left" w:leader="none" w:pos="7920"/>
+          <w:tab w:val="left" w:leader="none" w:pos="8640"/>
+        </w:tabs>
+        <w:ind w:left="0" w:hanging="2"/>
+        <w:rPr/>
+      </w:pPr>
+      <w:r>
+        <w:rPr>
+          <w:rtl w:val="0"/>
+        </w:rPr>
+      </w:r>
+    </w:p>
+    <w:p>
+      <w:pPr>
+        <w:widowControl w:val="1"/>
+        <w:tabs>
+          <w:tab w:val="left" w:leader="none" w:pos="0"/>
+          <w:tab w:val="left" w:leader="none" w:pos="720"/>
+          <w:tab w:val="left" w:leader="none" w:pos="1440"/>
+          <w:tab w:val="left" w:leader="none" w:pos="2160"/>
+          <w:tab w:val="left" w:leader="none" w:pos="2880"/>
+          <w:tab w:val="left" w:leader="none" w:pos="3600"/>
+          <w:tab w:val="left" w:leader="none" w:pos="4320"/>
+          <w:tab w:val="left" w:leader="none" w:pos="5040"/>
+          <w:tab w:val="left" w:leader="none" w:pos="5760"/>
+          <w:tab w:val="left" w:leader="none" w:pos="6480"/>
+          <w:tab w:val="left" w:leader="none" w:pos="7200"/>
+          <w:tab w:val="left" w:leader="none" w:pos="7920"/>
+          <w:tab w:val="left" w:leader="none" w:pos="8640"/>
+        </w:tabs>
+        <w:ind w:left="0" w:hanging="2"/>
+        <w:rPr/>
+      </w:pPr>
+      <w:r>
+        <w:rPr>
+          <w:rtl w:val="0"/>
+        </w:rPr>
+      </w:r>
+    </w:p>
+    <w:p>
+      <w:pPr>
+        <w:widowControl w:val="1"/>
+        <w:tabs>
+          <w:tab w:val="left" w:leader="none" w:pos="0"/>
+          <w:tab w:val="left" w:leader="none" w:pos="720"/>
+          <w:tab w:val="left" w:leader="none" w:pos="1440"/>
+          <w:tab w:val="left" w:leader="none" w:pos="2160"/>
+          <w:tab w:val="left" w:leader="none" w:pos="2880"/>
+          <w:tab w:val="left" w:leader="none" w:pos="3600"/>
+          <w:tab w:val="left" w:leader="none" w:pos="4320"/>
+          <w:tab w:val="left" w:leader="none" w:pos="5040"/>
+          <w:tab w:val="left" w:leader="none" w:pos="5760"/>
+          <w:tab w:val="left" w:leader="none" w:pos="6480"/>
+          <w:tab w:val="left" w:leader="none" w:pos="7200"/>
+          <w:tab w:val="left" w:leader="none" w:pos="7920"/>
+          <w:tab w:val="left" w:leader="none" w:pos="8640"/>
+        </w:tabs>
+        <w:ind w:left="0" w:hanging="2"/>
+        <w:rPr/>
+      </w:pPr>
+      <w:r>
+        <w:rPr>
+          <w:rtl w:val="0"/>
+        </w:rPr>
+      </w:r>
+    </w:p>
+    <w:p>
+      <w:pPr>
+        <w:spacing w:line="240" w:lineRule="auto"/>
+        <w:ind w:left="0" w:firstLine="0"/>
+        <w:rPr/>
+      </w:pPr>
+      <w:r>
+        <w:br w:type="page"/>
+      </w:r>
+      <w:r>
+        <w:rPr>
+          <w:rtl w:val="0"/>
+        </w:rPr>
+      </w:r>
+    </w:p>
+    <w:p>
+      <w:pPr>
+        <w:widowControl w:val="1"/>
+        <w:tabs>
+          <w:tab w:val="left" w:leader="none" w:pos="0"/>
+          <w:tab w:val="left" w:leader="none" w:pos="720"/>
+          <w:tab w:val="left" w:leader="none" w:pos="1440"/>
+          <w:tab w:val="left" w:leader="none" w:pos="2160"/>
+          <w:tab w:val="left" w:leader="none" w:pos="2880"/>
+          <w:tab w:val="left" w:leader="none" w:pos="3600"/>
+          <w:tab w:val="left" w:leader="none" w:pos="4320"/>
+          <w:tab w:val="left" w:leader="none" w:pos="5040"/>
+          <w:tab w:val="left" w:leader="none" w:pos="5760"/>
+          <w:tab w:val="left" w:leader="none" w:pos="6480"/>
+          <w:tab w:val="left" w:leader="none" w:pos="7200"/>
+          <w:tab w:val="left" w:leader="none" w:pos="7920"/>
+          <w:tab w:val="left" w:leader="none" w:pos="8640"/>
+        </w:tabs>
+        <w:ind w:left="0" w:firstLine="0"/>
+        <w:rPr/>
+      </w:pPr>
+      <w:r>
+        <w:rPr>
+          <w:rtl w:val="0"/>
+        </w:rPr>
+      </w:r>
+    </w:p>
+    <w:p>
+      <w:pPr>
+        <w:widowControl w:val="1"/>
+        <w:tabs>
+          <w:tab w:val="left" w:leader="none" w:pos="0"/>
+          <w:tab w:val="left" w:leader="none" w:pos="720"/>
+          <w:tab w:val="left" w:leader="none" w:pos="1440"/>
+          <w:tab w:val="left" w:leader="none" w:pos="2160"/>
+          <w:tab w:val="left" w:leader="none" w:pos="2880"/>
+          <w:tab w:val="left" w:leader="none" w:pos="3600"/>
+          <w:tab w:val="left" w:leader="none" w:pos="4320"/>
+          <w:tab w:val="left" w:leader="none" w:pos="5040"/>
+          <w:tab w:val="left" w:leader="none" w:pos="5760"/>
+          <w:tab w:val="left" w:leader="none" w:pos="6480"/>
+          <w:tab w:val="left" w:leader="none" w:pos="7200"/>
+          <w:tab w:val="left" w:leader="none" w:pos="7920"/>
+          <w:tab w:val="left" w:leader="none" w:pos="8640"/>
+        </w:tabs>
+        <w:ind w:left="0" w:hanging="2"/>
+        <w:rPr/>
+      </w:pPr>
+      <w:r>
+        <w:rPr>
+          <w:rtl w:val="0"/>
+        </w:rPr>
+        <w:tab/>
+        <w:tab/>
+        <w:tab/>
+        <w:tab/>
+        <w:tab/>
+        <w:tab/>
+        <w:t xml:space="preserve"> </w:t>
+        <w:tab/>
+        <w:t xml:space="preserve">   SELLER</w:t>
+      </w:r>
+    </w:p>
+    <w:p>
+      <w:pPr>
+        <w:widowControl w:val="1"/>
+        <w:tabs>
+          <w:tab w:val="left" w:leader="none" w:pos="0"/>
+          <w:tab w:val="left" w:leader="none" w:pos="720"/>
+          <w:tab w:val="left" w:leader="none" w:pos="1440"/>
+          <w:tab w:val="left" w:leader="none" w:pos="2160"/>
+          <w:tab w:val="left" w:leader="none" w:pos="2880"/>
+          <w:tab w:val="left" w:leader="none" w:pos="3600"/>
+          <w:tab w:val="left" w:leader="none" w:pos="4320"/>
+          <w:tab w:val="left" w:leader="none" w:pos="5040"/>
+          <w:tab w:val="left" w:leader="none" w:pos="5760"/>
+          <w:tab w:val="left" w:leader="none" w:pos="6480"/>
+          <w:tab w:val="left" w:leader="none" w:pos="7200"/>
+          <w:tab w:val="left" w:leader="none" w:pos="7920"/>
+          <w:tab w:val="left" w:leader="none" w:pos="8640"/>
+        </w:tabs>
+        <w:ind w:left="0" w:hanging="2"/>
+        <w:rPr/>
+      </w:pPr>
+      <w:r>
+        <w:rPr>
+          <w:rtl w:val="0"/>
+        </w:rPr>
+        <w:t xml:space="preserve">      {seller_name}</w:t>
+      </w:r>
+    </w:p>
+    <w:p>
+      <w:pPr>
+        <w:widowControl w:val="1"/>
+        <w:tabs>
+          <w:tab w:val="left" w:leader="none" w:pos="0"/>
+          <w:tab w:val="left" w:leader="none" w:pos="720"/>
+          <w:tab w:val="left" w:leader="none" w:pos="1440"/>
+          <w:tab w:val="left" w:leader="none" w:pos="2160"/>
+          <w:tab w:val="left" w:leader="none" w:pos="2880"/>
+          <w:tab w:val="left" w:leader="none" w:pos="3600"/>
+          <w:tab w:val="left" w:leader="none" w:pos="4320"/>
+          <w:tab w:val="left" w:leader="none" w:pos="5040"/>
+          <w:tab w:val="left" w:leader="none" w:pos="5760"/>
+          <w:tab w:val="left" w:leader="none" w:pos="6480"/>
+          <w:tab w:val="left" w:leader="none" w:pos="7200"/>
+          <w:tab w:val="left" w:leader="none" w:pos="7920"/>
+          <w:tab w:val="left" w:leader="none" w:pos="8640"/>
+        </w:tabs>
+        <w:ind w:left="0" w:hanging="2"/>
+        <w:rPr/>
+      </w:pPr>
+      <w:r>
+        <w:rPr>
+          <w:rtl w:val="0"/>
+        </w:rPr>
+      </w:r>
+    </w:p>
+    <w:p>
+      <w:pPr>
+        <w:widowControl w:val="1"/>
+        <w:tabs>
+          <w:tab w:val="left" w:leader="none" w:pos="0"/>
+          <w:tab w:val="left" w:leader="none" w:pos="720"/>
+          <w:tab w:val="left" w:leader="none" w:pos="1440"/>
+          <w:tab w:val="left" w:leader="none" w:pos="2160"/>
+          <w:tab w:val="left" w:leader="none" w:pos="2880"/>
+          <w:tab w:val="left" w:leader="none" w:pos="3600"/>
+          <w:tab w:val="left" w:leader="none" w:pos="4320"/>
+          <w:tab w:val="left" w:leader="none" w:pos="5040"/>
+          <w:tab w:val="left" w:leader="none" w:pos="5760"/>
+          <w:tab w:val="left" w:leader="none" w:pos="6480"/>
+          <w:tab w:val="left" w:leader="none" w:pos="7200"/>
+          <w:tab w:val="left" w:leader="none" w:pos="7920"/>
+          <w:tab w:val="left" w:leader="none" w:pos="8640"/>
+        </w:tabs>
+        <w:ind w:left="0" w:hanging="2"/>
+        <w:rPr/>
+      </w:pPr>
+      <w:r>
+        <w:rPr>
+          <w:rtl w:val="0"/>
+        </w:rPr>
+      </w:r>
+    </w:p>
+    <w:tbl>
+      <w:tblPr>
+        <w:tblStyle w:val="Table1"/>
+        <w:tblW w:w="8589.0" w:type="dxa"/>
+        <w:jc w:val="left"/>
+        <w:tblLayout w:type="fixed"/>
+        <w:tblLook w:val="0000"/>
+      </w:tblPr>
+      <w:tblGrid>
+        <w:gridCol w:w="4179"/>
+        <w:gridCol w:w="360"/>
+        <w:gridCol w:w="4050"/>
+        <w:tblGridChange w:id="0">
+          <w:tblGrid>
+            <w:gridCol w:w="4179"/>
+            <w:gridCol w:w="360"/>
+            <w:gridCol w:w="4050"/>
+          </w:tblGrid>
+        </w:tblGridChange>
+      </w:tblGrid>
+      <w:tr>
+        <w:trPr>
+          <w:cantSplit w:val="0"/>
+          <w:trHeight w:val="1011" w:hRule="atLeast"/>
+          <w:tblHeader w:val="0"/>
+        </w:trPr>
+        <w:tc>
+          <w:tcPr>
+            <w:tcBorders>
+              <w:top w:color="ffffff" w:space="0" w:sz="6" w:val="single"/>
+              <w:left w:color="ffffff" w:space="0" w:sz="6" w:val="single"/>
+              <w:bottom w:color="ffffff" w:space="0" w:sz="6" w:val="single"/>
+              <w:right w:color="ffffff" w:space="0" w:sz="6" w:val="single"/>
+            </w:tcBorders>
+          </w:tcPr>
+          <w:p>
+            <w:pPr>
+              <w:ind w:left="0" w:hanging="2"/>
+              <w:rPr>
+                <w:sz w:val="20"/>
+                <w:szCs w:val="20"/>
+              </w:rPr>
+            </w:pPr>
+            <w:r>
+              <w:rPr>
+                <w:rtl w:val="0"/>
+              </w:rPr>
+            </w:r>
+          </w:p>
+          <w:p>
+            <w:pPr>
+              <w:widowControl w:val="1"/>
+              <w:tabs>
+                <w:tab w:val="left" w:leader="none" w:pos="0"/>
+                <w:tab w:val="left" w:leader="none" w:pos="720"/>
+                <w:tab w:val="left" w:leader="none" w:pos="1440"/>
+                <w:tab w:val="left" w:leader="none" w:pos="2160"/>
+                <w:tab w:val="left" w:leader="none" w:pos="2880"/>
+                <w:tab w:val="left" w:leader="none" w:pos="3600"/>
+                <w:tab w:val="left" w:leader="none" w:pos="4320"/>
+                <w:tab w:val="left" w:leader="none" w:pos="5040"/>
+                <w:tab w:val="left" w:leader="none" w:pos="5760"/>
+                <w:tab w:val="left" w:leader="none" w:pos="6480"/>
+                <w:tab w:val="left" w:leader="none" w:pos="7200"/>
+                <w:tab w:val="left" w:leader="none" w:pos="7920"/>
+                <w:tab w:val="left" w:leader="none" w:pos="8640"/>
+              </w:tabs>
+              <w:ind w:left="0" w:hanging="2"/>
+              <w:rPr/>
+            </w:pPr>
+            <w:r>
+              <w:rPr>
+                <w:rtl w:val="0"/>
+              </w:rPr>
+              <w:t xml:space="preserve">Dated: ___________________________</w:t>
+            </w:r>
+          </w:p>
+          <w:p>
+            <w:pPr>
+              <w:widowControl w:val="1"/>
+              <w:tabs>
+                <w:tab w:val="left" w:leader="none" w:pos="0"/>
+                <w:tab w:val="left" w:leader="none" w:pos="720"/>
+                <w:tab w:val="left" w:leader="none" w:pos="1440"/>
+                <w:tab w:val="left" w:leader="none" w:pos="2160"/>
+                <w:tab w:val="left" w:leader="none" w:pos="2880"/>
+                <w:tab w:val="left" w:leader="none" w:pos="3600"/>
+                <w:tab w:val="left" w:leader="none" w:pos="4320"/>
+                <w:tab w:val="left" w:leader="none" w:pos="5040"/>
+                <w:tab w:val="left" w:leader="none" w:pos="5760"/>
+                <w:tab w:val="left" w:leader="none" w:pos="6480"/>
+                <w:tab w:val="left" w:leader="none" w:pos="7200"/>
+                <w:tab w:val="left" w:leader="none" w:pos="7920"/>
+                <w:tab w:val="left" w:leader="none" w:pos="8640"/>
+              </w:tabs>
+              <w:ind w:left="0" w:hanging="2"/>
+              <w:rPr/>
+            </w:pPr>
+            <w:r>
+              <w:rPr>
+                <w:rtl w:val="0"/>
+              </w:rPr>
+            </w:r>
+          </w:p>
+          <w:p>
+            <w:pPr>
+              <w:widowControl w:val="1"/>
+              <w:tabs>
+                <w:tab w:val="left" w:leader="none" w:pos="0"/>
+                <w:tab w:val="left" w:leader="none" w:pos="720"/>
+                <w:tab w:val="left" w:leader="none" w:pos="1440"/>
+                <w:tab w:val="left" w:leader="none" w:pos="2160"/>
+                <w:tab w:val="left" w:leader="none" w:pos="2880"/>
+                <w:tab w:val="left" w:leader="none" w:pos="3600"/>
+                <w:tab w:val="left" w:leader="none" w:pos="4320"/>
+                <w:tab w:val="left" w:leader="none" w:pos="5040"/>
+                <w:tab w:val="left" w:leader="none" w:pos="5760"/>
+                <w:tab w:val="left" w:leader="none" w:pos="6480"/>
+                <w:tab w:val="left" w:leader="none" w:pos="7200"/>
+                <w:tab w:val="left" w:leader="none" w:pos="7920"/>
+                <w:tab w:val="left" w:leader="none" w:pos="8640"/>
+              </w:tabs>
+              <w:ind w:left="0" w:hanging="2"/>
+              <w:rPr/>
+            </w:pPr>
+            <w:r>
+              <w:rPr>
+                <w:rtl w:val="0"/>
+              </w:rPr>
+            </w:r>
+          </w:p>
+        </w:tc>
+        <w:tc>
+          <w:tcPr>
+            <w:tcBorders>
+              <w:top w:color="ffffff" w:space="0" w:sz="6" w:val="single"/>
+              <w:left w:color="ffffff" w:space="0" w:sz="6" w:val="single"/>
+              <w:bottom w:color="ffffff" w:space="0" w:sz="6" w:val="single"/>
+              <w:right w:color="ffffff" w:space="0" w:sz="6" w:val="single"/>
+            </w:tcBorders>
+          </w:tcPr>
+          <w:p>
+            <w:pPr>
+              <w:ind w:left="0" w:hanging="2"/>
+              <w:rPr/>
+            </w:pPr>
+            <w:r>
+              <w:rPr>
+                <w:rtl w:val="0"/>
+              </w:rPr>
+            </w:r>
+          </w:p>
+          <w:p>
+            <w:pPr>
+              <w:widowControl w:val="1"/>
+              <w:tabs>
+                <w:tab w:val="left" w:leader="none" w:pos="0"/>
+                <w:tab w:val="left" w:leader="none" w:pos="720"/>
+                <w:tab w:val="left" w:leader="none" w:pos="1440"/>
+                <w:tab w:val="left" w:leader="none" w:pos="2160"/>
+                <w:tab w:val="left" w:leader="none" w:pos="2880"/>
+                <w:tab w:val="left" w:leader="none" w:pos="3600"/>
+                <w:tab w:val="left" w:leader="none" w:pos="4320"/>
+                <w:tab w:val="left" w:leader="none" w:pos="5040"/>
+                <w:tab w:val="left" w:leader="none" w:pos="5760"/>
+                <w:tab w:val="left" w:leader="none" w:pos="6480"/>
+                <w:tab w:val="left" w:leader="none" w:pos="7200"/>
+                <w:tab w:val="left" w:leader="none" w:pos="7920"/>
+                <w:tab w:val="left" w:leader="none" w:pos="8640"/>
+              </w:tabs>
+              <w:ind w:left="0" w:hanging="2"/>
+              <w:rPr/>
+            </w:pPr>
+            <w:r>
+              <w:rPr>
+                <w:rtl w:val="0"/>
+              </w:rPr>
+              <w:t xml:space="preserve"> </w:t>
+            </w:r>
+          </w:p>
+        </w:tc>
+        <w:tc>
+          <w:tcPr>
+            <w:tcBorders>
+              <w:top w:color="ffffff" w:space="0" w:sz="6" w:val="single"/>
+              <w:left w:color="ffffff" w:space="0" w:sz="6" w:val="single"/>
+              <w:bottom w:color="ffffff" w:space="0" w:sz="6" w:val="single"/>
+              <w:right w:color="ffffff" w:space="0" w:sz="6" w:val="single"/>
+            </w:tcBorders>
+          </w:tcPr>
+          <w:p>
+            <w:pPr>
+              <w:ind w:left="0" w:hanging="2"/>
+              <w:rPr/>
+            </w:pPr>
+            <w:r>
+              <w:rPr>
+                <w:rtl w:val="0"/>
+              </w:rPr>
+            </w:r>
+          </w:p>
+          <w:p>
+            <w:pPr>
+              <w:widowControl w:val="1"/>
+              <w:tabs>
+                <w:tab w:val="left" w:leader="none" w:pos="0"/>
+                <w:tab w:val="left" w:leader="none" w:pos="720"/>
+                <w:tab w:val="left" w:leader="none" w:pos="1440"/>
+                <w:tab w:val="left" w:leader="none" w:pos="2160"/>
+                <w:tab w:val="left" w:leader="none" w:pos="2880"/>
+                <w:tab w:val="left" w:leader="none" w:pos="3600"/>
+                <w:tab w:val="left" w:leader="none" w:pos="4320"/>
+                <w:tab w:val="left" w:leader="none" w:pos="5040"/>
+                <w:tab w:val="left" w:leader="none" w:pos="5760"/>
+                <w:tab w:val="left" w:leader="none" w:pos="6480"/>
+                <w:tab w:val="left" w:leader="none" w:pos="7200"/>
+                <w:tab w:val="left" w:leader="none" w:pos="7920"/>
+                <w:tab w:val="left" w:leader="none" w:pos="8640"/>
+              </w:tabs>
+              <w:ind w:left="0" w:hanging="2"/>
+              <w:rPr/>
+            </w:pPr>
+            <w:r>
+              <w:rPr>
+                <w:rtl w:val="0"/>
+              </w:rPr>
+              <w:t xml:space="preserve">By:______________________________</w:t>
+            </w:r>
+          </w:p>
+          <w:p>
+            <w:pPr>
+              <w:widowControl w:val="1"/>
+              <w:tabs>
+                <w:tab w:val="left" w:leader="none" w:pos="0"/>
+                <w:tab w:val="left" w:leader="none" w:pos="720"/>
+                <w:tab w:val="left" w:leader="none" w:pos="1440"/>
+                <w:tab w:val="left" w:leader="none" w:pos="2160"/>
+                <w:tab w:val="left" w:leader="none" w:pos="2880"/>
+                <w:tab w:val="left" w:leader="none" w:pos="3600"/>
+                <w:tab w:val="left" w:leader="none" w:pos="4320"/>
+                <w:tab w:val="left" w:leader="none" w:pos="5040"/>
+                <w:tab w:val="left" w:leader="none" w:pos="5760"/>
+                <w:tab w:val="left" w:leader="none" w:pos="6480"/>
+                <w:tab w:val="left" w:leader="none" w:pos="7200"/>
+                <w:tab w:val="left" w:leader="none" w:pos="7920"/>
+                <w:tab w:val="left" w:leader="none" w:pos="8640"/>
+              </w:tabs>
+              <w:ind w:left="0" w:hanging="2"/>
+              <w:rPr>
+                <w:sz w:val="20"/>
+                <w:szCs w:val="20"/>
+              </w:rPr>
+            </w:pPr>
+            <w:r>
+              <w:rPr>
+                <w:sz w:val="20"/>
+                <w:szCs w:val="20"/>
+              </w:rPr>
+              <w:t xml:space="preserve">{seller_signatory_name}, its authorized agent</w:t>
+            </w:r>
+          </w:p>
+        </w:tc>
+      </w:tr>
+      <w:tr>
+        <w:trPr>
+          <w:cantSplit w:val="0"/>
+          <w:tblHeader w:val="0"/>
+        </w:trPr>
+        <w:tc>
+          <w:tcPr>
+            <w:tcBorders>
+              <w:top w:color="ffffff" w:space="0" w:sz="6" w:val="single"/>
+              <w:left w:color="ffffff" w:space="0" w:sz="6" w:val="single"/>
+              <w:bottom w:color="ffffff" w:space="0" w:sz="6" w:val="single"/>
+              <w:right w:color="ffffff" w:space="0" w:sz="6" w:val="single"/>
+            </w:tcBorders>
+          </w:tcPr>
+          <w:p>
+            <w:pPr>
+              <w:widowControl w:val="1"/>
+              <w:tabs>
+                <w:tab w:val="left" w:leader="none" w:pos="0"/>
+                <w:tab w:val="left" w:leader="none" w:pos="720"/>
+                <w:tab w:val="left" w:leader="none" w:pos="1440"/>
+                <w:tab w:val="left" w:leader="none" w:pos="2160"/>
+                <w:tab w:val="left" w:leader="none" w:pos="2880"/>
+                <w:tab w:val="left" w:leader="none" w:pos="3600"/>
+                <w:tab w:val="left" w:leader="none" w:pos="4320"/>
+                <w:tab w:val="left" w:leader="none" w:pos="5040"/>
+                <w:tab w:val="left" w:leader="none" w:pos="5760"/>
+                <w:tab w:val="left" w:leader="none" w:pos="6480"/>
+                <w:tab w:val="left" w:leader="none" w:pos="7200"/>
+                <w:tab w:val="left" w:leader="none" w:pos="7920"/>
+                <w:tab w:val="left" w:leader="none" w:pos="8640"/>
+              </w:tabs>
+              <w:ind w:left="0" w:hanging="2"/>
+              <w:rPr/>
+            </w:pPr>
+            <w:r>
+              <w:rPr>
+                <w:rtl w:val="0"/>
+              </w:rPr>
+            </w:r>
+          </w:p>
+        </w:tc>
+        <w:tc>
+          <w:tcPr>
+            <w:tcBorders>
+              <w:top w:color="ffffff" w:space="0" w:sz="6" w:val="single"/>
+              <w:left w:color="ffffff" w:space="0" w:sz="6" w:val="single"/>
+              <w:bottom w:color="ffffff" w:space="0" w:sz="6" w:val="single"/>
+              <w:right w:color="ffffff" w:space="0" w:sz="6" w:val="single"/>
+            </w:tcBorders>
+          </w:tcPr>
+          <w:p>
+            <w:pPr>
+              <w:widowControl w:val="1"/>
+              <w:tabs>
+                <w:tab w:val="left" w:leader="none" w:pos="0"/>
+                <w:tab w:val="left" w:leader="none" w:pos="720"/>
+                <w:tab w:val="left" w:leader="none" w:pos="1440"/>
+                <w:tab w:val="left" w:leader="none" w:pos="2160"/>
+                <w:tab w:val="left" w:leader="none" w:pos="2880"/>
+                <w:tab w:val="left" w:leader="none" w:pos="3600"/>
+                <w:tab w:val="left" w:leader="none" w:pos="4320"/>
+                <w:tab w:val="left" w:leader="none" w:pos="5040"/>
+                <w:tab w:val="left" w:leader="none" w:pos="5760"/>
+                <w:tab w:val="left" w:leader="none" w:pos="6480"/>
+                <w:tab w:val="left" w:leader="none" w:pos="7200"/>
+                <w:tab w:val="left" w:leader="none" w:pos="7920"/>
+                <w:tab w:val="left" w:leader="none" w:pos="8640"/>
+              </w:tabs>
+              <w:ind w:left="0" w:hanging="2"/>
+              <w:rPr/>
+            </w:pPr>
+            <w:r>
+              <w:rPr>
+                <w:rtl w:val="0"/>
+              </w:rPr>
+            </w:r>
+          </w:p>
+        </w:tc>
+        <w:tc>
+          <w:tcPr>
+            <w:tcBorders>
+              <w:top w:color="ffffff" w:space="0" w:sz="6" w:val="single"/>
+              <w:left w:color="ffffff" w:space="0" w:sz="6" w:val="single"/>
+              <w:bottom w:color="ffffff" w:space="0" w:sz="6" w:val="single"/>
+              <w:right w:color="ffffff" w:space="0" w:sz="6" w:val="single"/>
+            </w:tcBorders>
+          </w:tcPr>
+          <w:p>
+            <w:pPr>
+              <w:widowControl w:val="1"/>
+              <w:tabs>
+                <w:tab w:val="left" w:leader="none" w:pos="0"/>
+                <w:tab w:val="left" w:leader="none" w:pos="720"/>
+                <w:tab w:val="left" w:leader="none" w:pos="1440"/>
+                <w:tab w:val="left" w:leader="none" w:pos="2160"/>
+                <w:tab w:val="left" w:leader="none" w:pos="2880"/>
+                <w:tab w:val="left" w:leader="none" w:pos="3600"/>
+                <w:tab w:val="left" w:leader="none" w:pos="4320"/>
+                <w:tab w:val="left" w:leader="none" w:pos="5040"/>
+                <w:tab w:val="left" w:leader="none" w:pos="5760"/>
+                <w:tab w:val="left" w:leader="none" w:pos="6480"/>
+                <w:tab w:val="left" w:leader="none" w:pos="7200"/>
+                <w:tab w:val="left" w:leader="none" w:pos="7920"/>
+                <w:tab w:val="left" w:leader="none" w:pos="8640"/>
+              </w:tabs>
+              <w:ind w:left="0" w:hanging="2"/>
+              <w:rPr>
+                <w:sz w:val="20"/>
+                <w:szCs w:val="20"/>
+              </w:rPr>
+            </w:pPr>
+            <w:r>
+              <w:rPr>
+                <w:rtl w:val="0"/>
+              </w:rPr>
+            </w:r>
+          </w:p>
+        </w:tc>
+      </w:tr>
+      <w:tr>
+        <w:trPr>
+          <w:cantSplit w:val="0"/>
+          <w:tblHeader w:val="0"/>
+        </w:trPr>
+        <w:tc>
+          <w:tcPr>
+            <w:tcBorders>
+              <w:top w:color="ffffff" w:space="0" w:sz="6" w:val="single"/>
+              <w:left w:color="ffffff" w:space="0" w:sz="6" w:val="single"/>
+              <w:bottom w:color="ffffff" w:space="0" w:sz="6" w:val="single"/>
+              <w:right w:color="ffffff" w:space="0" w:sz="6" w:val="single"/>
+            </w:tcBorders>
+          </w:tcPr>
+          <w:p>
+            <w:pPr>
+              <w:widowControl w:val="1"/>
+              <w:tabs>
+                <w:tab w:val="left" w:leader="none" w:pos="0"/>
+                <w:tab w:val="left" w:leader="none" w:pos="720"/>
+                <w:tab w:val="left" w:leader="none" w:pos="1440"/>
+                <w:tab w:val="left" w:leader="none" w:pos="2160"/>
+                <w:tab w:val="left" w:leader="none" w:pos="2880"/>
+                <w:tab w:val="left" w:leader="none" w:pos="3600"/>
+                <w:tab w:val="left" w:leader="none" w:pos="4320"/>
+                <w:tab w:val="left" w:leader="none" w:pos="5040"/>
+                <w:tab w:val="left" w:leader="none" w:pos="5760"/>
+                <w:tab w:val="left" w:leader="none" w:pos="6480"/>
+                <w:tab w:val="left" w:leader="none" w:pos="7200"/>
+                <w:tab w:val="left" w:leader="none" w:pos="7920"/>
+                <w:tab w:val="left" w:leader="none" w:pos="8640"/>
+              </w:tabs>
+              <w:ind w:left="0" w:hanging="2"/>
+              <w:rPr/>
+            </w:pPr>
+            <w:r>
+              <w:rPr>
+                <w:rtl w:val="0"/>
+              </w:rPr>
+            </w:r>
+          </w:p>
+        </w:tc>
+        <w:tc>
+          <w:tcPr>
+            <w:tcBorders>
+              <w:top w:color="ffffff" w:space="0" w:sz="6" w:val="single"/>
+              <w:left w:color="ffffff" w:space="0" w:sz="6" w:val="single"/>
+              <w:bottom w:color="ffffff" w:space="0" w:sz="6" w:val="single"/>
+              <w:right w:color="ffffff" w:space="0" w:sz="6" w:val="single"/>
+            </w:tcBorders>
+          </w:tcPr>
+          <w:p>
+            <w:pPr>
+              <w:widowControl w:val="1"/>
+              <w:tabs>
+                <w:tab w:val="left" w:leader="none" w:pos="0"/>
+                <w:tab w:val="left" w:leader="none" w:pos="720"/>
+                <w:tab w:val="left" w:leader="none" w:pos="1440"/>
+                <w:tab w:val="left" w:leader="none" w:pos="2160"/>
+                <w:tab w:val="left" w:leader="none" w:pos="2880"/>
+                <w:tab w:val="left" w:leader="none" w:pos="3600"/>
+                <w:tab w:val="left" w:leader="none" w:pos="4320"/>
+                <w:tab w:val="left" w:leader="none" w:pos="5040"/>
+                <w:tab w:val="left" w:leader="none" w:pos="5760"/>
+                <w:tab w:val="left" w:leader="none" w:pos="6480"/>
+                <w:tab w:val="left" w:leader="none" w:pos="7200"/>
+                <w:tab w:val="left" w:leader="none" w:pos="7920"/>
+                <w:tab w:val="left" w:leader="none" w:pos="8640"/>
+              </w:tabs>
+              <w:ind w:left="0" w:hanging="2"/>
+              <w:rPr/>
+            </w:pPr>
+            <w:r>
+              <w:rPr>
+                <w:rtl w:val="0"/>
+              </w:rPr>
+            </w:r>
+          </w:p>
+          <w:p>
+            <w:pPr>
+              <w:widowControl w:val="1"/>
+              <w:tabs>
+                <w:tab w:val="left" w:leader="none" w:pos="0"/>
+                <w:tab w:val="left" w:leader="none" w:pos="720"/>
+                <w:tab w:val="left" w:leader="none" w:pos="1440"/>
+                <w:tab w:val="left" w:leader="none" w:pos="2160"/>
+                <w:tab w:val="left" w:leader="none" w:pos="2880"/>
+                <w:tab w:val="left" w:leader="none" w:pos="3600"/>
+                <w:tab w:val="left" w:leader="none" w:pos="4320"/>
+                <w:tab w:val="left" w:leader="none" w:pos="5040"/>
+                <w:tab w:val="left" w:leader="none" w:pos="5760"/>
+                <w:tab w:val="left" w:leader="none" w:pos="6480"/>
+                <w:tab w:val="left" w:leader="none" w:pos="7200"/>
+                <w:tab w:val="left" w:leader="none" w:pos="7920"/>
+                <w:tab w:val="left" w:leader="none" w:pos="8640"/>
+              </w:tabs>
+              <w:ind w:left="0" w:hanging="2"/>
+              <w:rPr/>
+            </w:pPr>
+            <w:r>
+              <w:rPr>
+                <w:rtl w:val="0"/>
+              </w:rPr>
+            </w:r>
+          </w:p>
+          <w:p>
+            <w:pPr>
+              <w:widowControl w:val="1"/>
+              <w:tabs>
+                <w:tab w:val="left" w:leader="none" w:pos="0"/>
+                <w:tab w:val="left" w:leader="none" w:pos="720"/>
+                <w:tab w:val="left" w:leader="none" w:pos="1440"/>
+                <w:tab w:val="left" w:leader="none" w:pos="2160"/>
+                <w:tab w:val="left" w:leader="none" w:pos="2880"/>
+                <w:tab w:val="left" w:leader="none" w:pos="3600"/>
+                <w:tab w:val="left" w:leader="none" w:pos="4320"/>
+                <w:tab w:val="left" w:leader="none" w:pos="5040"/>
+                <w:tab w:val="left" w:leader="none" w:pos="5760"/>
+                <w:tab w:val="left" w:leader="none" w:pos="6480"/>
+                <w:tab w:val="left" w:leader="none" w:pos="7200"/>
+                <w:tab w:val="left" w:leader="none" w:pos="7920"/>
+                <w:tab w:val="left" w:leader="none" w:pos="8640"/>
+              </w:tabs>
+              <w:ind w:left="0" w:hanging="2"/>
+              <w:rPr/>
+            </w:pPr>
+            <w:r>
+              <w:rPr>
+                <w:rtl w:val="0"/>
+              </w:rPr>
+            </w:r>
+          </w:p>
+        </w:tc>
+        <w:tc>
+          <w:tcPr>
+            <w:tcBorders>
+              <w:top w:color="ffffff" w:space="0" w:sz="6" w:val="single"/>
+              <w:left w:color="ffffff" w:space="0" w:sz="6" w:val="single"/>
+              <w:bottom w:color="ffffff" w:space="0" w:sz="6" w:val="single"/>
+              <w:right w:color="ffffff" w:space="0" w:sz="6" w:val="single"/>
+            </w:tcBorders>
+          </w:tcPr>
+          <w:p>
+            <w:pPr>
+              <w:widowControl w:val="1"/>
+              <w:tabs>
+                <w:tab w:val="left" w:leader="none" w:pos="0"/>
+                <w:tab w:val="left" w:leader="none" w:pos="720"/>
+                <w:tab w:val="left" w:leader="none" w:pos="1440"/>
+                <w:tab w:val="left" w:leader="none" w:pos="2160"/>
+                <w:tab w:val="left" w:leader="none" w:pos="2880"/>
+                <w:tab w:val="left" w:leader="none" w:pos="3600"/>
+                <w:tab w:val="left" w:leader="none" w:pos="4320"/>
+                <w:tab w:val="left" w:leader="none" w:pos="5040"/>
+                <w:tab w:val="left" w:leader="none" w:pos="5760"/>
+                <w:tab w:val="left" w:leader="none" w:pos="6480"/>
+                <w:tab w:val="left" w:leader="none" w:pos="7200"/>
+                <w:tab w:val="left" w:leader="none" w:pos="7920"/>
+                <w:tab w:val="left" w:leader="none" w:pos="8640"/>
+              </w:tabs>
+              <w:ind w:left="0" w:hanging="2"/>
+              <w:rPr/>
+            </w:pPr>
+            <w:r>
+              <w:rPr>
+                <w:rtl w:val="0"/>
+              </w:rPr>
+              <w:t xml:space="preserve">BUYER</w:t>
+            </w:r>
+          </w:p>
+          <w:p>
+            <w:pPr>
+              <w:widowControl w:val="1"/>
+              <w:tabs>
+                <w:tab w:val="left" w:leader="none" w:pos="0"/>
+                <w:tab w:val="left" w:leader="none" w:pos="720"/>
+                <w:tab w:val="left" w:leader="none" w:pos="1440"/>
+                <w:tab w:val="left" w:leader="none" w:pos="2160"/>
+                <w:tab w:val="left" w:leader="none" w:pos="2880"/>
+                <w:tab w:val="left" w:leader="none" w:pos="3600"/>
+                <w:tab w:val="left" w:leader="none" w:pos="4320"/>
+                <w:tab w:val="left" w:leader="none" w:pos="5040"/>
+                <w:tab w:val="left" w:leader="none" w:pos="5760"/>
+                <w:tab w:val="left" w:leader="none" w:pos="6480"/>
+                <w:tab w:val="left" w:leader="none" w:pos="7200"/>
+                <w:tab w:val="left" w:leader="none" w:pos="7920"/>
+                <w:tab w:val="left" w:leader="none" w:pos="8640"/>
+              </w:tabs>
+              <w:ind w:left="0" w:hanging="2"/>
+              <w:rPr/>
+            </w:pPr>
+            <w:r>
+              <w:rPr>
+                <w:rtl w:val="0"/>
+              </w:rPr>
+            </w:r>
+          </w:p>
+          <w:p>
+            <w:pPr>
+              <w:widowControl w:val="1"/>
+              <w:tabs>
+                <w:tab w:val="left" w:leader="none" w:pos="0"/>
+                <w:tab w:val="left" w:leader="none" w:pos="720"/>
+                <w:tab w:val="left" w:leader="none" w:pos="1440"/>
+                <w:tab w:val="left" w:leader="none" w:pos="2160"/>
+                <w:tab w:val="left" w:leader="none" w:pos="2880"/>
+                <w:tab w:val="left" w:leader="none" w:pos="3600"/>
+                <w:tab w:val="left" w:leader="none" w:pos="4320"/>
+                <w:tab w:val="left" w:leader="none" w:pos="5040"/>
+                <w:tab w:val="left" w:leader="none" w:pos="5760"/>
+                <w:tab w:val="left" w:leader="none" w:pos="6480"/>
+                <w:tab w:val="left" w:leader="none" w:pos="7200"/>
+                <w:tab w:val="left" w:leader="none" w:pos="7920"/>
+                <w:tab w:val="left" w:leader="none" w:pos="8640"/>
+              </w:tabs>
+              <w:ind w:left="0" w:hanging="2"/>
+              <w:rPr>
+                <w:sz w:val="20"/>
+                <w:szCs w:val="20"/>
+              </w:rPr>
+            </w:pPr>
+            <w:r>
+              <w:rPr>
+                <w:rtl w:val="0"/>
+              </w:rPr>
+            </w:r>
+          </w:p>
+        </w:tc>
+      </w:tr>
+      <w:tr>
+        <w:trPr>
+          <w:cantSplit w:val="0"/>
+          <w:trHeight w:val="642" w:hRule="atLeast"/>
+          <w:tblHeader w:val="0"/>
+        </w:trPr>
+        <w:tc>
+          <w:tcPr>
+            <w:tcBorders>
+              <w:top w:color="ffffff" w:space="0" w:sz="6" w:val="single"/>
+              <w:left w:color="ffffff" w:space="0" w:sz="6" w:val="single"/>
+              <w:bottom w:color="ffffff" w:space="0" w:sz="6" w:val="single"/>
+              <w:right w:color="ffffff" w:space="0" w:sz="6" w:val="single"/>
+            </w:tcBorders>
+          </w:tcPr>
+          <w:p>
+            <w:pPr>
+              <w:ind w:left="0" w:hanging="2"/>
+              <w:rPr>
+                <w:sz w:val="20"/>
+                <w:szCs w:val="20"/>
+              </w:rPr>
+            </w:pPr>
+            <w:r>
+              <w:rPr>
+                <w:rtl w:val="0"/>
+              </w:rPr>
+            </w:r>
+          </w:p>
+          <w:p>
+            <w:pPr>
+              <w:widowControl w:val="1"/>
+              <w:tabs>
+                <w:tab w:val="left" w:leader="none" w:pos="0"/>
+                <w:tab w:val="left" w:leader="none" w:pos="720"/>
+                <w:tab w:val="left" w:leader="none" w:pos="1440"/>
+                <w:tab w:val="left" w:leader="none" w:pos="2160"/>
+                <w:tab w:val="left" w:leader="none" w:pos="2880"/>
+                <w:tab w:val="left" w:leader="none" w:pos="3600"/>
+                <w:tab w:val="left" w:leader="none" w:pos="4320"/>
+                <w:tab w:val="left" w:leader="none" w:pos="5040"/>
+                <w:tab w:val="left" w:leader="none" w:pos="5760"/>
+                <w:tab w:val="left" w:leader="none" w:pos="6480"/>
+                <w:tab w:val="left" w:leader="none" w:pos="7200"/>
+                <w:tab w:val="left" w:leader="none" w:pos="7920"/>
+                <w:tab w:val="left" w:leader="none" w:pos="8640"/>
+              </w:tabs>
+              <w:ind w:left="0" w:hanging="2"/>
+              <w:rPr/>
+            </w:pPr>
+            <w:r>
+              <w:rPr>
+                <w:rtl w:val="0"/>
+              </w:rPr>
+              <w:t xml:space="preserve">Dated: ___________________________</w:t>
+            </w:r>
+          </w:p>
+          <w:p>
+            <w:pPr>
+              <w:widowControl w:val="1"/>
+              <w:tabs>
+                <w:tab w:val="left" w:leader="none" w:pos="0"/>
+                <w:tab w:val="left" w:leader="none" w:pos="720"/>
+                <w:tab w:val="left" w:leader="none" w:pos="1440"/>
+                <w:tab w:val="left" w:leader="none" w:pos="2160"/>
+                <w:tab w:val="left" w:leader="none" w:pos="2880"/>
+                <w:tab w:val="left" w:leader="none" w:pos="3600"/>
+                <w:tab w:val="left" w:leader="none" w:pos="4320"/>
+                <w:tab w:val="left" w:leader="none" w:pos="5040"/>
+                <w:tab w:val="left" w:leader="none" w:pos="5760"/>
+                <w:tab w:val="left" w:leader="none" w:pos="6480"/>
+                <w:tab w:val="left" w:leader="none" w:pos="7200"/>
+                <w:tab w:val="left" w:leader="none" w:pos="7920"/>
+                <w:tab w:val="left" w:leader="none" w:pos="8640"/>
+              </w:tabs>
+              <w:ind w:left="0" w:hanging="2"/>
+              <w:rPr/>
+            </w:pPr>
+            <w:r>
+              <w:rPr>
+                <w:rtl w:val="0"/>
+              </w:rPr>
+            </w:r>
+          </w:p>
+        </w:tc>
+        <w:tc>
+          <w:tcPr>
+            <w:tcBorders>
+              <w:top w:color="ffffff" w:space="0" w:sz="6" w:val="single"/>
+              <w:left w:color="ffffff" w:space="0" w:sz="6" w:val="single"/>
+              <w:bottom w:color="ffffff" w:space="0" w:sz="6" w:val="single"/>
+              <w:right w:color="ffffff" w:space="0" w:sz="6" w:val="single"/>
+            </w:tcBorders>
+          </w:tcPr>
+          <w:p>
+            <w:pPr>
+              <w:ind w:left="0" w:hanging="2"/>
+              <w:rPr/>
+            </w:pPr>
+            <w:r>
+              <w:rPr>
+                <w:rtl w:val="0"/>
+              </w:rPr>
+            </w:r>
+          </w:p>
+          <w:p>
+            <w:pPr>
+              <w:widowControl w:val="1"/>
+              <w:tabs>
+                <w:tab w:val="left" w:leader="none" w:pos="0"/>
+                <w:tab w:val="left" w:leader="none" w:pos="720"/>
+                <w:tab w:val="left" w:leader="none" w:pos="1440"/>
+                <w:tab w:val="left" w:leader="none" w:pos="2160"/>
+                <w:tab w:val="left" w:leader="none" w:pos="2880"/>
+                <w:tab w:val="left" w:leader="none" w:pos="3600"/>
+                <w:tab w:val="left" w:leader="none" w:pos="4320"/>
+                <w:tab w:val="left" w:leader="none" w:pos="5040"/>
+                <w:tab w:val="left" w:leader="none" w:pos="5760"/>
+                <w:tab w:val="left" w:leader="none" w:pos="6480"/>
+                <w:tab w:val="left" w:leader="none" w:pos="7200"/>
+                <w:tab w:val="left" w:leader="none" w:pos="7920"/>
+                <w:tab w:val="left" w:leader="none" w:pos="8640"/>
+              </w:tabs>
+              <w:ind w:left="0" w:hanging="2"/>
+              <w:rPr/>
+            </w:pPr>
+            <w:r>
+              <w:rPr>
+                <w:rtl w:val="0"/>
+              </w:rPr>
+              <w:t xml:space="preserve"> </w:t>
+            </w:r>
+          </w:p>
+        </w:tc>
+        <w:tc>
+          <w:tcPr>
+            <w:tcBorders>
+              <w:top w:color="ffffff" w:space="0" w:sz="6" w:val="single"/>
+              <w:left w:color="ffffff" w:space="0" w:sz="6" w:val="single"/>
+              <w:bottom w:color="ffffff" w:space="0" w:sz="6" w:val="single"/>
+              <w:right w:color="ffffff" w:space="0" w:sz="6" w:val="single"/>
+            </w:tcBorders>
+          </w:tcPr>
+          <w:p>
+            <w:pPr>
+              <w:ind w:left="0" w:hanging="2"/>
+              <w:rPr/>
+            </w:pPr>
+            <w:r>
+              <w:rPr>
+                <w:rtl w:val="0"/>
+              </w:rPr>
+            </w:r>
+          </w:p>
+          <w:p>
+            <w:pPr>
+              <w:widowControl w:val="1"/>
+              <w:tabs>
+                <w:tab w:val="left" w:leader="none" w:pos="0"/>
+                <w:tab w:val="left" w:leader="none" w:pos="720"/>
+                <w:tab w:val="left" w:leader="none" w:pos="1440"/>
+                <w:tab w:val="left" w:leader="none" w:pos="2160"/>
+                <w:tab w:val="left" w:leader="none" w:pos="2880"/>
+                <w:tab w:val="left" w:leader="none" w:pos="3600"/>
+                <w:tab w:val="left" w:leader="none" w:pos="4320"/>
+                <w:tab w:val="left" w:leader="none" w:pos="5040"/>
+                <w:tab w:val="left" w:leader="none" w:pos="5760"/>
+                <w:tab w:val="left" w:leader="none" w:pos="6480"/>
+                <w:tab w:val="left" w:leader="none" w:pos="7200"/>
+                <w:tab w:val="left" w:leader="none" w:pos="7920"/>
+                <w:tab w:val="left" w:leader="none" w:pos="8640"/>
+              </w:tabs>
+              <w:ind w:left="0" w:hanging="2"/>
+              <w:rPr/>
+            </w:pPr>
+            <w:r>
+              <w:rPr>
+                <w:rtl w:val="0"/>
+              </w:rPr>
+              <w:t xml:space="preserve">By:______________________________</w:t>
+            </w:r>
+          </w:p>
+          <w:p>
+            <w:pPr>
+              <w:widowControl w:val="1"/>
+              <w:tabs>
+                <w:tab w:val="left" w:leader="none" w:pos="0"/>
+                <w:tab w:val="left" w:leader="none" w:pos="720"/>
+                <w:tab w:val="left" w:leader="none" w:pos="1440"/>
+                <w:tab w:val="left" w:leader="none" w:pos="2160"/>
+                <w:tab w:val="left" w:leader="none" w:pos="2880"/>
+                <w:tab w:val="left" w:leader="none" w:pos="3600"/>
+                <w:tab w:val="left" w:leader="none" w:pos="4320"/>
+                <w:tab w:val="left" w:leader="none" w:pos="5040"/>
+                <w:tab w:val="left" w:leader="none" w:pos="5760"/>
+                <w:tab w:val="left" w:leader="none" w:pos="6480"/>
+                <w:tab w:val="left" w:leader="none" w:pos="7200"/>
+                <w:tab w:val="left" w:leader="none" w:pos="7920"/>
+                <w:tab w:val="left" w:leader="none" w:pos="8640"/>
+              </w:tabs>
+              <w:ind w:left="0" w:hanging="2"/>
+              <w:rPr/>
+            </w:pPr>
+            <w:r>
+              <w:rPr>
+                <w:b w:val="1"/>
+                <w:rtl w:val="0"/>
+              </w:rPr>
+              <w:t xml:space="preserve">{buyer_name}, its authorized agent</w:t>
+            </w:r>
+          </w:p>
+        </w:tc>
+      </w:tr>
+      <w:tr>
+        <w:trPr>
+          <w:cantSplit w:val="0"/>
+          <w:tblHeader w:val="0"/>
+        </w:trPr>
+        <w:tc>
+          <w:tcPr>
+            <w:tcBorders>
+              <w:top w:color="ffffff" w:space="0" w:sz="6" w:val="single"/>
+              <w:left w:color="ffffff" w:space="0" w:sz="6" w:val="single"/>
+              <w:bottom w:color="ffffff" w:space="0" w:sz="6" w:val="single"/>
+              <w:right w:color="ffffff" w:space="0" w:sz="6" w:val="single"/>
+            </w:tcBorders>
+          </w:tcPr>
+          <w:p>
+            <w:pPr>
+              <w:widowControl w:val="1"/>
+              <w:tabs>
+                <w:tab w:val="left" w:leader="none" w:pos="0"/>
+                <w:tab w:val="left" w:leader="none" w:pos="720"/>
+                <w:tab w:val="left" w:leader="none" w:pos="1440"/>
+                <w:tab w:val="left" w:leader="none" w:pos="2160"/>
+                <w:tab w:val="left" w:leader="none" w:pos="2880"/>
+                <w:tab w:val="left" w:leader="none" w:pos="3600"/>
+                <w:tab w:val="left" w:leader="none" w:pos="4320"/>
+                <w:tab w:val="left" w:leader="none" w:pos="5040"/>
+                <w:tab w:val="left" w:leader="none" w:pos="5760"/>
+                <w:tab w:val="left" w:leader="none" w:pos="6480"/>
+                <w:tab w:val="left" w:leader="none" w:pos="7200"/>
+                <w:tab w:val="left" w:leader="none" w:pos="7920"/>
+                <w:tab w:val="left" w:leader="none" w:pos="8640"/>
+              </w:tabs>
+              <w:ind w:left="0" w:hanging="2"/>
+              <w:rPr/>
+            </w:pPr>
+            <w:r>
+              <w:rPr>
+                <w:rtl w:val="0"/>
+              </w:rPr>
+            </w:r>
+          </w:p>
+        </w:tc>
+        <w:tc>
+          <w:tcPr>
+            <w:tcBorders>
+              <w:top w:color="ffffff" w:space="0" w:sz="6" w:val="single"/>
+              <w:left w:color="ffffff" w:space="0" w:sz="6" w:val="single"/>
+              <w:bottom w:color="ffffff" w:space="0" w:sz="6" w:val="single"/>
+              <w:right w:color="ffffff" w:space="0" w:sz="6" w:val="single"/>
+            </w:tcBorders>
+          </w:tcPr>
+          <w:p>
+            <w:pPr>
+              <w:widowControl w:val="1"/>
+              <w:tabs>
+                <w:tab w:val="left" w:leader="none" w:pos="0"/>
+                <w:tab w:val="left" w:leader="none" w:pos="720"/>
+                <w:tab w:val="left" w:leader="none" w:pos="1440"/>
+                <w:tab w:val="left" w:leader="none" w:pos="2160"/>
+                <w:tab w:val="left" w:leader="none" w:pos="2880"/>
+                <w:tab w:val="left" w:leader="none" w:pos="3600"/>
+                <w:tab w:val="left" w:leader="none" w:pos="4320"/>
+                <w:tab w:val="left" w:leader="none" w:pos="5040"/>
+                <w:tab w:val="left" w:leader="none" w:pos="5760"/>
+                <w:tab w:val="left" w:leader="none" w:pos="6480"/>
+                <w:tab w:val="left" w:leader="none" w:pos="7200"/>
+                <w:tab w:val="left" w:leader="none" w:pos="7920"/>
+                <w:tab w:val="left" w:leader="none" w:pos="8640"/>
+              </w:tabs>
+              <w:ind w:left="0" w:hanging="2"/>
+              <w:rPr/>
+            </w:pPr>
+            <w:r>
+              <w:rPr>
+                <w:rtl w:val="0"/>
+              </w:rPr>
+            </w:r>
+          </w:p>
+        </w:tc>
+        <w:tc>
+          <w:tcPr>
+            <w:tcBorders>
+              <w:top w:color="ffffff" w:space="0" w:sz="6" w:val="single"/>
+              <w:left w:color="ffffff" w:space="0" w:sz="6" w:val="single"/>
+              <w:bottom w:color="ffffff" w:space="0" w:sz="6" w:val="single"/>
+              <w:right w:color="ffffff" w:space="0" w:sz="6" w:val="single"/>
+            </w:tcBorders>
+          </w:tcPr>
+          <w:p>
+            <w:pPr>
+              <w:widowControl w:val="1"/>
+              <w:tabs>
+                <w:tab w:val="left" w:leader="none" w:pos="0"/>
+                <w:tab w:val="left" w:leader="none" w:pos="720"/>
+                <w:tab w:val="left" w:leader="none" w:pos="1440"/>
+                <w:tab w:val="left" w:leader="none" w:pos="2160"/>
+                <w:tab w:val="left" w:leader="none" w:pos="2880"/>
+                <w:tab w:val="left" w:leader="none" w:pos="3600"/>
+                <w:tab w:val="left" w:leader="none" w:pos="4320"/>
+                <w:tab w:val="left" w:leader="none" w:pos="5040"/>
+                <w:tab w:val="left" w:leader="none" w:pos="5760"/>
+                <w:tab w:val="left" w:leader="none" w:pos="6480"/>
+                <w:tab w:val="left" w:leader="none" w:pos="7200"/>
+                <w:tab w:val="left" w:leader="none" w:pos="7920"/>
+                <w:tab w:val="left" w:leader="none" w:pos="8640"/>
+              </w:tabs>
+              <w:ind w:left="0" w:hanging="2"/>
+              <w:rPr>
+                <w:sz w:val="20"/>
+                <w:szCs w:val="20"/>
+              </w:rPr>
+            </w:pPr>
+            <w:r>
+              <w:rPr>
+                <w:rtl w:val="0"/>
+              </w:rPr>
+            </w:r>
+          </w:p>
+        </w:tc>
+      </w:tr>
+      <w:tr>
+        <w:trPr>
+          <w:cantSplit w:val="0"/>
+          <w:tblHeader w:val="0"/>
+        </w:trPr>
+        <w:tc>
+          <w:tcPr>
+            <w:tcBorders>
+              <w:top w:color="ffffff" w:space="0" w:sz="6" w:val="single"/>
+              <w:left w:color="ffffff" w:space="0" w:sz="6" w:val="single"/>
+              <w:bottom w:color="ffffff" w:space="0" w:sz="6" w:val="single"/>
+              <w:right w:color="ffffff" w:space="0" w:sz="6" w:val="single"/>
+            </w:tcBorders>
+          </w:tcPr>
+          <w:p>
+            <w:pPr>
+              <w:widowControl w:val="1"/>
+              <w:tabs>
+                <w:tab w:val="left" w:leader="none" w:pos="0"/>
+                <w:tab w:val="left" w:leader="none" w:pos="720"/>
+                <w:tab w:val="left" w:leader="none" w:pos="1440"/>
+                <w:tab w:val="left" w:leader="none" w:pos="2160"/>
+                <w:tab w:val="left" w:leader="none" w:pos="2880"/>
+                <w:tab w:val="left" w:leader="none" w:pos="3600"/>
+                <w:tab w:val="left" w:leader="none" w:pos="4320"/>
+                <w:tab w:val="left" w:leader="none" w:pos="5040"/>
+                <w:tab w:val="left" w:leader="none" w:pos="5760"/>
+                <w:tab w:val="left" w:leader="none" w:pos="6480"/>
+                <w:tab w:val="left" w:leader="none" w:pos="7200"/>
+                <w:tab w:val="left" w:leader="none" w:pos="7920"/>
+                <w:tab w:val="left" w:leader="none" w:pos="8640"/>
+              </w:tabs>
+              <w:ind w:left="0" w:hanging="2"/>
+              <w:rPr/>
+            </w:pPr>
+            <w:r>
+              <w:rPr>
+                <w:rtl w:val="0"/>
+              </w:rPr>
+            </w:r>
+          </w:p>
+        </w:tc>
+        <w:tc>
+          <w:tcPr>
+            <w:tcBorders>
+              <w:top w:color="ffffff" w:space="0" w:sz="6" w:val="single"/>
+              <w:left w:color="ffffff" w:space="0" w:sz="6" w:val="single"/>
+              <w:bottom w:color="ffffff" w:space="0" w:sz="6" w:val="single"/>
+              <w:right w:color="ffffff" w:space="0" w:sz="6" w:val="single"/>
+            </w:tcBorders>
+          </w:tcPr>
+          <w:p>
+            <w:pPr>
+              <w:widowControl w:val="1"/>
+              <w:tabs>
+                <w:tab w:val="left" w:leader="none" w:pos="0"/>
+                <w:tab w:val="left" w:leader="none" w:pos="720"/>
+                <w:tab w:val="left" w:leader="none" w:pos="1440"/>
+                <w:tab w:val="left" w:leader="none" w:pos="2160"/>
+                <w:tab w:val="left" w:leader="none" w:pos="2880"/>
+                <w:tab w:val="left" w:leader="none" w:pos="3600"/>
+                <w:tab w:val="left" w:leader="none" w:pos="4320"/>
+                <w:tab w:val="left" w:leader="none" w:pos="5040"/>
+                <w:tab w:val="left" w:leader="none" w:pos="5760"/>
+                <w:tab w:val="left" w:leader="none" w:pos="6480"/>
+                <w:tab w:val="left" w:leader="none" w:pos="7200"/>
+                <w:tab w:val="left" w:leader="none" w:pos="7920"/>
+                <w:tab w:val="left" w:leader="none" w:pos="8640"/>
+              </w:tabs>
+              <w:ind w:left="0" w:hanging="2"/>
+              <w:rPr/>
+            </w:pPr>
+            <w:r>
+              <w:rPr>
+                <w:rtl w:val="0"/>
+              </w:rPr>
+            </w:r>
+          </w:p>
+        </w:tc>
+        <w:tc>
+          <w:tcPr>
+            <w:tcBorders>
+              <w:top w:color="ffffff" w:space="0" w:sz="6" w:val="single"/>
+              <w:left w:color="ffffff" w:space="0" w:sz="6" w:val="single"/>
+              <w:bottom w:color="ffffff" w:space="0" w:sz="6" w:val="single"/>
+              <w:right w:color="ffffff" w:space="0" w:sz="6" w:val="single"/>
+            </w:tcBorders>
+          </w:tcPr>
+          <w:p>
+            <w:pPr>
+              <w:widowControl w:val="1"/>
+              <w:tabs>
+                <w:tab w:val="left" w:leader="none" w:pos="0"/>
+                <w:tab w:val="left" w:leader="none" w:pos="720"/>
+                <w:tab w:val="left" w:leader="none" w:pos="1440"/>
+                <w:tab w:val="left" w:leader="none" w:pos="2160"/>
+                <w:tab w:val="left" w:leader="none" w:pos="2880"/>
+                <w:tab w:val="left" w:leader="none" w:pos="3600"/>
+                <w:tab w:val="left" w:leader="none" w:pos="4320"/>
+                <w:tab w:val="left" w:leader="none" w:pos="5040"/>
+                <w:tab w:val="left" w:leader="none" w:pos="5760"/>
+                <w:tab w:val="left" w:leader="none" w:pos="6480"/>
+                <w:tab w:val="left" w:leader="none" w:pos="7200"/>
+                <w:tab w:val="left" w:leader="none" w:pos="7920"/>
+                <w:tab w:val="left" w:leader="none" w:pos="8640"/>
+              </w:tabs>
+              <w:ind w:left="0" w:hanging="2"/>
+              <w:rPr>
+                <w:sz w:val="20"/>
+                <w:szCs w:val="20"/>
+              </w:rPr>
+            </w:pPr>
+            <w:r>
+              <w:rPr>
+                <w:rtl w:val="0"/>
+              </w:rPr>
+            </w:r>
+          </w:p>
+        </w:tc>
+      </w:tr>
+      <w:tr>
+        <w:trPr>
+          <w:cantSplit w:val="0"/>
+          <w:tblHeader w:val="0"/>
+        </w:trPr>
+        <w:tc>
+          <w:tcPr>
+            <w:tcBorders>
+              <w:top w:color="ffffff" w:space="0" w:sz="6" w:val="single"/>
+              <w:left w:color="ffffff" w:space="0" w:sz="6" w:val="single"/>
+              <w:bottom w:color="ffffff" w:space="0" w:sz="6" w:val="single"/>
+              <w:right w:color="ffffff" w:space="0" w:sz="6" w:val="single"/>
+            </w:tcBorders>
+          </w:tcPr>
+          <w:p>
+            <w:pPr>
+              <w:widowControl w:val="1"/>
+              <w:tabs>
+                <w:tab w:val="left" w:leader="none" w:pos="0"/>
+                <w:tab w:val="left" w:leader="none" w:pos="720"/>
+                <w:tab w:val="left" w:leader="none" w:pos="1440"/>
+                <w:tab w:val="left" w:leader="none" w:pos="2160"/>
+                <w:tab w:val="left" w:leader="none" w:pos="2880"/>
+                <w:tab w:val="left" w:leader="none" w:pos="3600"/>
+                <w:tab w:val="left" w:leader="none" w:pos="4320"/>
+                <w:tab w:val="left" w:leader="none" w:pos="5040"/>
+                <w:tab w:val="left" w:leader="none" w:pos="5760"/>
+                <w:tab w:val="left" w:leader="none" w:pos="6480"/>
+                <w:tab w:val="left" w:leader="none" w:pos="7200"/>
+                <w:tab w:val="left" w:leader="none" w:pos="7920"/>
+                <w:tab w:val="left" w:leader="none" w:pos="8640"/>
+              </w:tabs>
+              <w:ind w:left="0" w:firstLine="0"/>
+              <w:rPr/>
+            </w:pPr>
+            <w:r>
+              <w:rPr>
+                <w:rtl w:val="0"/>
+              </w:rPr>
+            </w:r>
+          </w:p>
+        </w:tc>
+        <w:tc>
+          <w:tcPr>
+            <w:tcBorders>
+              <w:top w:color="ffffff" w:space="0" w:sz="6" w:val="single"/>
+              <w:left w:color="ffffff" w:space="0" w:sz="6" w:val="single"/>
+              <w:bottom w:color="ffffff" w:space="0" w:sz="6" w:val="single"/>
+              <w:right w:color="ffffff" w:space="0" w:sz="6" w:val="single"/>
+            </w:tcBorders>
+          </w:tcPr>
+          <w:p>
+            <w:pPr>
+              <w:widowControl w:val="1"/>
+              <w:tabs>
+                <w:tab w:val="left" w:leader="none" w:pos="0"/>
+                <w:tab w:val="left" w:leader="none" w:pos="720"/>
+                <w:tab w:val="left" w:leader="none" w:pos="1440"/>
+                <w:tab w:val="left" w:leader="none" w:pos="2160"/>
+                <w:tab w:val="left" w:leader="none" w:pos="2880"/>
+                <w:tab w:val="left" w:leader="none" w:pos="3600"/>
+                <w:tab w:val="left" w:leader="none" w:pos="4320"/>
+                <w:tab w:val="left" w:leader="none" w:pos="5040"/>
+                <w:tab w:val="left" w:leader="none" w:pos="5760"/>
+                <w:tab w:val="left" w:leader="none" w:pos="6480"/>
+                <w:tab w:val="left" w:leader="none" w:pos="7200"/>
+                <w:tab w:val="left" w:leader="none" w:pos="7920"/>
+                <w:tab w:val="left" w:leader="none" w:pos="8640"/>
+              </w:tabs>
+              <w:ind w:left="0" w:hanging="2"/>
+              <w:rPr/>
+            </w:pPr>
+            <w:r>
+              <w:rPr>
+                <w:rtl w:val="0"/>
+              </w:rPr>
+            </w:r>
+          </w:p>
+        </w:tc>
+        <w:tc>
+          <w:tcPr>
+            <w:tcBorders>
+              <w:top w:color="ffffff" w:space="0" w:sz="6" w:val="single"/>
+              <w:left w:color="ffffff" w:space="0" w:sz="6" w:val="single"/>
+              <w:bottom w:color="ffffff" w:space="0" w:sz="6" w:val="single"/>
+              <w:right w:color="ffffff" w:space="0" w:sz="6" w:val="single"/>
+            </w:tcBorders>
+          </w:tcPr>
+          <w:p>
+            <w:pPr>
+              <w:widowControl w:val="1"/>
+              <w:tabs>
+                <w:tab w:val="left" w:leader="none" w:pos="0"/>
+                <w:tab w:val="left" w:leader="none" w:pos="720"/>
+                <w:tab w:val="left" w:leader="none" w:pos="1440"/>
+                <w:tab w:val="left" w:leader="none" w:pos="2160"/>
+                <w:tab w:val="left" w:leader="none" w:pos="2880"/>
+                <w:tab w:val="left" w:leader="none" w:pos="3600"/>
+                <w:tab w:val="left" w:leader="none" w:pos="4320"/>
+                <w:tab w:val="left" w:leader="none" w:pos="5040"/>
+                <w:tab w:val="left" w:leader="none" w:pos="5760"/>
+                <w:tab w:val="left" w:leader="none" w:pos="6480"/>
+                <w:tab w:val="left" w:leader="none" w:pos="7200"/>
+                <w:tab w:val="left" w:leader="none" w:pos="7920"/>
+                <w:tab w:val="left" w:leader="none" w:pos="8640"/>
+              </w:tabs>
+              <w:ind w:left="0" w:hanging="2"/>
+              <w:rPr/>
+            </w:pPr>
+            <w:r>
+              <w:rPr>
+                <w:rtl w:val="0"/>
+              </w:rPr>
+            </w:r>
+          </w:p>
+        </w:tc>
+      </w:tr>
+      <w:tr>
+        <w:trPr>
+          <w:cantSplit w:val="0"/>
+          <w:tblHeader w:val="0"/>
+        </w:trPr>
+        <w:tc>
+          <w:tcPr>
+            <w:tcBorders>
+              <w:top w:color="ffffff" w:space="0" w:sz="6" w:val="single"/>
+              <w:left w:color="ffffff" w:space="0" w:sz="6" w:val="single"/>
+              <w:bottom w:color="ffffff" w:space="0" w:sz="6" w:val="single"/>
+              <w:right w:color="ffffff" w:space="0" w:sz="6" w:val="single"/>
+            </w:tcBorders>
+          </w:tcPr>
+          <w:p>
+            <w:pPr>
+              <w:widowControl w:val="1"/>
+              <w:tabs>
+                <w:tab w:val="left" w:leader="none" w:pos="0"/>
+                <w:tab w:val="left" w:leader="none" w:pos="720"/>
+                <w:tab w:val="left" w:leader="none" w:pos="1440"/>
+                <w:tab w:val="left" w:leader="none" w:pos="2160"/>
+                <w:tab w:val="left" w:leader="none" w:pos="2880"/>
+                <w:tab w:val="left" w:leader="none" w:pos="3600"/>
+                <w:tab w:val="left" w:leader="none" w:pos="4320"/>
+                <w:tab w:val="left" w:leader="none" w:pos="5040"/>
+                <w:tab w:val="left" w:leader="none" w:pos="5760"/>
+                <w:tab w:val="left" w:leader="none" w:pos="6480"/>
+                <w:tab w:val="left" w:leader="none" w:pos="7200"/>
+                <w:tab w:val="left" w:leader="none" w:pos="7920"/>
+                <w:tab w:val="left" w:leader="none" w:pos="8640"/>
+              </w:tabs>
+              <w:ind w:left="0" w:hanging="2"/>
+              <w:rPr/>
+            </w:pPr>
+            <w:r>
+              <w:rPr>
+                <w:rtl w:val="0"/>
+              </w:rPr>
+            </w:r>
+          </w:p>
+        </w:tc>
+        <w:tc>
+          <w:tcPr>
+            <w:tcBorders>
+              <w:top w:color="ffffff" w:space="0" w:sz="6" w:val="single"/>
+              <w:left w:color="ffffff" w:space="0" w:sz="6" w:val="single"/>
+              <w:bottom w:color="ffffff" w:space="0" w:sz="6" w:val="single"/>
+              <w:right w:color="ffffff" w:space="0" w:sz="6" w:val="single"/>
+            </w:tcBorders>
+          </w:tcPr>
+          <w:p>
+            <w:pPr>
+              <w:widowControl w:val="1"/>
+              <w:tabs>
+                <w:tab w:val="left" w:leader="none" w:pos="0"/>
+                <w:tab w:val="left" w:leader="none" w:pos="720"/>
+                <w:tab w:val="left" w:leader="none" w:pos="1440"/>
+                <w:tab w:val="left" w:leader="none" w:pos="2160"/>
+                <w:tab w:val="left" w:leader="none" w:pos="2880"/>
+                <w:tab w:val="left" w:leader="none" w:pos="3600"/>
+                <w:tab w:val="left" w:leader="none" w:pos="4320"/>
+                <w:tab w:val="left" w:leader="none" w:pos="5040"/>
+                <w:tab w:val="left" w:leader="none" w:pos="5760"/>
+                <w:tab w:val="left" w:leader="none" w:pos="6480"/>
+                <w:tab w:val="left" w:leader="none" w:pos="7200"/>
+                <w:tab w:val="left" w:leader="none" w:pos="7920"/>
+                <w:tab w:val="left" w:leader="none" w:pos="8640"/>
+              </w:tabs>
+              <w:ind w:left="0" w:hanging="2"/>
+              <w:rPr/>
+            </w:pPr>
+            <w:r>
+              <w:rPr>
+                <w:rtl w:val="0"/>
+              </w:rPr>
+            </w:r>
+          </w:p>
+        </w:tc>
+        <w:tc>
+          <w:tcPr>
+            <w:tcBorders>
+              <w:top w:color="ffffff" w:space="0" w:sz="6" w:val="single"/>
+              <w:left w:color="ffffff" w:space="0" w:sz="6" w:val="single"/>
+              <w:bottom w:color="ffffff" w:space="0" w:sz="6" w:val="single"/>
+              <w:right w:color="ffffff" w:space="0" w:sz="6" w:val="single"/>
+            </w:tcBorders>
+          </w:tcPr>
+          <w:p>
+            <w:pPr>
+              <w:widowControl w:val="1"/>
+              <w:tabs>
+                <w:tab w:val="left" w:leader="none" w:pos="0"/>
+                <w:tab w:val="left" w:leader="none" w:pos="720"/>
+                <w:tab w:val="left" w:leader="none" w:pos="1440"/>
+                <w:tab w:val="left" w:leader="none" w:pos="2160"/>
+                <w:tab w:val="left" w:leader="none" w:pos="2880"/>
+                <w:tab w:val="left" w:leader="none" w:pos="3600"/>
+                <w:tab w:val="left" w:leader="none" w:pos="4320"/>
+                <w:tab w:val="left" w:leader="none" w:pos="5040"/>
+                <w:tab w:val="left" w:leader="none" w:pos="5760"/>
+                <w:tab w:val="left" w:leader="none" w:pos="6480"/>
+                <w:tab w:val="left" w:leader="none" w:pos="7200"/>
+                <w:tab w:val="left" w:leader="none" w:pos="7920"/>
+                <w:tab w:val="left" w:leader="none" w:pos="8640"/>
+              </w:tabs>
+              <w:ind w:left="0" w:hanging="2"/>
+              <w:rPr>
+                <w:sz w:val="20"/>
+                <w:szCs w:val="20"/>
+              </w:rPr>
+            </w:pPr>
+            <w:r>
+              <w:rPr>
+                <w:rtl w:val="0"/>
+              </w:rPr>
+            </w:r>
+          </w:p>
+        </w:tc>
+      </w:tr>
+    </w:tbl>
+    <w:p>
+      <w:pPr>
+        <w:widowControl w:val="1"/>
+        <w:tabs>
+          <w:tab w:val="left" w:leader="none" w:pos="0"/>
+          <w:tab w:val="left" w:leader="none" w:pos="720"/>
+          <w:tab w:val="left" w:leader="none" w:pos="1440"/>
+          <w:tab w:val="left" w:leader="none" w:pos="2160"/>
+          <w:tab w:val="left" w:leader="none" w:pos="2880"/>
+          <w:tab w:val="left" w:leader="none" w:pos="3600"/>
+          <w:tab w:val="left" w:leader="none" w:pos="4320"/>
+          <w:tab w:val="left" w:leader="none" w:pos="5040"/>
+          <w:tab w:val="left" w:leader="none" w:pos="5760"/>
+          <w:tab w:val="left" w:leader="none" w:pos="6480"/>
+          <w:tab w:val="left" w:leader="none" w:pos="7200"/>
+          <w:tab w:val="left" w:leader="none" w:pos="7920"/>
+          <w:tab w:val="left" w:leader="none" w:pos="8640"/>
+        </w:tabs>
+        <w:ind w:left="0" w:firstLine="0"/>
+        <w:rPr/>
+      </w:pPr>
+      <w:r>
+        <w:rPr>
+          <w:rtl w:val="0"/>
+        </w:rPr>
+      </w:r>
+    </w:p>
+    <w:tbl>
+      <w:tblPr>
+        <w:tblStyle w:val="Table2"/>
+        <w:tblW w:w="8594.0" w:type="dxa"/>
+        <w:jc w:val="left"/>
+        <w:tblLayout w:type="fixed"/>
+        <w:tblLook w:val="0000"/>
+      </w:tblPr>
+      <w:tblGrid>
+        <w:gridCol w:w="8594"/>
+        <w:tblGridChange w:id="0">
+          <w:tblGrid>
+            <w:gridCol w:w="8594"/>
+          </w:tblGrid>
+        </w:tblGridChange>
+      </w:tblGrid>
+      <w:tr>
+        <w:trPr>
+          <w:cantSplit w:val="0"/>
+          <w:tblHeader w:val="0"/>
+        </w:trPr>
+        <w:tc>
+          <w:tcPr>
+            <w:tcBorders>
+              <w:top w:color="ffffff" w:space="0" w:sz="6" w:val="single"/>
+              <w:left w:color="ffffff" w:space="0" w:sz="6" w:val="single"/>
+              <w:bottom w:color="ffffff" w:space="0" w:sz="6" w:val="single"/>
+              <w:right w:color="ffffff" w:space="0" w:sz="6" w:val="single"/>
+            </w:tcBorders>
+          </w:tcPr>
+          <w:p>
+            <w:pPr>
+              <w:pBdr>
+                <w:top w:space="0" w:sz="0" w:val="nil"/>
+                <w:left w:space="0" w:sz="0" w:val="nil"/>
+                <w:bottom w:space="0" w:sz="0" w:val="nil"/>
+                <w:right w:space="0" w:sz="0" w:val="nil"/>
+                <w:between w:space="0" w:sz="0" w:val="nil"/>
+              </w:pBdr>
+              <w:spacing w:line="276" w:lineRule="auto"/>
+              <w:ind w:left="0" w:hanging="2"/>
+              <w:rPr/>
+            </w:pPr>
+            <w:r>
+              <w:rPr>
+                <w:rtl w:val="0"/>
+              </w:rPr>
+            </w:r>
+          </w:p>
+          <w:tbl>
+            <w:tblPr>
+              <w:tblStyle w:val="Table3"/>
+              <w:tblW w:w="8594.0" w:type="dxa"/>
+              <w:jc w:val="left"/>
+              <w:tblInd w:w="44.0" w:type="dxa"/>
+              <w:tblLayout w:type="fixed"/>
+              <w:tblLook w:val="0000"/>
+            </w:tblPr>
+            <w:tblGrid>
+              <w:gridCol w:w="2970"/>
+              <w:gridCol w:w="5624"/>
+              <w:tblGridChange w:id="0">
+                <w:tblGrid>
+                  <w:gridCol w:w="2970"/>
+                  <w:gridCol w:w="5624"/>
+                </w:tblGrid>
+              </w:tblGridChange>
+            </w:tblGrid>
+            <w:tr>
+              <w:trPr>
+                <w:cantSplit w:val="0"/>
+                <w:tblHeader w:val="0"/>
+              </w:trPr>
+              <w:tc>
+                <w:tcPr>
+                  <w:tcBorders>
+                    <w:top w:color="ffffff" w:space="0" w:sz="6" w:val="single"/>
+                    <w:left w:color="ffffff" w:space="0" w:sz="6" w:val="single"/>
+                    <w:bottom w:color="ffffff" w:space="0" w:sz="6" w:val="single"/>
+                    <w:right w:color="ffffff" w:space="0" w:sz="6" w:val="single"/>
+                  </w:tcBorders>
+                </w:tcPr>
+                <w:p>
+                  <w:pPr>
+                    <w:widowControl w:val="1"/>
+                    <w:tabs>
+                      <w:tab w:val="left" w:leader="none" w:pos="0"/>
+                      <w:tab w:val="left" w:leader="none" w:pos="720"/>
+                      <w:tab w:val="left" w:leader="none" w:pos="1440"/>
+                      <w:tab w:val="left" w:leader="none" w:pos="2160"/>
+                      <w:tab w:val="left" w:leader="none" w:pos="2880"/>
+                      <w:tab w:val="left" w:leader="none" w:pos="3600"/>
+                      <w:tab w:val="left" w:leader="none" w:pos="4320"/>
+                      <w:tab w:val="left" w:leader="none" w:pos="5040"/>
+                      <w:tab w:val="left" w:leader="none" w:pos="5760"/>
+                      <w:tab w:val="left" w:leader="none" w:pos="6480"/>
+                      <w:tab w:val="left" w:leader="none" w:pos="7200"/>
+                      <w:tab w:val="left" w:leader="none" w:pos="7920"/>
+                      <w:tab w:val="left" w:leader="none" w:pos="8640"/>
+                    </w:tabs>
+                    <w:ind w:left="0" w:hanging="2"/>
+                    <w:rPr/>
+                  </w:pPr>
+                  <w:r>
+                    <w:rPr>
+                      <w:rtl w:val="0"/>
+                    </w:rPr>
+                  </w:r>
+                </w:p>
+                <w:p>
+                  <w:pPr>
+                    <w:widowControl w:val="1"/>
+                    <w:tabs>
+                      <w:tab w:val="left" w:leader="none" w:pos="0"/>
+                      <w:tab w:val="left" w:leader="none" w:pos="720"/>
+                      <w:tab w:val="left" w:leader="none" w:pos="1440"/>
+                      <w:tab w:val="left" w:leader="none" w:pos="2160"/>
+                      <w:tab w:val="left" w:leader="none" w:pos="2880"/>
+                      <w:tab w:val="left" w:leader="none" w:pos="3600"/>
+                      <w:tab w:val="left" w:leader="none" w:pos="4320"/>
+                      <w:tab w:val="left" w:leader="none" w:pos="5040"/>
+                      <w:tab w:val="left" w:leader="none" w:pos="5760"/>
+                      <w:tab w:val="left" w:leader="none" w:pos="6480"/>
+                      <w:tab w:val="left" w:leader="none" w:pos="7200"/>
+                      <w:tab w:val="left" w:leader="none" w:pos="7920"/>
+                      <w:tab w:val="left" w:leader="none" w:pos="8640"/>
+                    </w:tabs>
+                    <w:ind w:left="0" w:hanging="2"/>
+                    <w:rPr/>
+                  </w:pPr>
+                  <w:r>
+                    <w:rPr>
+                      <w:rtl w:val="0"/>
+                    </w:rPr>
+                  </w:r>
+                </w:p>
+                <w:p>
+                  <w:pPr>
+                    <w:widowControl w:val="1"/>
+                    <w:tabs>
+                      <w:tab w:val="left" w:leader="none" w:pos="0"/>
+                      <w:tab w:val="left" w:leader="none" w:pos="720"/>
+                      <w:tab w:val="left" w:leader="none" w:pos="1440"/>
+                      <w:tab w:val="left" w:leader="none" w:pos="2160"/>
+                      <w:tab w:val="left" w:leader="none" w:pos="2880"/>
+                      <w:tab w:val="left" w:leader="none" w:pos="3600"/>
+                      <w:tab w:val="left" w:leader="none" w:pos="4320"/>
+                      <w:tab w:val="left" w:leader="none" w:pos="5040"/>
+                      <w:tab w:val="left" w:leader="none" w:pos="5760"/>
+                      <w:tab w:val="left" w:leader="none" w:pos="6480"/>
+                      <w:tab w:val="left" w:leader="none" w:pos="7200"/>
+                      <w:tab w:val="left" w:leader="none" w:pos="7920"/>
+                      <w:tab w:val="left" w:leader="none" w:pos="8640"/>
+                    </w:tabs>
+                    <w:ind w:left="0" w:hanging="2"/>
+                    <w:rPr/>
+                  </w:pPr>
+                  <w:r>
+                    <w:rPr>
+                      <w:rtl w:val="0"/>
+                    </w:rPr>
+                    <w:t xml:space="preserve">STATE OF MICHIGAN</w:t>
+                  </w:r>
+                </w:p>
+              </w:tc>
+              <w:tc>
+                <w:tcPr>
+                  <w:tcBorders>
+                    <w:top w:color="ffffff" w:space="0" w:sz="6" w:val="single"/>
+                    <w:left w:color="ffffff" w:space="0" w:sz="6" w:val="single"/>
+                    <w:bottom w:color="ffffff" w:space="0" w:sz="6" w:val="single"/>
+                    <w:right w:color="ffffff" w:space="0" w:sz="6" w:val="single"/>
+                  </w:tcBorders>
+                </w:tcPr>
+                <w:p>
+                  <w:pPr>
+                    <w:widowControl w:val="1"/>
+                    <w:tabs>
+                      <w:tab w:val="left" w:leader="none" w:pos="0"/>
+                      <w:tab w:val="left" w:leader="none" w:pos="720"/>
+                      <w:tab w:val="left" w:leader="none" w:pos="1440"/>
+                      <w:tab w:val="left" w:leader="none" w:pos="2160"/>
+                      <w:tab w:val="left" w:leader="none" w:pos="2880"/>
+                      <w:tab w:val="left" w:leader="none" w:pos="3600"/>
+                      <w:tab w:val="left" w:leader="none" w:pos="4320"/>
+                      <w:tab w:val="left" w:leader="none" w:pos="5040"/>
+                      <w:tab w:val="left" w:leader="none" w:pos="5760"/>
+                      <w:tab w:val="left" w:leader="none" w:pos="6480"/>
+                      <w:tab w:val="left" w:leader="none" w:pos="7200"/>
+                      <w:tab w:val="left" w:leader="none" w:pos="7920"/>
+                      <w:tab w:val="left" w:leader="none" w:pos="8640"/>
+                    </w:tabs>
+                    <w:ind w:left="0" w:hanging="2"/>
+                    <w:rPr/>
+                  </w:pPr>
+                  <w:r>
+                    <w:rPr>
+                      <w:rtl w:val="0"/>
+                    </w:rPr>
+                  </w:r>
+                </w:p>
+                <w:p>
+                  <w:pPr>
+                    <w:widowControl w:val="1"/>
+                    <w:tabs>
+                      <w:tab w:val="left" w:leader="none" w:pos="0"/>
+                      <w:tab w:val="left" w:leader="none" w:pos="720"/>
+                      <w:tab w:val="left" w:leader="none" w:pos="1440"/>
+                      <w:tab w:val="left" w:leader="none" w:pos="2160"/>
+                      <w:tab w:val="left" w:leader="none" w:pos="2880"/>
+                      <w:tab w:val="left" w:leader="none" w:pos="3600"/>
+                      <w:tab w:val="left" w:leader="none" w:pos="4320"/>
+                      <w:tab w:val="left" w:leader="none" w:pos="5040"/>
+                      <w:tab w:val="left" w:leader="none" w:pos="5760"/>
+                      <w:tab w:val="left" w:leader="none" w:pos="6480"/>
+                      <w:tab w:val="left" w:leader="none" w:pos="7200"/>
+                      <w:tab w:val="left" w:leader="none" w:pos="7920"/>
+                      <w:tab w:val="left" w:leader="none" w:pos="8640"/>
+                    </w:tabs>
+                    <w:ind w:left="0" w:hanging="2"/>
+                    <w:rPr/>
+                  </w:pPr>
+                  <w:r>
+                    <w:rPr>
+                      <w:rtl w:val="0"/>
+                    </w:rPr>
+                  </w:r>
+                </w:p>
+                <w:p>
+                  <w:pPr>
+                    <w:widowControl w:val="1"/>
+                    <w:tabs>
+                      <w:tab w:val="left" w:leader="none" w:pos="0"/>
+                      <w:tab w:val="left" w:leader="none" w:pos="720"/>
+                      <w:tab w:val="left" w:leader="none" w:pos="1440"/>
+                      <w:tab w:val="left" w:leader="none" w:pos="2160"/>
+                      <w:tab w:val="left" w:leader="none" w:pos="2880"/>
+                      <w:tab w:val="left" w:leader="none" w:pos="3600"/>
+                      <w:tab w:val="left" w:leader="none" w:pos="4320"/>
+                      <w:tab w:val="left" w:leader="none" w:pos="5040"/>
+                      <w:tab w:val="left" w:leader="none" w:pos="5760"/>
+                      <w:tab w:val="left" w:leader="none" w:pos="6480"/>
+                      <w:tab w:val="left" w:leader="none" w:pos="7200"/>
+                      <w:tab w:val="left" w:leader="none" w:pos="7920"/>
+                      <w:tab w:val="left" w:leader="none" w:pos="8640"/>
+                    </w:tabs>
+                    <w:ind w:left="0" w:hanging="2"/>
+                    <w:rPr>
+                      <w:sz w:val="20"/>
+                      <w:szCs w:val="20"/>
+                    </w:rPr>
+                  </w:pPr>
+                  <w:r>
+                    <w:rPr>
+                      <w:rtl w:val="0"/>
+                    </w:rPr>
+                    <w:t xml:space="preserve">)</w:t>
+                  </w:r>
+                  <w:r>
+                    <w:rPr>
+                      <w:rtl w:val="0"/>
+                    </w:rPr>
+                  </w:r>
+                </w:p>
+              </w:tc>
+            </w:tr>
+            <w:tr>
+              <w:trPr>
+                <w:cantSplit w:val="0"/>
+                <w:tblHeader w:val="0"/>
+              </w:trPr>
+              <w:tc>
+                <w:tcPr>
+                  <w:tcBorders>
+                    <w:top w:color="ffffff" w:space="0" w:sz="6" w:val="single"/>
+                    <w:left w:color="ffffff" w:space="0" w:sz="6" w:val="single"/>
+                    <w:bottom w:color="ffffff" w:space="0" w:sz="6" w:val="single"/>
+                    <w:right w:color="ffffff" w:space="0" w:sz="6" w:val="single"/>
+                  </w:tcBorders>
+                </w:tcPr>
+                <w:p>
+                  <w:pPr>
+                    <w:widowControl w:val="1"/>
+                    <w:tabs>
+                      <w:tab w:val="left" w:leader="none" w:pos="0"/>
+                      <w:tab w:val="left" w:leader="none" w:pos="720"/>
+                      <w:tab w:val="left" w:leader="none" w:pos="1440"/>
+                      <w:tab w:val="left" w:leader="none" w:pos="2160"/>
+                      <w:tab w:val="left" w:leader="none" w:pos="2880"/>
+                      <w:tab w:val="left" w:leader="none" w:pos="3600"/>
+                      <w:tab w:val="left" w:leader="none" w:pos="4320"/>
+                      <w:tab w:val="left" w:leader="none" w:pos="5040"/>
+                      <w:tab w:val="left" w:leader="none" w:pos="5760"/>
+                      <w:tab w:val="left" w:leader="none" w:pos="6480"/>
+                      <w:tab w:val="left" w:leader="none" w:pos="7200"/>
+                      <w:tab w:val="left" w:leader="none" w:pos="7920"/>
+                      <w:tab w:val="left" w:leader="none" w:pos="8640"/>
+                    </w:tabs>
+                    <w:ind w:left="0" w:hanging="2"/>
+                    <w:rPr/>
+                  </w:pPr>
+                  <w:r>
+                    <w:rPr>
+                      <w:rtl w:val="0"/>
+                    </w:rPr>
+                    <w:t xml:space="preserve">{notary_county_caps}</w:t>
+                  </w:r>
+                </w:p>
+              </w:tc>
+              <w:tc>
+                <w:tcPr>
+                  <w:tcBorders>
+                    <w:top w:color="ffffff" w:space="0" w:sz="6" w:val="single"/>
+                    <w:left w:color="ffffff" w:space="0" w:sz="6" w:val="single"/>
+                    <w:bottom w:color="ffffff" w:space="0" w:sz="6" w:val="single"/>
+                    <w:right w:color="ffffff" w:space="0" w:sz="6" w:val="single"/>
+                  </w:tcBorders>
+                </w:tcPr>
+                <w:p>
+                  <w:pPr>
+                    <w:widowControl w:val="1"/>
+                    <w:tabs>
+                      <w:tab w:val="left" w:leader="none" w:pos="0"/>
+                      <w:tab w:val="left" w:leader="none" w:pos="720"/>
+                      <w:tab w:val="left" w:leader="none" w:pos="1440"/>
+                      <w:tab w:val="left" w:leader="none" w:pos="2160"/>
+                      <w:tab w:val="left" w:leader="none" w:pos="2880"/>
+                      <w:tab w:val="left" w:leader="none" w:pos="3600"/>
+                      <w:tab w:val="left" w:leader="none" w:pos="4320"/>
+                      <w:tab w:val="left" w:leader="none" w:pos="5040"/>
+                      <w:tab w:val="left" w:leader="none" w:pos="5760"/>
+                      <w:tab w:val="left" w:leader="none" w:pos="6480"/>
+                      <w:tab w:val="left" w:leader="none" w:pos="7200"/>
+                      <w:tab w:val="left" w:leader="none" w:pos="7920"/>
+                      <w:tab w:val="left" w:leader="none" w:pos="8640"/>
+                    </w:tabs>
+                    <w:ind w:left="0" w:hanging="2"/>
+                    <w:rPr>
+                      <w:sz w:val="20"/>
+                      <w:szCs w:val="20"/>
+                    </w:rPr>
+                  </w:pPr>
+                  <w:r>
+                    <w:rPr>
+                      <w:rtl w:val="0"/>
+                    </w:rPr>
+                    <w:t xml:space="preserve">)</w:t>
+                  </w:r>
+                  <w:r>
+                    <w:rPr>
+                      <w:rtl w:val="0"/>
+                    </w:rPr>
+                  </w:r>
+                </w:p>
+              </w:tc>
+            </w:tr>
+          </w:tbl>
+          <w:p>
+            <w:pPr>
+              <w:widowControl w:val="1"/>
+              <w:tabs>
+                <w:tab w:val="left" w:leader="none" w:pos="0"/>
+                <w:tab w:val="left" w:leader="none" w:pos="720"/>
+                <w:tab w:val="left" w:leader="none" w:pos="1440"/>
+                <w:tab w:val="left" w:leader="none" w:pos="2160"/>
+                <w:tab w:val="left" w:leader="none" w:pos="2880"/>
+                <w:tab w:val="left" w:leader="none" w:pos="3600"/>
+                <w:tab w:val="left" w:leader="none" w:pos="4320"/>
+                <w:tab w:val="left" w:leader="none" w:pos="5040"/>
+                <w:tab w:val="left" w:leader="none" w:pos="5760"/>
+                <w:tab w:val="left" w:leader="none" w:pos="6480"/>
+                <w:tab w:val="left" w:leader="none" w:pos="7200"/>
+                <w:tab w:val="left" w:leader="none" w:pos="7920"/>
+                <w:tab w:val="left" w:leader="none" w:pos="8640"/>
+              </w:tabs>
+              <w:ind w:left="0" w:hanging="2"/>
+              <w:rPr/>
+            </w:pPr>
+            <w:r>
+              <w:rPr>
+                <w:rtl w:val="0"/>
+              </w:rPr>
+            </w:r>
+          </w:p>
+          <w:p>
+            <w:pPr>
+              <w:ind w:left="0" w:hanging="2"/>
+              <w:rPr/>
+            </w:pPr>
+            <w:r>
+              <w:rPr>
+                <w:rtl w:val="0"/>
+              </w:rPr>
+              <w:t xml:space="preserve">Acknowledged before me on {closing_date}, in {notary_county} County, Michigan by {seller_signatory_name}, authorized agent for {seller_name} and {lender_signatory_name}, authorized agent for {lender_name}.</w:t>
+            </w:r>
+          </w:p>
+          <w:p>
+            <w:pPr>
+              <w:widowControl w:val="1"/>
+              <w:tabs>
+                <w:tab w:val="left" w:leader="none" w:pos="0"/>
+                <w:tab w:val="left" w:leader="none" w:pos="720"/>
+                <w:tab w:val="left" w:leader="none" w:pos="1440"/>
+                <w:tab w:val="left" w:leader="none" w:pos="2160"/>
+                <w:tab w:val="left" w:leader="none" w:pos="2880"/>
+                <w:tab w:val="left" w:leader="none" w:pos="3600"/>
+                <w:tab w:val="left" w:leader="none" w:pos="4320"/>
+                <w:tab w:val="left" w:leader="none" w:pos="5040"/>
+                <w:tab w:val="left" w:leader="none" w:pos="5760"/>
+                <w:tab w:val="left" w:leader="none" w:pos="6480"/>
+                <w:tab w:val="left" w:leader="none" w:pos="7200"/>
+                <w:tab w:val="left" w:leader="none" w:pos="7920"/>
+                <w:tab w:val="left" w:leader="none" w:pos="8640"/>
+              </w:tabs>
+              <w:ind w:left="0" w:hanging="2"/>
+              <w:rPr/>
+            </w:pPr>
+            <w:r>
+              <w:rPr>
+                <w:rtl w:val="0"/>
+              </w:rPr>
+            </w:r>
+          </w:p>
+          <w:tbl>
+            <w:tblPr>
+              <w:tblStyle w:val="Table4"/>
+              <w:tblW w:w="8594.0" w:type="dxa"/>
+              <w:jc w:val="left"/>
+              <w:tblInd w:w="44.0" w:type="dxa"/>
+              <w:tblLayout w:type="fixed"/>
+              <w:tblLook w:val="0000"/>
+            </w:tblPr>
+            <w:tblGrid>
+              <w:gridCol w:w="8594"/>
+              <w:tblGridChange w:id="0">
+                <w:tblGrid>
+                  <w:gridCol w:w="8594"/>
+                </w:tblGrid>
+              </w:tblGridChange>
+            </w:tblGrid>
+            <w:tr>
+              <w:trPr>
+                <w:cantSplit w:val="0"/>
+                <w:tblHeader w:val="0"/>
+              </w:trPr>
+              <w:tc>
+                <w:tcPr>
+                  <w:tcBorders>
+                    <w:top w:color="ffffff" w:space="0" w:sz="6" w:val="single"/>
+                    <w:left w:color="ffffff" w:space="0" w:sz="6" w:val="single"/>
+                    <w:bottom w:color="ffffff" w:space="0" w:sz="6" w:val="single"/>
+                    <w:right w:color="ffffff" w:space="0" w:sz="6" w:val="single"/>
+                  </w:tcBorders>
+                </w:tcPr>
+                <w:p>
+                  <w:pPr>
+                    <w:ind w:left="0" w:hanging="2"/>
+                    <w:rPr/>
+                  </w:pPr>
+                  <w:r>
+                    <w:rPr>
+                      <w:rtl w:val="0"/>
+                    </w:rPr>
+                  </w:r>
+                </w:p>
+                <w:p>
+                  <w:pPr>
+                    <w:widowControl w:val="1"/>
+                    <w:tabs>
+                      <w:tab w:val="left" w:leader="none" w:pos="0"/>
+                      <w:tab w:val="left" w:leader="none" w:pos="720"/>
+                      <w:tab w:val="left" w:leader="none" w:pos="1440"/>
+                      <w:tab w:val="left" w:leader="none" w:pos="2160"/>
+                      <w:tab w:val="left" w:leader="none" w:pos="2880"/>
+                      <w:tab w:val="left" w:leader="none" w:pos="3600"/>
+                      <w:tab w:val="left" w:leader="none" w:pos="4320"/>
+                      <w:tab w:val="left" w:leader="none" w:pos="5040"/>
+                      <w:tab w:val="left" w:leader="none" w:pos="5760"/>
+                      <w:tab w:val="left" w:leader="none" w:pos="6480"/>
+                      <w:tab w:val="left" w:leader="none" w:pos="7200"/>
+                      <w:tab w:val="left" w:leader="none" w:pos="7920"/>
+                      <w:tab w:val="left" w:leader="none" w:pos="8640"/>
+                    </w:tabs>
+                    <w:ind w:left="0" w:hanging="2"/>
+                    <w:rPr/>
+                  </w:pPr>
+                  <w:r>
+                    <w:rPr>
+                      <w:rtl w:val="0"/>
+                    </w:rPr>
+                    <w:t xml:space="preserve">__________________________________</w:t>
+                  </w:r>
+                </w:p>
+                <w:p>
+                  <w:pPr>
+                    <w:ind w:left="0" w:hanging="2"/>
+                    <w:rPr/>
+                  </w:pPr>
+                  <w:r>
+                    <w:rPr>
+                      <w:rtl w:val="0"/>
+                    </w:rPr>
+                    <w:t xml:space="preserve"> </w:t>
+                  </w:r>
+                </w:p>
+                <w:p>
+                  <w:pPr>
+                    <w:ind w:left="0" w:hanging="2"/>
+                    <w:rPr/>
+                  </w:pPr>
+                  <w:r>
+                    <w:rPr>
+                      <w:rtl w:val="0"/>
+                    </w:rPr>
+                    <w:t xml:space="preserve">Notary public, State of Michigan, County of {notary_county}</w:t>
+                  </w:r>
+                </w:p>
+                <w:p>
+                  <w:pPr>
+                    <w:ind w:left="0" w:hanging="2"/>
+                    <w:rPr/>
+                  </w:pPr>
+                  <w:r>
+                    <w:rPr>
+                      <w:rtl w:val="0"/>
+                    </w:rPr>
+                    <w:t xml:space="preserve">My commission expires:  </w:t>
+                  </w:r>
+                </w:p>
+                <w:p>
+                  <w:pPr>
+                    <w:ind w:left="0" w:hanging="2"/>
+                    <w:rPr/>
+                  </w:pPr>
+                  <w:r>
+                    <w:rPr>
+                      <w:rtl w:val="0"/>
+                    </w:rPr>
+                  </w:r>
+                </w:p>
+              </w:tc>
+            </w:tr>
+          </w:tbl>
+          <w:p>
+            <w:pPr>
+              <w:ind w:left="0" w:hanging="2"/>
+              <w:rPr/>
+            </w:pPr>
+            <w:r>
+              <w:rPr>
+                <w:rtl w:val="0"/>
+              </w:rPr>
+            </w:r>
+          </w:p>
+        </w:tc>
+      </w:tr>
+    </w:tbl>
+    <w:p>
+      <w:pPr>
+        <w:widowControl w:val="1"/>
+        <w:tabs>
+          <w:tab w:val="left" w:leader="none" w:pos="0"/>
+          <w:tab w:val="left" w:leader="none" w:pos="720"/>
+          <w:tab w:val="left" w:leader="none" w:pos="1440"/>
+          <w:tab w:val="left" w:leader="none" w:pos="2160"/>
+          <w:tab w:val="left" w:leader="none" w:pos="2880"/>
+          <w:tab w:val="left" w:leader="none" w:pos="3600"/>
+          <w:tab w:val="left" w:leader="none" w:pos="4320"/>
+          <w:tab w:val="left" w:leader="none" w:pos="5040"/>
+          <w:tab w:val="left" w:leader="none" w:pos="5760"/>
+          <w:tab w:val="left" w:leader="none" w:pos="6480"/>
+          <w:tab w:val="left" w:leader="none" w:pos="7200"/>
+          <w:tab w:val="left" w:leader="none" w:pos="7920"/>
+          <w:tab w:val="left" w:leader="none" w:pos="8640"/>
+        </w:tabs>
+        <w:ind w:left="0" w:firstLine="0"/>
+        <w:rPr/>
+      </w:pPr>
+      <w:r>
+        <w:rPr>
+          <w:rtl w:val="0"/>
+        </w:rPr>
+      </w:r>
+    </w:p>
+    <w:tbl>
+      <w:tblPr>
+        <w:tblStyle w:val="Table5"/>
+        <w:tblW w:w="8594.0" w:type="dxa"/>
+        <w:jc w:val="left"/>
+        <w:tblLayout w:type="fixed"/>
+        <w:tblLook w:val="0000"/>
+      </w:tblPr>
+      <w:tblGrid>
+        <w:gridCol w:w="4184"/>
+        <w:gridCol w:w="360"/>
+        <w:gridCol w:w="4050"/>
+        <w:tblGridChange w:id="0">
+          <w:tblGrid>
+            <w:gridCol w:w="4184"/>
+            <w:gridCol w:w="360"/>
+            <w:gridCol w:w="4050"/>
+          </w:tblGrid>
+        </w:tblGridChange>
+      </w:tblGrid>
+      <w:tr>
+        <w:trPr>
+          <w:cantSplit w:val="0"/>
+          <w:tblHeader w:val="0"/>
+        </w:trPr>
+        <w:tc>
+          <w:tcPr>
+            <w:tcBorders>
+              <w:top w:color="ffffff" w:space="0" w:sz="6" w:val="single"/>
+              <w:left w:color="ffffff" w:space="0" w:sz="6" w:val="single"/>
+              <w:bottom w:color="ffffff" w:space="0" w:sz="6" w:val="single"/>
+              <w:right w:color="ffffff" w:space="0" w:sz="6" w:val="single"/>
+            </w:tcBorders>
+          </w:tcPr>
+          <w:p>
+            <w:pPr>
+              <w:ind w:left="0" w:firstLine="0"/>
+              <w:rPr>
+                <w:sz w:val="20"/>
+                <w:szCs w:val="20"/>
+              </w:rPr>
+            </w:pPr>
+            <w:r>
+              <w:rPr>
+                <w:rtl w:val="0"/>
+              </w:rPr>
+            </w:r>
+          </w:p>
+          <w:p>
+            <w:pPr>
+              <w:widowControl w:val="1"/>
+              <w:tabs>
+                <w:tab w:val="left" w:leader="none" w:pos="0"/>
+                <w:tab w:val="left" w:leader="none" w:pos="720"/>
+                <w:tab w:val="left" w:leader="none" w:pos="1440"/>
+                <w:tab w:val="left" w:leader="none" w:pos="2160"/>
+                <w:tab w:val="left" w:leader="none" w:pos="2880"/>
+                <w:tab w:val="left" w:leader="none" w:pos="3600"/>
+                <w:tab w:val="left" w:leader="none" w:pos="4320"/>
+                <w:tab w:val="left" w:leader="none" w:pos="5040"/>
+                <w:tab w:val="left" w:leader="none" w:pos="5760"/>
+                <w:tab w:val="left" w:leader="none" w:pos="6480"/>
+                <w:tab w:val="left" w:leader="none" w:pos="7200"/>
+                <w:tab w:val="left" w:leader="none" w:pos="7920"/>
+                <w:tab w:val="left" w:leader="none" w:pos="8640"/>
+              </w:tabs>
+              <w:ind w:left="0" w:hanging="2"/>
+              <w:rPr/>
+            </w:pPr>
+            <w:r>
+              <w:rPr>
+                <w:rtl w:val="0"/>
+              </w:rPr>
+              <w:t xml:space="preserve"> </w:t>
+            </w:r>
+          </w:p>
+        </w:tc>
+        <w:tc>
+          <w:tcPr>
+            <w:tcBorders>
+              <w:top w:color="ffffff" w:space="0" w:sz="6" w:val="single"/>
+              <w:left w:color="ffffff" w:space="0" w:sz="6" w:val="single"/>
+              <w:bottom w:color="ffffff" w:space="0" w:sz="6" w:val="single"/>
+              <w:right w:color="ffffff" w:space="0" w:sz="6" w:val="single"/>
+            </w:tcBorders>
+          </w:tcPr>
+          <w:p>
+            <w:pPr>
+              <w:ind w:left="0" w:hanging="2"/>
+              <w:rPr/>
+            </w:pPr>
+            <w:r>
+              <w:rPr>
+                <w:rtl w:val="0"/>
+              </w:rPr>
+            </w:r>
+          </w:p>
+          <w:p>
+            <w:pPr>
+              <w:widowControl w:val="1"/>
+              <w:tabs>
+                <w:tab w:val="left" w:leader="none" w:pos="0"/>
+                <w:tab w:val="left" w:leader="none" w:pos="720"/>
+                <w:tab w:val="left" w:leader="none" w:pos="1440"/>
+                <w:tab w:val="left" w:leader="none" w:pos="2160"/>
+                <w:tab w:val="left" w:leader="none" w:pos="2880"/>
+                <w:tab w:val="left" w:leader="none" w:pos="3600"/>
+                <w:tab w:val="left" w:leader="none" w:pos="4320"/>
+                <w:tab w:val="left" w:leader="none" w:pos="5040"/>
+                <w:tab w:val="left" w:leader="none" w:pos="5760"/>
+                <w:tab w:val="left" w:leader="none" w:pos="6480"/>
+                <w:tab w:val="left" w:leader="none" w:pos="7200"/>
+                <w:tab w:val="left" w:leader="none" w:pos="7920"/>
+                <w:tab w:val="left" w:leader="none" w:pos="8640"/>
+              </w:tabs>
+              <w:ind w:left="0" w:hanging="2"/>
+              <w:rPr/>
+            </w:pPr>
+            <w:r>
+              <w:rPr>
+                <w:rtl w:val="0"/>
+              </w:rPr>
+              <w:t xml:space="preserve"> </w:t>
+            </w:r>
+          </w:p>
+        </w:tc>
+        <w:tc>
+          <w:tcPr>
+            <w:tcBorders>
+              <w:top w:color="ffffff" w:space="0" w:sz="6" w:val="single"/>
+              <w:left w:color="ffffff" w:space="0" w:sz="6" w:val="single"/>
+              <w:bottom w:color="ffffff" w:space="0" w:sz="6" w:val="single"/>
+              <w:right w:color="ffffff" w:space="0" w:sz="6" w:val="single"/>
+            </w:tcBorders>
+          </w:tcPr>
+          <w:p>
+            <w:pPr>
+              <w:ind w:left="0" w:hanging="2"/>
+              <w:rPr/>
+            </w:pPr>
+            <w:r>
+              <w:rPr>
+                <w:rtl w:val="0"/>
+              </w:rPr>
+            </w:r>
+          </w:p>
+          <w:p>
+            <w:pPr>
+              <w:widowControl w:val="1"/>
+              <w:tabs>
+                <w:tab w:val="left" w:leader="none" w:pos="0"/>
+                <w:tab w:val="left" w:leader="none" w:pos="720"/>
+                <w:tab w:val="left" w:leader="none" w:pos="1440"/>
+                <w:tab w:val="left" w:leader="none" w:pos="2160"/>
+                <w:tab w:val="left" w:leader="none" w:pos="2880"/>
+                <w:tab w:val="left" w:leader="none" w:pos="3600"/>
+                <w:tab w:val="left" w:leader="none" w:pos="4320"/>
+                <w:tab w:val="left" w:leader="none" w:pos="5040"/>
+                <w:tab w:val="left" w:leader="none" w:pos="5760"/>
+                <w:tab w:val="left" w:leader="none" w:pos="6480"/>
+                <w:tab w:val="left" w:leader="none" w:pos="7200"/>
+                <w:tab w:val="left" w:leader="none" w:pos="7920"/>
+                <w:tab w:val="left" w:leader="none" w:pos="8640"/>
+              </w:tabs>
+              <w:ind w:left="0" w:hanging="2"/>
+              <w:rPr/>
+            </w:pPr>
+            <w:r>
+              <w:rPr>
+                <w:rtl w:val="0"/>
+              </w:rPr>
+              <w:t xml:space="preserve">LENDER</w:t>
+            </w:r>
+          </w:p>
+          <w:p>
+            <w:pPr>
+              <w:widowControl w:val="1"/>
+              <w:tabs>
+                <w:tab w:val="left" w:leader="none" w:pos="0"/>
+                <w:tab w:val="left" w:leader="none" w:pos="720"/>
+                <w:tab w:val="left" w:leader="none" w:pos="1440"/>
+                <w:tab w:val="left" w:leader="none" w:pos="2160"/>
+                <w:tab w:val="left" w:leader="none" w:pos="2880"/>
+                <w:tab w:val="left" w:leader="none" w:pos="3600"/>
+                <w:tab w:val="left" w:leader="none" w:pos="4320"/>
+                <w:tab w:val="left" w:leader="none" w:pos="5040"/>
+                <w:tab w:val="left" w:leader="none" w:pos="5760"/>
+                <w:tab w:val="left" w:leader="none" w:pos="6480"/>
+                <w:tab w:val="left" w:leader="none" w:pos="7200"/>
+                <w:tab w:val="left" w:leader="none" w:pos="7920"/>
+                <w:tab w:val="left" w:leader="none" w:pos="8640"/>
+              </w:tabs>
+              <w:ind w:left="0" w:hanging="2"/>
+              <w:rPr/>
+            </w:pPr>
+            <w:r>
+              <w:rPr>
+                <w:rtl w:val="0"/>
+              </w:rPr>
+            </w:r>
+          </w:p>
+          <w:p>
+            <w:pPr>
+              <w:widowControl w:val="1"/>
+              <w:tabs>
+                <w:tab w:val="left" w:leader="none" w:pos="0"/>
+                <w:tab w:val="left" w:leader="none" w:pos="720"/>
+                <w:tab w:val="left" w:leader="none" w:pos="1440"/>
+                <w:tab w:val="left" w:leader="none" w:pos="2160"/>
+                <w:tab w:val="left" w:leader="none" w:pos="2880"/>
+                <w:tab w:val="left" w:leader="none" w:pos="3600"/>
+                <w:tab w:val="left" w:leader="none" w:pos="4320"/>
+                <w:tab w:val="left" w:leader="none" w:pos="5040"/>
+                <w:tab w:val="left" w:leader="none" w:pos="5760"/>
+                <w:tab w:val="left" w:leader="none" w:pos="6480"/>
+                <w:tab w:val="left" w:leader="none" w:pos="7200"/>
+                <w:tab w:val="left" w:leader="none" w:pos="7920"/>
+                <w:tab w:val="left" w:leader="none" w:pos="8640"/>
+              </w:tabs>
+              <w:ind w:left="0" w:hanging="2"/>
+              <w:rPr/>
+            </w:pPr>
+            <w:r>
+              <w:rPr>
+                <w:rtl w:val="0"/>
+              </w:rPr>
+            </w:r>
+          </w:p>
+        </w:tc>
+      </w:tr>
+    </w:tbl>
+    <w:p>
+      <w:pPr>
+        <w:ind w:left="0" w:firstLine="0"/>
+        <w:rPr>
+          <w:sz w:val="20"/>
+          <w:szCs w:val="20"/>
+        </w:rPr>
+        <w:sectPr>
+          <w:type w:val="continuous"/>
+          <w:pgSz w:h="15840" w:w="12240" w:orient="portrait"/>
+          <w:pgMar w:bottom="1440" w:top="1440" w:left="1800" w:right="1800" w:header="1440" w:footer="1440"/>
+        </w:sectPr>
+      </w:pPr>
+      <w:r>
+        <w:rPr>
+          <w:rtl w:val="0"/>
+        </w:rPr>
+      </w:r>
+    </w:p>
+    <w:p>
+      <w:pPr>
+        <w:pBdr>
+          <w:top w:space="0" w:sz="0" w:val="nil"/>
+          <w:left w:space="0" w:sz="0" w:val="nil"/>
+          <w:bottom w:space="0" w:sz="0" w:val="nil"/>
+          <w:right w:space="0" w:sz="0" w:val="nil"/>
+          <w:between w:space="0" w:sz="0" w:val="nil"/>
+        </w:pBdr>
+        <w:spacing w:line="276" w:lineRule="auto"/>
+        <w:ind w:left="0" w:hanging="2"/>
+        <w:rPr>
+          <w:sz w:val="20"/>
+          <w:szCs w:val="20"/>
+        </w:rPr>
+      </w:pPr>
+      <w:r>
+        <w:rPr>
+          <w:rtl w:val="0"/>
+        </w:rPr>
+      </w:r>
+    </w:p>
+    <w:tbl>
+      <w:tblPr>
+        <w:tblStyle w:val="Table6"/>
+        <w:tblW w:w="12644.0" w:type="dxa"/>
+        <w:jc w:val="left"/>
+        <w:tblLayout w:type="fixed"/>
+        <w:tblLook w:val="0000"/>
+      </w:tblPr>
+      <w:tblGrid>
+        <w:gridCol w:w="4184"/>
+        <w:gridCol w:w="360"/>
+        <w:gridCol w:w="4050"/>
+        <w:gridCol w:w="4050"/>
+        <w:tblGridChange w:id="0">
+          <w:tblGrid>
+            <w:gridCol w:w="4184"/>
+            <w:gridCol w:w="360"/>
+            <w:gridCol w:w="4050"/>
+            <w:gridCol w:w="4050"/>
+          </w:tblGrid>
+        </w:tblGridChange>
+      </w:tblGrid>
+      <w:tr>
+        <w:trPr>
+          <w:cantSplit w:val="0"/>
+          <w:tblHeader w:val="0"/>
+        </w:trPr>
+        <w:tc>
+          <w:tcPr>
+            <w:tcBorders>
+              <w:top w:color="ffffff" w:space="0" w:sz="6" w:val="single"/>
+              <w:left w:color="ffffff" w:space="0" w:sz="6" w:val="single"/>
+              <w:bottom w:color="ffffff" w:space="0" w:sz="6" w:val="single"/>
+              <w:right w:color="ffffff" w:space="0" w:sz="6" w:val="single"/>
+            </w:tcBorders>
+          </w:tcPr>
+          <w:p>
+            <w:pPr>
+              <w:ind w:left="0" w:hanging="2"/>
+              <w:rPr>
+                <w:sz w:val="20"/>
+                <w:szCs w:val="20"/>
+              </w:rPr>
+            </w:pPr>
+            <w:r>
+              <w:rPr>
+                <w:rtl w:val="0"/>
+              </w:rPr>
+            </w:r>
+          </w:p>
+          <w:p>
+            <w:pPr>
+              <w:widowControl w:val="1"/>
+              <w:tabs>
+                <w:tab w:val="left" w:leader="none" w:pos="0"/>
+                <w:tab w:val="left" w:leader="none" w:pos="720"/>
+                <w:tab w:val="left" w:leader="none" w:pos="1440"/>
+                <w:tab w:val="left" w:leader="none" w:pos="2160"/>
+                <w:tab w:val="left" w:leader="none" w:pos="2880"/>
+                <w:tab w:val="left" w:leader="none" w:pos="3600"/>
+                <w:tab w:val="left" w:leader="none" w:pos="4320"/>
+                <w:tab w:val="left" w:leader="none" w:pos="5040"/>
+                <w:tab w:val="left" w:leader="none" w:pos="5760"/>
+                <w:tab w:val="left" w:leader="none" w:pos="6480"/>
+                <w:tab w:val="left" w:leader="none" w:pos="7200"/>
+                <w:tab w:val="left" w:leader="none" w:pos="7920"/>
+                <w:tab w:val="left" w:leader="none" w:pos="8640"/>
+              </w:tabs>
+              <w:ind w:left="0" w:hanging="2"/>
+              <w:rPr/>
+            </w:pPr>
+            <w:r>
+              <w:rPr>
+                <w:rtl w:val="0"/>
+              </w:rPr>
+              <w:t xml:space="preserve">Dated: ___________________________</w:t>
+            </w:r>
+          </w:p>
+          <w:p>
+            <w:pPr>
+              <w:widowControl w:val="1"/>
+              <w:tabs>
+                <w:tab w:val="left" w:leader="none" w:pos="0"/>
+                <w:tab w:val="left" w:leader="none" w:pos="720"/>
+                <w:tab w:val="left" w:leader="none" w:pos="1440"/>
+                <w:tab w:val="left" w:leader="none" w:pos="2160"/>
+                <w:tab w:val="left" w:leader="none" w:pos="2880"/>
+                <w:tab w:val="left" w:leader="none" w:pos="3600"/>
+                <w:tab w:val="left" w:leader="none" w:pos="4320"/>
+                <w:tab w:val="left" w:leader="none" w:pos="5040"/>
+                <w:tab w:val="left" w:leader="none" w:pos="5760"/>
+                <w:tab w:val="left" w:leader="none" w:pos="6480"/>
+                <w:tab w:val="left" w:leader="none" w:pos="7200"/>
+                <w:tab w:val="left" w:leader="none" w:pos="7920"/>
+                <w:tab w:val="left" w:leader="none" w:pos="8640"/>
+              </w:tabs>
+              <w:ind w:left="0" w:hanging="2"/>
+              <w:rPr/>
+            </w:pPr>
+            <w:r>
+              <w:rPr>
+                <w:rtl w:val="0"/>
+              </w:rPr>
+            </w:r>
+          </w:p>
+        </w:tc>
+        <w:tc>
+          <w:tcPr>
+            <w:tcBorders>
+              <w:top w:color="ffffff" w:space="0" w:sz="6" w:val="single"/>
+              <w:left w:color="ffffff" w:space="0" w:sz="6" w:val="single"/>
+              <w:bottom w:color="ffffff" w:space="0" w:sz="6" w:val="single"/>
+              <w:right w:color="ffffff" w:space="0" w:sz="6" w:val="single"/>
+            </w:tcBorders>
+          </w:tcPr>
+          <w:p>
+            <w:pPr>
+              <w:ind w:left="0" w:hanging="2"/>
+              <w:rPr/>
+            </w:pPr>
+            <w:r>
+              <w:rPr>
+                <w:rtl w:val="0"/>
+              </w:rPr>
+            </w:r>
+          </w:p>
+          <w:p>
+            <w:pPr>
+              <w:widowControl w:val="1"/>
+              <w:tabs>
+                <w:tab w:val="left" w:leader="none" w:pos="0"/>
+                <w:tab w:val="left" w:leader="none" w:pos="720"/>
+                <w:tab w:val="left" w:leader="none" w:pos="1440"/>
+                <w:tab w:val="left" w:leader="none" w:pos="2160"/>
+                <w:tab w:val="left" w:leader="none" w:pos="2880"/>
+                <w:tab w:val="left" w:leader="none" w:pos="3600"/>
+                <w:tab w:val="left" w:leader="none" w:pos="4320"/>
+                <w:tab w:val="left" w:leader="none" w:pos="5040"/>
+                <w:tab w:val="left" w:leader="none" w:pos="5760"/>
+                <w:tab w:val="left" w:leader="none" w:pos="6480"/>
+                <w:tab w:val="left" w:leader="none" w:pos="7200"/>
+                <w:tab w:val="left" w:leader="none" w:pos="7920"/>
+                <w:tab w:val="left" w:leader="none" w:pos="8640"/>
+              </w:tabs>
+              <w:ind w:left="0" w:hanging="2"/>
+              <w:rPr/>
+            </w:pPr>
+            <w:r>
+              <w:rPr>
+                <w:rtl w:val="0"/>
+              </w:rPr>
+              <w:t xml:space="preserve"> </w:t>
+            </w:r>
+          </w:p>
+        </w:tc>
+        <w:tc>
+          <w:tcPr>
+            <w:tcBorders>
+              <w:top w:color="ffffff" w:space="0" w:sz="6" w:val="single"/>
+              <w:left w:color="ffffff" w:space="0" w:sz="6" w:val="single"/>
+              <w:bottom w:color="ffffff" w:space="0" w:sz="6" w:val="single"/>
+              <w:right w:color="ffffff" w:space="0" w:sz="6" w:val="single"/>
+            </w:tcBorders>
+          </w:tcPr>
+          <w:p>
+            <w:pPr>
+              <w:ind w:left="0" w:hanging="2"/>
+              <w:rPr/>
+            </w:pPr>
+            <w:r>
+              <w:rPr>
+                <w:rtl w:val="0"/>
+              </w:rPr>
+            </w:r>
+          </w:p>
+          <w:p>
+            <w:pPr>
+              <w:widowControl w:val="1"/>
+              <w:tabs>
+                <w:tab w:val="left" w:leader="none" w:pos="0"/>
+                <w:tab w:val="left" w:leader="none" w:pos="720"/>
+                <w:tab w:val="left" w:leader="none" w:pos="1440"/>
+                <w:tab w:val="left" w:leader="none" w:pos="2160"/>
+                <w:tab w:val="left" w:leader="none" w:pos="2880"/>
+                <w:tab w:val="left" w:leader="none" w:pos="3600"/>
+                <w:tab w:val="left" w:leader="none" w:pos="4320"/>
+                <w:tab w:val="left" w:leader="none" w:pos="5040"/>
+                <w:tab w:val="left" w:leader="none" w:pos="5760"/>
+                <w:tab w:val="left" w:leader="none" w:pos="6480"/>
+                <w:tab w:val="left" w:leader="none" w:pos="7200"/>
+                <w:tab w:val="left" w:leader="none" w:pos="7920"/>
+                <w:tab w:val="left" w:leader="none" w:pos="8640"/>
+              </w:tabs>
+              <w:ind w:left="0" w:hanging="2"/>
+              <w:rPr/>
+            </w:pPr>
+            <w:r>
+              <w:rPr>
+                <w:rtl w:val="0"/>
+              </w:rPr>
+              <w:t xml:space="preserve">By:______________________________</w:t>
+            </w:r>
+          </w:p>
+          <w:p>
+            <w:pPr>
+              <w:widowControl w:val="1"/>
+              <w:tabs>
+                <w:tab w:val="left" w:leader="none" w:pos="0"/>
+                <w:tab w:val="left" w:leader="none" w:pos="720"/>
+                <w:tab w:val="left" w:leader="none" w:pos="1440"/>
+                <w:tab w:val="left" w:leader="none" w:pos="2160"/>
+                <w:tab w:val="left" w:leader="none" w:pos="2880"/>
+                <w:tab w:val="left" w:leader="none" w:pos="3600"/>
+                <w:tab w:val="left" w:leader="none" w:pos="4320"/>
+                <w:tab w:val="left" w:leader="none" w:pos="5040"/>
+                <w:tab w:val="left" w:leader="none" w:pos="5760"/>
+                <w:tab w:val="left" w:leader="none" w:pos="6480"/>
+                <w:tab w:val="left" w:leader="none" w:pos="7200"/>
+                <w:tab w:val="left" w:leader="none" w:pos="7920"/>
+                <w:tab w:val="left" w:leader="none" w:pos="8640"/>
+              </w:tabs>
+              <w:ind w:left="0" w:hanging="2"/>
+              <w:rPr/>
+            </w:pPr>
+            <w:r>
+              <w:rPr>
+                <w:b w:val="1"/>
+                <w:rtl w:val="0"/>
+              </w:rPr>
+              <w:t xml:space="preserve">{lender_signatory_name}, its authorized agent</w:t>
+            </w:r>
+          </w:p>
+          <w:p>
+            <w:pPr>
+              <w:ind w:left="0" w:hanging="2"/>
+              <w:rPr/>
+            </w:pPr>
+            <w:r>
+              <w:rPr>
+                <w:rtl w:val="0"/>
+              </w:rPr>
+            </w:r>
+          </w:p>
+        </w:tc>
+        <w:tc>
+          <w:tcPr>
+            <w:tcBorders>
+              <w:top w:color="ffffff" w:space="0" w:sz="6" w:val="single"/>
+              <w:left w:color="ffffff" w:space="0" w:sz="6" w:val="single"/>
+              <w:bottom w:color="ffffff" w:space="0" w:sz="6" w:val="single"/>
+              <w:right w:color="ffffff" w:space="0" w:sz="6" w:val="single"/>
+            </w:tcBorders>
+          </w:tcPr>
+          <w:p>
+            <w:pPr>
+              <w:ind w:left="0" w:hanging="2"/>
+              <w:rPr/>
+            </w:pPr>
+            <w:r>
+              <w:rPr>
+                <w:rtl w:val="0"/>
+              </w:rPr>
+            </w:r>
+          </w:p>
+          <w:p>
+            <w:pPr>
+              <w:widowControl w:val="1"/>
+              <w:tabs>
+                <w:tab w:val="left" w:leader="none" w:pos="0"/>
+                <w:tab w:val="left" w:leader="none" w:pos="720"/>
+                <w:tab w:val="left" w:leader="none" w:pos="1440"/>
+                <w:tab w:val="left" w:leader="none" w:pos="2160"/>
+                <w:tab w:val="left" w:leader="none" w:pos="2880"/>
+                <w:tab w:val="left" w:leader="none" w:pos="3600"/>
+                <w:tab w:val="left" w:leader="none" w:pos="4320"/>
+                <w:tab w:val="left" w:leader="none" w:pos="5040"/>
+                <w:tab w:val="left" w:leader="none" w:pos="5760"/>
+                <w:tab w:val="left" w:leader="none" w:pos="6480"/>
+                <w:tab w:val="left" w:leader="none" w:pos="7200"/>
+                <w:tab w:val="left" w:leader="none" w:pos="7920"/>
+                <w:tab w:val="left" w:leader="none" w:pos="8640"/>
+              </w:tabs>
+              <w:ind w:left="0" w:hanging="2"/>
+              <w:rPr/>
+            </w:pPr>
+            <w:r>
+              <w:rPr>
+                <w:rtl w:val="0"/>
+              </w:rPr>
+            </w:r>
+          </w:p>
+        </w:tc>
+      </w:tr>
+    </w:tbl>
+    <w:p>
+      <w:pPr>
+        <w:widowControl w:val="1"/>
+        <w:tabs>
+          <w:tab w:val="left" w:leader="none" w:pos="0"/>
+          <w:tab w:val="left" w:leader="none" w:pos="720"/>
+          <w:tab w:val="left" w:leader="none" w:pos="1440"/>
+          <w:tab w:val="left" w:leader="none" w:pos="2160"/>
+          <w:tab w:val="left" w:leader="none" w:pos="2880"/>
+          <w:tab w:val="left" w:leader="none" w:pos="3600"/>
+          <w:tab w:val="left" w:leader="none" w:pos="4320"/>
+          <w:tab w:val="left" w:leader="none" w:pos="5040"/>
+          <w:tab w:val="left" w:leader="none" w:pos="5760"/>
+          <w:tab w:val="left" w:leader="none" w:pos="6480"/>
+          <w:tab w:val="left" w:leader="none" w:pos="7200"/>
+          <w:tab w:val="left" w:leader="none" w:pos="7920"/>
+          <w:tab w:val="left" w:leader="none" w:pos="8640"/>
+        </w:tabs>
+        <w:ind w:left="0" w:hanging="2"/>
+        <w:rPr>
+          <w:sz w:val="20"/>
+          <w:szCs w:val="20"/>
+        </w:rPr>
+      </w:pPr>
+      <w:r>
+        <w:rPr>
+          <w:sz w:val="20"/>
+          <w:szCs w:val="20"/>
+          <w:rtl w:val="0"/>
+        </w:rPr>
+        <w:t xml:space="preserve">This instrument was prepared by:</w:t>
+      </w:r>
+    </w:p>
+    <w:p>
+      <w:pPr>
+        <w:widowControl w:val="1"/>
+        <w:tabs>
+          <w:tab w:val="left" w:leader="none" w:pos="0"/>
+          <w:tab w:val="left" w:leader="none" w:pos="720"/>
+          <w:tab w:val="left" w:leader="none" w:pos="1440"/>
+          <w:tab w:val="left" w:leader="none" w:pos="2160"/>
+          <w:tab w:val="left" w:leader="none" w:pos="2880"/>
+          <w:tab w:val="left" w:leader="none" w:pos="3600"/>
+          <w:tab w:val="left" w:leader="none" w:pos="4320"/>
+          <w:tab w:val="left" w:leader="none" w:pos="5040"/>
+          <w:tab w:val="left" w:leader="none" w:pos="5760"/>
+          <w:tab w:val="left" w:leader="none" w:pos="6480"/>
+          <w:tab w:val="left" w:leader="none" w:pos="7200"/>
+          <w:tab w:val="left" w:leader="none" w:pos="7920"/>
+          <w:tab w:val="left" w:leader="none" w:pos="8640"/>
+        </w:tabs>
+        <w:ind w:left="0" w:hanging="2"/>
+        <w:rPr>
+          <w:sz w:val="20"/>
+          <w:szCs w:val="20"/>
+        </w:rPr>
+      </w:pPr>
+      <w:r>
+        <w:rPr>
+          <w:sz w:val="20"/>
+          <w:szCs w:val="20"/>
+        </w:rPr>
+        <w:t xml:space="preserve">{preparer_firm_name}</w:t>
+      </w:r>
+    </w:p>
+    <w:p>
+      <w:pPr>
+        <w:widowControl w:val="1"/>
+        <w:tabs>
+          <w:tab w:val="left" w:leader="none" w:pos="0"/>
+          <w:tab w:val="left" w:leader="none" w:pos="720"/>
+          <w:tab w:val="left" w:leader="none" w:pos="1440"/>
+          <w:tab w:val="left" w:leader="none" w:pos="2160"/>
+          <w:tab w:val="left" w:leader="none" w:pos="2880"/>
+          <w:tab w:val="left" w:leader="none" w:pos="3600"/>
+          <w:tab w:val="left" w:leader="none" w:pos="4320"/>
+          <w:tab w:val="left" w:leader="none" w:pos="5040"/>
+          <w:tab w:val="left" w:leader="none" w:pos="5760"/>
+          <w:tab w:val="left" w:leader="none" w:pos="6480"/>
+          <w:tab w:val="left" w:leader="none" w:pos="7200"/>
+          <w:tab w:val="left" w:leader="none" w:pos="7920"/>
+          <w:tab w:val="left" w:leader="none" w:pos="8640"/>
+        </w:tabs>
+        <w:ind w:left="0" w:hanging="2"/>
+        <w:rPr>
+          <w:sz w:val="20"/>
+          <w:szCs w:val="20"/>
+        </w:rPr>
+      </w:pPr>
+      <w:r>
+        <w:rPr>
+          <w:sz w:val="20"/>
+          <w:szCs w:val="20"/>
+        </w:rPr>
+        <w:t xml:space="preserve">{preparer_address_line1}</w:t>
+      </w:r>
+    </w:p>
+    <w:p>
+      <w:pPr>
+        <w:widowControl w:val="1"/>
+        <w:tabs>
+          <w:tab w:val="left" w:leader="none" w:pos="0"/>
+          <w:tab w:val="left" w:leader="none" w:pos="720"/>
+          <w:tab w:val="left" w:leader="none" w:pos="1440"/>
+          <w:tab w:val="left" w:leader="none" w:pos="2160"/>
+          <w:tab w:val="left" w:leader="none" w:pos="2880"/>
+          <w:tab w:val="left" w:leader="none" w:pos="3600"/>
+          <w:tab w:val="left" w:leader="none" w:pos="4320"/>
+          <w:tab w:val="left" w:leader="none" w:pos="5040"/>
+          <w:tab w:val="left" w:leader="none" w:pos="5760"/>
+          <w:tab w:val="left" w:leader="none" w:pos="6480"/>
+          <w:tab w:val="left" w:leader="none" w:pos="7200"/>
+          <w:tab w:val="left" w:leader="none" w:pos="7920"/>
+          <w:tab w:val="left" w:leader="none" w:pos="8640"/>
+        </w:tabs>
+        <w:ind w:left="0" w:hanging="2"/>
+        <w:rPr>
+          <w:sz w:val="20"/>
+          <w:szCs w:val="20"/>
+        </w:rPr>
+      </w:pPr>
+      <w:r>
+        <w:rPr>
+          <w:sz w:val="20"/>
+          <w:szCs w:val="20"/>
+        </w:rPr>
+        <w:t xml:space="preserve">{preparer_city_state_zip}</w:t>
+      </w:r>
+    </w:p>
+    <w:p>
+      <w:pPr>
+        <w:widowControl w:val="1"/>
+        <w:tabs>
+          <w:tab w:val="left" w:leader="none" w:pos="0"/>
+          <w:tab w:val="left" w:leader="none" w:pos="720"/>
+          <w:tab w:val="left" w:leader="none" w:pos="1440"/>
+          <w:tab w:val="left" w:leader="none" w:pos="2160"/>
+          <w:tab w:val="left" w:leader="none" w:pos="2880"/>
+          <w:tab w:val="left" w:leader="none" w:pos="3600"/>
+          <w:tab w:val="left" w:leader="none" w:pos="4320"/>
+          <w:tab w:val="left" w:leader="none" w:pos="5040"/>
+          <w:tab w:val="left" w:leader="none" w:pos="5760"/>
+          <w:tab w:val="left" w:leader="none" w:pos="6480"/>
+          <w:tab w:val="left" w:leader="none" w:pos="7200"/>
+          <w:tab w:val="left" w:leader="none" w:pos="7920"/>
+          <w:tab w:val="left" w:leader="none" w:pos="8640"/>
+        </w:tabs>
+        <w:ind w:left="0" w:hanging="2"/>
+        <w:rPr>
+          <w:sz w:val="20"/>
+          <w:szCs w:val="20"/>
+        </w:rPr>
+      </w:pPr>
+      <w:r>
+        <w:rPr>
+          <w:sz w:val="20"/>
+          <w:szCs w:val="20"/>
+        </w:rPr>
+        <w:t xml:space="preserve">Loan Originator: {loan_originator_name}, NMLS ID {loan_originator_nmls}</w:t>
+      </w:r>
+    </w:p>
+    <w:p>
+      <w:pPr>
+        <w:widowControl w:val="1"/>
+        <w:tabs>
+          <w:tab w:val="left" w:leader="none" w:pos="0"/>
+          <w:tab w:val="left" w:leader="none" w:pos="720"/>
+          <w:tab w:val="left" w:leader="none" w:pos="1440"/>
+          <w:tab w:val="left" w:leader="none" w:pos="2160"/>
+          <w:tab w:val="left" w:leader="none" w:pos="2880"/>
+          <w:tab w:val="left" w:leader="none" w:pos="3600"/>
+          <w:tab w:val="left" w:leader="none" w:pos="4320"/>
+          <w:tab w:val="left" w:leader="none" w:pos="5040"/>
+          <w:tab w:val="left" w:leader="none" w:pos="5760"/>
+          <w:tab w:val="left" w:leader="none" w:pos="6480"/>
+          <w:tab w:val="left" w:leader="none" w:pos="7200"/>
+          <w:tab w:val="left" w:leader="none" w:pos="7920"/>
+          <w:tab w:val="left" w:leader="none" w:pos="8640"/>
+        </w:tabs>
+        <w:ind w:left="0" w:hanging="2"/>
+        <w:rPr>
+          <w:sz w:val="20"/>
+          <w:szCs w:val="20"/>
+        </w:rPr>
+      </w:pPr>
+      <w:r>
+        <w:rPr>
+          <w:sz w:val="20"/>
+          <w:szCs w:val="20"/>
+        </w:rPr>
+        <w:t xml:space="preserve">Loan Originator Organization: {lender_name} NMLS ID {lender_nmls_id}</w:t>
+      </w:r>
+    </w:p>
+    <w:p>
+      <w:pPr>
+        <w:widowControl w:val="1"/>
+        <w:tabs>
+          <w:tab w:val="left" w:leader="none" w:pos="0"/>
+          <w:tab w:val="left" w:leader="none" w:pos="720"/>
+          <w:tab w:val="left" w:leader="none" w:pos="1440"/>
+          <w:tab w:val="left" w:leader="none" w:pos="2160"/>
+          <w:tab w:val="left" w:leader="none" w:pos="2880"/>
+          <w:tab w:val="left" w:leader="none" w:pos="3600"/>
+          <w:tab w:val="left" w:leader="none" w:pos="4320"/>
+          <w:tab w:val="left" w:leader="none" w:pos="5040"/>
+          <w:tab w:val="left" w:leader="none" w:pos="5760"/>
+          <w:tab w:val="left" w:leader="none" w:pos="6480"/>
+          <w:tab w:val="left" w:leader="none" w:pos="7200"/>
+          <w:tab w:val="left" w:leader="none" w:pos="7920"/>
+          <w:tab w:val="left" w:leader="none" w:pos="8640"/>
+        </w:tabs>
+        <w:ind w:left="0" w:hanging="2"/>
+        <w:rPr>
+          <w:sz w:val="20"/>
+          <w:szCs w:val="20"/>
+        </w:rPr>
+      </w:pPr>
+      <w:r>
+        <w:rPr>
+          <w:rtl w:val="0"/>
+        </w:rPr>
+      </w:r>
+    </w:p>
+    <w:p>
+      <w:pPr>
+        <w:widowControl w:val="1"/>
+        <w:tabs>
+          <w:tab w:val="left" w:leader="none" w:pos="0"/>
+          <w:tab w:val="left" w:leader="none" w:pos="720"/>
+          <w:tab w:val="left" w:leader="none" w:pos="1440"/>
+          <w:tab w:val="left" w:leader="none" w:pos="2160"/>
+          <w:tab w:val="left" w:leader="none" w:pos="2880"/>
+          <w:tab w:val="left" w:leader="none" w:pos="3600"/>
+          <w:tab w:val="left" w:leader="none" w:pos="4320"/>
+          <w:tab w:val="left" w:leader="none" w:pos="5040"/>
+          <w:tab w:val="left" w:leader="none" w:pos="5760"/>
+          <w:tab w:val="left" w:leader="none" w:pos="6480"/>
+          <w:tab w:val="left" w:leader="none" w:pos="7200"/>
+          <w:tab w:val="left" w:leader="none" w:pos="7920"/>
+          <w:tab w:val="left" w:leader="none" w:pos="8640"/>
+        </w:tabs>
+        <w:ind w:left="0" w:hanging="2"/>
+        <w:rPr>
+          <w:sz w:val="20"/>
+          <w:szCs w:val="20"/>
+        </w:rPr>
+      </w:pPr>
+      <w:r>
+        <w:rPr>
+          <w:rtl w:val="0"/>
+        </w:rPr>
+      </w:r>
+    </w:p>
+    <w:p>
+      <w:pPr>
+        <w:widowControl w:val="1"/>
+        <w:tabs>
+          <w:tab w:val="left" w:leader="none" w:pos="0"/>
+          <w:tab w:val="left" w:leader="none" w:pos="720"/>
+          <w:tab w:val="left" w:leader="none" w:pos="1440"/>
+          <w:tab w:val="left" w:leader="none" w:pos="2160"/>
+          <w:tab w:val="left" w:leader="none" w:pos="2880"/>
+          <w:tab w:val="left" w:leader="none" w:pos="3600"/>
+          <w:tab w:val="left" w:leader="none" w:pos="4320"/>
+          <w:tab w:val="left" w:leader="none" w:pos="5040"/>
+          <w:tab w:val="left" w:leader="none" w:pos="5760"/>
+          <w:tab w:val="left" w:leader="none" w:pos="6480"/>
+          <w:tab w:val="left" w:leader="none" w:pos="7200"/>
+          <w:tab w:val="left" w:leader="none" w:pos="7920"/>
+          <w:tab w:val="left" w:leader="none" w:pos="8640"/>
+        </w:tabs>
+        <w:ind w:left="0" w:hanging="2"/>
+        <w:rPr>
+          <w:sz w:val="20"/>
+          <w:szCs w:val="20"/>
+        </w:rPr>
+      </w:pPr>
+      <w:r>
+        <w:rPr>
+          <w:rtl w:val="0"/>
+        </w:rPr>
+      </w:r>
+    </w:p>
+    <w:p>
+      <w:pPr>
+        <w:widowControl w:val="1"/>
+        <w:tabs>
+          <w:tab w:val="left" w:leader="none" w:pos="0"/>
+          <w:tab w:val="left" w:leader="none" w:pos="720"/>
+          <w:tab w:val="left" w:leader="none" w:pos="1440"/>
+          <w:tab w:val="left" w:leader="none" w:pos="2160"/>
+          <w:tab w:val="left" w:leader="none" w:pos="2880"/>
+          <w:tab w:val="left" w:leader="none" w:pos="3600"/>
+          <w:tab w:val="left" w:leader="none" w:pos="4320"/>
+          <w:tab w:val="left" w:leader="none" w:pos="5040"/>
+          <w:tab w:val="left" w:leader="none" w:pos="5760"/>
+          <w:tab w:val="left" w:leader="none" w:pos="6480"/>
+          <w:tab w:val="left" w:leader="none" w:pos="7200"/>
+          <w:tab w:val="left" w:leader="none" w:pos="7920"/>
+          <w:tab w:val="left" w:leader="none" w:pos="8640"/>
+        </w:tabs>
+        <w:ind w:left="0" w:hanging="2"/>
+        <w:rPr>
+          <w:sz w:val="20"/>
+          <w:szCs w:val="20"/>
+        </w:rPr>
+      </w:pPr>
+      <w:r>
+        <w:rPr>
+          <w:rtl w:val="0"/>
+        </w:rPr>
+      </w:r>
+    </w:p>
+    <w:p>
+      <w:pPr>
+        <w:widowControl w:val="1"/>
+        <w:tabs>
+          <w:tab w:val="left" w:leader="none" w:pos="0"/>
+          <w:tab w:val="left" w:leader="none" w:pos="720"/>
+          <w:tab w:val="left" w:leader="none" w:pos="1440"/>
+          <w:tab w:val="left" w:leader="none" w:pos="2160"/>
+          <w:tab w:val="left" w:leader="none" w:pos="2880"/>
+          <w:tab w:val="left" w:leader="none" w:pos="3600"/>
+          <w:tab w:val="left" w:leader="none" w:pos="4320"/>
+          <w:tab w:val="left" w:leader="none" w:pos="5040"/>
+          <w:tab w:val="left" w:leader="none" w:pos="5760"/>
+          <w:tab w:val="left" w:leader="none" w:pos="6480"/>
+          <w:tab w:val="left" w:leader="none" w:pos="7200"/>
+          <w:tab w:val="left" w:leader="none" w:pos="7920"/>
+          <w:tab w:val="left" w:leader="none" w:pos="8640"/>
+        </w:tabs>
+        <w:ind w:left="0" w:hanging="2"/>
+        <w:rPr>
+          <w:sz w:val="20"/>
+          <w:szCs w:val="20"/>
+        </w:rPr>
+      </w:pPr>
+      <w:r>
+        <w:rPr>
+          <w:rtl w:val="0"/>
+        </w:rPr>
+      </w:r>
+    </w:p>
+    <w:p>
+      <w:pPr>
+        <w:widowControl w:val="1"/>
+        <w:tabs>
+          <w:tab w:val="left" w:leader="none" w:pos="0"/>
+          <w:tab w:val="left" w:leader="none" w:pos="720"/>
+          <w:tab w:val="left" w:leader="none" w:pos="1440"/>
+          <w:tab w:val="left" w:leader="none" w:pos="2160"/>
+          <w:tab w:val="left" w:leader="none" w:pos="2880"/>
+          <w:tab w:val="left" w:leader="none" w:pos="3600"/>
+          <w:tab w:val="left" w:leader="none" w:pos="4320"/>
+          <w:tab w:val="left" w:leader="none" w:pos="5040"/>
+          <w:tab w:val="left" w:leader="none" w:pos="5760"/>
+          <w:tab w:val="left" w:leader="none" w:pos="6480"/>
+          <w:tab w:val="left" w:leader="none" w:pos="7200"/>
+          <w:tab w:val="left" w:leader="none" w:pos="7920"/>
+          <w:tab w:val="left" w:leader="none" w:pos="8640"/>
+        </w:tabs>
+        <w:ind w:left="0" w:hanging="2"/>
+        <w:rPr>
+          <w:sz w:val="20"/>
+          <w:szCs w:val="20"/>
+        </w:rPr>
+      </w:pPr>
+      <w:r>
+        <w:rPr>
+          <w:rtl w:val="0"/>
+        </w:rPr>
+      </w:r>
+    </w:p>
+    <w:p>
+      <w:pPr>
+        <w:spacing w:line="240" w:lineRule="auto"/>
+        <w:ind w:left="0" w:firstLine="0"/>
+        <w:rPr>
+          <w:sz w:val="20"/>
+          <w:szCs w:val="20"/>
+        </w:rPr>
+      </w:pPr>
+      <w:r>
+        <w:rPr>
+          <w:rtl w:val="0"/>
+        </w:rPr>
+      </w:r>
+    </w:p>
+    <w:sectPr>
+      <w:type w:val="continuous"/>
+      <w:pgSz w:h="15840" w:w="12240" w:orient="portrait"/>
+      <w:pgMar w:bottom="1440" w:top="1440" w:left="1800" w:right="1800" w:header="1440" w:footer="1440"/>
+    </w:sectPr>
+  </w:body>
+</w:document>
 </file>
 
 <file path=word/footer1.xml><?xml version="1.0" encoding="utf-8"?>
